--- a/00-首页/题组Word/第一轮·综合套卷/第一轮综合卷10（教师版）.docx
+++ b/00-首页/题组Word/第一轮·综合套卷/第一轮综合卷10（教师版）.docx
@@ -330,48 +330,6 @@
         </w:rPr>
         <w:t>赵鑫光竞赛笔记</w:t>
       </w:r>
-      <w:r>
-        <w:rPr>
-          <w:rFonts w:ascii="Times New Roman" w:hAnsi="Times New Roman" w:eastAsia="Times New Roman" w:cs="Times New Roman"/>
-        </w:rPr>
-        <w:t xml:space="preserve"> </w:t>
-      </w:r>
-      <w:r>
-        <w:rPr>
-          <w:rFonts w:hint="eastAsia" w:ascii="Times New Roman" w:hAnsi="Times New Roman" w:eastAsia="FangSong" w:cs="Times New Roman"/>
-        </w:rPr>
-        <w:t>曾用于</w:t>
-      </w:r>
-      <w:r>
-        <w:rPr>
-          <w:rFonts w:hint="eastAsia" w:ascii="Times New Roman" w:hAnsi="Times New Roman" w:eastAsia="Times New Roman" w:cs="Times New Roman"/>
-        </w:rPr>
-        <w:t>：</w:t>
-      </w:r>
-      <w:r>
-        <w:rPr>
-          <w:rFonts w:hint="eastAsia" w:ascii="Times New Roman" w:hAnsi="Times New Roman" w:eastAsia="FangSong" w:cs="Times New Roman"/>
-        </w:rPr>
-        <w:t>第一轮综合卷</w:t>
-      </w:r>
-      <w:r>
-        <w:rPr>
-          <w:rFonts w:hint="eastAsia" w:ascii="Times New Roman" w:hAnsi="Times New Roman" w:eastAsia="Times New Roman" w:cs="Times New Roman"/>
-        </w:rPr>
-        <w:t>06（</w:t>
-      </w:r>
-      <w:r>
-        <w:rPr>
-          <w:rFonts w:hint="eastAsia" w:ascii="Times New Roman" w:hAnsi="Times New Roman" w:eastAsia="FangSong" w:cs="Times New Roman"/>
-        </w:rPr>
-        <w:t>教师版</w:t>
-      </w:r>
-      <w:r>
-        <w:rPr>
-          <w:rFonts w:hint="eastAsia" w:ascii="Times New Roman" w:hAnsi="Times New Roman" w:eastAsia="Times New Roman" w:cs="Times New Roman"/>
-        </w:rPr>
-        <w:t>）</w:t>
-      </w:r>
     </w:p>
     <w:p>
       <w:pPr>
@@ -978,48 +936,6 @@
         </w:rPr>
         <w:t>赵鑫光竞赛笔记</w:t>
       </w:r>
-      <w:r>
-        <w:rPr>
-          <w:rFonts w:ascii="Times New Roman" w:hAnsi="Times New Roman" w:eastAsia="Times New Roman" w:cs="Times New Roman"/>
-        </w:rPr>
-        <w:t xml:space="preserve"> </w:t>
-      </w:r>
-      <w:r>
-        <w:rPr>
-          <w:rFonts w:hint="eastAsia" w:ascii="Times New Roman" w:hAnsi="Times New Roman" w:eastAsia="FangSong" w:cs="Times New Roman"/>
-        </w:rPr>
-        <w:t>曾用于</w:t>
-      </w:r>
-      <w:r>
-        <w:rPr>
-          <w:rFonts w:hint="eastAsia" w:ascii="Times New Roman" w:hAnsi="Times New Roman" w:eastAsia="Times New Roman" w:cs="Times New Roman"/>
-        </w:rPr>
-        <w:t>：</w:t>
-      </w:r>
-      <w:r>
-        <w:rPr>
-          <w:rFonts w:hint="eastAsia" w:ascii="Times New Roman" w:hAnsi="Times New Roman" w:eastAsia="FangSong" w:cs="Times New Roman"/>
-        </w:rPr>
-        <w:t>第一轮综合卷</w:t>
-      </w:r>
-      <w:r>
-        <w:rPr>
-          <w:rFonts w:hint="eastAsia" w:ascii="Times New Roman" w:hAnsi="Times New Roman" w:eastAsia="Times New Roman" w:cs="Times New Roman"/>
-        </w:rPr>
-        <w:t>07（</w:t>
-      </w:r>
-      <w:r>
-        <w:rPr>
-          <w:rFonts w:hint="eastAsia" w:ascii="Times New Roman" w:hAnsi="Times New Roman" w:eastAsia="FangSong" w:cs="Times New Roman"/>
-        </w:rPr>
-        <w:t>教师版</w:t>
-      </w:r>
-      <w:r>
-        <w:rPr>
-          <w:rFonts w:hint="eastAsia" w:ascii="Times New Roman" w:hAnsi="Times New Roman" w:eastAsia="Times New Roman" w:cs="Times New Roman"/>
-        </w:rPr>
-        <w:t>）</w:t>
-      </w:r>
     </w:p>
     <w:p>
       <w:pPr>
@@ -1266,48 +1182,6 @@
         </w:rPr>
         <w:t>赵鑫光竞赛笔记</w:t>
       </w:r>
-      <w:r>
-        <w:rPr>
-          <w:rFonts w:ascii="Times New Roman" w:hAnsi="Times New Roman" w:eastAsia="Times New Roman" w:cs="Times New Roman"/>
-        </w:rPr>
-        <w:t xml:space="preserve"> </w:t>
-      </w:r>
-      <w:r>
-        <w:rPr>
-          <w:rFonts w:hint="eastAsia" w:ascii="Times New Roman" w:hAnsi="Times New Roman" w:eastAsia="FangSong" w:cs="Times New Roman"/>
-        </w:rPr>
-        <w:t>曾用于</w:t>
-      </w:r>
-      <w:r>
-        <w:rPr>
-          <w:rFonts w:hint="eastAsia" w:ascii="Times New Roman" w:hAnsi="Times New Roman" w:eastAsia="Times New Roman" w:cs="Times New Roman"/>
-        </w:rPr>
-        <w:t>：</w:t>
-      </w:r>
-      <w:r>
-        <w:rPr>
-          <w:rFonts w:hint="eastAsia" w:ascii="Times New Roman" w:hAnsi="Times New Roman" w:eastAsia="FangSong" w:cs="Times New Roman"/>
-        </w:rPr>
-        <w:t>第一轮综合卷</w:t>
-      </w:r>
-      <w:r>
-        <w:rPr>
-          <w:rFonts w:hint="eastAsia" w:ascii="Times New Roman" w:hAnsi="Times New Roman" w:eastAsia="Times New Roman" w:cs="Times New Roman"/>
-        </w:rPr>
-        <w:t>07（</w:t>
-      </w:r>
-      <w:r>
-        <w:rPr>
-          <w:rFonts w:hint="eastAsia" w:ascii="Times New Roman" w:hAnsi="Times New Roman" w:eastAsia="FangSong" w:cs="Times New Roman"/>
-        </w:rPr>
-        <w:t>教师版</w:t>
-      </w:r>
-      <w:r>
-        <w:rPr>
-          <w:rFonts w:hint="eastAsia" w:ascii="Times New Roman" w:hAnsi="Times New Roman" w:eastAsia="Times New Roman" w:cs="Times New Roman"/>
-        </w:rPr>
-        <w:t>）</w:t>
-      </w:r>
     </w:p>
     <w:p>
       <w:pPr>
@@ -1525,48 +1399,6 @@
           <w:rFonts w:hint="eastAsia" w:ascii="Times New Roman" w:hAnsi="Times New Roman" w:eastAsia="FangSong" w:cs="Times New Roman"/>
         </w:rPr>
         <w:t>赵鑫光竞赛笔记</w:t>
-      </w:r>
-      <w:r>
-        <w:rPr>
-          <w:rFonts w:ascii="Times New Roman" w:hAnsi="Times New Roman" w:eastAsia="Times New Roman" w:cs="Times New Roman"/>
-        </w:rPr>
-        <w:t xml:space="preserve"> </w:t>
-      </w:r>
-      <w:r>
-        <w:rPr>
-          <w:rFonts w:hint="eastAsia" w:ascii="Times New Roman" w:hAnsi="Times New Roman" w:eastAsia="FangSong" w:cs="Times New Roman"/>
-        </w:rPr>
-        <w:t>曾用于</w:t>
-      </w:r>
-      <w:r>
-        <w:rPr>
-          <w:rFonts w:hint="eastAsia" w:ascii="Times New Roman" w:hAnsi="Times New Roman" w:eastAsia="Times New Roman" w:cs="Times New Roman"/>
-        </w:rPr>
-        <w:t>：</w:t>
-      </w:r>
-      <w:r>
-        <w:rPr>
-          <w:rFonts w:hint="eastAsia" w:ascii="Times New Roman" w:hAnsi="Times New Roman" w:eastAsia="FangSong" w:cs="Times New Roman"/>
-        </w:rPr>
-        <w:t>第一轮综合卷</w:t>
-      </w:r>
-      <w:r>
-        <w:rPr>
-          <w:rFonts w:hint="eastAsia" w:ascii="Times New Roman" w:hAnsi="Times New Roman" w:eastAsia="Times New Roman" w:cs="Times New Roman"/>
-        </w:rPr>
-        <w:t>07（</w:t>
-      </w:r>
-      <w:r>
-        <w:rPr>
-          <w:rFonts w:hint="eastAsia" w:ascii="Times New Roman" w:hAnsi="Times New Roman" w:eastAsia="FangSong" w:cs="Times New Roman"/>
-        </w:rPr>
-        <w:t>教师版</w:t>
-      </w:r>
-      <w:r>
-        <w:rPr>
-          <w:rFonts w:hint="eastAsia" w:ascii="Times New Roman" w:hAnsi="Times New Roman" w:eastAsia="Times New Roman" w:cs="Times New Roman"/>
-        </w:rPr>
-        <w:t>）</w:t>
       </w:r>
     </w:p>
     <w:p>
@@ -1766,66 +1598,6 @@
         </w:rPr>
         <w:t>2023</w:t>
       </w:r>
-      <w:r>
-        <w:rPr>
-          <w:rFonts w:ascii="Times New Roman" w:hAnsi="Times New Roman" w:eastAsia="Times New Roman" w:cs="Times New Roman"/>
-        </w:rPr>
-        <w:t xml:space="preserve"> </w:t>
-      </w:r>
-      <w:r>
-        <w:rPr>
-          <w:rFonts w:hint="eastAsia" w:ascii="Times New Roman" w:hAnsi="Times New Roman" w:eastAsia="FangSong" w:cs="Times New Roman"/>
-        </w:rPr>
-        <w:t>曾用于</w:t>
-      </w:r>
-      <w:r>
-        <w:rPr>
-          <w:rFonts w:hint="eastAsia" w:ascii="Times New Roman" w:hAnsi="Times New Roman" w:eastAsia="Times New Roman" w:cs="Times New Roman"/>
-        </w:rPr>
-        <w:t>：</w:t>
-      </w:r>
-      <w:r>
-        <w:rPr>
-          <w:rFonts w:hint="eastAsia" w:ascii="Times New Roman" w:hAnsi="Times New Roman" w:eastAsia="FangSong" w:cs="Times New Roman"/>
-        </w:rPr>
-        <w:t>省预赛专项卷</w:t>
-      </w:r>
-      <w:r>
-        <w:rPr>
-          <w:rFonts w:hint="eastAsia" w:ascii="Times New Roman" w:hAnsi="Times New Roman" w:eastAsia="Times New Roman" w:cs="Times New Roman"/>
-        </w:rPr>
-        <w:t>I,</w:t>
-      </w:r>
-      <w:r>
-        <w:rPr>
-          <w:rFonts w:ascii="Times New Roman" w:hAnsi="Times New Roman" w:eastAsia="Times New Roman" w:cs="Times New Roman"/>
-        </w:rPr>
-        <w:t xml:space="preserve"> </w:t>
-      </w:r>
-      <w:r>
-        <w:rPr>
-          <w:rFonts w:hint="eastAsia" w:ascii="Times New Roman" w:hAnsi="Times New Roman" w:eastAsia="FangSong" w:cs="Times New Roman"/>
-        </w:rPr>
-        <w:t>第一轮综合卷</w:t>
-      </w:r>
-      <w:r>
-        <w:rPr>
-          <w:rFonts w:hint="eastAsia" w:ascii="Times New Roman" w:hAnsi="Times New Roman" w:eastAsia="Times New Roman" w:cs="Times New Roman"/>
-        </w:rPr>
-        <w:t>11（</w:t>
-      </w:r>
-      <w:r>
-        <w:rPr>
-          <w:rFonts w:hint="eastAsia" w:ascii="Times New Roman" w:hAnsi="Times New Roman" w:eastAsia="FangSong" w:cs="Times New Roman"/>
-        </w:rPr>
-        <w:t>教师版</w:t>
-      </w:r>
-      <w:r>
-        <w:rPr>
-          <w:rFonts w:hint="eastAsia" w:ascii="Times New Roman" w:hAnsi="Times New Roman" w:eastAsia="Times New Roman" w:cs="Times New Roman"/>
-        </w:rPr>
-        <w:t>）</w:t>
-      </w:r>
     </w:p>
     <w:p>
       <w:pPr>
@@ -2171,66 +1943,6 @@
           <w:rFonts w:hint="eastAsia" w:ascii="Times New Roman" w:hAnsi="Times New Roman" w:eastAsia="FangSong" w:cs="Times New Roman"/>
         </w:rPr>
         <w:t>第一分册</w:t>
-      </w:r>
-      <w:r>
-        <w:rPr>
-          <w:rFonts w:ascii="Times New Roman" w:hAnsi="Times New Roman" w:eastAsia="Times New Roman" w:cs="Times New Roman"/>
-        </w:rPr>
-        <w:t xml:space="preserve"> </w:t>
-      </w:r>
-      <w:r>
-        <w:rPr>
-          <w:rFonts w:hint="eastAsia" w:ascii="Times New Roman" w:hAnsi="Times New Roman" w:eastAsia="FangSong" w:cs="Times New Roman"/>
-        </w:rPr>
-        <w:t>曾用于</w:t>
-      </w:r>
-      <w:r>
-        <w:rPr>
-          <w:rFonts w:hint="eastAsia" w:ascii="Times New Roman" w:hAnsi="Times New Roman" w:eastAsia="Times New Roman" w:cs="Times New Roman"/>
-        </w:rPr>
-        <w:t>：</w:t>
-      </w:r>
-      <w:r>
-        <w:rPr>
-          <w:rFonts w:hint="eastAsia" w:ascii="Times New Roman" w:hAnsi="Times New Roman" w:eastAsia="FangSong" w:cs="Times New Roman"/>
-        </w:rPr>
-        <w:t>一分册专项卷</w:t>
-      </w:r>
-      <w:r>
-        <w:rPr>
-          <w:rFonts w:hint="eastAsia" w:ascii="Times New Roman" w:hAnsi="Times New Roman" w:eastAsia="Times New Roman" w:cs="Times New Roman"/>
-        </w:rPr>
-        <w:t>V,</w:t>
-      </w:r>
-      <w:r>
-        <w:rPr>
-          <w:rFonts w:ascii="Times New Roman" w:hAnsi="Times New Roman" w:eastAsia="Times New Roman" w:cs="Times New Roman"/>
-        </w:rPr>
-        <w:t xml:space="preserve"> </w:t>
-      </w:r>
-      <w:r>
-        <w:rPr>
-          <w:rFonts w:hint="eastAsia" w:ascii="Times New Roman" w:hAnsi="Times New Roman" w:eastAsia="FangSong" w:cs="Times New Roman"/>
-        </w:rPr>
-        <w:t>第一轮综合卷</w:t>
-      </w:r>
-      <w:r>
-        <w:rPr>
-          <w:rFonts w:hint="eastAsia" w:ascii="Times New Roman" w:hAnsi="Times New Roman" w:eastAsia="Times New Roman" w:cs="Times New Roman"/>
-        </w:rPr>
-        <w:t>09（</w:t>
-      </w:r>
-      <w:r>
-        <w:rPr>
-          <w:rFonts w:hint="eastAsia" w:ascii="Times New Roman" w:hAnsi="Times New Roman" w:eastAsia="FangSong" w:cs="Times New Roman"/>
-        </w:rPr>
-        <w:t>教师版</w:t>
-      </w:r>
-      <w:r>
-        <w:rPr>
-          <w:rFonts w:hint="eastAsia" w:ascii="Times New Roman" w:hAnsi="Times New Roman" w:eastAsia="Times New Roman" w:cs="Times New Roman"/>
-        </w:rPr>
-        <w:t>）</w:t>
       </w:r>
     </w:p>
     <w:p>
@@ -3046,48 +2758,6 @@
           <w:rFonts w:hint="eastAsia" w:ascii="Times New Roman" w:hAnsi="Times New Roman" w:eastAsia="FangSong" w:cs="Times New Roman"/>
         </w:rPr>
         <w:t>汇智竞赛题目</w:t>
-      </w:r>
-      <w:r>
-        <w:rPr>
-          <w:rFonts w:ascii="Times New Roman" w:hAnsi="Times New Roman" w:eastAsia="Times New Roman" w:cs="Times New Roman"/>
-        </w:rPr>
-        <w:t xml:space="preserve"> </w:t>
-      </w:r>
-      <w:r>
-        <w:rPr>
-          <w:rFonts w:hint="eastAsia" w:ascii="Times New Roman" w:hAnsi="Times New Roman" w:eastAsia="FangSong" w:cs="Times New Roman"/>
-        </w:rPr>
-        <w:t>曾用于</w:t>
-      </w:r>
-      <w:r>
-        <w:rPr>
-          <w:rFonts w:hint="eastAsia" w:ascii="Times New Roman" w:hAnsi="Times New Roman" w:eastAsia="Times New Roman" w:cs="Times New Roman"/>
-        </w:rPr>
-        <w:t>：</w:t>
-      </w:r>
-      <w:r>
-        <w:rPr>
-          <w:rFonts w:hint="eastAsia" w:ascii="Times New Roman" w:hAnsi="Times New Roman" w:eastAsia="FangSong" w:cs="Times New Roman"/>
-        </w:rPr>
-        <w:t>第一轮综合卷</w:t>
-      </w:r>
-      <w:r>
-        <w:rPr>
-          <w:rFonts w:hint="eastAsia" w:ascii="Times New Roman" w:hAnsi="Times New Roman" w:eastAsia="Times New Roman" w:cs="Times New Roman"/>
-        </w:rPr>
-        <w:t>03（</w:t>
-      </w:r>
-      <w:r>
-        <w:rPr>
-          <w:rFonts w:hint="eastAsia" w:ascii="Times New Roman" w:hAnsi="Times New Roman" w:eastAsia="FangSong" w:cs="Times New Roman"/>
-        </w:rPr>
-        <w:t>教师版</w:t>
-      </w:r>
-      <w:r>
-        <w:rPr>
-          <w:rFonts w:hint="eastAsia" w:ascii="Times New Roman" w:hAnsi="Times New Roman" w:eastAsia="Times New Roman" w:cs="Times New Roman"/>
-        </w:rPr>
-        <w:t>）</w:t>
       </w:r>
     </w:p>
     <w:p>
@@ -4421,48 +4091,6 @@
           <w:rFonts w:hint="eastAsia" w:ascii="Times New Roman" w:hAnsi="Times New Roman" w:eastAsia="FangSong" w:cs="Times New Roman"/>
         </w:rPr>
         <w:t>汇智竞赛题目</w:t>
-      </w:r>
-      <w:r>
-        <w:rPr>
-          <w:rFonts w:ascii="Times New Roman" w:hAnsi="Times New Roman" w:eastAsia="Times New Roman" w:cs="Times New Roman"/>
-        </w:rPr>
-        <w:t xml:space="preserve"> </w:t>
-      </w:r>
-      <w:r>
-        <w:rPr>
-          <w:rFonts w:hint="eastAsia" w:ascii="Times New Roman" w:hAnsi="Times New Roman" w:eastAsia="FangSong" w:cs="Times New Roman"/>
-        </w:rPr>
-        <w:t>曾用于</w:t>
-      </w:r>
-      <w:r>
-        <w:rPr>
-          <w:rFonts w:hint="eastAsia" w:ascii="Times New Roman" w:hAnsi="Times New Roman" w:eastAsia="Times New Roman" w:cs="Times New Roman"/>
-        </w:rPr>
-        <w:t>：</w:t>
-      </w:r>
-      <w:r>
-        <w:rPr>
-          <w:rFonts w:hint="eastAsia" w:ascii="Times New Roman" w:hAnsi="Times New Roman" w:eastAsia="FangSong" w:cs="Times New Roman"/>
-        </w:rPr>
-        <w:t>第一轮综合卷</w:t>
-      </w:r>
-      <w:r>
-        <w:rPr>
-          <w:rFonts w:hint="eastAsia" w:ascii="Times New Roman" w:hAnsi="Times New Roman" w:eastAsia="Times New Roman" w:cs="Times New Roman"/>
-        </w:rPr>
-        <w:t>03（</w:t>
-      </w:r>
-      <w:r>
-        <w:rPr>
-          <w:rFonts w:hint="eastAsia" w:ascii="Times New Roman" w:hAnsi="Times New Roman" w:eastAsia="FangSong" w:cs="Times New Roman"/>
-        </w:rPr>
-        <w:t>教师版</w:t>
-      </w:r>
-      <w:r>
-        <w:rPr>
-          <w:rFonts w:hint="eastAsia" w:ascii="Times New Roman" w:hAnsi="Times New Roman" w:eastAsia="Times New Roman" w:cs="Times New Roman"/>
-        </w:rPr>
-        <w:t>）</w:t>
       </w:r>
     </w:p>
     <w:p>
@@ -10845,48 +10473,6 @@
         </w:rPr>
         <w:t>化学竞赛初赛讲义</w:t>
       </w:r>
-      <w:r>
-        <w:rPr>
-          <w:rFonts w:ascii="Times New Roman" w:hAnsi="Times New Roman" w:eastAsia="Times New Roman" w:cs="Times New Roman"/>
-        </w:rPr>
-        <w:t xml:space="preserve"> </w:t>
-      </w:r>
-      <w:r>
-        <w:rPr>
-          <w:rFonts w:hint="eastAsia" w:ascii="Times New Roman" w:hAnsi="Times New Roman" w:eastAsia="FangSong" w:cs="Times New Roman"/>
-        </w:rPr>
-        <w:t>曾用于</w:t>
-      </w:r>
-      <w:r>
-        <w:rPr>
-          <w:rFonts w:hint="eastAsia" w:ascii="Times New Roman" w:hAnsi="Times New Roman" w:eastAsia="Times New Roman" w:cs="Times New Roman"/>
-        </w:rPr>
-        <w:t>：</w:t>
-      </w:r>
-      <w:r>
-        <w:rPr>
-          <w:rFonts w:hint="eastAsia" w:ascii="Times New Roman" w:hAnsi="Times New Roman" w:eastAsia="FangSong" w:cs="Times New Roman"/>
-        </w:rPr>
-        <w:t>第一轮综合卷</w:t>
-      </w:r>
-      <w:r>
-        <w:rPr>
-          <w:rFonts w:hint="eastAsia" w:ascii="Times New Roman" w:hAnsi="Times New Roman" w:eastAsia="Times New Roman" w:cs="Times New Roman"/>
-        </w:rPr>
-        <w:t>06（</w:t>
-      </w:r>
-      <w:r>
-        <w:rPr>
-          <w:rFonts w:hint="eastAsia" w:ascii="Times New Roman" w:hAnsi="Times New Roman" w:eastAsia="FangSong" w:cs="Times New Roman"/>
-        </w:rPr>
-        <w:t>教师版</w:t>
-      </w:r>
-      <w:r>
-        <w:rPr>
-          <w:rFonts w:hint="eastAsia" w:ascii="Times New Roman" w:hAnsi="Times New Roman" w:eastAsia="Times New Roman" w:cs="Times New Roman"/>
-        </w:rPr>
-        <w:t>）</w:t>
-      </w:r>
     </w:p>
     <w:p>
       <w:pPr>
@@ -11950,48 +11536,6 @@
         </w:rPr>
         <w:t>化学竞赛初赛讲义</w:t>
       </w:r>
-      <w:r>
-        <w:rPr>
-          <w:rFonts w:ascii="Times New Roman" w:hAnsi="Times New Roman" w:eastAsia="Times New Roman" w:cs="Times New Roman"/>
-        </w:rPr>
-        <w:t xml:space="preserve"> </w:t>
-      </w:r>
-      <w:r>
-        <w:rPr>
-          <w:rFonts w:hint="eastAsia" w:ascii="Times New Roman" w:hAnsi="Times New Roman" w:eastAsia="FangSong" w:cs="Times New Roman"/>
-        </w:rPr>
-        <w:t>曾用于</w:t>
-      </w:r>
-      <w:r>
-        <w:rPr>
-          <w:rFonts w:hint="eastAsia" w:ascii="Times New Roman" w:hAnsi="Times New Roman" w:eastAsia="Times New Roman" w:cs="Times New Roman"/>
-        </w:rPr>
-        <w:t>：</w:t>
-      </w:r>
-      <w:r>
-        <w:rPr>
-          <w:rFonts w:hint="eastAsia" w:ascii="Times New Roman" w:hAnsi="Times New Roman" w:eastAsia="FangSong" w:cs="Times New Roman"/>
-        </w:rPr>
-        <w:t>第一轮综合卷</w:t>
-      </w:r>
-      <w:r>
-        <w:rPr>
-          <w:rFonts w:hint="eastAsia" w:ascii="Times New Roman" w:hAnsi="Times New Roman" w:eastAsia="Times New Roman" w:cs="Times New Roman"/>
-        </w:rPr>
-        <w:t>06（</w:t>
-      </w:r>
-      <w:r>
-        <w:rPr>
-          <w:rFonts w:hint="eastAsia" w:ascii="Times New Roman" w:hAnsi="Times New Roman" w:eastAsia="FangSong" w:cs="Times New Roman"/>
-        </w:rPr>
-        <w:t>教师版</w:t>
-      </w:r>
-      <w:r>
-        <w:rPr>
-          <w:rFonts w:hint="eastAsia" w:ascii="Times New Roman" w:hAnsi="Times New Roman" w:eastAsia="Times New Roman" w:cs="Times New Roman"/>
-        </w:rPr>
-        <w:t>）</w:t>
-      </w:r>
     </w:p>
     <w:p>
       <w:pPr>
@@ -12821,48 +12365,6 @@
         </w:rPr>
         <w:t>化学竞赛初赛讲义</w:t>
       </w:r>
-      <w:r>
-        <w:rPr>
-          <w:rFonts w:ascii="Times New Roman" w:hAnsi="Times New Roman" w:eastAsia="Times New Roman" w:cs="Times New Roman"/>
-        </w:rPr>
-        <w:t xml:space="preserve"> </w:t>
-      </w:r>
-      <w:r>
-        <w:rPr>
-          <w:rFonts w:hint="eastAsia" w:ascii="Times New Roman" w:hAnsi="Times New Roman" w:eastAsia="FangSong" w:cs="Times New Roman"/>
-        </w:rPr>
-        <w:t>曾用于</w:t>
-      </w:r>
-      <w:r>
-        <w:rPr>
-          <w:rFonts w:hint="eastAsia" w:ascii="Times New Roman" w:hAnsi="Times New Roman" w:eastAsia="Times New Roman" w:cs="Times New Roman"/>
-        </w:rPr>
-        <w:t>：</w:t>
-      </w:r>
-      <w:r>
-        <w:rPr>
-          <w:rFonts w:hint="eastAsia" w:ascii="Times New Roman" w:hAnsi="Times New Roman" w:eastAsia="FangSong" w:cs="Times New Roman"/>
-        </w:rPr>
-        <w:t>第一轮综合卷</w:t>
-      </w:r>
-      <w:r>
-        <w:rPr>
-          <w:rFonts w:hint="eastAsia" w:ascii="Times New Roman" w:hAnsi="Times New Roman" w:eastAsia="Times New Roman" w:cs="Times New Roman"/>
-        </w:rPr>
-        <w:t>07（</w:t>
-      </w:r>
-      <w:r>
-        <w:rPr>
-          <w:rFonts w:hint="eastAsia" w:ascii="Times New Roman" w:hAnsi="Times New Roman" w:eastAsia="FangSong" w:cs="Times New Roman"/>
-        </w:rPr>
-        <w:t>教师版</w:t>
-      </w:r>
-      <w:r>
-        <w:rPr>
-          <w:rFonts w:hint="eastAsia" w:ascii="Times New Roman" w:hAnsi="Times New Roman" w:eastAsia="Times New Roman" w:cs="Times New Roman"/>
-        </w:rPr>
-        <w:t>）</w:t>
-      </w:r>
     </w:p>
     <w:p>
       <w:pPr>
@@ -13413,48 +12915,6 @@
           <w:rFonts w:hint="eastAsia" w:ascii="Times New Roman" w:hAnsi="Times New Roman" w:eastAsia="FangSong" w:cs="Times New Roman"/>
         </w:rPr>
         <w:t>化学竞赛初赛讲义</w:t>
-      </w:r>
-      <w:r>
-        <w:rPr>
-          <w:rFonts w:ascii="Times New Roman" w:hAnsi="Times New Roman" w:eastAsia="Times New Roman" w:cs="Times New Roman"/>
-        </w:rPr>
-        <w:t xml:space="preserve"> </w:t>
-      </w:r>
-      <w:r>
-        <w:rPr>
-          <w:rFonts w:hint="eastAsia" w:ascii="Times New Roman" w:hAnsi="Times New Roman" w:eastAsia="FangSong" w:cs="Times New Roman"/>
-        </w:rPr>
-        <w:t>曾用于</w:t>
-      </w:r>
-      <w:r>
-        <w:rPr>
-          <w:rFonts w:hint="eastAsia" w:ascii="Times New Roman" w:hAnsi="Times New Roman" w:eastAsia="Times New Roman" w:cs="Times New Roman"/>
-        </w:rPr>
-        <w:t>：</w:t>
-      </w:r>
-      <w:r>
-        <w:rPr>
-          <w:rFonts w:hint="eastAsia" w:ascii="Times New Roman" w:hAnsi="Times New Roman" w:eastAsia="FangSong" w:cs="Times New Roman"/>
-        </w:rPr>
-        <w:t>第一轮综合卷</w:t>
-      </w:r>
-      <w:r>
-        <w:rPr>
-          <w:rFonts w:hint="eastAsia" w:ascii="Times New Roman" w:hAnsi="Times New Roman" w:eastAsia="Times New Roman" w:cs="Times New Roman"/>
-        </w:rPr>
-        <w:t>07（</w:t>
-      </w:r>
-      <w:r>
-        <w:rPr>
-          <w:rFonts w:hint="eastAsia" w:ascii="Times New Roman" w:hAnsi="Times New Roman" w:eastAsia="FangSong" w:cs="Times New Roman"/>
-        </w:rPr>
-        <w:t>教师版</w:t>
-      </w:r>
-      <w:r>
-        <w:rPr>
-          <w:rFonts w:hint="eastAsia" w:ascii="Times New Roman" w:hAnsi="Times New Roman" w:eastAsia="Times New Roman" w:cs="Times New Roman"/>
-        </w:rPr>
-        <w:t>）</w:t>
       </w:r>
     </w:p>
     <w:p>
@@ -15123,60 +14583,6 @@
         </w:rPr>
         <w:t>2023</w:t>
       </w:r>
-      <w:r>
-        <w:rPr>
-          <w:rFonts w:ascii="Times New Roman" w:hAnsi="Times New Roman" w:eastAsia="Times New Roman" w:cs="Times New Roman"/>
-        </w:rPr>
-        <w:t xml:space="preserve"> </w:t>
-      </w:r>
-      <w:r>
-        <w:rPr>
-          <w:rFonts w:hint="eastAsia" w:ascii="Times New Roman" w:hAnsi="Times New Roman" w:eastAsia="FangSong" w:cs="Times New Roman"/>
-        </w:rPr>
-        <w:t>曾用于</w:t>
-      </w:r>
-      <w:r>
-        <w:rPr>
-          <w:rFonts w:hint="eastAsia" w:ascii="Times New Roman" w:hAnsi="Times New Roman" w:eastAsia="Times New Roman" w:cs="Times New Roman"/>
-        </w:rPr>
-        <w:t>：</w:t>
-      </w:r>
-      <w:r>
-        <w:rPr>
-          <w:rFonts w:hint="eastAsia" w:ascii="Times New Roman" w:hAnsi="Times New Roman" w:eastAsia="FangSong" w:cs="Times New Roman"/>
-        </w:rPr>
-        <w:t>第一轮原理</w:t>
-      </w:r>
-      <w:r>
-        <w:rPr>
-          <w:rFonts w:hint="eastAsia" w:ascii="Times New Roman" w:hAnsi="Times New Roman" w:eastAsia="Times New Roman" w:cs="Times New Roman"/>
-        </w:rPr>
-        <w:t>·3-</w:t>
-      </w:r>
-      <w:r>
-        <w:rPr>
-          <w:rFonts w:hint="eastAsia" w:ascii="Times New Roman" w:hAnsi="Times New Roman" w:eastAsia="FangSong" w:cs="Times New Roman"/>
-        </w:rPr>
-        <w:t>热力学初步</w:t>
-      </w:r>
-      <w:r>
-        <w:rPr>
-          <w:rFonts w:hint="eastAsia" w:ascii="Times New Roman" w:hAnsi="Times New Roman" w:eastAsia="Times New Roman" w:cs="Times New Roman"/>
-        </w:rPr>
-        <w:t>（</w:t>
-      </w:r>
-      <w:r>
-        <w:rPr>
-          <w:rFonts w:hint="eastAsia" w:ascii="Times New Roman" w:hAnsi="Times New Roman" w:eastAsia="FangSong" w:cs="Times New Roman"/>
-        </w:rPr>
-        <w:t>教师版</w:t>
-      </w:r>
-      <w:r>
-        <w:rPr>
-          <w:rFonts w:hint="eastAsia" w:ascii="Times New Roman" w:hAnsi="Times New Roman" w:eastAsia="Times New Roman" w:cs="Times New Roman"/>
-        </w:rPr>
-        <w:t>）</w:t>
-      </w:r>
     </w:p>
     <w:p>
       <w:pPr>
@@ -15618,66 +15024,6 @@
           <w:rFonts w:hint="eastAsia" w:ascii="Times New Roman" w:hAnsi="Times New Roman" w:eastAsia="Times New Roman" w:cs="Times New Roman"/>
         </w:rPr>
         <w:t>2021</w:t>
-      </w:r>
-      <w:r>
-        <w:rPr>
-          <w:rFonts w:ascii="Times New Roman" w:hAnsi="Times New Roman" w:eastAsia="Times New Roman" w:cs="Times New Roman"/>
-        </w:rPr>
-        <w:t xml:space="preserve"> </w:t>
-      </w:r>
-      <w:r>
-        <w:rPr>
-          <w:rFonts w:hint="eastAsia" w:ascii="Times New Roman" w:hAnsi="Times New Roman" w:eastAsia="FangSong" w:cs="Times New Roman"/>
-        </w:rPr>
-        <w:t>曾用于</w:t>
-      </w:r>
-      <w:r>
-        <w:rPr>
-          <w:rFonts w:hint="eastAsia" w:ascii="Times New Roman" w:hAnsi="Times New Roman" w:eastAsia="Times New Roman" w:cs="Times New Roman"/>
-        </w:rPr>
-        <w:t>：</w:t>
-      </w:r>
-      <w:r>
-        <w:rPr>
-          <w:rFonts w:hint="eastAsia" w:ascii="Times New Roman" w:hAnsi="Times New Roman" w:eastAsia="FangSong" w:cs="Times New Roman"/>
-        </w:rPr>
-        <w:t>预赛基础卷</w:t>
-      </w:r>
-      <w:r>
-        <w:rPr>
-          <w:rFonts w:hint="eastAsia" w:ascii="Times New Roman" w:hAnsi="Times New Roman" w:eastAsia="Times New Roman" w:cs="Times New Roman"/>
-        </w:rPr>
-        <w:t>II,</w:t>
-      </w:r>
-      <w:r>
-        <w:rPr>
-          <w:rFonts w:ascii="Times New Roman" w:hAnsi="Times New Roman" w:eastAsia="Times New Roman" w:cs="Times New Roman"/>
-        </w:rPr>
-        <w:t xml:space="preserve"> </w:t>
-      </w:r>
-      <w:r>
-        <w:rPr>
-          <w:rFonts w:hint="eastAsia" w:ascii="Times New Roman" w:hAnsi="Times New Roman" w:eastAsia="FangSong" w:cs="Times New Roman"/>
-        </w:rPr>
-        <w:t>第一轮综合卷</w:t>
-      </w:r>
-      <w:r>
-        <w:rPr>
-          <w:rFonts w:hint="eastAsia" w:ascii="Times New Roman" w:hAnsi="Times New Roman" w:eastAsia="Times New Roman" w:cs="Times New Roman"/>
-        </w:rPr>
-        <w:t>05（</w:t>
-      </w:r>
-      <w:r>
-        <w:rPr>
-          <w:rFonts w:hint="eastAsia" w:ascii="Times New Roman" w:hAnsi="Times New Roman" w:eastAsia="FangSong" w:cs="Times New Roman"/>
-        </w:rPr>
-        <w:t>教师版</w:t>
-      </w:r>
-      <w:r>
-        <w:rPr>
-          <w:rFonts w:hint="eastAsia" w:ascii="Times New Roman" w:hAnsi="Times New Roman" w:eastAsia="Times New Roman" w:cs="Times New Roman"/>
-        </w:rPr>
-        <w:t>）</w:t>
       </w:r>
     </w:p>
     <w:p>
@@ -15895,60 +15241,6 @@
         </w:rPr>
         <w:t>2021</w:t>
       </w:r>
-      <w:r>
-        <w:rPr>
-          <w:rFonts w:ascii="Times New Roman" w:hAnsi="Times New Roman" w:eastAsia="Times New Roman" w:cs="Times New Roman"/>
-        </w:rPr>
-        <w:t xml:space="preserve"> </w:t>
-      </w:r>
-      <w:r>
-        <w:rPr>
-          <w:rFonts w:hint="eastAsia" w:ascii="Times New Roman" w:hAnsi="Times New Roman" w:eastAsia="FangSong" w:cs="Times New Roman"/>
-        </w:rPr>
-        <w:t>曾用于</w:t>
-      </w:r>
-      <w:r>
-        <w:rPr>
-          <w:rFonts w:hint="eastAsia" w:ascii="Times New Roman" w:hAnsi="Times New Roman" w:eastAsia="Times New Roman" w:cs="Times New Roman"/>
-        </w:rPr>
-        <w:t>：</w:t>
-      </w:r>
-      <w:r>
-        <w:rPr>
-          <w:rFonts w:hint="eastAsia" w:ascii="Times New Roman" w:hAnsi="Times New Roman" w:eastAsia="FangSong" w:cs="Times New Roman"/>
-        </w:rPr>
-        <w:t>第一轮原理</w:t>
-      </w:r>
-      <w:r>
-        <w:rPr>
-          <w:rFonts w:hint="eastAsia" w:ascii="Times New Roman" w:hAnsi="Times New Roman" w:eastAsia="Times New Roman" w:cs="Times New Roman"/>
-        </w:rPr>
-        <w:t>·6-</w:t>
-      </w:r>
-      <w:r>
-        <w:rPr>
-          <w:rFonts w:hint="eastAsia" w:ascii="Times New Roman" w:hAnsi="Times New Roman" w:eastAsia="FangSong" w:cs="Times New Roman"/>
-        </w:rPr>
-        <w:t>酸碱理论</w:t>
-      </w:r>
-      <w:r>
-        <w:rPr>
-          <w:rFonts w:hint="eastAsia" w:ascii="Times New Roman" w:hAnsi="Times New Roman" w:eastAsia="Times New Roman" w:cs="Times New Roman"/>
-        </w:rPr>
-        <w:t>（</w:t>
-      </w:r>
-      <w:r>
-        <w:rPr>
-          <w:rFonts w:hint="eastAsia" w:ascii="Times New Roman" w:hAnsi="Times New Roman" w:eastAsia="FangSong" w:cs="Times New Roman"/>
-        </w:rPr>
-        <w:t>教师版</w:t>
-      </w:r>
-      <w:r>
-        <w:rPr>
-          <w:rFonts w:hint="eastAsia" w:ascii="Times New Roman" w:hAnsi="Times New Roman" w:eastAsia="Times New Roman" w:cs="Times New Roman"/>
-        </w:rPr>
-        <w:t>）</w:t>
-      </w:r>
     </w:p>
     <w:p>
       <w:pPr>
@@ -16153,60 +15445,6 @@
         </w:rPr>
         <w:t>2021</w:t>
       </w:r>
-      <w:r>
-        <w:rPr>
-          <w:rFonts w:ascii="Times New Roman" w:hAnsi="Times New Roman" w:eastAsia="Times New Roman" w:cs="Times New Roman"/>
-        </w:rPr>
-        <w:t xml:space="preserve"> </w:t>
-      </w:r>
-      <w:r>
-        <w:rPr>
-          <w:rFonts w:hint="eastAsia" w:ascii="Times New Roman" w:hAnsi="Times New Roman" w:eastAsia="FangSong" w:cs="Times New Roman"/>
-        </w:rPr>
-        <w:t>曾用于</w:t>
-      </w:r>
-      <w:r>
-        <w:rPr>
-          <w:rFonts w:hint="eastAsia" w:ascii="Times New Roman" w:hAnsi="Times New Roman" w:eastAsia="Times New Roman" w:cs="Times New Roman"/>
-        </w:rPr>
-        <w:t>：</w:t>
-      </w:r>
-      <w:r>
-        <w:rPr>
-          <w:rFonts w:hint="eastAsia" w:ascii="Times New Roman" w:hAnsi="Times New Roman" w:eastAsia="FangSong" w:cs="Times New Roman"/>
-        </w:rPr>
-        <w:t>第一轮原理</w:t>
-      </w:r>
-      <w:r>
-        <w:rPr>
-          <w:rFonts w:hint="eastAsia" w:ascii="Times New Roman" w:hAnsi="Times New Roman" w:eastAsia="Times New Roman" w:cs="Times New Roman"/>
-        </w:rPr>
-        <w:t>·8-</w:t>
-      </w:r>
-      <w:r>
-        <w:rPr>
-          <w:rFonts w:hint="eastAsia" w:ascii="Times New Roman" w:hAnsi="Times New Roman" w:eastAsia="FangSong" w:cs="Times New Roman"/>
-        </w:rPr>
-        <w:t>氧化还原与电化学</w:t>
-      </w:r>
-      <w:r>
-        <w:rPr>
-          <w:rFonts w:hint="eastAsia" w:ascii="Times New Roman" w:hAnsi="Times New Roman" w:eastAsia="Times New Roman" w:cs="Times New Roman"/>
-        </w:rPr>
-        <w:t>（</w:t>
-      </w:r>
-      <w:r>
-        <w:rPr>
-          <w:rFonts w:hint="eastAsia" w:ascii="Times New Roman" w:hAnsi="Times New Roman" w:eastAsia="FangSong" w:cs="Times New Roman"/>
-        </w:rPr>
-        <w:t>教师版</w:t>
-      </w:r>
-      <w:r>
-        <w:rPr>
-          <w:rFonts w:hint="eastAsia" w:ascii="Times New Roman" w:hAnsi="Times New Roman" w:eastAsia="Times New Roman" w:cs="Times New Roman"/>
-        </w:rPr>
-        <w:t>）</w:t>
-      </w:r>
     </w:p>
     <w:p>
       <w:pPr>
@@ -16433,48 +15671,6 @@
           <w:rFonts w:hint="eastAsia" w:ascii="Times New Roman" w:hAnsi="Times New Roman" w:eastAsia="FangSong" w:cs="Times New Roman"/>
         </w:rPr>
         <w:t>化学竞赛初赛讲义</w:t>
-      </w:r>
-      <w:r>
-        <w:rPr>
-          <w:rFonts w:ascii="Times New Roman" w:hAnsi="Times New Roman" w:eastAsia="Times New Roman" w:cs="Times New Roman"/>
-        </w:rPr>
-        <w:t xml:space="preserve"> </w:t>
-      </w:r>
-      <w:r>
-        <w:rPr>
-          <w:rFonts w:hint="eastAsia" w:ascii="Times New Roman" w:hAnsi="Times New Roman" w:eastAsia="FangSong" w:cs="Times New Roman"/>
-        </w:rPr>
-        <w:t>曾用于</w:t>
-      </w:r>
-      <w:r>
-        <w:rPr>
-          <w:rFonts w:hint="eastAsia" w:ascii="Times New Roman" w:hAnsi="Times New Roman" w:eastAsia="Times New Roman" w:cs="Times New Roman"/>
-        </w:rPr>
-        <w:t>：</w:t>
-      </w:r>
-      <w:r>
-        <w:rPr>
-          <w:rFonts w:hint="eastAsia" w:ascii="Times New Roman" w:hAnsi="Times New Roman" w:eastAsia="FangSong" w:cs="Times New Roman"/>
-        </w:rPr>
-        <w:t>第一轮综合卷</w:t>
-      </w:r>
-      <w:r>
-        <w:rPr>
-          <w:rFonts w:hint="eastAsia" w:ascii="Times New Roman" w:hAnsi="Times New Roman" w:eastAsia="Times New Roman" w:cs="Times New Roman"/>
-        </w:rPr>
-        <w:t>06（</w:t>
-      </w:r>
-      <w:r>
-        <w:rPr>
-          <w:rFonts w:hint="eastAsia" w:ascii="Times New Roman" w:hAnsi="Times New Roman" w:eastAsia="FangSong" w:cs="Times New Roman"/>
-        </w:rPr>
-        <w:t>教师版</w:t>
-      </w:r>
-      <w:r>
-        <w:rPr>
-          <w:rFonts w:hint="eastAsia" w:ascii="Times New Roman" w:hAnsi="Times New Roman" w:eastAsia="Times New Roman" w:cs="Times New Roman"/>
-        </w:rPr>
-        <w:t>）</w:t>
       </w:r>
     </w:p>
     <w:p>
@@ -16827,48 +16023,6 @@
         </w:rPr>
         <w:t>化学竞赛初赛讲义</w:t>
       </w:r>
-      <w:r>
-        <w:rPr>
-          <w:rFonts w:ascii="Times New Roman" w:hAnsi="Times New Roman" w:eastAsia="Times New Roman" w:cs="Times New Roman"/>
-        </w:rPr>
-        <w:t xml:space="preserve"> </w:t>
-      </w:r>
-      <w:r>
-        <w:rPr>
-          <w:rFonts w:hint="eastAsia" w:ascii="Times New Roman" w:hAnsi="Times New Roman" w:eastAsia="FangSong" w:cs="Times New Roman"/>
-        </w:rPr>
-        <w:t>曾用于</w:t>
-      </w:r>
-      <w:r>
-        <w:rPr>
-          <w:rFonts w:hint="eastAsia" w:ascii="Times New Roman" w:hAnsi="Times New Roman" w:eastAsia="Times New Roman" w:cs="Times New Roman"/>
-        </w:rPr>
-        <w:t>：</w:t>
-      </w:r>
-      <w:r>
-        <w:rPr>
-          <w:rFonts w:hint="eastAsia" w:ascii="Times New Roman" w:hAnsi="Times New Roman" w:eastAsia="FangSong" w:cs="Times New Roman"/>
-        </w:rPr>
-        <w:t>第一轮综合卷</w:t>
-      </w:r>
-      <w:r>
-        <w:rPr>
-          <w:rFonts w:hint="eastAsia" w:ascii="Times New Roman" w:hAnsi="Times New Roman" w:eastAsia="Times New Roman" w:cs="Times New Roman"/>
-        </w:rPr>
-        <w:t>07（</w:t>
-      </w:r>
-      <w:r>
-        <w:rPr>
-          <w:rFonts w:hint="eastAsia" w:ascii="Times New Roman" w:hAnsi="Times New Roman" w:eastAsia="FangSong" w:cs="Times New Roman"/>
-        </w:rPr>
-        <w:t>教师版</w:t>
-      </w:r>
-      <w:r>
-        <w:rPr>
-          <w:rFonts w:hint="eastAsia" w:ascii="Times New Roman" w:hAnsi="Times New Roman" w:eastAsia="Times New Roman" w:cs="Times New Roman"/>
-        </w:rPr>
-        <w:t>）</w:t>
-      </w:r>
     </w:p>
     <w:p>
       <w:pPr>
@@ -17180,48 +16334,6 @@
           <w:rFonts w:hint="eastAsia" w:ascii="Times New Roman" w:hAnsi="Times New Roman" w:eastAsia="FangSong" w:cs="Times New Roman"/>
         </w:rPr>
         <w:t>第一分册</w:t>
-      </w:r>
-      <w:r>
-        <w:rPr>
-          <w:rFonts w:ascii="Times New Roman" w:hAnsi="Times New Roman" w:eastAsia="Times New Roman" w:cs="Times New Roman"/>
-        </w:rPr>
-        <w:t xml:space="preserve"> </w:t>
-      </w:r>
-      <w:r>
-        <w:rPr>
-          <w:rFonts w:hint="eastAsia" w:ascii="Times New Roman" w:hAnsi="Times New Roman" w:eastAsia="FangSong" w:cs="Times New Roman"/>
-        </w:rPr>
-        <w:t>曾用于</w:t>
-      </w:r>
-      <w:r>
-        <w:rPr>
-          <w:rFonts w:hint="eastAsia" w:ascii="Times New Roman" w:hAnsi="Times New Roman" w:eastAsia="Times New Roman" w:cs="Times New Roman"/>
-        </w:rPr>
-        <w:t>：</w:t>
-      </w:r>
-      <w:r>
-        <w:rPr>
-          <w:rFonts w:hint="eastAsia" w:ascii="Times New Roman" w:hAnsi="Times New Roman" w:eastAsia="FangSong" w:cs="Times New Roman"/>
-        </w:rPr>
-        <w:t>第一轮综合卷</w:t>
-      </w:r>
-      <w:r>
-        <w:rPr>
-          <w:rFonts w:hint="eastAsia" w:ascii="Times New Roman" w:hAnsi="Times New Roman" w:eastAsia="Times New Roman" w:cs="Times New Roman"/>
-        </w:rPr>
-        <w:t>08（</w:t>
-      </w:r>
-      <w:r>
-        <w:rPr>
-          <w:rFonts w:hint="eastAsia" w:ascii="Times New Roman" w:hAnsi="Times New Roman" w:eastAsia="FangSong" w:cs="Times New Roman"/>
-        </w:rPr>
-        <w:t>教师版</w:t>
-      </w:r>
-      <w:r>
-        <w:rPr>
-          <w:rFonts w:hint="eastAsia" w:ascii="Times New Roman" w:hAnsi="Times New Roman" w:eastAsia="Times New Roman" w:cs="Times New Roman"/>
-        </w:rPr>
-        <w:t>）</w:t>
       </w:r>
     </w:p>
     <w:p>
@@ -20405,66 +19517,6 @@
         </w:rPr>
         <w:t>届决赛</w:t>
       </w:r>
-      <w:r>
-        <w:rPr>
-          <w:rFonts w:ascii="Times New Roman" w:hAnsi="Times New Roman" w:eastAsia="Times New Roman" w:cs="Times New Roman"/>
-        </w:rPr>
-        <w:t xml:space="preserve"> </w:t>
-      </w:r>
-      <w:r>
-        <w:rPr>
-          <w:rFonts w:hint="eastAsia" w:ascii="Times New Roman" w:hAnsi="Times New Roman" w:eastAsia="FangSong" w:cs="Times New Roman"/>
-        </w:rPr>
-        <w:t>曾用于</w:t>
-      </w:r>
-      <w:r>
-        <w:rPr>
-          <w:rFonts w:hint="eastAsia" w:ascii="Times New Roman" w:hAnsi="Times New Roman" w:eastAsia="Times New Roman" w:cs="Times New Roman"/>
-        </w:rPr>
-        <w:t>：</w:t>
-      </w:r>
-      <w:r>
-        <w:rPr>
-          <w:rFonts w:hint="eastAsia" w:ascii="Times New Roman" w:hAnsi="Times New Roman" w:eastAsia="FangSong" w:cs="Times New Roman"/>
-        </w:rPr>
-        <w:t>综合模拟卷</w:t>
-      </w:r>
-      <w:r>
-        <w:rPr>
-          <w:rFonts w:hint="eastAsia" w:ascii="Times New Roman" w:hAnsi="Times New Roman" w:eastAsia="Times New Roman" w:cs="Times New Roman"/>
-        </w:rPr>
-        <w:t>I,</w:t>
-      </w:r>
-      <w:r>
-        <w:rPr>
-          <w:rFonts w:ascii="Times New Roman" w:hAnsi="Times New Roman" w:eastAsia="Times New Roman" w:cs="Times New Roman"/>
-        </w:rPr>
-        <w:t xml:space="preserve"> </w:t>
-      </w:r>
-      <w:r>
-        <w:rPr>
-          <w:rFonts w:hint="eastAsia" w:ascii="Times New Roman" w:hAnsi="Times New Roman" w:eastAsia="FangSong" w:cs="Times New Roman"/>
-        </w:rPr>
-        <w:t>第一轮综合卷</w:t>
-      </w:r>
-      <w:r>
-        <w:rPr>
-          <w:rFonts w:hint="eastAsia" w:ascii="Times New Roman" w:hAnsi="Times New Roman" w:eastAsia="Times New Roman" w:cs="Times New Roman"/>
-        </w:rPr>
-        <w:t>07（</w:t>
-      </w:r>
-      <w:r>
-        <w:rPr>
-          <w:rFonts w:hint="eastAsia" w:ascii="Times New Roman" w:hAnsi="Times New Roman" w:eastAsia="FangSong" w:cs="Times New Roman"/>
-        </w:rPr>
-        <w:t>教师版</w:t>
-      </w:r>
-      <w:r>
-        <w:rPr>
-          <w:rFonts w:hint="eastAsia" w:ascii="Times New Roman" w:hAnsi="Times New Roman" w:eastAsia="Times New Roman" w:cs="Times New Roman"/>
-        </w:rPr>
-        <w:t>）</w:t>
-      </w:r>
     </w:p>
     <w:p>
       <w:pPr>
@@ -21892,48 +20944,6 @@
           <w:rFonts w:hint="eastAsia" w:ascii="Times New Roman" w:hAnsi="Times New Roman" w:eastAsia="FangSong" w:cs="Times New Roman"/>
         </w:rPr>
         <w:t>一分册能力测试</w:t>
-      </w:r>
-      <w:r>
-        <w:rPr>
-          <w:rFonts w:ascii="Times New Roman" w:hAnsi="Times New Roman" w:eastAsia="Times New Roman" w:cs="Times New Roman"/>
-        </w:rPr>
-        <w:t xml:space="preserve"> </w:t>
-      </w:r>
-      <w:r>
-        <w:rPr>
-          <w:rFonts w:hint="eastAsia" w:ascii="Times New Roman" w:hAnsi="Times New Roman" w:eastAsia="FangSong" w:cs="Times New Roman"/>
-        </w:rPr>
-        <w:t>曾用于</w:t>
-      </w:r>
-      <w:r>
-        <w:rPr>
-          <w:rFonts w:hint="eastAsia" w:ascii="Times New Roman" w:hAnsi="Times New Roman" w:eastAsia="Times New Roman" w:cs="Times New Roman"/>
-        </w:rPr>
-        <w:t>：</w:t>
-      </w:r>
-      <w:r>
-        <w:rPr>
-          <w:rFonts w:hint="eastAsia" w:ascii="Times New Roman" w:hAnsi="Times New Roman" w:eastAsia="FangSong" w:cs="Times New Roman"/>
-        </w:rPr>
-        <w:t>第一轮综合卷</w:t>
-      </w:r>
-      <w:r>
-        <w:rPr>
-          <w:rFonts w:hint="eastAsia" w:ascii="Times New Roman" w:hAnsi="Times New Roman" w:eastAsia="Times New Roman" w:cs="Times New Roman"/>
-        </w:rPr>
-        <w:t>04（</w:t>
-      </w:r>
-      <w:r>
-        <w:rPr>
-          <w:rFonts w:hint="eastAsia" w:ascii="Times New Roman" w:hAnsi="Times New Roman" w:eastAsia="FangSong" w:cs="Times New Roman"/>
-        </w:rPr>
-        <w:t>教师版</w:t>
-      </w:r>
-      <w:r>
-        <w:rPr>
-          <w:rFonts w:hint="eastAsia" w:ascii="Times New Roman" w:hAnsi="Times New Roman" w:eastAsia="Times New Roman" w:cs="Times New Roman"/>
-        </w:rPr>
-        <w:t>）</w:t>
       </w:r>
     </w:p>
     <w:p>
@@ -34689,66 +33699,6 @@
         </w:rPr>
         <w:t>第二分册</w:t>
       </w:r>
-      <w:r>
-        <w:rPr>
-          <w:rFonts w:ascii="Times New Roman" w:hAnsi="Times New Roman" w:eastAsia="Times New Roman" w:cs="Times New Roman"/>
-        </w:rPr>
-        <w:t xml:space="preserve"> </w:t>
-      </w:r>
-      <w:r>
-        <w:rPr>
-          <w:rFonts w:hint="eastAsia" w:ascii="Times New Roman" w:hAnsi="Times New Roman" w:eastAsia="FangSong" w:cs="Times New Roman"/>
-        </w:rPr>
-        <w:t>曾用于</w:t>
-      </w:r>
-      <w:r>
-        <w:rPr>
-          <w:rFonts w:hint="eastAsia" w:ascii="Times New Roman" w:hAnsi="Times New Roman" w:eastAsia="Times New Roman" w:cs="Times New Roman"/>
-        </w:rPr>
-        <w:t>：</w:t>
-      </w:r>
-      <w:r>
-        <w:rPr>
-          <w:rFonts w:hint="eastAsia" w:ascii="Times New Roman" w:hAnsi="Times New Roman" w:eastAsia="FangSong" w:cs="Times New Roman"/>
-        </w:rPr>
-        <w:t>二分册专项卷</w:t>
-      </w:r>
-      <w:r>
-        <w:rPr>
-          <w:rFonts w:hint="eastAsia" w:ascii="Times New Roman" w:hAnsi="Times New Roman" w:eastAsia="Times New Roman" w:cs="Times New Roman"/>
-        </w:rPr>
-        <w:t>IX,</w:t>
-      </w:r>
-      <w:r>
-        <w:rPr>
-          <w:rFonts w:ascii="Times New Roman" w:hAnsi="Times New Roman" w:eastAsia="Times New Roman" w:cs="Times New Roman"/>
-        </w:rPr>
-        <w:t xml:space="preserve"> </w:t>
-      </w:r>
-      <w:r>
-        <w:rPr>
-          <w:rFonts w:hint="eastAsia" w:ascii="Times New Roman" w:hAnsi="Times New Roman" w:eastAsia="FangSong" w:cs="Times New Roman"/>
-        </w:rPr>
-        <w:t>第一轮综合卷</w:t>
-      </w:r>
-      <w:r>
-        <w:rPr>
-          <w:rFonts w:hint="eastAsia" w:ascii="Times New Roman" w:hAnsi="Times New Roman" w:eastAsia="Times New Roman" w:cs="Times New Roman"/>
-        </w:rPr>
-        <w:t>12（</w:t>
-      </w:r>
-      <w:r>
-        <w:rPr>
-          <w:rFonts w:hint="eastAsia" w:ascii="Times New Roman" w:hAnsi="Times New Roman" w:eastAsia="FangSong" w:cs="Times New Roman"/>
-        </w:rPr>
-        <w:t>教师版</w:t>
-      </w:r>
-      <w:r>
-        <w:rPr>
-          <w:rFonts w:hint="eastAsia" w:ascii="Times New Roman" w:hAnsi="Times New Roman" w:eastAsia="Times New Roman" w:cs="Times New Roman"/>
-        </w:rPr>
-        <w:t>）</w:t>
-      </w:r>
     </w:p>
     <w:p>
       <w:pPr>
@@ -36961,66 +35911,6 @@
           <w:rFonts w:hint="eastAsia" w:ascii="Times New Roman" w:hAnsi="Times New Roman" w:eastAsia="FangSong" w:cs="Times New Roman"/>
         </w:rPr>
         <w:t>第一分册</w:t>
-      </w:r>
-      <w:r>
-        <w:rPr>
-          <w:rFonts w:ascii="Times New Roman" w:hAnsi="Times New Roman" w:eastAsia="Times New Roman" w:cs="Times New Roman"/>
-        </w:rPr>
-        <w:t xml:space="preserve"> </w:t>
-      </w:r>
-      <w:r>
-        <w:rPr>
-          <w:rFonts w:hint="eastAsia" w:ascii="Times New Roman" w:hAnsi="Times New Roman" w:eastAsia="FangSong" w:cs="Times New Roman"/>
-        </w:rPr>
-        <w:t>曾用于</w:t>
-      </w:r>
-      <w:r>
-        <w:rPr>
-          <w:rFonts w:hint="eastAsia" w:ascii="Times New Roman" w:hAnsi="Times New Roman" w:eastAsia="Times New Roman" w:cs="Times New Roman"/>
-        </w:rPr>
-        <w:t>：</w:t>
-      </w:r>
-      <w:r>
-        <w:rPr>
-          <w:rFonts w:hint="eastAsia" w:ascii="Times New Roman" w:hAnsi="Times New Roman" w:eastAsia="FangSong" w:cs="Times New Roman"/>
-        </w:rPr>
-        <w:t>一分册专项卷</w:t>
-      </w:r>
-      <w:r>
-        <w:rPr>
-          <w:rFonts w:hint="eastAsia" w:ascii="Times New Roman" w:hAnsi="Times New Roman" w:eastAsia="Times New Roman" w:cs="Times New Roman"/>
-        </w:rPr>
-        <w:t>IV,</w:t>
-      </w:r>
-      <w:r>
-        <w:rPr>
-          <w:rFonts w:ascii="Times New Roman" w:hAnsi="Times New Roman" w:eastAsia="Times New Roman" w:cs="Times New Roman"/>
-        </w:rPr>
-        <w:t xml:space="preserve"> </w:t>
-      </w:r>
-      <w:r>
-        <w:rPr>
-          <w:rFonts w:hint="eastAsia" w:ascii="Times New Roman" w:hAnsi="Times New Roman" w:eastAsia="FangSong" w:cs="Times New Roman"/>
-        </w:rPr>
-        <w:t>第一轮综合卷</w:t>
-      </w:r>
-      <w:r>
-        <w:rPr>
-          <w:rFonts w:hint="eastAsia" w:ascii="Times New Roman" w:hAnsi="Times New Roman" w:eastAsia="Times New Roman" w:cs="Times New Roman"/>
-        </w:rPr>
-        <w:t>08（</w:t>
-      </w:r>
-      <w:r>
-        <w:rPr>
-          <w:rFonts w:hint="eastAsia" w:ascii="Times New Roman" w:hAnsi="Times New Roman" w:eastAsia="FangSong" w:cs="Times New Roman"/>
-        </w:rPr>
-        <w:t>教师版</w:t>
-      </w:r>
-      <w:r>
-        <w:rPr>
-          <w:rFonts w:hint="eastAsia" w:ascii="Times New Roman" w:hAnsi="Times New Roman" w:eastAsia="Times New Roman" w:cs="Times New Roman"/>
-        </w:rPr>
-        <w:t>）</w:t>
       </w:r>
     </w:p>
     <w:p>
@@ -39669,60 +38559,6 @@
           <w:rFonts w:hint="eastAsia" w:ascii="Times New Roman" w:hAnsi="Times New Roman" w:eastAsia="FangSong" w:cs="Times New Roman"/>
         </w:rPr>
         <w:t>上海中学竞赛课程</w:t>
-      </w:r>
-      <w:r>
-        <w:rPr>
-          <w:rFonts w:ascii="Times New Roman" w:hAnsi="Times New Roman" w:eastAsia="Times New Roman" w:cs="Times New Roman"/>
-        </w:rPr>
-        <w:t xml:space="preserve"> </w:t>
-      </w:r>
-      <w:r>
-        <w:rPr>
-          <w:rFonts w:hint="eastAsia" w:ascii="Times New Roman" w:hAnsi="Times New Roman" w:eastAsia="FangSong" w:cs="Times New Roman"/>
-        </w:rPr>
-        <w:t>曾用于</w:t>
-      </w:r>
-      <w:r>
-        <w:rPr>
-          <w:rFonts w:hint="eastAsia" w:ascii="Times New Roman" w:hAnsi="Times New Roman" w:eastAsia="Times New Roman" w:cs="Times New Roman"/>
-        </w:rPr>
-        <w:t>：</w:t>
-      </w:r>
-      <w:r>
-        <w:rPr>
-          <w:rFonts w:hint="eastAsia" w:ascii="Times New Roman" w:hAnsi="Times New Roman" w:eastAsia="FangSong" w:cs="Times New Roman"/>
-        </w:rPr>
-        <w:t>第一轮原理</w:t>
-      </w:r>
-      <w:r>
-        <w:rPr>
-          <w:rFonts w:hint="eastAsia" w:ascii="Times New Roman" w:hAnsi="Times New Roman" w:eastAsia="Times New Roman" w:cs="Times New Roman"/>
-        </w:rPr>
-        <w:t>·2-</w:t>
-      </w:r>
-      <w:r>
-        <w:rPr>
-          <w:rFonts w:hint="eastAsia" w:ascii="Times New Roman" w:hAnsi="Times New Roman" w:eastAsia="FangSong" w:cs="Times New Roman"/>
-        </w:rPr>
-        <w:t>溶液与相平衡</w:t>
-      </w:r>
-      <w:r>
-        <w:rPr>
-          <w:rFonts w:hint="eastAsia" w:ascii="Times New Roman" w:hAnsi="Times New Roman" w:eastAsia="Times New Roman" w:cs="Times New Roman"/>
-        </w:rPr>
-        <w:t>（</w:t>
-      </w:r>
-      <w:r>
-        <w:rPr>
-          <w:rFonts w:hint="eastAsia" w:ascii="Times New Roman" w:hAnsi="Times New Roman" w:eastAsia="FangSong" w:cs="Times New Roman"/>
-        </w:rPr>
-        <w:t>教师版</w:t>
-      </w:r>
-      <w:r>
-        <w:rPr>
-          <w:rFonts w:hint="eastAsia" w:ascii="Times New Roman" w:hAnsi="Times New Roman" w:eastAsia="Times New Roman" w:cs="Times New Roman"/>
-        </w:rPr>
-        <w:t>）</w:t>
       </w:r>
     </w:p>
     <w:p>

--- a/00-首页/题组Word/第一轮·综合套卷/第一轮综合卷10（教师版）.docx
+++ b/00-首页/题组Word/第一轮·综合套卷/第一轮综合卷10（教师版）.docx
@@ -27605,153 +27605,6 @@
     </w:p>
     <w:p>
       <w:pPr>
-        <w:pStyle w:val="BlockText"/>
-      </w:pPr>
-      <w:r>
-        <w:rPr>
-          <w:rFonts w:hint="eastAsia" w:ascii="Times New Roman" w:hAnsi="Times New Roman" w:eastAsia="FangSong" w:cs="Times New Roman"/>
-          <w:b/>
-          <w:bCs/>
-        </w:rPr>
-        <w:t xml:space="preserve">派生自</w:t>
-      </w:r>
-      <w:r>
-        <w:rPr>
-          <w:rFonts w:hint="eastAsia" w:ascii="Times New Roman" w:hAnsi="Times New Roman" w:eastAsia="Times New Roman" w:cs="Times New Roman"/>
-        </w:rPr>
-        <w:t>：</w:t>
-      </w:r>
-      <w:r>
-        <w:rPr>
-          <w:rFonts w:hint="eastAsia" w:ascii="Times New Roman" w:hAnsi="Times New Roman" w:eastAsia="FangSong" w:cs="Times New Roman"/>
-        </w:rPr>
-        <w:t>卷</w:t>
-      </w:r>
-      <w:r>
-        <w:rPr>
-          <w:rFonts w:hint="eastAsia" w:ascii="Times New Roman" w:hAnsi="Times New Roman" w:eastAsia="Times New Roman" w:cs="Times New Roman"/>
-        </w:rPr>
-        <w:t>-01-</w:t>
-      </w:r>
-      <w:r>
-        <w:rPr>
-          <w:rFonts w:hint="eastAsia" w:ascii="Times New Roman" w:hAnsi="Times New Roman" w:eastAsia="FangSong" w:cs="Times New Roman"/>
-        </w:rPr>
-        <w:t>第</w:t>
-      </w:r>
-      <w:r>
-        <w:rPr>
-          <w:rFonts w:hint="eastAsia" w:ascii="Times New Roman" w:hAnsi="Times New Roman" w:eastAsia="Times New Roman" w:cs="Times New Roman"/>
-        </w:rPr>
-        <w:t>1</w:t>
-      </w:r>
-      <w:r>
-        <w:rPr>
-          <w:rFonts w:hint="eastAsia" w:ascii="Times New Roman" w:hAnsi="Times New Roman" w:eastAsia="FangSong" w:cs="Times New Roman"/>
-        </w:rPr>
-        <w:t>章</w:t>
-      </w:r>
-      <w:r>
-        <w:rPr>
-          <w:rFonts w:hint="eastAsia" w:ascii="Times New Roman" w:hAnsi="Times New Roman" w:eastAsia="Times New Roman" w:cs="Times New Roman"/>
-        </w:rPr>
-        <w:t>-A</w:t>
-      </w:r>
-      <w:r>
-        <w:rPr>
-          <w:rFonts w:hint="eastAsia" w:ascii="Times New Roman" w:hAnsi="Times New Roman" w:eastAsia="FangSong" w:cs="Times New Roman"/>
-        </w:rPr>
-        <w:t>卷</w:t>
-      </w:r>
-      <w:r>
-        <w:rPr>
-          <w:rFonts w:hint="eastAsia" w:ascii="Times New Roman" w:hAnsi="Times New Roman" w:eastAsia="Times New Roman" w:cs="Times New Roman"/>
-        </w:rPr>
-        <w:t>-</w:t>
-      </w:r>
-      <w:r>
-        <w:rPr>
-          <w:rFonts w:hint="eastAsia" w:ascii="Times New Roman" w:hAnsi="Times New Roman" w:eastAsia="FangSong" w:cs="Times New Roman"/>
-        </w:rPr>
-        <w:t>化学反应速率与化学平衡</w:t>
-      </w:r>
-      <w:r>
-        <w:rPr>
-          <w:rFonts w:hint="eastAsia" w:ascii="Times New Roman" w:hAnsi="Times New Roman" w:eastAsia="Times New Roman" w:cs="Times New Roman"/>
-        </w:rPr>
-        <w:t>（</w:t>
-      </w:r>
-      <w:r>
-        <w:rPr>
-          <w:rFonts w:hint="eastAsia" w:ascii="Times New Roman" w:hAnsi="Times New Roman" w:eastAsia="FangSong" w:cs="Times New Roman"/>
-        </w:rPr>
-        <w:t>卷形态保留原文</w:t>
-      </w:r>
-      <w:r>
-        <w:rPr>
-          <w:rFonts w:hint="eastAsia" w:ascii="Times New Roman" w:hAnsi="Times New Roman" w:eastAsia="Times New Roman" w:cs="Times New Roman"/>
-        </w:rPr>
-        <w:t>；</w:t>
-      </w:r>
-      <w:r>
-        <w:rPr>
-          <w:rFonts w:hint="eastAsia" w:ascii="Times New Roman" w:hAnsi="Times New Roman" w:eastAsia="FangSong" w:cs="Times New Roman"/>
-        </w:rPr>
-        <w:t>本文件为派生逐题</w:t>
-      </w:r>
-      <w:r>
-        <w:rPr>
-          <w:rFonts w:hint="eastAsia" w:ascii="Times New Roman" w:hAnsi="Times New Roman" w:eastAsia="Times New Roman" w:cs="Times New Roman"/>
-        </w:rPr>
-        <w:t>）</w:t>
-      </w:r>
-      <w:r>
-        <w:rPr>
-          <w:rFonts w:ascii="Times New Roman" w:hAnsi="Times New Roman" w:eastAsia="Times New Roman" w:cs="Times New Roman"/>
-        </w:rPr>
-        <w:t xml:space="preserve"> </w:t>
-      </w:r>
-      <w:r>
-        <w:rPr>
-          <w:rFonts w:hint="eastAsia" w:ascii="Times New Roman" w:hAnsi="Times New Roman" w:eastAsia="FangSong" w:cs="Times New Roman"/>
-          <w:b/>
-          <w:bCs/>
-        </w:rPr>
-        <w:t xml:space="preserve">答案状态</w:t>
-      </w:r>
-      <w:r>
-        <w:rPr>
-          <w:rFonts w:hint="eastAsia" w:ascii="Times New Roman" w:hAnsi="Times New Roman" w:eastAsia="Times New Roman" w:cs="Times New Roman"/>
-        </w:rPr>
-        <w:t>：</w:t>
-      </w:r>
-      <w:r>
-        <w:rPr>
-          <w:rFonts w:hint="eastAsia" w:ascii="Times New Roman" w:hAnsi="Times New Roman" w:eastAsia="FangSong" w:cs="Times New Roman"/>
-        </w:rPr>
-        <w:t>已按题号锚切分</w:t>
-      </w:r>
-      <w:r>
-        <w:rPr>
-          <w:rFonts w:hint="eastAsia" w:ascii="Times New Roman" w:hAnsi="Times New Roman" w:eastAsia="Times New Roman" w:cs="Times New Roman"/>
-        </w:rPr>
-        <w:t>（</w:t>
-      </w:r>
-      <w:r>
-        <w:rPr>
-          <w:rFonts w:hint="eastAsia" w:ascii="Times New Roman" w:hAnsi="Times New Roman" w:eastAsia="FangSong" w:cs="Times New Roman"/>
-        </w:rPr>
-        <w:t>待抽检</w:t>
-      </w:r>
-      <w:r>
-        <w:rPr>
-          <w:rFonts w:hint="eastAsia" w:ascii="Times New Roman" w:hAnsi="Times New Roman" w:eastAsia="Times New Roman" w:cs="Times New Roman"/>
-        </w:rPr>
-        <w:t>）</w:t>
-      </w:r>
-    </w:p>
-    <w:p>
-      <w:pPr>
         <w:pStyle w:val="FirstParagraph"/>
       </w:pPr>
       <w:r>
@@ -29938,153 +29791,6 @@
           <w:rFonts w:hint="eastAsia" w:ascii="Times New Roman" w:hAnsi="Times New Roman" w:eastAsia="FangSong" w:cs="Times New Roman"/>
         </w:rPr>
         <w:t>二分册能力测试</w:t>
-      </w:r>
-    </w:p>
-    <w:p>
-      <w:pPr>
-        <w:pStyle w:val="BlockText"/>
-      </w:pPr>
-      <w:r>
-        <w:rPr>
-          <w:rFonts w:hint="eastAsia" w:ascii="Times New Roman" w:hAnsi="Times New Roman" w:eastAsia="FangSong" w:cs="Times New Roman"/>
-          <w:b/>
-          <w:bCs/>
-        </w:rPr>
-        <w:t xml:space="preserve">派生自</w:t>
-      </w:r>
-      <w:r>
-        <w:rPr>
-          <w:rFonts w:hint="eastAsia" w:ascii="Times New Roman" w:hAnsi="Times New Roman" w:eastAsia="Times New Roman" w:cs="Times New Roman"/>
-        </w:rPr>
-        <w:t>：</w:t>
-      </w:r>
-      <w:r>
-        <w:rPr>
-          <w:rFonts w:hint="eastAsia" w:ascii="Times New Roman" w:hAnsi="Times New Roman" w:eastAsia="FangSong" w:cs="Times New Roman"/>
-        </w:rPr>
-        <w:t>卷</w:t>
-      </w:r>
-      <w:r>
-        <w:rPr>
-          <w:rFonts w:hint="eastAsia" w:ascii="Times New Roman" w:hAnsi="Times New Roman" w:eastAsia="Times New Roman" w:cs="Times New Roman"/>
-        </w:rPr>
-        <w:t>-01-</w:t>
-      </w:r>
-      <w:r>
-        <w:rPr>
-          <w:rFonts w:hint="eastAsia" w:ascii="Times New Roman" w:hAnsi="Times New Roman" w:eastAsia="FangSong" w:cs="Times New Roman"/>
-        </w:rPr>
-        <w:t>第</w:t>
-      </w:r>
-      <w:r>
-        <w:rPr>
-          <w:rFonts w:hint="eastAsia" w:ascii="Times New Roman" w:hAnsi="Times New Roman" w:eastAsia="Times New Roman" w:cs="Times New Roman"/>
-        </w:rPr>
-        <w:t>1</w:t>
-      </w:r>
-      <w:r>
-        <w:rPr>
-          <w:rFonts w:hint="eastAsia" w:ascii="Times New Roman" w:hAnsi="Times New Roman" w:eastAsia="FangSong" w:cs="Times New Roman"/>
-        </w:rPr>
-        <w:t>章</w:t>
-      </w:r>
-      <w:r>
-        <w:rPr>
-          <w:rFonts w:hint="eastAsia" w:ascii="Times New Roman" w:hAnsi="Times New Roman" w:eastAsia="Times New Roman" w:cs="Times New Roman"/>
-        </w:rPr>
-        <w:t>-A</w:t>
-      </w:r>
-      <w:r>
-        <w:rPr>
-          <w:rFonts w:hint="eastAsia" w:ascii="Times New Roman" w:hAnsi="Times New Roman" w:eastAsia="FangSong" w:cs="Times New Roman"/>
-        </w:rPr>
-        <w:t>卷</w:t>
-      </w:r>
-      <w:r>
-        <w:rPr>
-          <w:rFonts w:hint="eastAsia" w:ascii="Times New Roman" w:hAnsi="Times New Roman" w:eastAsia="Times New Roman" w:cs="Times New Roman"/>
-        </w:rPr>
-        <w:t>-</w:t>
-      </w:r>
-      <w:r>
-        <w:rPr>
-          <w:rFonts w:hint="eastAsia" w:ascii="Times New Roman" w:hAnsi="Times New Roman" w:eastAsia="FangSong" w:cs="Times New Roman"/>
-        </w:rPr>
-        <w:t>化学反应速率与化学平衡</w:t>
-      </w:r>
-      <w:r>
-        <w:rPr>
-          <w:rFonts w:hint="eastAsia" w:ascii="Times New Roman" w:hAnsi="Times New Roman" w:eastAsia="Times New Roman" w:cs="Times New Roman"/>
-        </w:rPr>
-        <w:t>（</w:t>
-      </w:r>
-      <w:r>
-        <w:rPr>
-          <w:rFonts w:hint="eastAsia" w:ascii="Times New Roman" w:hAnsi="Times New Roman" w:eastAsia="FangSong" w:cs="Times New Roman"/>
-        </w:rPr>
-        <w:t>卷形态保留原文</w:t>
-      </w:r>
-      <w:r>
-        <w:rPr>
-          <w:rFonts w:hint="eastAsia" w:ascii="Times New Roman" w:hAnsi="Times New Roman" w:eastAsia="Times New Roman" w:cs="Times New Roman"/>
-        </w:rPr>
-        <w:t>；</w:t>
-      </w:r>
-      <w:r>
-        <w:rPr>
-          <w:rFonts w:hint="eastAsia" w:ascii="Times New Roman" w:hAnsi="Times New Roman" w:eastAsia="FangSong" w:cs="Times New Roman"/>
-        </w:rPr>
-        <w:t>本文件为派生逐题</w:t>
-      </w:r>
-      <w:r>
-        <w:rPr>
-          <w:rFonts w:hint="eastAsia" w:ascii="Times New Roman" w:hAnsi="Times New Roman" w:eastAsia="Times New Roman" w:cs="Times New Roman"/>
-        </w:rPr>
-        <w:t>）</w:t>
-      </w:r>
-      <w:r>
-        <w:rPr>
-          <w:rFonts w:ascii="Times New Roman" w:hAnsi="Times New Roman" w:eastAsia="Times New Roman" w:cs="Times New Roman"/>
-        </w:rPr>
-        <w:t xml:space="preserve"> </w:t>
-      </w:r>
-      <w:r>
-        <w:rPr>
-          <w:rFonts w:hint="eastAsia" w:ascii="Times New Roman" w:hAnsi="Times New Roman" w:eastAsia="FangSong" w:cs="Times New Roman"/>
-          <w:b/>
-          <w:bCs/>
-        </w:rPr>
-        <w:t xml:space="preserve">答案状态</w:t>
-      </w:r>
-      <w:r>
-        <w:rPr>
-          <w:rFonts w:hint="eastAsia" w:ascii="Times New Roman" w:hAnsi="Times New Roman" w:eastAsia="Times New Roman" w:cs="Times New Roman"/>
-        </w:rPr>
-        <w:t>：</w:t>
-      </w:r>
-      <w:r>
-        <w:rPr>
-          <w:rFonts w:hint="eastAsia" w:ascii="Times New Roman" w:hAnsi="Times New Roman" w:eastAsia="FangSong" w:cs="Times New Roman"/>
-        </w:rPr>
-        <w:t>已按题号锚切分</w:t>
-      </w:r>
-      <w:r>
-        <w:rPr>
-          <w:rFonts w:hint="eastAsia" w:ascii="Times New Roman" w:hAnsi="Times New Roman" w:eastAsia="Times New Roman" w:cs="Times New Roman"/>
-        </w:rPr>
-        <w:t>（</w:t>
-      </w:r>
-      <w:r>
-        <w:rPr>
-          <w:rFonts w:hint="eastAsia" w:ascii="Times New Roman" w:hAnsi="Times New Roman" w:eastAsia="FangSong" w:cs="Times New Roman"/>
-        </w:rPr>
-        <w:t>待抽检</w:t>
-      </w:r>
-      <w:r>
-        <w:rPr>
-          <w:rFonts w:hint="eastAsia" w:ascii="Times New Roman" w:hAnsi="Times New Roman" w:eastAsia="Times New Roman" w:cs="Times New Roman"/>
-        </w:rPr>
-        <w:t>）</w:t>
       </w:r>
     </w:p>
     <w:p>

--- a/00-首页/题组Word/第一轮·综合套卷/第一轮综合卷10（教师版）.docx
+++ b/00-首页/题组Word/第一轮·综合套卷/第一轮综合卷10（教师版）.docx
@@ -17002,14 +17002,14 @@
         </w:rPr>
         <w:drawing>
           <wp:inline>
-            <wp:extent cx="3240000" cy="4584609"/>
+            <wp:extent cx="3600000" cy="711747"/>
             <wp:effectExtent b="0" l="0" r="0" t="0"/>
             <wp:docPr descr="" title="" id="50" name="Picture"/>
             <a:graphic>
               <a:graphicData uri="http://schemas.openxmlformats.org/drawingml/2006/picture">
                 <pic:pic>
                   <pic:nvPicPr>
-                    <pic:cNvPr descr="2021-浙江预赛_p10.png" id="51" name="Picture"/>
+                    <pic:cNvPr descr="d8bf4fdb2df7f2e4.png" id="51" name="Picture"/>
                     <pic:cNvPicPr>
                       <a:picLocks noChangeArrowheads="1" noChangeAspect="1"/>
                     </pic:cNvPicPr>
@@ -17023,7 +17023,7 @@
                   <pic:spPr bwMode="auto">
                     <a:xfrm>
                       <a:off x="0" y="0"/>
-                      <a:ext cx="3240000" cy="4584609"/>
+                      <a:ext cx="3600000" cy="711747"/>
                     </a:xfrm>
                     <a:prstGeom prst="rect">
                       <a:avLst/>
@@ -17244,14 +17244,14 @@
         </w:rPr>
         <w:drawing>
           <wp:inline>
-            <wp:extent cx="3240000" cy="4584609"/>
+            <wp:extent cx="3600000" cy="485800"/>
             <wp:effectExtent b="0" l="0" r="0" t="0"/>
             <wp:docPr descr="" title="" id="54" name="Picture"/>
             <a:graphic>
               <a:graphicData uri="http://schemas.openxmlformats.org/drawingml/2006/picture">
                 <pic:pic>
                   <pic:nvPicPr>
-                    <pic:cNvPr descr="2021-浙江预赛_p07.png" id="55" name="Picture"/>
+                    <pic:cNvPr descr="aaafca704bbc0068.png" id="55" name="Picture"/>
                     <pic:cNvPicPr>
                       <a:picLocks noChangeArrowheads="1" noChangeAspect="1"/>
                     </pic:cNvPicPr>
@@ -17265,7 +17265,7 @@
                   <pic:spPr bwMode="auto">
                     <a:xfrm>
                       <a:off x="0" y="0"/>
-                      <a:ext cx="3240000" cy="4584609"/>
+                      <a:ext cx="3600000" cy="485800"/>
                     </a:xfrm>
                     <a:prstGeom prst="rect">
                       <a:avLst/>

--- a/00-首页/题组Word/第一轮·综合套卷/第一轮综合卷10（教师版）.docx
+++ b/00-首页/题组Word/第一轮·综合套卷/第一轮综合卷10（教师版）.docx
@@ -536,6 +536,8 @@
     <w:p>
       <w:pPr>
         <w:pStyle w:val="BodyText"/>
+        <w:ind w:left="480" w:hanging="480"/>
+        <w:spacing w:after="0"/>
       </w:pPr>
       <w:r>
         <w:rPr>
@@ -646,6 +648,13 @@
         </w:rPr>
         <w:t>个新的原子轨道</w:t>
       </w:r>
+    </w:p>
+    <w:p>
+      <w:pPr>
+        <w:pStyle w:val="BodyText"/>
+        <w:ind w:left="480" w:hanging="480"/>
+        <w:spacing w:before="0" w:after="0"/>
+      </w:pPr>
       <w:r>
         <w:rPr>
           <w:rFonts w:hint="eastAsia" w:ascii="Times New Roman" w:hAnsi="Times New Roman" w:eastAsia="Times New Roman" w:cs="Times New Roman"/>
@@ -713,6 +722,13 @@
         </w:rPr>
         <w:t>其几何构型都是正四面体</w:t>
       </w:r>
+    </w:p>
+    <w:p>
+      <w:pPr>
+        <w:pStyle w:val="BodyText"/>
+        <w:ind w:left="480" w:hanging="480"/>
+        <w:spacing w:before="0" w:after="180"/>
+      </w:pPr>
       <w:r>
         <w:rPr>
           <w:rFonts w:hint="eastAsia" w:ascii="Times New Roman" w:hAnsi="Times New Roman" w:eastAsia="Times New Roman" w:cs="Times New Roman"/>
@@ -936,6 +952,8 @@
     <w:p>
       <w:pPr>
         <w:pStyle w:val="FirstParagraph"/>
+        <w:ind w:left="480" w:hanging="480"/>
+        <w:spacing w:after="0"/>
       </w:pPr>
       <w:r>
         <w:rPr>
@@ -973,6 +991,13 @@
         </w:rPr>
         <w:t xml:space="preserve"> </w:t>
       </w:r>
+    </w:p>
+    <w:p>
+      <w:pPr>
+        <w:pStyle w:val="FirstParagraph"/>
+        <w:ind w:left="480" w:hanging="480"/>
+        <w:spacing w:before="0" w:after="0"/>
+      </w:pPr>
       <w:r>
         <w:rPr>
           <w:rFonts w:ascii="Times New Roman" w:hAnsi="Times New Roman" w:eastAsia="Times New Roman" w:cs="Times New Roman"/>
@@ -1001,7 +1026,20 @@
         <w:rPr>
           <w:rFonts w:ascii="Times New Roman" w:hAnsi="Times New Roman" w:eastAsia="Times New Roman" w:cs="Times New Roman"/>
         </w:rPr>
-        <w:t xml:space="preserve"> B. </w:t>
+        <w:t xml:space="preserve"> </w:t>
+      </w:r>
+    </w:p>
+    <w:p>
+      <w:pPr>
+        <w:pStyle w:val="FirstParagraph"/>
+        <w:ind w:left="480" w:hanging="480"/>
+        <w:spacing w:before="0" w:after="0"/>
+      </w:pPr>
+      <w:r>
+        <w:rPr>
+          <w:rFonts w:ascii="Times New Roman" w:hAnsi="Times New Roman" w:eastAsia="Times New Roman" w:cs="Times New Roman"/>
+        </w:rPr>
+        <w:t xml:space="preserve">B. </w:t>
       </w:r>
       <w:r>
         <w:rPr>
@@ -1027,6 +1065,13 @@
         </w:rPr>
         <w:t xml:space="preserve"> </w:t>
       </w:r>
+    </w:p>
+    <w:p>
+      <w:pPr>
+        <w:pStyle w:val="FirstParagraph"/>
+        <w:ind w:left="480" w:hanging="480"/>
+        <w:spacing w:before="0" w:after="0"/>
+      </w:pPr>
       <w:r>
         <w:rPr>
           <w:rFonts w:ascii="Times New Roman" w:hAnsi="Times New Roman" w:eastAsia="Times New Roman" w:cs="Times New Roman"/>
@@ -1055,7 +1100,20 @@
         <w:rPr>
           <w:rFonts w:ascii="Times New Roman" w:hAnsi="Times New Roman" w:eastAsia="Times New Roman" w:cs="Times New Roman"/>
         </w:rPr>
-        <w:t xml:space="preserve"> D. </w:t>
+        <w:t xml:space="preserve"> </w:t>
+      </w:r>
+    </w:p>
+    <w:p>
+      <w:pPr>
+        <w:pStyle w:val="FirstParagraph"/>
+        <w:ind w:left="480" w:hanging="480"/>
+        <w:spacing w:before="0" w:after="180"/>
+      </w:pPr>
+      <w:r>
+        <w:rPr>
+          <w:rFonts w:ascii="Times New Roman" w:hAnsi="Times New Roman" w:eastAsia="Times New Roman" w:cs="Times New Roman"/>
+        </w:rPr>
+        <w:t xml:space="preserve">D. </w:t>
       </w:r>
       <w:r>
         <w:rPr>
@@ -1178,6 +1236,8 @@
     <w:p>
       <w:pPr>
         <w:pStyle w:val="FirstParagraph"/>
+        <w:ind w:left="480" w:hanging="480"/>
+        <w:spacing w:after="0"/>
       </w:pPr>
       <w:r>
         <w:rPr>
@@ -1207,7 +1267,20 @@
         <w:rPr>
           <w:rFonts w:hint="eastAsia" w:ascii="Times New Roman" w:hAnsi="Times New Roman" w:eastAsia="Times New Roman" w:cs="Times New Roman"/>
         </w:rPr>
-        <w:t>）A.</w:t>
+        <w:t>）</w:t>
+      </w:r>
+    </w:p>
+    <w:p>
+      <w:pPr>
+        <w:pStyle w:val="FirstParagraph"/>
+        <w:ind w:left="480" w:hanging="480"/>
+        <w:spacing w:before="0" w:after="0"/>
+      </w:pPr>
+      <w:r>
+        <w:rPr>
+          <w:rFonts w:hint="eastAsia" w:ascii="Times New Roman" w:hAnsi="Times New Roman" w:eastAsia="Times New Roman" w:cs="Times New Roman"/>
+        </w:rPr>
+        <w:t>A.</w:t>
       </w:r>
       <w:r>
         <w:rPr>
@@ -1221,6 +1294,13 @@
         </w:rPr>
         <w:t xml:space="preserve"> </w:t>
       </w:r>
+    </w:p>
+    <w:p>
+      <w:pPr>
+        <w:pStyle w:val="FirstParagraph"/>
+        <w:ind w:left="480" w:hanging="480"/>
+        <w:spacing w:before="0" w:after="0"/>
+      </w:pPr>
       <w:r>
         <w:rPr>
           <w:rFonts w:hint="eastAsia" w:ascii="Times New Roman" w:hAnsi="Times New Roman" w:eastAsia="Times New Roman" w:cs="Times New Roman"/>
@@ -1245,6 +1325,13 @@
         </w:rPr>
         <w:t>分子的偶极矩也愈大</w:t>
       </w:r>
+    </w:p>
+    <w:p>
+      <w:pPr>
+        <w:pStyle w:val="FirstParagraph"/>
+        <w:ind w:left="480" w:hanging="480"/>
+        <w:spacing w:before="0" w:after="0"/>
+      </w:pPr>
       <w:r>
         <w:rPr>
           <w:rFonts w:hint="eastAsia" w:ascii="Times New Roman" w:hAnsi="Times New Roman" w:eastAsia="Times New Roman" w:cs="Times New Roman"/>
@@ -1275,6 +1362,13 @@
         </w:rPr>
         <w:t xml:space="preserve"> </w:t>
       </w:r>
+    </w:p>
+    <w:p>
+      <w:pPr>
+        <w:pStyle w:val="FirstParagraph"/>
+        <w:ind w:left="480" w:hanging="480"/>
+        <w:spacing w:before="0" w:after="180"/>
+      </w:pPr>
       <w:r>
         <w:rPr>
           <w:rFonts w:hint="eastAsia" w:ascii="Times New Roman" w:hAnsi="Times New Roman" w:eastAsia="Times New Roman" w:cs="Times New Roman"/>
@@ -1390,6 +1484,8 @@
     <w:p>
       <w:pPr>
         <w:pStyle w:val="FirstParagraph"/>
+        <w:ind w:left="480" w:hanging="480"/>
+        <w:spacing w:after="0"/>
       </w:pPr>
       <w:r>
         <w:rPr>
@@ -1445,11 +1541,57 @@
         </w:rPr>
         <w:t xml:space="preserve"> </w:t>
       </w:r>
-      <w:r>
-        <w:rPr>
-          <w:rFonts w:ascii="Times New Roman" w:hAnsi="Times New Roman" w:eastAsia="Times New Roman" w:cs="Times New Roman"/>
-        </w:rPr>
-        <w:t xml:space="preserve">A. A-X-A B. A=X=A C. A=X-X D. A-X-A</w:t>
+    </w:p>
+    <w:p>
+      <w:pPr>
+        <w:pStyle w:val="FirstParagraph"/>
+        <w:ind w:left="480" w:hanging="480"/>
+        <w:spacing w:before="0" w:after="0"/>
+      </w:pPr>
+      <w:r>
+        <w:rPr>
+          <w:rFonts w:ascii="Times New Roman" w:hAnsi="Times New Roman" w:eastAsia="Times New Roman" w:cs="Times New Roman"/>
+        </w:rPr>
+        <w:t xml:space="preserve">A. A-X-A </w:t>
+      </w:r>
+    </w:p>
+    <w:p>
+      <w:pPr>
+        <w:pStyle w:val="FirstParagraph"/>
+        <w:ind w:left="480" w:hanging="480"/>
+        <w:spacing w:before="0" w:after="0"/>
+      </w:pPr>
+      <w:r>
+        <w:rPr>
+          <w:rFonts w:ascii="Times New Roman" w:hAnsi="Times New Roman" w:eastAsia="Times New Roman" w:cs="Times New Roman"/>
+        </w:rPr>
+        <w:t xml:space="preserve">B. A=X=A </w:t>
+      </w:r>
+    </w:p>
+    <w:p>
+      <w:pPr>
+        <w:pStyle w:val="FirstParagraph"/>
+        <w:ind w:left="480" w:hanging="480"/>
+        <w:spacing w:before="0" w:after="0"/>
+      </w:pPr>
+      <w:r>
+        <w:rPr>
+          <w:rFonts w:ascii="Times New Roman" w:hAnsi="Times New Roman" w:eastAsia="Times New Roman" w:cs="Times New Roman"/>
+        </w:rPr>
+        <w:t xml:space="preserve">C. A=X-X </w:t>
+      </w:r>
+    </w:p>
+    <w:p>
+      <w:pPr>
+        <w:pStyle w:val="FirstParagraph"/>
+        <w:ind w:left="480" w:hanging="480"/>
+        <w:spacing w:before="0" w:after="180"/>
+      </w:pPr>
+      <w:r>
+        <w:rPr>
+          <w:rFonts w:ascii="Times New Roman" w:hAnsi="Times New Roman" w:eastAsia="Times New Roman" w:cs="Times New Roman"/>
+        </w:rPr>
+        <w:t xml:space="preserve">D. A-X-A</w:t>
       </w:r>
     </w:p>
     <w:p>
@@ -1711,10 +1853,6 @@
     <w:p>
       <w:pPr>
         <w:pStyle w:val="Compact"/>
-        <w:numPr>
-          <w:ilvl w:val="0"/>
-          <w:numId w:val="1001"/>
-        </w:numPr>
       </w:pPr>
       <w:r>
         <w:rPr>
@@ -1744,10 +1882,6 @@
     <w:p>
       <w:pPr>
         <w:pStyle w:val="Compact"/>
-        <w:numPr>
-          <w:ilvl w:val="0"/>
-          <w:numId w:val="1001"/>
-        </w:numPr>
       </w:pPr>
       <w:r>
         <w:rPr>
@@ -1765,10 +1899,6 @@
     <w:p>
       <w:pPr>
         <w:pStyle w:val="Compact"/>
-        <w:numPr>
-          <w:ilvl w:val="0"/>
-          <w:numId w:val="1001"/>
-        </w:numPr>
       </w:pPr>
       <w:r>
         <w:rPr>
@@ -1786,10 +1916,6 @@
     <w:p>
       <w:pPr>
         <w:pStyle w:val="Compact"/>
-        <w:numPr>
-          <w:ilvl w:val="0"/>
-          <w:numId w:val="1001"/>
-        </w:numPr>
       </w:pPr>
       <w:r>
         <w:rPr>
@@ -5875,7 +6001,7 @@
         </w:rPr>
         <w:drawing>
           <wp:inline>
-            <wp:extent cx="3175000" cy="3009900"/>
+            <wp:extent cx="3175000" cy="3006531"/>
             <wp:effectExtent b="0" l="0" r="0" t="0"/>
             <wp:docPr descr="" title="" id="18" name="Picture"/>
             <a:graphic>
@@ -5896,7 +6022,7 @@
                   <pic:spPr bwMode="auto">
                     <a:xfrm>
                       <a:off x="0" y="0"/>
-                      <a:ext cx="3175000" cy="3009900"/>
+                      <a:ext cx="3175000" cy="3006531"/>
                     </a:xfrm>
                     <a:prstGeom prst="rect">
                       <a:avLst/>
@@ -7098,7 +7224,7 @@
         </w:rPr>
         <w:drawing>
           <wp:inline>
-            <wp:extent cx="3240000" cy="2945454"/>
+            <wp:extent cx="3225973" cy="2945454"/>
             <wp:effectExtent b="0" l="0" r="0" t="0"/>
             <wp:docPr descr="" title="" id="26" name="Picture"/>
             <a:graphic>
@@ -7119,7 +7245,7 @@
                   <pic:spPr bwMode="auto">
                     <a:xfrm>
                       <a:off x="0" y="0"/>
-                      <a:ext cx="3240000" cy="2945454"/>
+                      <a:ext cx="3225973" cy="2945454"/>
                     </a:xfrm>
                     <a:prstGeom prst="rect">
                       <a:avLst/>
@@ -8456,7 +8582,7 @@
         </w:rPr>
         <w:drawing>
           <wp:inline>
-            <wp:extent cx="3240000" cy="2974909"/>
+            <wp:extent cx="3240000" cy="2966925"/>
             <wp:effectExtent b="0" l="0" r="0" t="0"/>
             <wp:docPr descr="" title="" id="30" name="Picture"/>
             <a:graphic>
@@ -8477,7 +8603,7 @@
                   <pic:spPr bwMode="auto">
                     <a:xfrm>
                       <a:off x="0" y="0"/>
-                      <a:ext cx="3240000" cy="2974909"/>
+                      <a:ext cx="3240000" cy="2966925"/>
                     </a:xfrm>
                     <a:prstGeom prst="rect">
                       <a:avLst/>
@@ -13372,7 +13498,7 @@
         </w:rPr>
         <w:drawing>
           <wp:inline>
-            <wp:extent cx="3600000" cy="2426086"/>
+            <wp:extent cx="3600000" cy="2341667"/>
             <wp:effectExtent b="0" l="0" r="0" t="0"/>
             <wp:docPr descr="" title="" id="42" name="Picture"/>
             <a:graphic>
@@ -13393,7 +13519,7 @@
                   <pic:spPr bwMode="auto">
                     <a:xfrm>
                       <a:off x="0" y="0"/>
-                      <a:ext cx="3600000" cy="2426086"/>
+                      <a:ext cx="3600000" cy="2341667"/>
                     </a:xfrm>
                     <a:prstGeom prst="rect">
                       <a:avLst/>
@@ -16227,10 +16353,8 @@
     <w:p>
       <w:pPr>
         <w:pStyle w:val="Compact"/>
-        <w:numPr>
-          <w:ilvl w:val="0"/>
-          <w:numId w:val="1012"/>
-        </w:numPr>
+        <w:ind w:left="480" w:hanging="480"/>
+        <w:spacing w:after="0"/>
       </w:pPr>
       <w:r>
         <w:rPr>
@@ -16262,7 +16386,20 @@
         <w:rPr>
           <w:rFonts w:ascii="Times New Roman" w:hAnsi="Times New Roman" w:eastAsia="Times New Roman" w:cs="Times New Roman"/>
         </w:rPr>
-        <w:t xml:space="preserve">　　B. ΔH</w:t>
+        <w:t xml:space="preserve">　　</w:t>
+      </w:r>
+    </w:p>
+    <w:p>
+      <w:pPr>
+        <w:pStyle w:val="Compact"/>
+        <w:ind w:left="480" w:hanging="480"/>
+        <w:spacing w:before="0" w:after="0"/>
+      </w:pPr>
+      <w:r>
+        <w:rPr>
+          <w:rFonts w:ascii="Times New Roman" w:hAnsi="Times New Roman" w:eastAsia="Times New Roman" w:cs="Times New Roman"/>
+        </w:rPr>
+        <w:t xml:space="preserve">B. ΔH</w:t>
       </w:r>
       <w:r>
         <w:rPr>
@@ -16288,7 +16425,20 @@
         <w:rPr>
           <w:rFonts w:ascii="Times New Roman" w:hAnsi="Times New Roman" w:eastAsia="Times New Roman" w:cs="Times New Roman"/>
         </w:rPr>
-        <w:t xml:space="preserve">　　C. ΔH</w:t>
+        <w:t xml:space="preserve">　　</w:t>
+      </w:r>
+    </w:p>
+    <w:p>
+      <w:pPr>
+        <w:pStyle w:val="Compact"/>
+        <w:ind w:left="480" w:hanging="480"/>
+        <w:spacing w:before="0" w:after="0"/>
+      </w:pPr>
+      <w:r>
+        <w:rPr>
+          <w:rFonts w:ascii="Times New Roman" w:hAnsi="Times New Roman" w:eastAsia="Times New Roman" w:cs="Times New Roman"/>
+        </w:rPr>
+        <w:t xml:space="preserve">C. ΔH</w:t>
       </w:r>
       <w:r>
         <w:rPr>
@@ -16327,7 +16477,20 @@
         <w:rPr>
           <w:rFonts w:ascii="Times New Roman" w:hAnsi="Times New Roman" w:eastAsia="Times New Roman" w:cs="Times New Roman"/>
         </w:rPr>
-        <w:t xml:space="preserve">　　D. ΔH</w:t>
+        <w:t xml:space="preserve">　　</w:t>
+      </w:r>
+    </w:p>
+    <w:p>
+      <w:pPr>
+        <w:pStyle w:val="Compact"/>
+        <w:ind w:left="480" w:hanging="480"/>
+        <w:spacing w:before="0" w:after="36"/>
+      </w:pPr>
+      <w:r>
+        <w:rPr>
+          <w:rFonts w:ascii="Times New Roman" w:hAnsi="Times New Roman" w:eastAsia="Times New Roman" w:cs="Times New Roman"/>
+        </w:rPr>
+        <w:t xml:space="preserve">D. ΔH</w:t>
       </w:r>
       <w:r>
         <w:rPr>
@@ -16627,10 +16790,6 @@
     <w:p>
       <w:pPr>
         <w:pStyle w:val="Compact"/>
-        <w:numPr>
-          <w:ilvl w:val="0"/>
-          <w:numId w:val="1013"/>
-        </w:numPr>
       </w:pPr>
       <w:r>
         <w:rPr>
@@ -16685,10 +16844,6 @@
     <w:p>
       <w:pPr>
         <w:pStyle w:val="Compact"/>
-        <w:numPr>
-          <w:ilvl w:val="0"/>
-          <w:numId w:val="1013"/>
-        </w:numPr>
       </w:pPr>
       <w:r>
         <w:rPr>
@@ -16742,10 +16897,6 @@
     <w:p>
       <w:pPr>
         <w:pStyle w:val="Compact"/>
-        <w:numPr>
-          <w:ilvl w:val="0"/>
-          <w:numId w:val="1013"/>
-        </w:numPr>
       </w:pPr>
       <w:r>
         <w:rPr>
@@ -16808,10 +16959,6 @@
     <w:p>
       <w:pPr>
         <w:pStyle w:val="Compact"/>
-        <w:numPr>
-          <w:ilvl w:val="0"/>
-          <w:numId w:val="1013"/>
-        </w:numPr>
       </w:pPr>
       <w:r>
         <w:rPr>
@@ -17002,7 +17149,7 @@
         </w:rPr>
         <w:drawing>
           <wp:inline>
-            <wp:extent cx="3600000" cy="711747"/>
+            <wp:extent cx="3600000" cy="657391"/>
             <wp:effectExtent b="0" l="0" r="0" t="0"/>
             <wp:docPr descr="" title="" id="50" name="Picture"/>
             <a:graphic>
@@ -17023,7 +17170,7 @@
                   <pic:spPr bwMode="auto">
                     <a:xfrm>
                       <a:off x="0" y="0"/>
-                      <a:ext cx="3600000" cy="711747"/>
+                      <a:ext cx="3600000" cy="657391"/>
                     </a:xfrm>
                     <a:prstGeom prst="rect">
                       <a:avLst/>
@@ -17244,7 +17391,7 @@
         </w:rPr>
         <w:drawing>
           <wp:inline>
-            <wp:extent cx="3600000" cy="485800"/>
+            <wp:extent cx="3600000" cy="483148"/>
             <wp:effectExtent b="0" l="0" r="0" t="0"/>
             <wp:docPr descr="" title="" id="54" name="Picture"/>
             <a:graphic>
@@ -17265,7 +17412,7 @@
                   <pic:spPr bwMode="auto">
                     <a:xfrm>
                       <a:off x="0" y="0"/>
-                      <a:ext cx="3600000" cy="485800"/>
+                      <a:ext cx="3600000" cy="483148"/>
                     </a:xfrm>
                     <a:prstGeom prst="rect">
                       <a:avLst/>
@@ -17287,16 +17434,53 @@
     <w:p>
       <w:pPr>
         <w:pStyle w:val="Compact"/>
-        <w:numPr>
-          <w:ilvl w:val="0"/>
-          <w:numId w:val="1014"/>
-        </w:numPr>
-      </w:pPr>
-      <w:r>
-        <w:rPr>
-          <w:rFonts w:ascii="Times New Roman" w:hAnsi="Times New Roman" w:eastAsia="Times New Roman" w:cs="Times New Roman"/>
-        </w:rPr>
-        <w:t xml:space="preserve">A. +1.098 V　　B. +0.549 V　　C. −1.54 V　　D. −0.77 V</w:t>
+        <w:ind w:left="480" w:hanging="480"/>
+        <w:spacing w:after="0"/>
+      </w:pPr>
+      <w:r>
+        <w:rPr>
+          <w:rFonts w:ascii="Times New Roman" w:hAnsi="Times New Roman" w:eastAsia="Times New Roman" w:cs="Times New Roman"/>
+        </w:rPr>
+        <w:t xml:space="preserve">A. +1.098 V　　</w:t>
+      </w:r>
+    </w:p>
+    <w:p>
+      <w:pPr>
+        <w:pStyle w:val="Compact"/>
+        <w:ind w:left="480" w:hanging="480"/>
+        <w:spacing w:before="0" w:after="0"/>
+      </w:pPr>
+      <w:r>
+        <w:rPr>
+          <w:rFonts w:ascii="Times New Roman" w:hAnsi="Times New Roman" w:eastAsia="Times New Roman" w:cs="Times New Roman"/>
+        </w:rPr>
+        <w:t xml:space="preserve">B. +0.549 V　　</w:t>
+      </w:r>
+    </w:p>
+    <w:p>
+      <w:pPr>
+        <w:pStyle w:val="Compact"/>
+        <w:ind w:left="480" w:hanging="480"/>
+        <w:spacing w:before="0" w:after="0"/>
+      </w:pPr>
+      <w:r>
+        <w:rPr>
+          <w:rFonts w:ascii="Times New Roman" w:hAnsi="Times New Roman" w:eastAsia="Times New Roman" w:cs="Times New Roman"/>
+        </w:rPr>
+        <w:t xml:space="preserve">C. −1.54 V　　</w:t>
+      </w:r>
+    </w:p>
+    <w:p>
+      <w:pPr>
+        <w:pStyle w:val="Compact"/>
+        <w:ind w:left="480" w:hanging="480"/>
+        <w:spacing w:before="0" w:after="36"/>
+      </w:pPr>
+      <w:r>
+        <w:rPr>
+          <w:rFonts w:ascii="Times New Roman" w:hAnsi="Times New Roman" w:eastAsia="Times New Roman" w:cs="Times New Roman"/>
+        </w:rPr>
+        <w:t xml:space="preserve">D. −0.77 V</w:t>
       </w:r>
     </w:p>
     <w:p>
@@ -17630,10 +17814,6 @@
     <w:p>
       <w:pPr>
         <w:pStyle w:val="Compact"/>
-        <w:numPr>
-          <w:ilvl w:val="0"/>
-          <w:numId w:val="1015"/>
-        </w:numPr>
       </w:pPr>
       <w:r>
         <w:rPr>
@@ -17747,10 +17927,6 @@
     <w:p>
       <w:pPr>
         <w:pStyle w:val="Compact"/>
-        <w:numPr>
-          <w:ilvl w:val="0"/>
-          <w:numId w:val="1015"/>
-        </w:numPr>
       </w:pPr>
       <w:r>
         <w:rPr>
@@ -17850,10 +18026,6 @@
     <w:p>
       <w:pPr>
         <w:pStyle w:val="Compact"/>
-        <w:numPr>
-          <w:ilvl w:val="0"/>
-          <w:numId w:val="1015"/>
-        </w:numPr>
       </w:pPr>
       <w:r>
         <w:rPr>
@@ -17953,10 +18125,6 @@
     <w:p>
       <w:pPr>
         <w:pStyle w:val="Compact"/>
-        <w:numPr>
-          <w:ilvl w:val="0"/>
-          <w:numId w:val="1015"/>
-        </w:numPr>
       </w:pPr>
       <w:r>
         <w:rPr>
@@ -20017,7 +20185,7 @@
         </w:rPr>
         <w:drawing>
           <wp:inline>
-            <wp:extent cx="2933700" cy="2514600"/>
+            <wp:extent cx="2933700" cy="2451100"/>
             <wp:effectExtent b="0" l="0" r="0" t="0"/>
             <wp:docPr descr="" title="" id="66" name="Picture"/>
             <a:graphic>
@@ -20038,7 +20206,7 @@
                   <pic:spPr bwMode="auto">
                     <a:xfrm>
                       <a:off x="0" y="0"/>
-                      <a:ext cx="2933700" cy="2514600"/>
+                      <a:ext cx="2933700" cy="2451100"/>
                     </a:xfrm>
                     <a:prstGeom prst="rect">
                       <a:avLst/>
@@ -20950,7 +21118,7 @@
         </w:rPr>
         <w:drawing>
           <wp:inline>
-            <wp:extent cx="3086100" cy="2667000"/>
+            <wp:extent cx="3086100" cy="2578100"/>
             <wp:effectExtent b="0" l="0" r="0" t="0"/>
             <wp:docPr descr="" title="" id="75" name="Picture"/>
             <a:graphic>
@@ -20971,7 +21139,7 @@
                   <pic:spPr bwMode="auto">
                     <a:xfrm>
                       <a:off x="0" y="0"/>
-                      <a:ext cx="3086100" cy="2667000"/>
+                      <a:ext cx="3086100" cy="2578100"/>
                     </a:xfrm>
                     <a:prstGeom prst="rect">
                       <a:avLst/>
@@ -21131,7 +21299,7 @@
         </w:rPr>
         <w:drawing>
           <wp:inline>
-            <wp:extent cx="2933700" cy="2514600"/>
+            <wp:extent cx="2933700" cy="2451100"/>
             <wp:effectExtent b="0" l="0" r="0" t="0"/>
             <wp:docPr descr="" title="" id="77" name="Picture"/>
             <a:graphic>
@@ -21152,7 +21320,7 @@
                   <pic:spPr bwMode="auto">
                     <a:xfrm>
                       <a:off x="0" y="0"/>
-                      <a:ext cx="2933700" cy="2514600"/>
+                      <a:ext cx="2933700" cy="2451100"/>
                     </a:xfrm>
                     <a:prstGeom prst="rect">
                       <a:avLst/>

--- a/00-首页/题组Word/第一轮·综合套卷/第一轮综合卷10（教师版）.docx
+++ b/00-首页/题组Word/第一轮·综合套卷/第一轮综合卷10（教师版）.docx
@@ -2876,7 +2876,7 @@
         <m:sSup>
           <m:e>
             <m:r>
-              <m:t>​</m:t>
+              <m:t xml:space="preserve"> </m:t>
             </m:r>
           </m:e>
           <m:sup>
@@ -2922,7 +2922,7 @@
         <m:sSup>
           <m:e>
             <m:r>
-              <m:t>​</m:t>
+              <m:t xml:space="preserve"> </m:t>
             </m:r>
           </m:e>
           <m:sup>
@@ -3457,7 +3457,7 @@
         <m:sSubSup>
           <m:e>
             <m:r>
-              <m:t>​</m:t>
+              <m:t xml:space="preserve"> </m:t>
             </m:r>
           </m:e>
           <m:sub>
@@ -3502,7 +3502,7 @@
         <m:sSubSup>
           <m:e>
             <m:r>
-              <m:t>​</m:t>
+              <m:t xml:space="preserve"> </m:t>
             </m:r>
           </m:e>
           <m:sub>
@@ -3547,7 +3547,7 @@
         <m:sSubSup>
           <m:e>
             <m:r>
-              <m:t>​</m:t>
+              <m:t xml:space="preserve"> </m:t>
             </m:r>
           </m:e>
           <m:sub>
@@ -3584,7 +3584,7 @@
         <m:sSubSup>
           <m:e>
             <m:r>
-              <m:t>​</m:t>
+              <m:t xml:space="preserve"> </m:t>
             </m:r>
           </m:e>
           <m:sub>

--- a/00-首页/题组Word/第一轮·综合套卷/第一轮综合卷10（教师版）.docx
+++ b/00-首页/题组Word/第一轮·综合套卷/第一轮综合卷10（教师版）.docx
@@ -57,6 +57,14 @@
       <w:tblPr>
         <w:tblStyle w:val="Table"/>
         <w:tblW w:type="auto" w:w="0"/>
+        <w:tblBorders>
+          <w:top w:val="single" w:sz="12" w:space="0" w:color="000000"/>
+          <w:left w:val="none" w:sz="0" w:space="0" w:color="auto"/>
+          <w:bottom w:val="single" w:sz="12" w:space="0" w:color="000000"/>
+          <w:right w:val="none" w:sz="0" w:space="0" w:color="auto"/>
+          <w:insideH w:val="none" w:sz="0" w:space="0" w:color="auto"/>
+          <w:insideV w:val="none" w:sz="0" w:space="0" w:color="auto"/>
+        </w:tblBorders>
         <w:tblLook w:firstRow="1" w:lastRow="0" w:firstColumn="0" w:lastColumn="0" w:noHBand="0" w:noVBand="0" w:val="0020"/>
       </w:tblPr>
       <w:tblGrid>
@@ -69,7 +77,11 @@
           <w:tblHeader w:val="on"/>
         </w:trPr>
         <w:tc>
-          <w:tcPr/>
+          <w:tcPr>
+            <w:tcBorders>
+              <w:bottom w:val="single" w:sz="8" w:space="0" w:color="000000"/>
+            </w:tcBorders>
+          </w:tcPr>
           <w:p>
             <w:pPr>
               <w:pStyle w:val="Compact"/>
@@ -85,7 +97,11 @@
           </w:p>
         </w:tc>
         <w:tc>
-          <w:tcPr/>
+          <w:tcPr>
+            <w:tcBorders>
+              <w:bottom w:val="single" w:sz="8" w:space="0" w:color="000000"/>
+            </w:tcBorders>
+          </w:tcPr>
           <w:p>
             <w:pPr>
               <w:pStyle w:val="Compact"/>
@@ -101,7 +117,11 @@
           </w:p>
         </w:tc>
         <w:tc>
-          <w:tcPr/>
+          <w:tcPr>
+            <w:tcBorders>
+              <w:bottom w:val="single" w:sz="8" w:space="0" w:color="000000"/>
+            </w:tcBorders>
+          </w:tcPr>
           <w:p>
             <w:pPr>
               <w:pStyle w:val="Compact"/>
@@ -369,6 +389,7 @@
     <w:p>
       <w:pPr>
         <w:pStyle w:val="BodyText"/>
+        <w:spacing w:before="0" w:after="0"/>
       </w:pPr>
       <w:r>
         <w:rPr>
@@ -536,8 +557,8 @@
     <w:p>
       <w:pPr>
         <w:pStyle w:val="BodyText"/>
+        <w:spacing w:before="0" w:after="0"/>
         <w:ind w:left="480" w:hanging="480"/>
-        <w:spacing w:after="0"/>
       </w:pPr>
       <w:r>
         <w:rPr>
@@ -652,8 +673,8 @@
     <w:p>
       <w:pPr>
         <w:pStyle w:val="BodyText"/>
+        <w:spacing w:before="0" w:after="0"/>
         <w:ind w:left="480" w:hanging="480"/>
-        <w:spacing w:before="0" w:after="0"/>
       </w:pPr>
       <w:r>
         <w:rPr>
@@ -726,8 +747,8 @@
     <w:p>
       <w:pPr>
         <w:pStyle w:val="BodyText"/>
+        <w:spacing w:before="0" w:after="0"/>
         <w:ind w:left="480" w:hanging="480"/>
-        <w:spacing w:before="0" w:after="180"/>
       </w:pPr>
       <w:r>
         <w:rPr>
@@ -952,8 +973,8 @@
     <w:p>
       <w:pPr>
         <w:pStyle w:val="FirstParagraph"/>
+        <w:spacing w:before="0" w:after="0"/>
         <w:ind w:left="480" w:hanging="480"/>
-        <w:spacing w:after="0"/>
       </w:pPr>
       <w:r>
         <w:rPr>
@@ -995,8 +1016,8 @@
     <w:p>
       <w:pPr>
         <w:pStyle w:val="FirstParagraph"/>
+        <w:spacing w:before="0" w:after="0"/>
         <w:ind w:left="480" w:hanging="480"/>
-        <w:spacing w:before="0" w:after="0"/>
       </w:pPr>
       <w:r>
         <w:rPr>
@@ -1032,8 +1053,8 @@
     <w:p>
       <w:pPr>
         <w:pStyle w:val="FirstParagraph"/>
+        <w:spacing w:before="0" w:after="0"/>
         <w:ind w:left="480" w:hanging="480"/>
-        <w:spacing w:before="0" w:after="0"/>
       </w:pPr>
       <w:r>
         <w:rPr>
@@ -1069,8 +1090,8 @@
     <w:p>
       <w:pPr>
         <w:pStyle w:val="FirstParagraph"/>
+        <w:spacing w:before="0" w:after="0"/>
         <w:ind w:left="480" w:hanging="480"/>
-        <w:spacing w:before="0" w:after="0"/>
       </w:pPr>
       <w:r>
         <w:rPr>
@@ -1106,8 +1127,8 @@
     <w:p>
       <w:pPr>
         <w:pStyle w:val="FirstParagraph"/>
+        <w:spacing w:before="0" w:after="0"/>
         <w:ind w:left="480" w:hanging="480"/>
-        <w:spacing w:before="0" w:after="180"/>
       </w:pPr>
       <w:r>
         <w:rPr>
@@ -1236,8 +1257,8 @@
     <w:p>
       <w:pPr>
         <w:pStyle w:val="FirstParagraph"/>
+        <w:spacing w:before="0" w:after="0"/>
         <w:ind w:left="480" w:hanging="480"/>
-        <w:spacing w:after="0"/>
       </w:pPr>
       <w:r>
         <w:rPr>
@@ -1273,8 +1294,8 @@
     <w:p>
       <w:pPr>
         <w:pStyle w:val="FirstParagraph"/>
+        <w:spacing w:before="0" w:after="0"/>
         <w:ind w:left="480" w:hanging="480"/>
-        <w:spacing w:before="0" w:after="0"/>
       </w:pPr>
       <w:r>
         <w:rPr>
@@ -1298,8 +1319,8 @@
     <w:p>
       <w:pPr>
         <w:pStyle w:val="FirstParagraph"/>
+        <w:spacing w:before="0" w:after="0"/>
         <w:ind w:left="480" w:hanging="480"/>
-        <w:spacing w:before="0" w:after="0"/>
       </w:pPr>
       <w:r>
         <w:rPr>
@@ -1329,8 +1350,8 @@
     <w:p>
       <w:pPr>
         <w:pStyle w:val="FirstParagraph"/>
+        <w:spacing w:before="0" w:after="0"/>
         <w:ind w:left="480" w:hanging="480"/>
-        <w:spacing w:before="0" w:after="0"/>
       </w:pPr>
       <w:r>
         <w:rPr>
@@ -1366,8 +1387,8 @@
     <w:p>
       <w:pPr>
         <w:pStyle w:val="FirstParagraph"/>
+        <w:spacing w:before="0" w:after="0"/>
         <w:ind w:left="480" w:hanging="480"/>
-        <w:spacing w:before="0" w:after="180"/>
       </w:pPr>
       <w:r>
         <w:rPr>
@@ -1484,8 +1505,8 @@
     <w:p>
       <w:pPr>
         <w:pStyle w:val="FirstParagraph"/>
+        <w:spacing w:before="0" w:after="0"/>
         <w:ind w:left="480" w:hanging="480"/>
-        <w:spacing w:after="0"/>
       </w:pPr>
       <w:r>
         <w:rPr>
@@ -1545,8 +1566,8 @@
     <w:p>
       <w:pPr>
         <w:pStyle w:val="FirstParagraph"/>
+        <w:spacing w:before="0" w:after="0"/>
         <w:ind w:left="480" w:hanging="480"/>
-        <w:spacing w:before="0" w:after="0"/>
       </w:pPr>
       <w:r>
         <w:rPr>
@@ -1558,8 +1579,8 @@
     <w:p>
       <w:pPr>
         <w:pStyle w:val="FirstParagraph"/>
+        <w:spacing w:before="0" w:after="0"/>
         <w:ind w:left="480" w:hanging="480"/>
-        <w:spacing w:before="0" w:after="0"/>
       </w:pPr>
       <w:r>
         <w:rPr>
@@ -1571,8 +1592,8 @@
     <w:p>
       <w:pPr>
         <w:pStyle w:val="FirstParagraph"/>
+        <w:spacing w:before="0" w:after="0"/>
         <w:ind w:left="480" w:hanging="480"/>
-        <w:spacing w:before="0" w:after="0"/>
       </w:pPr>
       <w:r>
         <w:rPr>
@@ -1584,8 +1605,8 @@
     <w:p>
       <w:pPr>
         <w:pStyle w:val="FirstParagraph"/>
+        <w:spacing w:before="0" w:after="0"/>
         <w:ind w:left="480" w:hanging="480"/>
-        <w:spacing w:before="0" w:after="180"/>
       </w:pPr>
       <w:r>
         <w:rPr>
@@ -1853,6 +1874,7 @@
     <w:p>
       <w:pPr>
         <w:pStyle w:val="Compact"/>
+        <w:spacing w:before="0" w:after="0"/>
       </w:pPr>
       <w:r>
         <w:rPr>
@@ -1882,6 +1904,7 @@
     <w:p>
       <w:pPr>
         <w:pStyle w:val="Compact"/>
+        <w:spacing w:before="0" w:after="0"/>
       </w:pPr>
       <w:r>
         <w:rPr>
@@ -1899,6 +1922,7 @@
     <w:p>
       <w:pPr>
         <w:pStyle w:val="Compact"/>
+        <w:spacing w:before="0" w:after="0"/>
       </w:pPr>
       <w:r>
         <w:rPr>
@@ -1916,6 +1940,7 @@
     <w:p>
       <w:pPr>
         <w:pStyle w:val="Compact"/>
+        <w:spacing w:before="0" w:after="0"/>
       </w:pPr>
       <w:r>
         <w:rPr>
@@ -14747,6 +14772,14 @@
       <w:tblPr>
         <w:tblStyle w:val="Table"/>
         <w:tblW w:type="auto" w:w="0"/>
+        <w:tblBorders>
+          <w:top w:val="single" w:sz="12" w:space="0" w:color="000000"/>
+          <w:left w:val="none" w:sz="0" w:space="0" w:color="auto"/>
+          <w:bottom w:val="single" w:sz="12" w:space="0" w:color="000000"/>
+          <w:right w:val="none" w:sz="0" w:space="0" w:color="auto"/>
+          <w:insideH w:val="none" w:sz="0" w:space="0" w:color="auto"/>
+          <w:insideV w:val="none" w:sz="0" w:space="0" w:color="auto"/>
+        </w:tblBorders>
         <w:tblLook w:firstRow="1" w:lastRow="0" w:firstColumn="0" w:lastColumn="0" w:noHBand="0" w:noVBand="0" w:val="0020"/>
       </w:tblPr>
       <w:tblGrid>
@@ -14763,7 +14796,11 @@
           <w:tblHeader w:val="on"/>
         </w:trPr>
         <w:tc>
-          <w:tcPr/>
+          <w:tcPr>
+            <w:tcBorders>
+              <w:bottom w:val="single" w:sz="8" w:space="0" w:color="000000"/>
+            </w:tcBorders>
+          </w:tcPr>
           <w:p>
             <w:pPr>
               <w:pStyle w:val="Compact"/>
@@ -14779,7 +14816,11 @@
           </w:p>
         </w:tc>
         <w:tc>
-          <w:tcPr/>
+          <w:tcPr>
+            <w:tcBorders>
+              <w:bottom w:val="single" w:sz="8" w:space="0" w:color="000000"/>
+            </w:tcBorders>
+          </w:tcPr>
           <w:p>
             <w:pPr>
               <w:pStyle w:val="Compact"/>
@@ -14795,7 +14836,11 @@
           </w:p>
         </w:tc>
         <w:tc>
-          <w:tcPr/>
+          <w:tcPr>
+            <w:tcBorders>
+              <w:bottom w:val="single" w:sz="8" w:space="0" w:color="000000"/>
+            </w:tcBorders>
+          </w:tcPr>
           <w:p>
             <w:pPr>
               <w:pStyle w:val="Compact"/>
@@ -14811,7 +14856,11 @@
           </w:p>
         </w:tc>
         <w:tc>
-          <w:tcPr/>
+          <w:tcPr>
+            <w:tcBorders>
+              <w:bottom w:val="single" w:sz="8" w:space="0" w:color="000000"/>
+            </w:tcBorders>
+          </w:tcPr>
           <w:p>
             <w:pPr>
               <w:pStyle w:val="Compact"/>
@@ -14827,7 +14876,11 @@
           </w:p>
         </w:tc>
         <w:tc>
-          <w:tcPr/>
+          <w:tcPr>
+            <w:tcBorders>
+              <w:bottom w:val="single" w:sz="8" w:space="0" w:color="000000"/>
+            </w:tcBorders>
+          </w:tcPr>
           <w:p>
             <w:pPr>
               <w:pStyle w:val="Compact"/>
@@ -14843,7 +14896,11 @@
           </w:p>
         </w:tc>
         <w:tc>
-          <w:tcPr/>
+          <w:tcPr>
+            <w:tcBorders>
+              <w:bottom w:val="single" w:sz="8" w:space="0" w:color="000000"/>
+            </w:tcBorders>
+          </w:tcPr>
           <w:p>
             <w:pPr>
               <w:pStyle w:val="Compact"/>
@@ -14874,7 +14931,11 @@
           </w:p>
         </w:tc>
         <w:tc>
-          <w:tcPr/>
+          <w:tcPr>
+            <w:tcBorders>
+              <w:bottom w:val="single" w:sz="8" w:space="0" w:color="000000"/>
+            </w:tcBorders>
+          </w:tcPr>
           <w:p>
             <w:pPr>
               <w:pStyle w:val="Compact"/>
@@ -16353,8 +16414,8 @@
     <w:p>
       <w:pPr>
         <w:pStyle w:val="Compact"/>
+        <w:spacing w:before="0" w:after="0"/>
         <w:ind w:left="480" w:hanging="480"/>
-        <w:spacing w:after="0"/>
       </w:pPr>
       <w:r>
         <w:rPr>
@@ -16392,8 +16453,8 @@
     <w:p>
       <w:pPr>
         <w:pStyle w:val="Compact"/>
+        <w:spacing w:before="0" w:after="0"/>
         <w:ind w:left="480" w:hanging="480"/>
-        <w:spacing w:before="0" w:after="0"/>
       </w:pPr>
       <w:r>
         <w:rPr>
@@ -16431,8 +16492,8 @@
     <w:p>
       <w:pPr>
         <w:pStyle w:val="Compact"/>
+        <w:spacing w:before="0" w:after="0"/>
         <w:ind w:left="480" w:hanging="480"/>
-        <w:spacing w:before="0" w:after="0"/>
       </w:pPr>
       <w:r>
         <w:rPr>
@@ -16483,8 +16544,8 @@
     <w:p>
       <w:pPr>
         <w:pStyle w:val="Compact"/>
+        <w:spacing w:before="0" w:after="0"/>
         <w:ind w:left="480" w:hanging="480"/>
-        <w:spacing w:before="0" w:after="36"/>
       </w:pPr>
       <w:r>
         <w:rPr>
@@ -16790,6 +16851,7 @@
     <w:p>
       <w:pPr>
         <w:pStyle w:val="Compact"/>
+        <w:spacing w:before="0" w:after="0"/>
       </w:pPr>
       <w:r>
         <w:rPr>
@@ -16844,6 +16906,7 @@
     <w:p>
       <w:pPr>
         <w:pStyle w:val="Compact"/>
+        <w:spacing w:before="0" w:after="0"/>
       </w:pPr>
       <w:r>
         <w:rPr>
@@ -16897,6 +16960,7 @@
     <w:p>
       <w:pPr>
         <w:pStyle w:val="Compact"/>
+        <w:spacing w:before="0" w:after="0"/>
       </w:pPr>
       <w:r>
         <w:rPr>
@@ -16959,6 +17023,7 @@
     <w:p>
       <w:pPr>
         <w:pStyle w:val="Compact"/>
+        <w:spacing w:before="0" w:after="0"/>
       </w:pPr>
       <w:r>
         <w:rPr>
@@ -17434,8 +17499,8 @@
     <w:p>
       <w:pPr>
         <w:pStyle w:val="Compact"/>
+        <w:spacing w:before="0" w:after="0"/>
         <w:ind w:left="480" w:hanging="480"/>
-        <w:spacing w:after="0"/>
       </w:pPr>
       <w:r>
         <w:rPr>
@@ -17447,8 +17512,8 @@
     <w:p>
       <w:pPr>
         <w:pStyle w:val="Compact"/>
+        <w:spacing w:before="0" w:after="0"/>
         <w:ind w:left="480" w:hanging="480"/>
-        <w:spacing w:before="0" w:after="0"/>
       </w:pPr>
       <w:r>
         <w:rPr>
@@ -17460,8 +17525,8 @@
     <w:p>
       <w:pPr>
         <w:pStyle w:val="Compact"/>
+        <w:spacing w:before="0" w:after="0"/>
         <w:ind w:left="480" w:hanging="480"/>
-        <w:spacing w:before="0" w:after="0"/>
       </w:pPr>
       <w:r>
         <w:rPr>
@@ -17473,8 +17538,8 @@
     <w:p>
       <w:pPr>
         <w:pStyle w:val="Compact"/>
+        <w:spacing w:before="0" w:after="0"/>
         <w:ind w:left="480" w:hanging="480"/>
-        <w:spacing w:before="0" w:after="36"/>
       </w:pPr>
       <w:r>
         <w:rPr>
@@ -17814,6 +17879,7 @@
     <w:p>
       <w:pPr>
         <w:pStyle w:val="Compact"/>
+        <w:spacing w:before="0" w:after="0"/>
       </w:pPr>
       <w:r>
         <w:rPr>
@@ -17927,6 +17993,7 @@
     <w:p>
       <w:pPr>
         <w:pStyle w:val="Compact"/>
+        <w:spacing w:before="0" w:after="0"/>
       </w:pPr>
       <w:r>
         <w:rPr>
@@ -18026,6 +18093,7 @@
     <w:p>
       <w:pPr>
         <w:pStyle w:val="Compact"/>
+        <w:spacing w:before="0" w:after="0"/>
       </w:pPr>
       <w:r>
         <w:rPr>
@@ -18125,6 +18193,7 @@
     <w:p>
       <w:pPr>
         <w:pStyle w:val="Compact"/>
+        <w:spacing w:before="0" w:after="0"/>
       </w:pPr>
       <w:r>
         <w:rPr>
@@ -31935,7 +32004,7 @@
     <ns0:rPr>
       <ns0:rFonts ns0:ascii="Times New Roman" ns0:cs="Times New Roman" ns0:eastAsia="SimHei" ns0:hAnsi="Times New Roman"/>
       <ns0:b/>
-      <ns0:color ns0:val="17324D"/>
+      <ns0:color ns0:val="000000"/>
       <ns0:sz ns0:val="44"/>
       <ns0:szCs ns0:val="56"/>
     </ns0:rPr>
@@ -32077,7 +32146,7 @@
     <ns0:rPr>
       <ns0:rFonts ns0:ascii="Times New Roman" ns0:cs="Times New Roman" ns0:eastAsia="SimHei" ns0:hAnsi="Times New Roman"/>
       <ns0:b/>
-      <ns0:color ns0:val="17324D"/>
+      <ns0:color ns0:val="000000"/>
       <ns0:sz ns0:val="32"/>
       <ns0:szCs ns0:val="40"/>
     </ns0:rPr>
@@ -32101,7 +32170,7 @@
     <ns0:rPr>
       <ns0:rFonts ns0:ascii="Times New Roman" ns0:cs="Times New Roman" ns0:eastAsia="SimHei" ns0:hAnsi="Times New Roman"/>
       <ns0:b/>
-      <ns0:color ns0:val="17324D"/>
+      <ns0:color ns0:val="000000"/>
       <ns0:sz ns0:val="28"/>
       <ns0:szCs ns0:val="32"/>
     </ns0:rPr>
@@ -32125,7 +32194,7 @@
     <ns0:rPr>
       <ns0:rFonts ns0:ascii="Times New Roman" ns0:cs="Times New Roman" ns0:eastAsia="SimHei" ns0:hAnsi="Times New Roman"/>
       <ns0:b/>
-      <ns0:color ns0:val="17324D"/>
+      <ns0:color ns0:val="000000"/>
       <ns0:sz ns0:val="25"/>
       <ns0:szCs ns0:val="28"/>
     </ns0:rPr>

--- a/00-首页/题组Word/第一轮·综合套卷/第一轮综合卷10（教师版）.docx
+++ b/00-首页/题组Word/第一轮·综合套卷/第一轮综合卷10（教师版）.docx
@@ -57,14 +57,6 @@
       <w:tblPr>
         <w:tblStyle w:val="Table"/>
         <w:tblW w:type="auto" w:w="0"/>
-        <w:tblBorders>
-          <w:top w:val="single" w:sz="12" w:space="0" w:color="000000"/>
-          <w:left w:val="none" w:sz="0" w:space="0" w:color="auto"/>
-          <w:bottom w:val="single" w:sz="12" w:space="0" w:color="000000"/>
-          <w:right w:val="none" w:sz="0" w:space="0" w:color="auto"/>
-          <w:insideH w:val="none" w:sz="0" w:space="0" w:color="auto"/>
-          <w:insideV w:val="none" w:sz="0" w:space="0" w:color="auto"/>
-        </w:tblBorders>
         <w:tblLook w:firstRow="1" w:lastRow="0" w:firstColumn="0" w:lastColumn="0" w:noHBand="0" w:noVBand="0" w:val="0020"/>
       </w:tblPr>
       <w:tblGrid>
@@ -77,11 +69,7 @@
           <w:tblHeader w:val="on"/>
         </w:trPr>
         <w:tc>
-          <w:tcPr>
-            <w:tcBorders>
-              <w:bottom w:val="single" w:sz="8" w:space="0" w:color="000000"/>
-            </w:tcBorders>
-          </w:tcPr>
+          <w:tcPr/>
           <w:p>
             <w:pPr>
               <w:pStyle w:val="Compact"/>
@@ -97,11 +85,7 @@
           </w:p>
         </w:tc>
         <w:tc>
-          <w:tcPr>
-            <w:tcBorders>
-              <w:bottom w:val="single" w:sz="8" w:space="0" w:color="000000"/>
-            </w:tcBorders>
-          </w:tcPr>
+          <w:tcPr/>
           <w:p>
             <w:pPr>
               <w:pStyle w:val="Compact"/>
@@ -117,11 +101,7 @@
           </w:p>
         </w:tc>
         <w:tc>
-          <w:tcPr>
-            <w:tcBorders>
-              <w:bottom w:val="single" w:sz="8" w:space="0" w:color="000000"/>
-            </w:tcBorders>
-          </w:tcPr>
+          <w:tcPr/>
           <w:p>
             <w:pPr>
               <w:pStyle w:val="Compact"/>
@@ -389,7 +369,6 @@
     <w:p>
       <w:pPr>
         <w:pStyle w:val="BodyText"/>
-        <w:spacing w:before="0" w:after="0"/>
       </w:pPr>
       <w:r>
         <w:rPr>
@@ -557,8 +536,6 @@
     <w:p>
       <w:pPr>
         <w:pStyle w:val="BodyText"/>
-        <w:spacing w:before="0" w:after="0"/>
-        <w:ind w:left="480" w:hanging="480"/>
       </w:pPr>
       <w:r>
         <w:rPr>
@@ -669,13 +646,6 @@
         </w:rPr>
         <w:t>个新的原子轨道</w:t>
       </w:r>
-    </w:p>
-    <w:p>
-      <w:pPr>
-        <w:pStyle w:val="BodyText"/>
-        <w:spacing w:before="0" w:after="0"/>
-        <w:ind w:left="480" w:hanging="480"/>
-      </w:pPr>
       <w:r>
         <w:rPr>
           <w:rFonts w:hint="eastAsia" w:ascii="Times New Roman" w:hAnsi="Times New Roman" w:eastAsia="Times New Roman" w:cs="Times New Roman"/>
@@ -743,13 +713,6 @@
         </w:rPr>
         <w:t>其几何构型都是正四面体</w:t>
       </w:r>
-    </w:p>
-    <w:p>
-      <w:pPr>
-        <w:pStyle w:val="BodyText"/>
-        <w:spacing w:before="0" w:after="0"/>
-        <w:ind w:left="480" w:hanging="480"/>
-      </w:pPr>
       <w:r>
         <w:rPr>
           <w:rFonts w:hint="eastAsia" w:ascii="Times New Roman" w:hAnsi="Times New Roman" w:eastAsia="Times New Roman" w:cs="Times New Roman"/>
@@ -973,8 +936,6 @@
     <w:p>
       <w:pPr>
         <w:pStyle w:val="FirstParagraph"/>
-        <w:spacing w:before="0" w:after="0"/>
-        <w:ind w:left="480" w:hanging="480"/>
       </w:pPr>
       <w:r>
         <w:rPr>
@@ -1012,13 +973,6 @@
         </w:rPr>
         <w:t xml:space="preserve"> </w:t>
       </w:r>
-    </w:p>
-    <w:p>
-      <w:pPr>
-        <w:pStyle w:val="FirstParagraph"/>
-        <w:spacing w:before="0" w:after="0"/>
-        <w:ind w:left="480" w:hanging="480"/>
-      </w:pPr>
       <w:r>
         <w:rPr>
           <w:rFonts w:ascii="Times New Roman" w:hAnsi="Times New Roman" w:eastAsia="Times New Roman" w:cs="Times New Roman"/>
@@ -1047,20 +1001,7 @@
         <w:rPr>
           <w:rFonts w:ascii="Times New Roman" w:hAnsi="Times New Roman" w:eastAsia="Times New Roman" w:cs="Times New Roman"/>
         </w:rPr>
-        <w:t xml:space="preserve"> </w:t>
-      </w:r>
-    </w:p>
-    <w:p>
-      <w:pPr>
-        <w:pStyle w:val="FirstParagraph"/>
-        <w:spacing w:before="0" w:after="0"/>
-        <w:ind w:left="480" w:hanging="480"/>
-      </w:pPr>
-      <w:r>
-        <w:rPr>
-          <w:rFonts w:ascii="Times New Roman" w:hAnsi="Times New Roman" w:eastAsia="Times New Roman" w:cs="Times New Roman"/>
-        </w:rPr>
-        <w:t xml:space="preserve">B. </w:t>
+        <w:t xml:space="preserve"> B. </w:t>
       </w:r>
       <w:r>
         <w:rPr>
@@ -1086,13 +1027,6 @@
         </w:rPr>
         <w:t xml:space="preserve"> </w:t>
       </w:r>
-    </w:p>
-    <w:p>
-      <w:pPr>
-        <w:pStyle w:val="FirstParagraph"/>
-        <w:spacing w:before="0" w:after="0"/>
-        <w:ind w:left="480" w:hanging="480"/>
-      </w:pPr>
       <w:r>
         <w:rPr>
           <w:rFonts w:ascii="Times New Roman" w:hAnsi="Times New Roman" w:eastAsia="Times New Roman" w:cs="Times New Roman"/>
@@ -1121,20 +1055,7 @@
         <w:rPr>
           <w:rFonts w:ascii="Times New Roman" w:hAnsi="Times New Roman" w:eastAsia="Times New Roman" w:cs="Times New Roman"/>
         </w:rPr>
-        <w:t xml:space="preserve"> </w:t>
-      </w:r>
-    </w:p>
-    <w:p>
-      <w:pPr>
-        <w:pStyle w:val="FirstParagraph"/>
-        <w:spacing w:before="0" w:after="0"/>
-        <w:ind w:left="480" w:hanging="480"/>
-      </w:pPr>
-      <w:r>
-        <w:rPr>
-          <w:rFonts w:ascii="Times New Roman" w:hAnsi="Times New Roman" w:eastAsia="Times New Roman" w:cs="Times New Roman"/>
-        </w:rPr>
-        <w:t xml:space="preserve">D. </w:t>
+        <w:t xml:space="preserve"> D. </w:t>
       </w:r>
       <w:r>
         <w:rPr>
@@ -1257,8 +1178,6 @@
     <w:p>
       <w:pPr>
         <w:pStyle w:val="FirstParagraph"/>
-        <w:spacing w:before="0" w:after="0"/>
-        <w:ind w:left="480" w:hanging="480"/>
       </w:pPr>
       <w:r>
         <w:rPr>
@@ -1288,20 +1207,7 @@
         <w:rPr>
           <w:rFonts w:hint="eastAsia" w:ascii="Times New Roman" w:hAnsi="Times New Roman" w:eastAsia="Times New Roman" w:cs="Times New Roman"/>
         </w:rPr>
-        <w:t>）</w:t>
-      </w:r>
-    </w:p>
-    <w:p>
-      <w:pPr>
-        <w:pStyle w:val="FirstParagraph"/>
-        <w:spacing w:before="0" w:after="0"/>
-        <w:ind w:left="480" w:hanging="480"/>
-      </w:pPr>
-      <w:r>
-        <w:rPr>
-          <w:rFonts w:hint="eastAsia" w:ascii="Times New Roman" w:hAnsi="Times New Roman" w:eastAsia="Times New Roman" w:cs="Times New Roman"/>
-        </w:rPr>
-        <w:t>A.</w:t>
+        <w:t>）A.</w:t>
       </w:r>
       <w:r>
         <w:rPr>
@@ -1315,13 +1221,6 @@
         </w:rPr>
         <w:t xml:space="preserve"> </w:t>
       </w:r>
-    </w:p>
-    <w:p>
-      <w:pPr>
-        <w:pStyle w:val="FirstParagraph"/>
-        <w:spacing w:before="0" w:after="0"/>
-        <w:ind w:left="480" w:hanging="480"/>
-      </w:pPr>
       <w:r>
         <w:rPr>
           <w:rFonts w:hint="eastAsia" w:ascii="Times New Roman" w:hAnsi="Times New Roman" w:eastAsia="Times New Roman" w:cs="Times New Roman"/>
@@ -1346,13 +1245,6 @@
         </w:rPr>
         <w:t>分子的偶极矩也愈大</w:t>
       </w:r>
-    </w:p>
-    <w:p>
-      <w:pPr>
-        <w:pStyle w:val="FirstParagraph"/>
-        <w:spacing w:before="0" w:after="0"/>
-        <w:ind w:left="480" w:hanging="480"/>
-      </w:pPr>
       <w:r>
         <w:rPr>
           <w:rFonts w:hint="eastAsia" w:ascii="Times New Roman" w:hAnsi="Times New Roman" w:eastAsia="Times New Roman" w:cs="Times New Roman"/>
@@ -1383,13 +1275,6 @@
         </w:rPr>
         <w:t xml:space="preserve"> </w:t>
       </w:r>
-    </w:p>
-    <w:p>
-      <w:pPr>
-        <w:pStyle w:val="FirstParagraph"/>
-        <w:spacing w:before="0" w:after="0"/>
-        <w:ind w:left="480" w:hanging="480"/>
-      </w:pPr>
       <w:r>
         <w:rPr>
           <w:rFonts w:hint="eastAsia" w:ascii="Times New Roman" w:hAnsi="Times New Roman" w:eastAsia="Times New Roman" w:cs="Times New Roman"/>
@@ -1505,8 +1390,6 @@
     <w:p>
       <w:pPr>
         <w:pStyle w:val="FirstParagraph"/>
-        <w:spacing w:before="0" w:after="0"/>
-        <w:ind w:left="480" w:hanging="480"/>
       </w:pPr>
       <w:r>
         <w:rPr>
@@ -1562,57 +1445,11 @@
         </w:rPr>
         <w:t xml:space="preserve"> </w:t>
       </w:r>
-    </w:p>
-    <w:p>
-      <w:pPr>
-        <w:pStyle w:val="FirstParagraph"/>
-        <w:spacing w:before="0" w:after="0"/>
-        <w:ind w:left="480" w:hanging="480"/>
-      </w:pPr>
-      <w:r>
-        <w:rPr>
-          <w:rFonts w:ascii="Times New Roman" w:hAnsi="Times New Roman" w:eastAsia="Times New Roman" w:cs="Times New Roman"/>
-        </w:rPr>
-        <w:t xml:space="preserve">A. A-X-A </w:t>
-      </w:r>
-    </w:p>
-    <w:p>
-      <w:pPr>
-        <w:pStyle w:val="FirstParagraph"/>
-        <w:spacing w:before="0" w:after="0"/>
-        <w:ind w:left="480" w:hanging="480"/>
-      </w:pPr>
-      <w:r>
-        <w:rPr>
-          <w:rFonts w:ascii="Times New Roman" w:hAnsi="Times New Roman" w:eastAsia="Times New Roman" w:cs="Times New Roman"/>
-        </w:rPr>
-        <w:t xml:space="preserve">B. A=X=A </w:t>
-      </w:r>
-    </w:p>
-    <w:p>
-      <w:pPr>
-        <w:pStyle w:val="FirstParagraph"/>
-        <w:spacing w:before="0" w:after="0"/>
-        <w:ind w:left="480" w:hanging="480"/>
-      </w:pPr>
-      <w:r>
-        <w:rPr>
-          <w:rFonts w:ascii="Times New Roman" w:hAnsi="Times New Roman" w:eastAsia="Times New Roman" w:cs="Times New Roman"/>
-        </w:rPr>
-        <w:t xml:space="preserve">C. A=X-X </w:t>
-      </w:r>
-    </w:p>
-    <w:p>
-      <w:pPr>
-        <w:pStyle w:val="FirstParagraph"/>
-        <w:spacing w:before="0" w:after="0"/>
-        <w:ind w:left="480" w:hanging="480"/>
-      </w:pPr>
-      <w:r>
-        <w:rPr>
-          <w:rFonts w:ascii="Times New Roman" w:hAnsi="Times New Roman" w:eastAsia="Times New Roman" w:cs="Times New Roman"/>
-        </w:rPr>
-        <w:t xml:space="preserve">D. A-X-A</w:t>
+      <w:r>
+        <w:rPr>
+          <w:rFonts w:ascii="Times New Roman" w:hAnsi="Times New Roman" w:eastAsia="Times New Roman" w:cs="Times New Roman"/>
+        </w:rPr>
+        <w:t xml:space="preserve">A. A-X-A B. A=X=A C. A=X-X D. A-X-A</w:t>
       </w:r>
     </w:p>
     <w:p>
@@ -1874,7 +1711,10 @@
     <w:p>
       <w:pPr>
         <w:pStyle w:val="Compact"/>
-        <w:spacing w:before="0" w:after="0"/>
+        <w:numPr>
+          <w:ilvl w:val="0"/>
+          <w:numId w:val="1001"/>
+        </w:numPr>
       </w:pPr>
       <w:r>
         <w:rPr>
@@ -1904,7 +1744,10 @@
     <w:p>
       <w:pPr>
         <w:pStyle w:val="Compact"/>
-        <w:spacing w:before="0" w:after="0"/>
+        <w:numPr>
+          <w:ilvl w:val="0"/>
+          <w:numId w:val="1001"/>
+        </w:numPr>
       </w:pPr>
       <w:r>
         <w:rPr>
@@ -1922,7 +1765,10 @@
     <w:p>
       <w:pPr>
         <w:pStyle w:val="Compact"/>
-        <w:spacing w:before="0" w:after="0"/>
+        <w:numPr>
+          <w:ilvl w:val="0"/>
+          <w:numId w:val="1001"/>
+        </w:numPr>
       </w:pPr>
       <w:r>
         <w:rPr>
@@ -1940,7 +1786,10 @@
     <w:p>
       <w:pPr>
         <w:pStyle w:val="Compact"/>
-        <w:spacing w:before="0" w:after="0"/>
+        <w:numPr>
+          <w:ilvl w:val="0"/>
+          <w:numId w:val="1001"/>
+        </w:numPr>
       </w:pPr>
       <w:r>
         <w:rPr>
@@ -2901,7 +2750,7 @@
         <m:sSup>
           <m:e>
             <m:r>
-              <m:t xml:space="preserve"> </m:t>
+              <m:t>​</m:t>
             </m:r>
           </m:e>
           <m:sup>
@@ -2947,7 +2796,7 @@
         <m:sSup>
           <m:e>
             <m:r>
-              <m:t xml:space="preserve"> </m:t>
+              <m:t>​</m:t>
             </m:r>
           </m:e>
           <m:sup>
@@ -3482,7 +3331,7 @@
         <m:sSubSup>
           <m:e>
             <m:r>
-              <m:t xml:space="preserve"> </m:t>
+              <m:t>​</m:t>
             </m:r>
           </m:e>
           <m:sub>
@@ -3527,7 +3376,7 @@
         <m:sSubSup>
           <m:e>
             <m:r>
-              <m:t xml:space="preserve"> </m:t>
+              <m:t>​</m:t>
             </m:r>
           </m:e>
           <m:sub>
@@ -3572,7 +3421,7 @@
         <m:sSubSup>
           <m:e>
             <m:r>
-              <m:t xml:space="preserve"> </m:t>
+              <m:t>​</m:t>
             </m:r>
           </m:e>
           <m:sub>
@@ -3609,7 +3458,7 @@
         <m:sSubSup>
           <m:e>
             <m:r>
-              <m:t xml:space="preserve"> </m:t>
+              <m:t>​</m:t>
             </m:r>
           </m:e>
           <m:sub>
@@ -6026,7 +5875,7 @@
         </w:rPr>
         <w:drawing>
           <wp:inline>
-            <wp:extent cx="3175000" cy="3006531"/>
+            <wp:extent cx="3175000" cy="3009900"/>
             <wp:effectExtent b="0" l="0" r="0" t="0"/>
             <wp:docPr descr="" title="" id="18" name="Picture"/>
             <a:graphic>
@@ -6047,7 +5896,7 @@
                   <pic:spPr bwMode="auto">
                     <a:xfrm>
                       <a:off x="0" y="0"/>
-                      <a:ext cx="3175000" cy="3006531"/>
+                      <a:ext cx="3175000" cy="3009900"/>
                     </a:xfrm>
                     <a:prstGeom prst="rect">
                       <a:avLst/>
@@ -7249,7 +7098,7 @@
         </w:rPr>
         <w:drawing>
           <wp:inline>
-            <wp:extent cx="3225973" cy="2945454"/>
+            <wp:extent cx="3240000" cy="2945454"/>
             <wp:effectExtent b="0" l="0" r="0" t="0"/>
             <wp:docPr descr="" title="" id="26" name="Picture"/>
             <a:graphic>
@@ -7270,7 +7119,7 @@
                   <pic:spPr bwMode="auto">
                     <a:xfrm>
                       <a:off x="0" y="0"/>
-                      <a:ext cx="3225973" cy="2945454"/>
+                      <a:ext cx="3240000" cy="2945454"/>
                     </a:xfrm>
                     <a:prstGeom prst="rect">
                       <a:avLst/>
@@ -8607,7 +8456,7 @@
         </w:rPr>
         <w:drawing>
           <wp:inline>
-            <wp:extent cx="3240000" cy="2966925"/>
+            <wp:extent cx="3240000" cy="2974909"/>
             <wp:effectExtent b="0" l="0" r="0" t="0"/>
             <wp:docPr descr="" title="" id="30" name="Picture"/>
             <a:graphic>
@@ -8628,7 +8477,7 @@
                   <pic:spPr bwMode="auto">
                     <a:xfrm>
                       <a:off x="0" y="0"/>
-                      <a:ext cx="3240000" cy="2966925"/>
+                      <a:ext cx="3240000" cy="2974909"/>
                     </a:xfrm>
                     <a:prstGeom prst="rect">
                       <a:avLst/>
@@ -13523,7 +13372,7 @@
         </w:rPr>
         <w:drawing>
           <wp:inline>
-            <wp:extent cx="3600000" cy="2341667"/>
+            <wp:extent cx="3600000" cy="2426086"/>
             <wp:effectExtent b="0" l="0" r="0" t="0"/>
             <wp:docPr descr="" title="" id="42" name="Picture"/>
             <a:graphic>
@@ -13544,7 +13393,7 @@
                   <pic:spPr bwMode="auto">
                     <a:xfrm>
                       <a:off x="0" y="0"/>
-                      <a:ext cx="3600000" cy="2341667"/>
+                      <a:ext cx="3600000" cy="2426086"/>
                     </a:xfrm>
                     <a:prstGeom prst="rect">
                       <a:avLst/>
@@ -14772,14 +14621,6 @@
       <w:tblPr>
         <w:tblStyle w:val="Table"/>
         <w:tblW w:type="auto" w:w="0"/>
-        <w:tblBorders>
-          <w:top w:val="single" w:sz="12" w:space="0" w:color="000000"/>
-          <w:left w:val="none" w:sz="0" w:space="0" w:color="auto"/>
-          <w:bottom w:val="single" w:sz="12" w:space="0" w:color="000000"/>
-          <w:right w:val="none" w:sz="0" w:space="0" w:color="auto"/>
-          <w:insideH w:val="none" w:sz="0" w:space="0" w:color="auto"/>
-          <w:insideV w:val="none" w:sz="0" w:space="0" w:color="auto"/>
-        </w:tblBorders>
         <w:tblLook w:firstRow="1" w:lastRow="0" w:firstColumn="0" w:lastColumn="0" w:noHBand="0" w:noVBand="0" w:val="0020"/>
       </w:tblPr>
       <w:tblGrid>
@@ -14796,11 +14637,7 @@
           <w:tblHeader w:val="on"/>
         </w:trPr>
         <w:tc>
-          <w:tcPr>
-            <w:tcBorders>
-              <w:bottom w:val="single" w:sz="8" w:space="0" w:color="000000"/>
-            </w:tcBorders>
-          </w:tcPr>
+          <w:tcPr/>
           <w:p>
             <w:pPr>
               <w:pStyle w:val="Compact"/>
@@ -14816,11 +14653,7 @@
           </w:p>
         </w:tc>
         <w:tc>
-          <w:tcPr>
-            <w:tcBorders>
-              <w:bottom w:val="single" w:sz="8" w:space="0" w:color="000000"/>
-            </w:tcBorders>
-          </w:tcPr>
+          <w:tcPr/>
           <w:p>
             <w:pPr>
               <w:pStyle w:val="Compact"/>
@@ -14836,11 +14669,7 @@
           </w:p>
         </w:tc>
         <w:tc>
-          <w:tcPr>
-            <w:tcBorders>
-              <w:bottom w:val="single" w:sz="8" w:space="0" w:color="000000"/>
-            </w:tcBorders>
-          </w:tcPr>
+          <w:tcPr/>
           <w:p>
             <w:pPr>
               <w:pStyle w:val="Compact"/>
@@ -14856,11 +14685,7 @@
           </w:p>
         </w:tc>
         <w:tc>
-          <w:tcPr>
-            <w:tcBorders>
-              <w:bottom w:val="single" w:sz="8" w:space="0" w:color="000000"/>
-            </w:tcBorders>
-          </w:tcPr>
+          <w:tcPr/>
           <w:p>
             <w:pPr>
               <w:pStyle w:val="Compact"/>
@@ -14876,11 +14701,7 @@
           </w:p>
         </w:tc>
         <w:tc>
-          <w:tcPr>
-            <w:tcBorders>
-              <w:bottom w:val="single" w:sz="8" w:space="0" w:color="000000"/>
-            </w:tcBorders>
-          </w:tcPr>
+          <w:tcPr/>
           <w:p>
             <w:pPr>
               <w:pStyle w:val="Compact"/>
@@ -14896,11 +14717,7 @@
           </w:p>
         </w:tc>
         <w:tc>
-          <w:tcPr>
-            <w:tcBorders>
-              <w:bottom w:val="single" w:sz="8" w:space="0" w:color="000000"/>
-            </w:tcBorders>
-          </w:tcPr>
+          <w:tcPr/>
           <w:p>
             <w:pPr>
               <w:pStyle w:val="Compact"/>
@@ -14931,11 +14748,7 @@
           </w:p>
         </w:tc>
         <w:tc>
-          <w:tcPr>
-            <w:tcBorders>
-              <w:bottom w:val="single" w:sz="8" w:space="0" w:color="000000"/>
-            </w:tcBorders>
-          </w:tcPr>
+          <w:tcPr/>
           <w:p>
             <w:pPr>
               <w:pStyle w:val="Compact"/>
@@ -16414,8 +16227,10 @@
     <w:p>
       <w:pPr>
         <w:pStyle w:val="Compact"/>
-        <w:spacing w:before="0" w:after="0"/>
-        <w:ind w:left="480" w:hanging="480"/>
+        <w:numPr>
+          <w:ilvl w:val="0"/>
+          <w:numId w:val="1012"/>
+        </w:numPr>
       </w:pPr>
       <w:r>
         <w:rPr>
@@ -16447,20 +16262,7 @@
         <w:rPr>
           <w:rFonts w:ascii="Times New Roman" w:hAnsi="Times New Roman" w:eastAsia="Times New Roman" w:cs="Times New Roman"/>
         </w:rPr>
-        <w:t xml:space="preserve">　　</w:t>
-      </w:r>
-    </w:p>
-    <w:p>
-      <w:pPr>
-        <w:pStyle w:val="Compact"/>
-        <w:spacing w:before="0" w:after="0"/>
-        <w:ind w:left="480" w:hanging="480"/>
-      </w:pPr>
-      <w:r>
-        <w:rPr>
-          <w:rFonts w:ascii="Times New Roman" w:hAnsi="Times New Roman" w:eastAsia="Times New Roman" w:cs="Times New Roman"/>
-        </w:rPr>
-        <w:t xml:space="preserve">B. ΔH</w:t>
+        <w:t xml:space="preserve">　　B. ΔH</w:t>
       </w:r>
       <w:r>
         <w:rPr>
@@ -16486,20 +16288,7 @@
         <w:rPr>
           <w:rFonts w:ascii="Times New Roman" w:hAnsi="Times New Roman" w:eastAsia="Times New Roman" w:cs="Times New Roman"/>
         </w:rPr>
-        <w:t xml:space="preserve">　　</w:t>
-      </w:r>
-    </w:p>
-    <w:p>
-      <w:pPr>
-        <w:pStyle w:val="Compact"/>
-        <w:spacing w:before="0" w:after="0"/>
-        <w:ind w:left="480" w:hanging="480"/>
-      </w:pPr>
-      <w:r>
-        <w:rPr>
-          <w:rFonts w:ascii="Times New Roman" w:hAnsi="Times New Roman" w:eastAsia="Times New Roman" w:cs="Times New Roman"/>
-        </w:rPr>
-        <w:t xml:space="preserve">C. ΔH</w:t>
+        <w:t xml:space="preserve">　　C. ΔH</w:t>
       </w:r>
       <w:r>
         <w:rPr>
@@ -16538,20 +16327,7 @@
         <w:rPr>
           <w:rFonts w:ascii="Times New Roman" w:hAnsi="Times New Roman" w:eastAsia="Times New Roman" w:cs="Times New Roman"/>
         </w:rPr>
-        <w:t xml:space="preserve">　　</w:t>
-      </w:r>
-    </w:p>
-    <w:p>
-      <w:pPr>
-        <w:pStyle w:val="Compact"/>
-        <w:spacing w:before="0" w:after="0"/>
-        <w:ind w:left="480" w:hanging="480"/>
-      </w:pPr>
-      <w:r>
-        <w:rPr>
-          <w:rFonts w:ascii="Times New Roman" w:hAnsi="Times New Roman" w:eastAsia="Times New Roman" w:cs="Times New Roman"/>
-        </w:rPr>
-        <w:t xml:space="preserve">D. ΔH</w:t>
+        <w:t xml:space="preserve">　　D. ΔH</w:t>
       </w:r>
       <w:r>
         <w:rPr>
@@ -16851,7 +16627,10 @@
     <w:p>
       <w:pPr>
         <w:pStyle w:val="Compact"/>
-        <w:spacing w:before="0" w:after="0"/>
+        <w:numPr>
+          <w:ilvl w:val="0"/>
+          <w:numId w:val="1013"/>
+        </w:numPr>
       </w:pPr>
       <w:r>
         <w:rPr>
@@ -16906,7 +16685,10 @@
     <w:p>
       <w:pPr>
         <w:pStyle w:val="Compact"/>
-        <w:spacing w:before="0" w:after="0"/>
+        <w:numPr>
+          <w:ilvl w:val="0"/>
+          <w:numId w:val="1013"/>
+        </w:numPr>
       </w:pPr>
       <w:r>
         <w:rPr>
@@ -16960,7 +16742,10 @@
     <w:p>
       <w:pPr>
         <w:pStyle w:val="Compact"/>
-        <w:spacing w:before="0" w:after="0"/>
+        <w:numPr>
+          <w:ilvl w:val="0"/>
+          <w:numId w:val="1013"/>
+        </w:numPr>
       </w:pPr>
       <w:r>
         <w:rPr>
@@ -17023,7 +16808,10 @@
     <w:p>
       <w:pPr>
         <w:pStyle w:val="Compact"/>
-        <w:spacing w:before="0" w:after="0"/>
+        <w:numPr>
+          <w:ilvl w:val="0"/>
+          <w:numId w:val="1013"/>
+        </w:numPr>
       </w:pPr>
       <w:r>
         <w:rPr>
@@ -17214,7 +17002,7 @@
         </w:rPr>
         <w:drawing>
           <wp:inline>
-            <wp:extent cx="3600000" cy="657391"/>
+            <wp:extent cx="3600000" cy="711747"/>
             <wp:effectExtent b="0" l="0" r="0" t="0"/>
             <wp:docPr descr="" title="" id="50" name="Picture"/>
             <a:graphic>
@@ -17235,7 +17023,7 @@
                   <pic:spPr bwMode="auto">
                     <a:xfrm>
                       <a:off x="0" y="0"/>
-                      <a:ext cx="3600000" cy="657391"/>
+                      <a:ext cx="3600000" cy="711747"/>
                     </a:xfrm>
                     <a:prstGeom prst="rect">
                       <a:avLst/>
@@ -17456,7 +17244,7 @@
         </w:rPr>
         <w:drawing>
           <wp:inline>
-            <wp:extent cx="3600000" cy="483148"/>
+            <wp:extent cx="3600000" cy="485800"/>
             <wp:effectExtent b="0" l="0" r="0" t="0"/>
             <wp:docPr descr="" title="" id="54" name="Picture"/>
             <a:graphic>
@@ -17477,7 +17265,7 @@
                   <pic:spPr bwMode="auto">
                     <a:xfrm>
                       <a:off x="0" y="0"/>
-                      <a:ext cx="3600000" cy="483148"/>
+                      <a:ext cx="3600000" cy="485800"/>
                     </a:xfrm>
                     <a:prstGeom prst="rect">
                       <a:avLst/>
@@ -17499,53 +17287,16 @@
     <w:p>
       <w:pPr>
         <w:pStyle w:val="Compact"/>
-        <w:spacing w:before="0" w:after="0"/>
-        <w:ind w:left="480" w:hanging="480"/>
-      </w:pPr>
-      <w:r>
-        <w:rPr>
-          <w:rFonts w:ascii="Times New Roman" w:hAnsi="Times New Roman" w:eastAsia="Times New Roman" w:cs="Times New Roman"/>
-        </w:rPr>
-        <w:t xml:space="preserve">A. +1.098 V　　</w:t>
-      </w:r>
-    </w:p>
-    <w:p>
-      <w:pPr>
-        <w:pStyle w:val="Compact"/>
-        <w:spacing w:before="0" w:after="0"/>
-        <w:ind w:left="480" w:hanging="480"/>
-      </w:pPr>
-      <w:r>
-        <w:rPr>
-          <w:rFonts w:ascii="Times New Roman" w:hAnsi="Times New Roman" w:eastAsia="Times New Roman" w:cs="Times New Roman"/>
-        </w:rPr>
-        <w:t xml:space="preserve">B. +0.549 V　　</w:t>
-      </w:r>
-    </w:p>
-    <w:p>
-      <w:pPr>
-        <w:pStyle w:val="Compact"/>
-        <w:spacing w:before="0" w:after="0"/>
-        <w:ind w:left="480" w:hanging="480"/>
-      </w:pPr>
-      <w:r>
-        <w:rPr>
-          <w:rFonts w:ascii="Times New Roman" w:hAnsi="Times New Roman" w:eastAsia="Times New Roman" w:cs="Times New Roman"/>
-        </w:rPr>
-        <w:t xml:space="preserve">C. −1.54 V　　</w:t>
-      </w:r>
-    </w:p>
-    <w:p>
-      <w:pPr>
-        <w:pStyle w:val="Compact"/>
-        <w:spacing w:before="0" w:after="0"/>
-        <w:ind w:left="480" w:hanging="480"/>
-      </w:pPr>
-      <w:r>
-        <w:rPr>
-          <w:rFonts w:ascii="Times New Roman" w:hAnsi="Times New Roman" w:eastAsia="Times New Roman" w:cs="Times New Roman"/>
-        </w:rPr>
-        <w:t xml:space="preserve">D. −0.77 V</w:t>
+        <w:numPr>
+          <w:ilvl w:val="0"/>
+          <w:numId w:val="1014"/>
+        </w:numPr>
+      </w:pPr>
+      <w:r>
+        <w:rPr>
+          <w:rFonts w:ascii="Times New Roman" w:hAnsi="Times New Roman" w:eastAsia="Times New Roman" w:cs="Times New Roman"/>
+        </w:rPr>
+        <w:t xml:space="preserve">A. +1.098 V　　B. +0.549 V　　C. −1.54 V　　D. −0.77 V</w:t>
       </w:r>
     </w:p>
     <w:p>
@@ -17879,7 +17630,10 @@
     <w:p>
       <w:pPr>
         <w:pStyle w:val="Compact"/>
-        <w:spacing w:before="0" w:after="0"/>
+        <w:numPr>
+          <w:ilvl w:val="0"/>
+          <w:numId w:val="1015"/>
+        </w:numPr>
       </w:pPr>
       <w:r>
         <w:rPr>
@@ -17993,7 +17747,10 @@
     <w:p>
       <w:pPr>
         <w:pStyle w:val="Compact"/>
-        <w:spacing w:before="0" w:after="0"/>
+        <w:numPr>
+          <w:ilvl w:val="0"/>
+          <w:numId w:val="1015"/>
+        </w:numPr>
       </w:pPr>
       <w:r>
         <w:rPr>
@@ -18093,7 +17850,10 @@
     <w:p>
       <w:pPr>
         <w:pStyle w:val="Compact"/>
-        <w:spacing w:before="0" w:after="0"/>
+        <w:numPr>
+          <w:ilvl w:val="0"/>
+          <w:numId w:val="1015"/>
+        </w:numPr>
       </w:pPr>
       <w:r>
         <w:rPr>
@@ -18193,7 +17953,10 @@
     <w:p>
       <w:pPr>
         <w:pStyle w:val="Compact"/>
-        <w:spacing w:before="0" w:after="0"/>
+        <w:numPr>
+          <w:ilvl w:val="0"/>
+          <w:numId w:val="1015"/>
+        </w:numPr>
       </w:pPr>
       <w:r>
         <w:rPr>
@@ -20254,7 +20017,7 @@
         </w:rPr>
         <w:drawing>
           <wp:inline>
-            <wp:extent cx="2933700" cy="2451100"/>
+            <wp:extent cx="2933700" cy="2514600"/>
             <wp:effectExtent b="0" l="0" r="0" t="0"/>
             <wp:docPr descr="" title="" id="66" name="Picture"/>
             <a:graphic>
@@ -20275,7 +20038,7 @@
                   <pic:spPr bwMode="auto">
                     <a:xfrm>
                       <a:off x="0" y="0"/>
-                      <a:ext cx="2933700" cy="2451100"/>
+                      <a:ext cx="2933700" cy="2514600"/>
                     </a:xfrm>
                     <a:prstGeom prst="rect">
                       <a:avLst/>
@@ -21187,7 +20950,7 @@
         </w:rPr>
         <w:drawing>
           <wp:inline>
-            <wp:extent cx="3086100" cy="2578100"/>
+            <wp:extent cx="3086100" cy="2667000"/>
             <wp:effectExtent b="0" l="0" r="0" t="0"/>
             <wp:docPr descr="" title="" id="75" name="Picture"/>
             <a:graphic>
@@ -21208,7 +20971,7 @@
                   <pic:spPr bwMode="auto">
                     <a:xfrm>
                       <a:off x="0" y="0"/>
-                      <a:ext cx="3086100" cy="2578100"/>
+                      <a:ext cx="3086100" cy="2667000"/>
                     </a:xfrm>
                     <a:prstGeom prst="rect">
                       <a:avLst/>
@@ -21368,7 +21131,7 @@
         </w:rPr>
         <w:drawing>
           <wp:inline>
-            <wp:extent cx="2933700" cy="2451100"/>
+            <wp:extent cx="2933700" cy="2514600"/>
             <wp:effectExtent b="0" l="0" r="0" t="0"/>
             <wp:docPr descr="" title="" id="77" name="Picture"/>
             <a:graphic>
@@ -21389,7 +21152,7 @@
                   <pic:spPr bwMode="auto">
                     <a:xfrm>
                       <a:off x="0" y="0"/>
-                      <a:ext cx="2933700" cy="2451100"/>
+                      <a:ext cx="2933700" cy="2514600"/>
                     </a:xfrm>
                     <a:prstGeom prst="rect">
                       <a:avLst/>
@@ -25473,42 +25236,6 @@
       <w:pPr>
         <w:pStyle w:val="FirstParagraph"/>
       </w:pPr>
-      <w:r>
-        <w:rPr>
-          <w:rFonts w:ascii="Times New Roman" w:hAnsi="Times New Roman" w:eastAsia="Times New Roman" w:cs="Times New Roman"/>
-        </w:rPr>
-        <w:t xml:space="preserve">6 </w:t>
-      </w:r>
-      <w:r>
-        <w:rPr>
-          <w:rFonts w:hint="eastAsia" w:ascii="Times New Roman" w:hAnsi="Times New Roman" w:eastAsia="Times New Roman" w:cs="Times New Roman"/>
-        </w:rPr>
-        <w:t>(9</w:t>
-      </w:r>
-      <w:r>
-        <w:rPr>
-          <w:rFonts w:hint="eastAsia" w:ascii="Times New Roman" w:hAnsi="Times New Roman" w:eastAsia="FangSong" w:cs="Times New Roman"/>
-        </w:rPr>
-        <w:t>分</w:t>
-      </w:r>
-      <w:r>
-        <w:rPr>
-          <w:rFonts w:hint="eastAsia" w:ascii="Times New Roman" w:hAnsi="Times New Roman" w:eastAsia="Times New Roman" w:cs="Times New Roman"/>
-        </w:rPr>
-        <w:t>)</w:t>
-      </w:r>
-      <w:r>
-        <w:rPr>
-          <w:rFonts w:ascii="Times New Roman" w:hAnsi="Times New Roman" w:eastAsia="Times New Roman" w:cs="Times New Roman"/>
-        </w:rPr>
-        <w:t xml:space="preserve"> &gt;&gt;&gt;</w:t>
-      </w:r>
-      <w:r>
-        <w:rPr>
-          <w:rFonts w:ascii="Times New Roman" w:hAnsi="Times New Roman" w:eastAsia="Times New Roman" w:cs="Times New Roman"/>
-        </w:rPr>
-        <w:t xml:space="preserve"> </w:t>
-      </w:r>
       <w:r>
         <w:rPr>
           <w:rFonts w:hint="eastAsia" w:ascii="Times New Roman" w:hAnsi="Times New Roman" w:eastAsia="FangSong" w:cs="Times New Roman"/>
@@ -27663,36 +27390,6 @@
       <w:pPr>
         <w:pStyle w:val="FirstParagraph"/>
       </w:pPr>
-      <w:r>
-        <w:rPr>
-          <w:rFonts w:ascii="Times New Roman" w:hAnsi="Times New Roman" w:eastAsia="Times New Roman" w:cs="Times New Roman"/>
-        </w:rPr>
-        <w:t xml:space="preserve">7 </w:t>
-      </w:r>
-      <w:r>
-        <w:rPr>
-          <w:rFonts w:hint="eastAsia" w:ascii="Times New Roman" w:hAnsi="Times New Roman" w:eastAsia="Times New Roman" w:cs="Times New Roman"/>
-        </w:rPr>
-        <w:t>(14</w:t>
-      </w:r>
-      <w:r>
-        <w:rPr>
-          <w:rFonts w:hint="eastAsia" w:ascii="Times New Roman" w:hAnsi="Times New Roman" w:eastAsia="FangSong" w:cs="Times New Roman"/>
-        </w:rPr>
-        <w:t>分</w:t>
-      </w:r>
-      <w:r>
-        <w:rPr>
-          <w:rFonts w:hint="eastAsia" w:ascii="Times New Roman" w:hAnsi="Times New Roman" w:eastAsia="Times New Roman" w:cs="Times New Roman"/>
-        </w:rPr>
-        <w:t>)</w:t>
-      </w:r>
-      <w:r>
-        <w:rPr>
-          <w:rFonts w:ascii="Times New Roman" w:hAnsi="Times New Roman" w:eastAsia="Times New Roman" w:cs="Times New Roman"/>
-        </w:rPr>
-        <w:t xml:space="preserve"> </w:t>
-      </w:r>
       <m:oMath>
         <m:oMathPr>
           <m:ctrlPr>
@@ -27702,330 +27399,6 @@
             </w:rPr>
           </m:ctrlPr>
         </m:oMathPr>
-        <m:r>
-          <m:rPr>
-            <m:sty m:val="p"/>
-          </m:rPr>
-          <m:t>&lt;</m:t>
-        </m:r>
-        <m:r>
-          <m:rPr>
-            <m:sty m:val="p"/>
-          </m:rPr>
-          <m:t>&lt;</m:t>
-        </m:r>
-        <m:r>
-          <m:rPr>
-            <m:sty m:val="p"/>
-          </m:rPr>
-          <m:t>&lt;</m:t>
-        </m:r>
-        <m:r>
-          <m:rPr>
-            <m:sty m:val="p"/>
-          </m:rPr>
-          <m:t>&lt;</m:t>
-        </m:r>
-        <m:r>
-          <m:rPr>
-            <m:sty m:val="p"/>
-          </m:rPr>
-          <m:t>&lt;</m:t>
-        </m:r>
-        <m:r>
-          <m:rPr>
-            <m:sty m:val="p"/>
-          </m:rPr>
-          <m:t>&lt;</m:t>
-        </m:r>
-        <m:r>
-          <m:rPr>
-            <m:sty m:val="p"/>
-          </m:rPr>
-          <m:t>&lt;</m:t>
-        </m:r>
-        <m:r>
-          <m:rPr>
-            <m:sty m:val="p"/>
-          </m:rPr>
-          <m:t>&lt;</m:t>
-        </m:r>
-        <m:r>
-          <m:rPr>
-            <m:sty m:val="p"/>
-          </m:rPr>
-          <m:t>&lt;</m:t>
-        </m:r>
-        <m:r>
-          <m:rPr>
-            <m:sty m:val="p"/>
-          </m:rPr>
-          <m:t>&lt;</m:t>
-        </m:r>
-        <m:r>
-          <m:rPr>
-            <m:sty m:val="p"/>
-          </m:rPr>
-          <m:t>&lt;</m:t>
-        </m:r>
-        <m:r>
-          <m:rPr>
-            <m:sty m:val="p"/>
-          </m:rPr>
-          <m:t>&lt;</m:t>
-        </m:r>
-        <m:r>
-          <m:rPr>
-            <m:sty m:val="p"/>
-          </m:rPr>
-          <m:t>&lt;</m:t>
-        </m:r>
-        <m:r>
-          <m:rPr>
-            <m:sty m:val="p"/>
-          </m:rPr>
-          <m:t>&lt;</m:t>
-        </m:r>
-        <m:r>
-          <m:rPr>
-            <m:sty m:val="p"/>
-          </m:rPr>
-          <m:t>&lt;</m:t>
-        </m:r>
-        <m:r>
-          <m:rPr>
-            <m:sty m:val="p"/>
-          </m:rPr>
-          <m:t>&lt;</m:t>
-        </m:r>
-        <m:r>
-          <m:rPr>
-            <m:sty m:val="p"/>
-          </m:rPr>
-          <m:t>&lt;</m:t>
-        </m:r>
-        <m:r>
-          <m:rPr>
-            <m:sty m:val="p"/>
-          </m:rPr>
-          <m:t>&lt;</m:t>
-        </m:r>
-        <m:r>
-          <m:rPr>
-            <m:sty m:val="p"/>
-          </m:rPr>
-          <m:t>&lt;</m:t>
-        </m:r>
-        <m:r>
-          <m:rPr>
-            <m:sty m:val="p"/>
-          </m:rPr>
-          <m:t>&lt;</m:t>
-        </m:r>
-        <m:r>
-          <m:rPr>
-            <m:sty m:val="p"/>
-          </m:rPr>
-          <m:t>&lt;</m:t>
-        </m:r>
-        <m:r>
-          <m:rPr>
-            <m:sty m:val="p"/>
-          </m:rPr>
-          <m:t>&lt;</m:t>
-        </m:r>
-        <m:r>
-          <m:rPr>
-            <m:sty m:val="p"/>
-          </m:rPr>
-          <m:t>&lt;</m:t>
-        </m:r>
-        <m:r>
-          <m:rPr>
-            <m:sty m:val="p"/>
-          </m:rPr>
-          <m:t>&lt;</m:t>
-        </m:r>
-        <m:r>
-          <m:rPr>
-            <m:sty m:val="p"/>
-          </m:rPr>
-          <m:t>&lt;</m:t>
-        </m:r>
-        <m:r>
-          <m:rPr>
-            <m:sty m:val="p"/>
-          </m:rPr>
-          <m:t>&lt;</m:t>
-        </m:r>
-        <m:r>
-          <m:rPr>
-            <m:sty m:val="p"/>
-          </m:rPr>
-          <m:t>&lt;</m:t>
-        </m:r>
-        <m:r>
-          <m:rPr>
-            <m:sty m:val="p"/>
-          </m:rPr>
-          <m:t>&lt;</m:t>
-        </m:r>
-        <m:r>
-          <m:rPr>
-            <m:sty m:val="p"/>
-          </m:rPr>
-          <m:t>&lt;</m:t>
-        </m:r>
-        <m:r>
-          <m:rPr>
-            <m:sty m:val="p"/>
-          </m:rPr>
-          <m:t>&lt;</m:t>
-        </m:r>
-        <m:r>
-          <m:rPr>
-            <m:sty m:val="p"/>
-          </m:rPr>
-          <m:t>&lt;</m:t>
-        </m:r>
-        <m:r>
-          <m:rPr>
-            <m:sty m:val="p"/>
-          </m:rPr>
-          <m:t>&lt;</m:t>
-        </m:r>
-        <m:r>
-          <m:rPr>
-            <m:sty m:val="p"/>
-          </m:rPr>
-          <m:t>&lt;</m:t>
-        </m:r>
-        <m:r>
-          <m:rPr>
-            <m:sty m:val="p"/>
-          </m:rPr>
-          <m:t>&lt;</m:t>
-        </m:r>
-        <m:r>
-          <m:rPr>
-            <m:sty m:val="p"/>
-          </m:rPr>
-          <m:t>&lt;</m:t>
-        </m:r>
-        <m:r>
-          <m:rPr>
-            <m:sty m:val="p"/>
-          </m:rPr>
-          <m:t>&lt;</m:t>
-        </m:r>
-        <m:r>
-          <m:rPr>
-            <m:sty m:val="p"/>
-          </m:rPr>
-          <m:t>&lt;</m:t>
-        </m:r>
-        <m:r>
-          <m:rPr>
-            <m:sty m:val="p"/>
-          </m:rPr>
-          <m:t>&lt;</m:t>
-        </m:r>
-        <m:r>
-          <m:rPr>
-            <m:sty m:val="p"/>
-          </m:rPr>
-          <m:t>&lt;</m:t>
-        </m:r>
-        <m:r>
-          <m:rPr>
-            <m:sty m:val="p"/>
-          </m:rPr>
-          <m:t>&lt;</m:t>
-        </m:r>
-        <m:r>
-          <m:rPr>
-            <m:sty m:val="p"/>
-          </m:rPr>
-          <m:t>&lt;</m:t>
-        </m:r>
-        <m:r>
-          <m:rPr>
-            <m:sty m:val="p"/>
-          </m:rPr>
-          <m:t>&lt;</m:t>
-        </m:r>
-        <m:r>
-          <m:rPr>
-            <m:sty m:val="p"/>
-          </m:rPr>
-          <m:t>&lt;</m:t>
-        </m:r>
-        <m:r>
-          <m:rPr>
-            <m:sty m:val="p"/>
-          </m:rPr>
-          <m:t>&lt;</m:t>
-        </m:r>
-        <m:r>
-          <m:rPr>
-            <m:sty m:val="p"/>
-          </m:rPr>
-          <m:t>&lt;</m:t>
-        </m:r>
-        <m:r>
-          <m:rPr>
-            <m:sty m:val="p"/>
-          </m:rPr>
-          <m:t>&lt;</m:t>
-        </m:r>
-        <m:r>
-          <m:rPr>
-            <m:sty m:val="p"/>
-          </m:rPr>
-          <m:t>&lt;</m:t>
-        </m:r>
-        <m:r>
-          <m:rPr>
-            <m:sty m:val="p"/>
-          </m:rPr>
-          <m:t>&lt;</m:t>
-        </m:r>
-        <m:r>
-          <m:rPr>
-            <m:sty m:val="p"/>
-          </m:rPr>
-          <m:t>&lt;</m:t>
-        </m:r>
-        <m:r>
-          <m:rPr>
-            <m:sty m:val="p"/>
-          </m:rPr>
-          <m:t>&lt;</m:t>
-        </m:r>
-        <m:r>
-          <m:rPr>
-            <m:sty m:val="p"/>
-          </m:rPr>
-          <m:t>&lt;</m:t>
-        </m:r>
-        <m:r>
-          <m:rPr>
-            <m:sty m:val="p"/>
-          </m:rPr>
-          <m:t>&lt;</m:t>
-        </m:r>
-        <m:r>
-          <m:rPr>
-            <m:sty m:val="p"/>
-          </m:rPr>
-          <m:t>&lt;</m:t>
-        </m:r>
-        <m:r>
-          <m:rPr>
-            <m:sty m:val="p"/>
-          </m:rPr>
-          <m:t>&lt;</m:t>
-        </m:r>
         <m:sSub>
           <m:e>
             <m:r>
@@ -32004,7 +31377,7 @@
     <ns0:rPr>
       <ns0:rFonts ns0:ascii="Times New Roman" ns0:cs="Times New Roman" ns0:eastAsia="SimHei" ns0:hAnsi="Times New Roman"/>
       <ns0:b/>
-      <ns0:color ns0:val="000000"/>
+      <ns0:color ns0:val="17324D"/>
       <ns0:sz ns0:val="44"/>
       <ns0:szCs ns0:val="56"/>
     </ns0:rPr>
@@ -32146,7 +31519,7 @@
     <ns0:rPr>
       <ns0:rFonts ns0:ascii="Times New Roman" ns0:cs="Times New Roman" ns0:eastAsia="SimHei" ns0:hAnsi="Times New Roman"/>
       <ns0:b/>
-      <ns0:color ns0:val="000000"/>
+      <ns0:color ns0:val="17324D"/>
       <ns0:sz ns0:val="32"/>
       <ns0:szCs ns0:val="40"/>
     </ns0:rPr>
@@ -32170,7 +31543,7 @@
     <ns0:rPr>
       <ns0:rFonts ns0:ascii="Times New Roman" ns0:cs="Times New Roman" ns0:eastAsia="SimHei" ns0:hAnsi="Times New Roman"/>
       <ns0:b/>
-      <ns0:color ns0:val="000000"/>
+      <ns0:color ns0:val="17324D"/>
       <ns0:sz ns0:val="28"/>
       <ns0:szCs ns0:val="32"/>
     </ns0:rPr>
@@ -32194,7 +31567,7 @@
     <ns0:rPr>
       <ns0:rFonts ns0:ascii="Times New Roman" ns0:cs="Times New Roman" ns0:eastAsia="SimHei" ns0:hAnsi="Times New Roman"/>
       <ns0:b/>
-      <ns0:color ns0:val="000000"/>
+      <ns0:color ns0:val="17324D"/>
       <ns0:sz ns0:val="25"/>
       <ns0:szCs ns0:val="28"/>
     </ns0:rPr>

--- a/00-首页/题组Word/第一轮·综合套卷/第一轮综合卷10（教师版）.docx
+++ b/00-首页/题组Word/第一轮·综合套卷/第一轮综合卷10（教师版）.docx
@@ -40,6 +40,282 @@
         <w:t>卷</w:t>
       </w:r>
     </w:p>
+    <w:p>
+      <w:pPr>
+        <w:pStyle w:val="BlockText"/>
+        <w:ind w:firstLine="420"/>
+      </w:pPr>
+      <w:r>
+        <w:rPr>
+          <w:rFonts w:hint="eastAsia" w:ascii="Times New Roman" w:hAnsi="Times New Roman" w:eastAsia="FangSong" w:cs="Times New Roman"/>
+          <w:b/>
+          <w:bCs/>
+        </w:rPr>
+        <w:t xml:space="preserve">题源</w:t>
+      </w:r>
+      <w:r>
+        <w:rPr>
+          <w:rFonts w:hint="eastAsia" w:ascii="Times New Roman" w:hAnsi="Times New Roman" w:eastAsia="Times New Roman" w:cs="Times New Roman"/>
+        </w:rPr>
+        <w:t>：</w:t>
+      </w:r>
+      <w:r>
+        <w:rPr>
+          <w:rFonts w:hint="eastAsia" w:ascii="Times New Roman" w:hAnsi="Times New Roman" w:eastAsia="FangSong" w:cs="Times New Roman"/>
+        </w:rPr>
+        <w:t>竞赛导向题集</w:t>
+      </w:r>
+      <w:r>
+        <w:rPr>
+          <w:rFonts w:hint="eastAsia" w:ascii="Times New Roman" w:hAnsi="Times New Roman" w:eastAsia="Times New Roman" w:cs="Times New Roman"/>
+        </w:rPr>
+        <w:t>（</w:t>
+      </w:r>
+      <w:r>
+        <w:rPr>
+          <w:rFonts w:hint="eastAsia" w:ascii="Times New Roman" w:hAnsi="Times New Roman" w:eastAsia="FangSong" w:cs="Times New Roman"/>
+        </w:rPr>
+        <w:t>真题</w:t>
+      </w:r>
+      <w:r>
+        <w:rPr>
+          <w:rFonts w:hint="eastAsia" w:ascii="Times New Roman" w:hAnsi="Times New Roman" w:eastAsia="Times New Roman" w:cs="Times New Roman"/>
+        </w:rPr>
+        <w:t>／</w:t>
+      </w:r>
+      <w:r>
+        <w:rPr>
+          <w:rFonts w:hint="eastAsia" w:ascii="Times New Roman" w:hAnsi="Times New Roman" w:eastAsia="FangSong" w:cs="Times New Roman"/>
+        </w:rPr>
+        <w:t>专项卷</w:t>
+      </w:r>
+      <w:r>
+        <w:rPr>
+          <w:rFonts w:hint="eastAsia" w:ascii="Times New Roman" w:hAnsi="Times New Roman" w:eastAsia="Times New Roman" w:cs="Times New Roman"/>
+        </w:rPr>
+        <w:t>／</w:t>
+      </w:r>
+      <w:r>
+        <w:rPr>
+          <w:rFonts w:hint="eastAsia" w:ascii="Times New Roman" w:hAnsi="Times New Roman" w:eastAsia="FangSong" w:cs="Times New Roman"/>
+        </w:rPr>
+        <w:t>竞赛教程</w:t>
+      </w:r>
+      <w:r>
+        <w:rPr>
+          <w:rFonts w:hint="eastAsia" w:ascii="Times New Roman" w:hAnsi="Times New Roman" w:eastAsia="Times New Roman" w:cs="Times New Roman"/>
+        </w:rPr>
+        <w:t>／</w:t>
+      </w:r>
+      <w:r>
+        <w:rPr>
+          <w:rFonts w:hint="eastAsia" w:ascii="Times New Roman" w:hAnsi="Times New Roman" w:eastAsia="FangSong" w:cs="Times New Roman"/>
+        </w:rPr>
+        <w:t>竞赛讲义</w:t>
+      </w:r>
+      <w:r>
+        <w:rPr>
+          <w:rFonts w:hint="eastAsia" w:ascii="Times New Roman" w:hAnsi="Times New Roman" w:eastAsia="Times New Roman" w:cs="Times New Roman"/>
+        </w:rPr>
+        <w:t>），</w:t>
+      </w:r>
+      <w:r>
+        <w:rPr>
+          <w:rFonts w:hint="eastAsia" w:ascii="Times New Roman" w:hAnsi="Times New Roman" w:eastAsia="FangSong" w:cs="Times New Roman"/>
+        </w:rPr>
+        <w:t>不含大学教材课后习题</w:t>
+      </w:r>
+      <w:r>
+        <w:rPr>
+          <w:rFonts w:hint="eastAsia" w:ascii="Times New Roman" w:hAnsi="Times New Roman" w:eastAsia="Times New Roman" w:cs="Times New Roman"/>
+        </w:rPr>
+        <w:t>。</w:t>
+      </w:r>
+      <w:r>
+        <w:rPr>
+          <w:rFonts w:ascii="Times New Roman" w:hAnsi="Times New Roman" w:eastAsia="Times New Roman" w:cs="Times New Roman"/>
+        </w:rPr>
+        <w:t xml:space="preserve"> </w:t>
+      </w:r>
+      <w:r>
+        <w:rPr>
+          <w:rFonts w:hint="eastAsia" w:ascii="Times New Roman" w:hAnsi="Times New Roman" w:eastAsia="FangSong" w:cs="Times New Roman"/>
+          <w:b/>
+          <w:bCs/>
+        </w:rPr>
+        <w:t xml:space="preserve">构成</w:t>
+      </w:r>
+      <w:r>
+        <w:rPr>
+          <w:rFonts w:hint="eastAsia" w:ascii="Times New Roman" w:hAnsi="Times New Roman" w:eastAsia="Times New Roman" w:cs="Times New Roman"/>
+        </w:rPr>
+        <w:t>：</w:t>
+      </w:r>
+      <w:r>
+        <w:rPr>
+          <w:rFonts w:hint="eastAsia" w:ascii="Times New Roman" w:hAnsi="Times New Roman" w:eastAsia="FangSong" w:cs="Times New Roman"/>
+        </w:rPr>
+        <w:t>共</w:t>
+      </w:r>
+      <w:r>
+        <w:rPr>
+          <w:rFonts w:ascii="Times New Roman" w:hAnsi="Times New Roman" w:eastAsia="Times New Roman" w:cs="Times New Roman"/>
+        </w:rPr>
+        <w:t xml:space="preserve"> 26 </w:t>
+      </w:r>
+      <w:r>
+        <w:rPr>
+          <w:rFonts w:hint="eastAsia" w:ascii="Times New Roman" w:hAnsi="Times New Roman" w:eastAsia="FangSong" w:cs="Times New Roman"/>
+        </w:rPr>
+        <w:t>题</w:t>
+      </w:r>
+      <w:r>
+        <w:rPr>
+          <w:rFonts w:hint="eastAsia" w:ascii="Times New Roman" w:hAnsi="Times New Roman" w:eastAsia="Times New Roman" w:cs="Times New Roman"/>
+        </w:rPr>
+        <w:t>（</w:t>
+      </w:r>
+      <w:r>
+        <w:rPr>
+          <w:rFonts w:hint="eastAsia" w:ascii="Times New Roman" w:hAnsi="Times New Roman" w:eastAsia="FangSong" w:cs="Times New Roman"/>
+        </w:rPr>
+        <w:t>结构化学</w:t>
+      </w:r>
+      <w:r>
+        <w:rPr>
+          <w:rFonts w:ascii="Times New Roman" w:hAnsi="Times New Roman" w:eastAsia="Times New Roman" w:cs="Times New Roman"/>
+        </w:rPr>
+        <w:t xml:space="preserve"> 14 </w:t>
+      </w:r>
+      <w:r>
+        <w:rPr>
+          <w:rFonts w:hint="eastAsia" w:ascii="Times New Roman" w:hAnsi="Times New Roman" w:eastAsia="Times New Roman" w:cs="Times New Roman"/>
+        </w:rPr>
+        <w:t xml:space="preserve">＋</w:t>
+      </w:r>
+      <w:r>
+        <w:rPr>
+          <w:rFonts w:ascii="Times New Roman" w:hAnsi="Times New Roman" w:eastAsia="Times New Roman" w:cs="Times New Roman"/>
+        </w:rPr>
+        <w:t xml:space="preserve"> </w:t>
+      </w:r>
+      <w:r>
+        <w:rPr>
+          <w:rFonts w:hint="eastAsia" w:ascii="Times New Roman" w:hAnsi="Times New Roman" w:eastAsia="FangSong" w:cs="Times New Roman"/>
+        </w:rPr>
+        <w:t xml:space="preserve">化学原理</w:t>
+      </w:r>
+      <w:r>
+        <w:rPr>
+          <w:rFonts w:ascii="Times New Roman" w:hAnsi="Times New Roman" w:eastAsia="Times New Roman" w:cs="Times New Roman"/>
+        </w:rPr>
+        <w:t xml:space="preserve"> </w:t>
+      </w:r>
+      <w:r>
+        <w:rPr>
+          <w:rFonts w:hint="eastAsia" w:ascii="Times New Roman" w:hAnsi="Times New Roman" w:eastAsia="Times New Roman" w:cs="Times New Roman"/>
+        </w:rPr>
+        <w:t>12）；</w:t>
+      </w:r>
+      <w:r>
+        <w:rPr>
+          <w:rFonts w:hint="eastAsia" w:ascii="Times New Roman" w:hAnsi="Times New Roman" w:eastAsia="FangSong" w:cs="Times New Roman"/>
+        </w:rPr>
+        <w:t>基础</w:t>
+      </w:r>
+      <w:r>
+        <w:rPr>
+          <w:rFonts w:ascii="Times New Roman" w:hAnsi="Times New Roman" w:eastAsia="Times New Roman" w:cs="Times New Roman"/>
+        </w:rPr>
+        <w:t xml:space="preserve"> 6 </w:t>
+      </w:r>
+      <w:r>
+        <w:rPr>
+          <w:rFonts w:hint="eastAsia" w:ascii="Times New Roman" w:hAnsi="Times New Roman" w:eastAsia="Times New Roman" w:cs="Times New Roman"/>
+        </w:rPr>
+        <w:t xml:space="preserve">＋</w:t>
+      </w:r>
+      <w:r>
+        <w:rPr>
+          <w:rFonts w:ascii="Times New Roman" w:hAnsi="Times New Roman" w:eastAsia="Times New Roman" w:cs="Times New Roman"/>
+        </w:rPr>
+        <w:t xml:space="preserve"> </w:t>
+      </w:r>
+      <w:r>
+        <w:rPr>
+          <w:rFonts w:hint="eastAsia" w:ascii="Times New Roman" w:hAnsi="Times New Roman" w:eastAsia="FangSong" w:cs="Times New Roman"/>
+        </w:rPr>
+        <w:t xml:space="preserve">进阶</w:t>
+      </w:r>
+      <w:r>
+        <w:rPr>
+          <w:rFonts w:ascii="Times New Roman" w:hAnsi="Times New Roman" w:eastAsia="Times New Roman" w:cs="Times New Roman"/>
+        </w:rPr>
+        <w:t xml:space="preserve"> 16 </w:t>
+      </w:r>
+      <w:r>
+        <w:rPr>
+          <w:rFonts w:hint="eastAsia" w:ascii="Times New Roman" w:hAnsi="Times New Roman" w:eastAsia="Times New Roman" w:cs="Times New Roman"/>
+        </w:rPr>
+        <w:t xml:space="preserve">＋</w:t>
+      </w:r>
+      <w:r>
+        <w:rPr>
+          <w:rFonts w:ascii="Times New Roman" w:hAnsi="Times New Roman" w:eastAsia="Times New Roman" w:cs="Times New Roman"/>
+        </w:rPr>
+        <w:t xml:space="preserve"> </w:t>
+      </w:r>
+      <w:r>
+        <w:rPr>
+          <w:rFonts w:hint="eastAsia" w:ascii="Times New Roman" w:hAnsi="Times New Roman" w:eastAsia="FangSong" w:cs="Times New Roman"/>
+        </w:rPr>
+        <w:t xml:space="preserve">挑战</w:t>
+      </w:r>
+      <w:r>
+        <w:rPr>
+          <w:rFonts w:ascii="Times New Roman" w:hAnsi="Times New Roman" w:eastAsia="Times New Roman" w:cs="Times New Roman"/>
+        </w:rPr>
+        <w:t xml:space="preserve"> 4。</w:t>
+      </w:r>
+      <w:r>
+        <w:rPr>
+          <w:rFonts w:ascii="Times New Roman" w:hAnsi="Times New Roman" w:eastAsia="Times New Roman" w:cs="Times New Roman"/>
+        </w:rPr>
+        <w:t xml:space="preserve"> </w:t>
+      </w:r>
+      <w:r>
+        <w:rPr>
+          <w:rFonts w:hint="eastAsia" w:ascii="Times New Roman" w:hAnsi="Times New Roman" w:eastAsia="FangSong" w:cs="Times New Roman"/>
+          <w:b/>
+          <w:bCs/>
+        </w:rPr>
+        <w:t xml:space="preserve">学生版</w:t>
+      </w:r>
+      <w:r>
+        <w:rPr>
+          <w:rFonts w:hint="eastAsia" w:ascii="Times New Roman" w:hAnsi="Times New Roman" w:eastAsia="FangSong" w:cs="Times New Roman"/>
+        </w:rPr>
+        <w:t>同题号同序</w:t>
+      </w:r>
+      <w:r>
+        <w:rPr>
+          <w:rFonts w:hint="eastAsia" w:ascii="Times New Roman" w:hAnsi="Times New Roman" w:eastAsia="Times New Roman" w:cs="Times New Roman"/>
+        </w:rPr>
+        <w:t>，</w:t>
+      </w:r>
+      <w:r>
+        <w:rPr>
+          <w:rFonts w:hint="eastAsia" w:ascii="Times New Roman" w:hAnsi="Times New Roman" w:eastAsia="FangSong" w:cs="Times New Roman"/>
+        </w:rPr>
+        <w:t>可直接印发</w:t>
+      </w:r>
+      <w:r>
+        <w:rPr>
+          <w:rFonts w:hint="eastAsia" w:ascii="Times New Roman" w:hAnsi="Times New Roman" w:eastAsia="Times New Roman" w:cs="Times New Roman"/>
+        </w:rPr>
+        <w:t>。</w:t>
+      </w:r>
+    </w:p>
     <w:bookmarkStart w:id="9" w:name="难度总览"/>
     <w:p>
       <w:pPr>
@@ -58,6 +334,15 @@
         <w:tblStyle w:val="Table"/>
         <w:tblW w:type="auto" w:w="0"/>
         <w:tblLook w:firstRow="1" w:lastRow="0" w:firstColumn="0" w:lastColumn="0" w:noHBand="0" w:noVBand="0" w:val="0020"/>
+        <w:jc w:val="center"/>
+        <w:tblBorders>
+          <w:top w:val="single" w:sz="12" w:space="0" w:color="333333"/>
+          <w:bottom w:val="single" w:sz="12" w:space="0" w:color="333333"/>
+          <w:left w:val="none"/>
+          <w:right w:val="none"/>
+          <w:insideH w:val="none"/>
+          <w:insideV w:val="none"/>
+        </w:tblBorders>
       </w:tblPr>
       <w:tblGrid>
         <w:gridCol w:w="2640"/>
@@ -69,7 +354,11 @@
           <w:tblHeader w:val="on"/>
         </w:trPr>
         <w:tc>
-          <w:tcPr/>
+          <w:tcPr>
+            <w:tcBorders>
+              <w:bottom w:val="single" w:sz="6" w:space="0" w:color="333333"/>
+            </w:tcBorders>
+          </w:tcPr>
           <w:p>
             <w:pPr>
               <w:pStyle w:val="Compact"/>
@@ -85,7 +374,11 @@
           </w:p>
         </w:tc>
         <w:tc>
-          <w:tcPr/>
+          <w:tcPr>
+            <w:tcBorders>
+              <w:bottom w:val="single" w:sz="6" w:space="0" w:color="333333"/>
+            </w:tcBorders>
+          </w:tcPr>
           <w:p>
             <w:pPr>
               <w:pStyle w:val="Compact"/>
@@ -101,7 +394,11 @@
           </w:p>
         </w:tc>
         <w:tc>
-          <w:tcPr/>
+          <w:tcPr>
+            <w:tcBorders>
+              <w:bottom w:val="single" w:sz="6" w:space="0" w:color="333333"/>
+            </w:tcBorders>
+          </w:tcPr>
           <w:p>
             <w:pPr>
               <w:pStyle w:val="Compact"/>
@@ -311,6 +608,7 @@
     <w:p>
       <w:pPr>
         <w:pStyle w:val="BlockText"/>
+        <w:ind w:firstLine="420"/>
       </w:pPr>
       <w:r>
         <w:rPr>
@@ -334,6 +632,7 @@
     <w:p>
       <w:pPr>
         <w:pStyle w:val="FirstParagraph"/>
+        <w:ind w:firstLine="420"/>
       </w:pPr>
       <w:r>
         <w:rPr>
@@ -369,6 +668,7 @@
     <w:p>
       <w:pPr>
         <w:pStyle w:val="BodyText"/>
+        <w:ind w:firstLine="420"/>
       </w:pPr>
       <w:r>
         <w:rPr>
@@ -536,6 +836,7 @@
     <w:p>
       <w:pPr>
         <w:pStyle w:val="BodyText"/>
+        <w:ind w:firstLine="420"/>
       </w:pPr>
       <w:r>
         <w:rPr>
@@ -837,6 +1138,7 @@
     <w:p>
       <w:pPr>
         <w:pStyle w:val="BodyText"/>
+        <w:ind w:firstLine="420"/>
       </w:pPr>
       <w:r>
         <w:rPr>
@@ -856,6 +1158,7 @@
     <w:p>
       <w:pPr>
         <w:pStyle w:val="BodyText"/>
+        <w:ind w:firstLine="420"/>
       </w:pPr>
       <w:r>
         <w:rPr>
@@ -872,6 +1175,16 @@
           <w:bCs/>
         </w:rPr>
         <w:t>：B</w:t>
+      </w:r>
+    </w:p>
+    <w:p>
+      <w:pPr>
+        <w:spacing w:before="160" w:after="80"/>
+      </w:pPr>
+      <w:r>
+        <w:pict>
+          <v:rect style="width:0;height:1.5pt" o:hralign="center" o:hrstd="t" o:hr="t"/>
+        </w:pict>
       </w:r>
     </w:p>
     <w:p>
@@ -913,6 +1226,7 @@
     <w:p>
       <w:pPr>
         <w:pStyle w:val="BlockText"/>
+        <w:ind w:firstLine="420"/>
       </w:pPr>
       <w:r>
         <w:rPr>
@@ -936,6 +1250,7 @@
     <w:p>
       <w:pPr>
         <w:pStyle w:val="FirstParagraph"/>
+        <w:ind w:firstLine="420"/>
       </w:pPr>
       <w:r>
         <w:rPr>
@@ -1079,6 +1394,7 @@
     <w:p>
       <w:pPr>
         <w:pStyle w:val="BodyText"/>
+        <w:ind w:firstLine="420"/>
       </w:pPr>
       <w:r>
         <w:rPr>
@@ -1098,6 +1414,7 @@
     <w:p>
       <w:pPr>
         <w:pStyle w:val="BodyText"/>
+        <w:ind w:firstLine="420"/>
       </w:pPr>
       <w:r>
         <w:rPr>
@@ -1114,6 +1431,16 @@
           <w:bCs/>
         </w:rPr>
         <w:t>：B</w:t>
+      </w:r>
+    </w:p>
+    <w:p>
+      <w:pPr>
+        <w:spacing w:before="160" w:after="80"/>
+      </w:pPr>
+      <w:r>
+        <w:pict>
+          <v:rect style="width:0;height:1.5pt" o:hralign="center" o:hrstd="t" o:hr="t"/>
+        </w:pict>
       </w:r>
     </w:p>
     <w:p>
@@ -1155,6 +1482,7 @@
     <w:p>
       <w:pPr>
         <w:pStyle w:val="BlockText"/>
+        <w:ind w:firstLine="420"/>
       </w:pPr>
       <w:r>
         <w:rPr>
@@ -1178,6 +1506,7 @@
     <w:p>
       <w:pPr>
         <w:pStyle w:val="FirstParagraph"/>
+        <w:ind w:firstLine="420"/>
       </w:pPr>
       <w:r>
         <w:rPr>
@@ -1207,505 +1536,7 @@
         <w:rPr>
           <w:rFonts w:hint="eastAsia" w:ascii="Times New Roman" w:hAnsi="Times New Roman" w:eastAsia="Times New Roman" w:cs="Times New Roman"/>
         </w:rPr>
-        <w:t>）A.</w:t>
-      </w:r>
-      <w:r>
-        <w:rPr>
-          <w:rFonts w:hint="eastAsia" w:ascii="Times New Roman" w:hAnsi="Times New Roman" w:eastAsia="FangSong" w:cs="Times New Roman"/>
-        </w:rPr>
-        <w:t>单原子分子的偶极矩等于零</w:t>
-      </w:r>
-      <w:r>
-        <w:rPr>
-          <w:rFonts w:ascii="Times New Roman" w:hAnsi="Times New Roman" w:eastAsia="Times New Roman" w:cs="Times New Roman"/>
-        </w:rPr>
-        <w:t xml:space="preserve"> </w:t>
-      </w:r>
-      <w:r>
-        <w:rPr>
-          <w:rFonts w:hint="eastAsia" w:ascii="Times New Roman" w:hAnsi="Times New Roman" w:eastAsia="Times New Roman" w:cs="Times New Roman"/>
-        </w:rPr>
-        <w:t>B.</w:t>
-      </w:r>
-      <w:r>
-        <w:rPr>
-          <w:rFonts w:hint="eastAsia" w:ascii="Times New Roman" w:hAnsi="Times New Roman" w:eastAsia="FangSong" w:cs="Times New Roman"/>
-        </w:rPr>
-        <w:t>键矩愈大</w:t>
-      </w:r>
-      <w:r>
-        <w:rPr>
-          <w:rFonts w:hint="eastAsia" w:ascii="Times New Roman" w:hAnsi="Times New Roman" w:eastAsia="Times New Roman" w:cs="Times New Roman"/>
-        </w:rPr>
-        <w:t>，</w:t>
-      </w:r>
-      <w:r>
-        <w:rPr>
-          <w:rFonts w:hint="eastAsia" w:ascii="Times New Roman" w:hAnsi="Times New Roman" w:eastAsia="FangSong" w:cs="Times New Roman"/>
-        </w:rPr>
-        <w:t>分子的偶极矩也愈大</w:t>
-      </w:r>
-      <w:r>
-        <w:rPr>
-          <w:rFonts w:hint="eastAsia" w:ascii="Times New Roman" w:hAnsi="Times New Roman" w:eastAsia="Times New Roman" w:cs="Times New Roman"/>
-        </w:rPr>
-        <w:t>C.</w:t>
-      </w:r>
-      <w:r>
-        <w:rPr>
-          <w:rFonts w:hint="eastAsia" w:ascii="Times New Roman" w:hAnsi="Times New Roman" w:eastAsia="FangSong" w:cs="Times New Roman"/>
-        </w:rPr>
-        <w:t>有对称中心的分子</w:t>
-      </w:r>
-      <w:r>
-        <w:rPr>
-          <w:rFonts w:hint="eastAsia" w:ascii="Times New Roman" w:hAnsi="Times New Roman" w:eastAsia="Times New Roman" w:cs="Times New Roman"/>
-        </w:rPr>
-        <w:t>，</w:t>
-      </w:r>
-      <w:r>
-        <w:rPr>
-          <w:rFonts w:hint="eastAsia" w:ascii="Times New Roman" w:hAnsi="Times New Roman" w:eastAsia="FangSong" w:cs="Times New Roman"/>
-        </w:rPr>
-        <w:t>其偶极矩等于零</w:t>
-      </w:r>
-      <w:r>
-        <w:rPr>
-          <w:rFonts w:ascii="Times New Roman" w:hAnsi="Times New Roman" w:eastAsia="Times New Roman" w:cs="Times New Roman"/>
-        </w:rPr>
-        <w:t xml:space="preserve"> </w:t>
-      </w:r>
-      <w:r>
-        <w:rPr>
-          <w:rFonts w:hint="eastAsia" w:ascii="Times New Roman" w:hAnsi="Times New Roman" w:eastAsia="Times New Roman" w:cs="Times New Roman"/>
-        </w:rPr>
-        <w:t>D.</w:t>
-      </w:r>
-      <w:r>
-        <w:rPr>
-          <w:rFonts w:hint="eastAsia" w:ascii="Times New Roman" w:hAnsi="Times New Roman" w:eastAsia="FangSong" w:cs="Times New Roman"/>
-        </w:rPr>
-        <w:t>分子的偶极矩是键矩的矢量和</w:t>
-      </w:r>
-    </w:p>
-    <w:p>
-      <w:pPr>
-        <w:pStyle w:val="BodyText"/>
-      </w:pPr>
-      <w:r>
-        <w:rPr>
-          <w:rFonts w:hint="eastAsia" w:ascii="Times New Roman" w:hAnsi="Times New Roman" w:eastAsia="FangSong" w:cs="Times New Roman"/>
-          <w:b/>
-          <w:bCs/>
-        </w:rPr>
-        <w:t xml:space="preserve">参考答案</w:t>
-      </w:r>
-      <w:r>
-        <w:rPr>
-          <w:rFonts w:hint="eastAsia" w:ascii="Times New Roman" w:hAnsi="Times New Roman" w:eastAsia="Times New Roman" w:cs="Times New Roman"/>
-        </w:rPr>
-        <w:t xml:space="preserve">：</w:t>
-      </w:r>
-    </w:p>
-    <w:p>
-      <w:pPr>
-        <w:pStyle w:val="BodyText"/>
-      </w:pPr>
-      <w:r>
-        <w:rPr>
-          <w:rFonts w:hint="eastAsia" w:ascii="Times New Roman" w:hAnsi="Times New Roman" w:eastAsia="FangSong" w:cs="Times New Roman"/>
-          <w:b/>
-          <w:bCs/>
-        </w:rPr>
-        <w:t>答案</w:t>
-      </w:r>
-      <w:r>
-        <w:rPr>
-          <w:rFonts w:hint="eastAsia" w:ascii="Times New Roman" w:hAnsi="Times New Roman" w:eastAsia="Times New Roman" w:cs="Times New Roman"/>
-          <w:b/>
-          <w:bCs/>
-        </w:rPr>
-        <w:t>：B</w:t>
-      </w:r>
-    </w:p>
-    <w:p>
-      <w:pPr>
-        <w:spacing w:before="160" w:after="80"/>
-      </w:pPr>
-      <w:r>
-        <w:pict>
-          <v:rect style="width:0;height:1.5pt" o:hralign="center" o:hrstd="t" o:hr="t"/>
-        </w:pict>
-      </w:r>
-    </w:p>
-    <w:bookmarkEnd w:id="12"/>
-    <w:bookmarkStart w:id="13" w:name="第4题"/>
-    <w:p>
-      <w:pPr>
-        <w:pStyle w:val="Heading3"/>
-        <w:spacing w:before="280" w:after="120"/>
-      </w:pPr>
-      <w:r>
-        <w:rPr>
-          <w:rFonts w:hint="eastAsia" w:ascii="Times New Roman" w:hAnsi="Times New Roman" w:eastAsia="SimHei" w:cs="Times New Roman"/>
-        </w:rPr>
-        <w:t>第</w:t>
-      </w:r>
-      <w:r>
-        <w:rPr>
-          <w:rFonts w:hint="eastAsia" w:ascii="Times New Roman" w:hAnsi="Times New Roman" w:eastAsia="Times New Roman" w:cs="Times New Roman"/>
-        </w:rPr>
-        <w:t>4</w:t>
-      </w:r>
-      <w:r>
-        <w:rPr>
-          <w:rFonts w:hint="eastAsia" w:ascii="Times New Roman" w:hAnsi="Times New Roman" w:eastAsia="SimHei" w:cs="Times New Roman"/>
-        </w:rPr>
-        <w:t>题</w:t>
-      </w:r>
-    </w:p>
-    <w:p>
-      <w:pPr>
-        <w:pStyle w:val="BlockText"/>
-      </w:pPr>
-      <w:r>
-        <w:rPr>
-          <w:rFonts w:hint="eastAsia" w:ascii="Times New Roman" w:hAnsi="Times New Roman" w:eastAsia="FangSong" w:cs="Times New Roman"/>
-        </w:rPr>
-        <w:t>来源</w:t>
-      </w:r>
-      <w:r>
-        <w:rPr>
-          <w:rFonts w:hint="eastAsia" w:ascii="Times New Roman" w:hAnsi="Times New Roman" w:eastAsia="Times New Roman" w:cs="Times New Roman"/>
-        </w:rPr>
-        <w:t>：</w:t>
-      </w:r>
-      <w:r>
-        <w:rPr>
-          <w:rFonts w:hint="eastAsia" w:ascii="Times New Roman" w:hAnsi="Times New Roman" w:eastAsia="FangSong" w:cs="Times New Roman"/>
-        </w:rPr>
-        <w:t>赵鑫光竞赛笔记</w:t>
-      </w:r>
-    </w:p>
-    <w:p>
-      <w:pPr>
-        <w:pStyle w:val="FirstParagraph"/>
-      </w:pPr>
-      <w:r>
-        <w:rPr>
-          <w:rFonts w:hint="eastAsia" w:ascii="Times New Roman" w:hAnsi="Times New Roman" w:eastAsia="FangSong" w:cs="Times New Roman"/>
-        </w:rPr>
-        <w:t xml:space="preserve">下列</w:t>
-      </w:r>
-      <w:r>
-        <w:rPr>
-          <w:rFonts w:ascii="Times New Roman" w:hAnsi="Times New Roman" w:eastAsia="Times New Roman" w:cs="Times New Roman"/>
-        </w:rPr>
-        <w:t xml:space="preserve"> Lewis </w:t>
-      </w:r>
-      <w:r>
-        <w:rPr>
-          <w:rFonts w:hint="eastAsia" w:ascii="Times New Roman" w:hAnsi="Times New Roman" w:eastAsia="FangSong" w:cs="Times New Roman"/>
-        </w:rPr>
-        <w:t>结构式中</w:t>
-      </w:r>
-      <w:r>
-        <w:rPr>
-          <w:rFonts w:hint="eastAsia" w:ascii="Times New Roman" w:hAnsi="Times New Roman" w:eastAsia="Times New Roman" w:cs="Times New Roman"/>
-        </w:rPr>
-        <w:t>,</w:t>
-      </w:r>
-      <w:r>
-        <w:rPr>
-          <w:rFonts w:ascii="Times New Roman" w:hAnsi="Times New Roman" w:eastAsia="Times New Roman" w:cs="Times New Roman"/>
-        </w:rPr>
-        <w:t xml:space="preserve"> X </w:t>
-      </w:r>
-      <w:r>
-        <w:rPr>
-          <w:rFonts w:hint="eastAsia" w:ascii="Times New Roman" w:hAnsi="Times New Roman" w:eastAsia="FangSong" w:cs="Times New Roman"/>
-        </w:rPr>
-        <w:t xml:space="preserve">是以</w:t>
-      </w:r>
-      <w:r>
-        <w:rPr>
-          <w:rFonts w:ascii="Times New Roman" w:hAnsi="Times New Roman" w:eastAsia="Times New Roman" w:cs="Times New Roman"/>
-        </w:rPr>
-        <w:t xml:space="preserve"> sp </w:t>
-      </w:r>
-      <w:r>
-        <w:rPr>
-          <w:rFonts w:hint="eastAsia" w:ascii="Times New Roman" w:hAnsi="Times New Roman" w:eastAsia="FangSong" w:cs="Times New Roman"/>
-        </w:rPr>
-        <w:t xml:space="preserve">杂化轨道成键的是</w:t>
-      </w:r>
-      <w:r>
-        <w:rPr>
-          <w:rFonts w:ascii="Times New Roman" w:hAnsi="Times New Roman" w:eastAsia="Times New Roman" w:cs="Times New Roman"/>
-        </w:rPr>
-        <w:t xml:space="preserve"> </w:t>
-      </w:r>
-      <w:r>
-        <w:rPr>
-          <w:rFonts w:ascii="Times New Roman" w:hAnsi="Times New Roman" w:eastAsia="Times New Roman" w:cs="Times New Roman"/>
-        </w:rPr>
-        <w:t xml:space="preserve">A. A-X-A B. A=X=A C. A=X-X D. A-X-A</w:t>
-      </w:r>
-    </w:p>
-    <w:p>
-      <w:pPr>
-        <w:pStyle w:val="BodyText"/>
-      </w:pPr>
-      <w:r>
-        <w:rPr>
-          <w:rFonts w:hint="eastAsia" w:ascii="Times New Roman" w:hAnsi="Times New Roman" w:eastAsia="FangSong" w:cs="Times New Roman"/>
-          <w:b/>
-          <w:bCs/>
-        </w:rPr>
-        <w:t xml:space="preserve">参考答案</w:t>
-      </w:r>
-      <w:r>
-        <w:rPr>
-          <w:rFonts w:hint="eastAsia" w:ascii="Times New Roman" w:hAnsi="Times New Roman" w:eastAsia="Times New Roman" w:cs="Times New Roman"/>
-        </w:rPr>
-        <w:t xml:space="preserve">：</w:t>
-      </w:r>
-    </w:p>
-    <w:p>
-      <w:pPr>
-        <w:pStyle w:val="BodyText"/>
-      </w:pPr>
-      <w:r>
-        <w:rPr>
-          <w:rFonts w:hint="eastAsia" w:ascii="Times New Roman" w:hAnsi="Times New Roman" w:eastAsia="FangSong" w:cs="Times New Roman"/>
-          <w:b/>
-          <w:bCs/>
-        </w:rPr>
-        <w:t>答案</w:t>
-      </w:r>
-      <w:r>
-        <w:rPr>
-          <w:rFonts w:hint="eastAsia" w:ascii="Times New Roman" w:hAnsi="Times New Roman" w:eastAsia="Times New Roman" w:cs="Times New Roman"/>
-          <w:b/>
-          <w:bCs/>
-        </w:rPr>
-        <w:t>：AB</w:t>
-      </w:r>
-    </w:p>
-    <w:p>
-      <w:pPr>
-        <w:spacing w:before="160" w:after="80"/>
-      </w:pPr>
-      <w:r>
-        <w:pict>
-          <v:rect style="width:0;height:1.5pt" o:hralign="center" o:hrstd="t" o:hr="t"/>
-        </w:pict>
-      </w:r>
-    </w:p>
-    <w:bookmarkEnd w:id="13"/>
-    <w:bookmarkStart w:id="14" w:name="第5题"/>
-    <w:p>
-      <w:pPr>
-        <w:pStyle w:val="Heading3"/>
-        <w:spacing w:before="280" w:after="120"/>
-      </w:pPr>
-      <w:r>
-        <w:rPr>
-          <w:rFonts w:hint="eastAsia" w:ascii="Times New Roman" w:hAnsi="Times New Roman" w:eastAsia="SimHei" w:cs="Times New Roman"/>
-        </w:rPr>
-        <w:t>第</w:t>
-      </w:r>
-      <w:r>
-        <w:rPr>
-          <w:rFonts w:hint="eastAsia" w:ascii="Times New Roman" w:hAnsi="Times New Roman" w:eastAsia="Times New Roman" w:cs="Times New Roman"/>
-        </w:rPr>
-        <w:t>5</w:t>
-      </w:r>
-      <w:r>
-        <w:rPr>
-          <w:rFonts w:hint="eastAsia" w:ascii="Times New Roman" w:hAnsi="Times New Roman" w:eastAsia="SimHei" w:cs="Times New Roman"/>
-        </w:rPr>
-        <w:t>题</w:t>
-      </w:r>
-    </w:p>
-    <w:p>
-      <w:pPr>
-        <w:pStyle w:val="BlockText"/>
-      </w:pPr>
-      <w:r>
-        <w:rPr>
-          <w:rFonts w:hint="eastAsia" w:ascii="Times New Roman" w:hAnsi="Times New Roman" w:eastAsia="FangSong" w:cs="Times New Roman"/>
-        </w:rPr>
-        <w:t>来源</w:t>
-      </w:r>
-      <w:r>
-        <w:rPr>
-          <w:rFonts w:hint="eastAsia" w:ascii="Times New Roman" w:hAnsi="Times New Roman" w:eastAsia="Times New Roman" w:cs="Times New Roman"/>
-        </w:rPr>
-        <w:t>：</w:t>
-      </w:r>
-      <w:r>
-        <w:rPr>
-          <w:rFonts w:hint="eastAsia" w:ascii="Times New Roman" w:hAnsi="Times New Roman" w:eastAsia="FangSong" w:cs="Times New Roman"/>
-        </w:rPr>
-        <w:t>真题</w:t>
-      </w:r>
-      <w:r>
-        <w:rPr>
-          <w:rFonts w:hint="eastAsia" w:ascii="Times New Roman" w:hAnsi="Times New Roman" w:eastAsia="Times New Roman" w:cs="Times New Roman"/>
-        </w:rPr>
-        <w:t>·</w:t>
-      </w:r>
-      <w:r>
-        <w:rPr>
-          <w:rFonts w:hint="eastAsia" w:ascii="Times New Roman" w:hAnsi="Times New Roman" w:eastAsia="FangSong" w:cs="Times New Roman"/>
-        </w:rPr>
-        <w:t>省预赛</w:t>
-      </w:r>
-      <w:r>
-        <w:rPr>
-          <w:rFonts w:ascii="Times New Roman" w:hAnsi="Times New Roman" w:eastAsia="Times New Roman" w:cs="Times New Roman"/>
-        </w:rPr>
-        <w:t xml:space="preserve"> </w:t>
-      </w:r>
-      <w:r>
-        <w:rPr>
-          <w:rFonts w:hint="eastAsia" w:ascii="Times New Roman" w:hAnsi="Times New Roman" w:eastAsia="FangSong" w:cs="Times New Roman"/>
-        </w:rPr>
-        <w:t>浙江</w:t>
-      </w:r>
-      <w:r>
-        <w:rPr>
-          <w:rFonts w:hint="eastAsia" w:ascii="Times New Roman" w:hAnsi="Times New Roman" w:eastAsia="Times New Roman" w:cs="Times New Roman"/>
-        </w:rPr>
-        <w:t>2023</w:t>
-      </w:r>
-    </w:p>
-    <w:p>
-      <w:pPr>
-        <w:pStyle w:val="FirstParagraph"/>
-      </w:pPr>
-      <w:r>
-        <w:rPr>
-          <w:rFonts w:ascii="Times New Roman" w:hAnsi="Times New Roman" w:eastAsia="Times New Roman" w:cs="Times New Roman"/>
-        </w:rPr>
-        <w:t xml:space="preserve">AB </w:t>
-      </w:r>
-      <w:r>
-        <w:rPr>
-          <w:rFonts w:hint="eastAsia" w:ascii="Times New Roman" w:hAnsi="Times New Roman" w:eastAsia="FangSong" w:cs="Times New Roman"/>
-        </w:rPr>
-        <w:t xml:space="preserve">型强电解质在水中的溶解表示为</w:t>
-      </w:r>
-      <w:r>
-        <w:rPr>
-          <w:rFonts w:ascii="Times New Roman" w:hAnsi="Times New Roman" w:eastAsia="Times New Roman" w:cs="Times New Roman"/>
-        </w:rPr>
-        <w:t xml:space="preserve"> AB(s) → A</w:t>
-      </w:r>
-      <w:r>
-        <w:rPr>
-          <w:rFonts w:ascii="Times New Roman" w:hAnsi="Times New Roman" w:eastAsia="Times New Roman" w:cs="Times New Roman"/>
-          <w:vertAlign w:val="superscript"/>
-        </w:rPr>
-        <w:t>m+</w:t>
-      </w:r>
-      <w:r>
-        <w:rPr>
-          <w:rFonts w:ascii="Times New Roman" w:hAnsi="Times New Roman" w:eastAsia="Times New Roman" w:cs="Times New Roman"/>
-        </w:rPr>
-        <w:t xml:space="preserve">(aq) + </w:t>
-      </w:r>
-      <w:r>
-        <w:rPr>
-          <w:rFonts w:hint="eastAsia" w:ascii="Times New Roman" w:hAnsi="Times New Roman" w:eastAsia="Times New Roman" w:cs="Times New Roman"/>
-        </w:rPr>
-        <w:t>B</w:t>
-      </w:r>
-      <w:r>
-        <w:rPr>
-          <w:rFonts w:hint="eastAsia" w:ascii="Times New Roman" w:hAnsi="Times New Roman" w:eastAsia="Times New Roman" w:cs="Times New Roman"/>
-          <w:vertAlign w:val="superscript"/>
-        </w:rPr>
-        <w:t>n-</w:t>
-      </w:r>
-      <w:r>
-        <w:rPr>
-          <w:rFonts w:hint="eastAsia" w:ascii="Times New Roman" w:hAnsi="Times New Roman" w:eastAsia="Times New Roman" w:cs="Times New Roman"/>
-        </w:rPr>
-        <w:t>(aq)（</w:t>
-      </w:r>
-      <w:r>
-        <w:rPr>
-          <w:rFonts w:hint="eastAsia" w:ascii="Times New Roman" w:hAnsi="Times New Roman" w:eastAsia="FangSong" w:cs="Times New Roman"/>
-        </w:rPr>
-        <w:t>可视作特殊的化学反应</w:t>
-      </w:r>
-      <w:r>
-        <w:rPr>
-          <w:rFonts w:hint="eastAsia" w:ascii="Times New Roman" w:hAnsi="Times New Roman" w:eastAsia="Times New Roman" w:cs="Times New Roman"/>
-        </w:rPr>
-        <w:t>），</w:t>
-      </w:r>
-      <w:r>
-        <w:rPr>
-          <w:rFonts w:hint="eastAsia" w:ascii="Times New Roman" w:hAnsi="Times New Roman" w:eastAsia="FangSong" w:cs="Times New Roman"/>
-        </w:rPr>
-        <w:t>该反应的焓变和熵变分别为</w:t>
-      </w:r>
-      <w:r>
-        <w:rPr>
-          <w:rFonts w:ascii="Times New Roman" w:hAnsi="Times New Roman" w:eastAsia="Times New Roman" w:cs="Times New Roman"/>
-        </w:rPr>
-        <w:t xml:space="preserve"> ΔH </w:t>
-      </w:r>
-      <w:r>
-        <w:rPr>
-          <w:rFonts w:hint="eastAsia" w:ascii="Times New Roman" w:hAnsi="Times New Roman" w:eastAsia="FangSong" w:cs="Times New Roman"/>
-        </w:rPr>
-        <w:t xml:space="preserve">和</w:t>
-      </w:r>
-      <w:r>
-        <w:rPr>
-          <w:rFonts w:ascii="Times New Roman" w:hAnsi="Times New Roman" w:eastAsia="Times New Roman" w:cs="Times New Roman"/>
-        </w:rPr>
-        <w:t xml:space="preserve"> </w:t>
-      </w:r>
-      <w:r>
-        <w:rPr>
-          <w:rFonts w:hint="eastAsia" w:ascii="Times New Roman" w:hAnsi="Times New Roman" w:eastAsia="Times New Roman" w:cs="Times New Roman"/>
-        </w:rPr>
-        <w:t>ΔS。</w:t>
-      </w:r>
-      <w:r>
-        <w:rPr>
-          <w:rFonts w:hint="eastAsia" w:ascii="Times New Roman" w:hAnsi="Times New Roman" w:eastAsia="FangSong" w:cs="Times New Roman"/>
-        </w:rPr>
-        <w:t>对于不同组成的</w:t>
-      </w:r>
-      <w:r>
-        <w:rPr>
-          <w:rFonts w:ascii="Times New Roman" w:hAnsi="Times New Roman" w:eastAsia="Times New Roman" w:cs="Times New Roman"/>
-        </w:rPr>
-        <w:t xml:space="preserve"> AB </w:t>
-      </w:r>
-      <w:r>
-        <w:rPr>
-          <w:rFonts w:hint="eastAsia" w:ascii="Times New Roman" w:hAnsi="Times New Roman" w:eastAsia="FangSong" w:cs="Times New Roman"/>
-        </w:rPr>
-        <w:t>型强电解质</w:t>
-      </w:r>
-      <w:r>
-        <w:rPr>
-          <w:rFonts w:hint="eastAsia" w:ascii="Times New Roman" w:hAnsi="Times New Roman" w:eastAsia="Times New Roman" w:cs="Times New Roman"/>
-        </w:rPr>
-        <w:t>，</w:t>
-      </w:r>
-      <w:r>
-        <w:rPr>
-          <w:rFonts w:hint="eastAsia" w:ascii="Times New Roman" w:hAnsi="Times New Roman" w:eastAsia="FangSong" w:cs="Times New Roman"/>
-        </w:rPr>
-        <w:t>下列说法正确的是</w:t>
+        <w:t xml:space="preserve">）</w:t>
       </w:r>
     </w:p>
     <w:p>
@@ -1715,30 +1546,19 @@
           <w:ilvl w:val="0"/>
           <w:numId w:val="1001"/>
         </w:numPr>
-      </w:pPr>
-      <w:r>
-        <w:rPr>
-          <w:rFonts w:ascii="Times New Roman" w:hAnsi="Times New Roman" w:eastAsia="Times New Roman" w:cs="Times New Roman"/>
-        </w:rPr>
-        <w:t xml:space="preserve">A. ΔH </w:t>
-      </w:r>
-      <w:r>
-        <w:rPr>
-          <w:rFonts w:hint="eastAsia" w:ascii="Times New Roman" w:hAnsi="Times New Roman" w:eastAsia="FangSong" w:cs="Times New Roman"/>
-        </w:rPr>
-        <w:t xml:space="preserve">和</w:t>
-      </w:r>
-      <w:r>
-        <w:rPr>
-          <w:rFonts w:ascii="Times New Roman" w:hAnsi="Times New Roman" w:eastAsia="Times New Roman" w:cs="Times New Roman"/>
-        </w:rPr>
-        <w:t xml:space="preserve"> ΔS </w:t>
-      </w:r>
-      <w:r>
-        <w:rPr>
-          <w:rFonts w:hint="eastAsia" w:ascii="Times New Roman" w:hAnsi="Times New Roman" w:eastAsia="FangSong" w:cs="Times New Roman"/>
-        </w:rPr>
-        <w:t xml:space="preserve">均大于零</w:t>
+        <w:ind w:firstLine="420"/>
+      </w:pPr>
+      <w:r>
+        <w:rPr>
+          <w:rFonts w:hint="eastAsia" w:ascii="Times New Roman" w:hAnsi="Times New Roman" w:eastAsia="Times New Roman" w:cs="Times New Roman"/>
+        </w:rPr>
+        <w:t>A.</w:t>
+      </w:r>
+      <w:r>
+        <w:rPr>
+          <w:rFonts w:hint="eastAsia" w:ascii="Times New Roman" w:hAnsi="Times New Roman" w:eastAsia="FangSong" w:cs="Times New Roman"/>
+        </w:rPr>
+        <w:t>单原子分子的偶极矩等于零</w:t>
       </w:r>
     </w:p>
     <w:p>
@@ -1748,18 +1568,31 @@
           <w:ilvl w:val="0"/>
           <w:numId w:val="1001"/>
         </w:numPr>
-      </w:pPr>
-      <w:r>
-        <w:rPr>
-          <w:rFonts w:ascii="Times New Roman" w:hAnsi="Times New Roman" w:eastAsia="Times New Roman" w:cs="Times New Roman"/>
-        </w:rPr>
-        <w:t xml:space="preserve">B. </w:t>
-      </w:r>
-      <w:r>
-        <w:rPr>
-          <w:rFonts w:hint="eastAsia" w:ascii="Times New Roman" w:hAnsi="Times New Roman" w:eastAsia="FangSong" w:cs="Times New Roman"/>
-        </w:rPr>
-        <w:t xml:space="preserve">熵变不可能小于零</w:t>
+        <w:ind w:firstLine="420"/>
+      </w:pPr>
+      <w:r>
+        <w:rPr>
+          <w:rFonts w:hint="eastAsia" w:ascii="Times New Roman" w:hAnsi="Times New Roman" w:eastAsia="Times New Roman" w:cs="Times New Roman"/>
+        </w:rPr>
+        <w:t>B.</w:t>
+      </w:r>
+      <w:r>
+        <w:rPr>
+          <w:rFonts w:hint="eastAsia" w:ascii="Times New Roman" w:hAnsi="Times New Roman" w:eastAsia="FangSong" w:cs="Times New Roman"/>
+        </w:rPr>
+        <w:t>键矩愈大</w:t>
+      </w:r>
+      <w:r>
+        <w:rPr>
+          <w:rFonts w:hint="eastAsia" w:ascii="Times New Roman" w:hAnsi="Times New Roman" w:eastAsia="Times New Roman" w:cs="Times New Roman"/>
+        </w:rPr>
+        <w:t>，</w:t>
+      </w:r>
+      <w:r>
+        <w:rPr>
+          <w:rFonts w:hint="eastAsia" w:ascii="Times New Roman" w:hAnsi="Times New Roman" w:eastAsia="FangSong" w:cs="Times New Roman"/>
+        </w:rPr>
+        <w:t>分子的偶极矩也愈大</w:t>
       </w:r>
     </w:p>
     <w:p>
@@ -1769,18 +1602,31 @@
           <w:ilvl w:val="0"/>
           <w:numId w:val="1001"/>
         </w:numPr>
-      </w:pPr>
-      <w:r>
-        <w:rPr>
-          <w:rFonts w:ascii="Times New Roman" w:hAnsi="Times New Roman" w:eastAsia="Times New Roman" w:cs="Times New Roman"/>
-        </w:rPr>
-        <w:t xml:space="preserve">C. ΔH </w:t>
-      </w:r>
-      <w:r>
-        <w:rPr>
-          <w:rFonts w:hint="eastAsia" w:ascii="Times New Roman" w:hAnsi="Times New Roman" w:eastAsia="FangSong" w:cs="Times New Roman"/>
-        </w:rPr>
-        <w:t xml:space="preserve">不可能小于零</w:t>
+        <w:ind w:firstLine="420"/>
+      </w:pPr>
+      <w:r>
+        <w:rPr>
+          <w:rFonts w:hint="eastAsia" w:ascii="Times New Roman" w:hAnsi="Times New Roman" w:eastAsia="Times New Roman" w:cs="Times New Roman"/>
+        </w:rPr>
+        <w:t>C.</w:t>
+      </w:r>
+      <w:r>
+        <w:rPr>
+          <w:rFonts w:hint="eastAsia" w:ascii="Times New Roman" w:hAnsi="Times New Roman" w:eastAsia="FangSong" w:cs="Times New Roman"/>
+        </w:rPr>
+        <w:t>有对称中心的分子</w:t>
+      </w:r>
+      <w:r>
+        <w:rPr>
+          <w:rFonts w:hint="eastAsia" w:ascii="Times New Roman" w:hAnsi="Times New Roman" w:eastAsia="Times New Roman" w:cs="Times New Roman"/>
+        </w:rPr>
+        <w:t>，</w:t>
+      </w:r>
+      <w:r>
+        <w:rPr>
+          <w:rFonts w:hint="eastAsia" w:ascii="Times New Roman" w:hAnsi="Times New Roman" w:eastAsia="FangSong" w:cs="Times New Roman"/>
+        </w:rPr>
+        <w:t>其偶极矩等于零</w:t>
       </w:r>
     </w:p>
     <w:p>
@@ -1790,35 +1636,25 @@
           <w:ilvl w:val="0"/>
           <w:numId w:val="1001"/>
         </w:numPr>
-      </w:pPr>
-      <w:r>
-        <w:rPr>
-          <w:rFonts w:ascii="Times New Roman" w:hAnsi="Times New Roman" w:eastAsia="Times New Roman" w:cs="Times New Roman"/>
-        </w:rPr>
-        <w:t xml:space="preserve">D. ΔH </w:t>
-      </w:r>
-      <w:r>
-        <w:rPr>
-          <w:rFonts w:hint="eastAsia" w:ascii="Times New Roman" w:hAnsi="Times New Roman" w:eastAsia="FangSong" w:cs="Times New Roman"/>
-        </w:rPr>
-        <w:t xml:space="preserve">和</w:t>
-      </w:r>
-      <w:r>
-        <w:rPr>
-          <w:rFonts w:ascii="Times New Roman" w:hAnsi="Times New Roman" w:eastAsia="Times New Roman" w:cs="Times New Roman"/>
-        </w:rPr>
-        <w:t xml:space="preserve"> ΔS </w:t>
-      </w:r>
-      <w:r>
-        <w:rPr>
-          <w:rFonts w:hint="eastAsia" w:ascii="Times New Roman" w:hAnsi="Times New Roman" w:eastAsia="FangSong" w:cs="Times New Roman"/>
-        </w:rPr>
-        <w:t xml:space="preserve">均可能大于零或小于零</w:t>
+        <w:ind w:firstLine="420"/>
+      </w:pPr>
+      <w:r>
+        <w:rPr>
+          <w:rFonts w:hint="eastAsia" w:ascii="Times New Roman" w:hAnsi="Times New Roman" w:eastAsia="Times New Roman" w:cs="Times New Roman"/>
+        </w:rPr>
+        <w:t>D.</w:t>
+      </w:r>
+      <w:r>
+        <w:rPr>
+          <w:rFonts w:hint="eastAsia" w:ascii="Times New Roman" w:hAnsi="Times New Roman" w:eastAsia="FangSong" w:cs="Times New Roman"/>
+        </w:rPr>
+        <w:t>分子的偶极矩是键矩的矢量和</w:t>
       </w:r>
     </w:p>
     <w:p>
       <w:pPr>
         <w:pStyle w:val="FirstParagraph"/>
+        <w:ind w:firstLine="420"/>
       </w:pPr>
       <w:r>
         <w:rPr>
@@ -1838,6 +1674,7 @@
     <w:p>
       <w:pPr>
         <w:pStyle w:val="BodyText"/>
+        <w:ind w:firstLine="420"/>
       </w:pPr>
       <w:r>
         <w:rPr>
@@ -1853,7 +1690,613 @@
           <w:b/>
           <w:bCs/>
         </w:rPr>
+        <w:t>：B</w:t>
+      </w:r>
+    </w:p>
+    <w:p>
+      <w:pPr>
+        <w:spacing w:before="160" w:after="80"/>
+      </w:pPr>
+      <w:r>
+        <w:pict>
+          <v:rect style="width:0;height:1.5pt" o:hralign="center" o:hrstd="t" o:hr="t"/>
+        </w:pict>
+      </w:r>
+    </w:p>
+    <w:p>
+      <w:pPr>
+        <w:spacing w:before="160" w:after="80"/>
+      </w:pPr>
+      <w:r>
+        <w:pict>
+          <v:rect style="width:0;height:1.5pt" o:hralign="center" o:hrstd="t" o:hr="t"/>
+        </w:pict>
+      </w:r>
+    </w:p>
+    <w:bookmarkEnd w:id="12"/>
+    <w:bookmarkStart w:id="13" w:name="第4题"/>
+    <w:p>
+      <w:pPr>
+        <w:pStyle w:val="Heading3"/>
+        <w:spacing w:before="280" w:after="120"/>
+      </w:pPr>
+      <w:r>
+        <w:rPr>
+          <w:rFonts w:hint="eastAsia" w:ascii="Times New Roman" w:hAnsi="Times New Roman" w:eastAsia="SimHei" w:cs="Times New Roman"/>
+        </w:rPr>
+        <w:t>第</w:t>
+      </w:r>
+      <w:r>
+        <w:rPr>
+          <w:rFonts w:hint="eastAsia" w:ascii="Times New Roman" w:hAnsi="Times New Roman" w:eastAsia="Times New Roman" w:cs="Times New Roman"/>
+        </w:rPr>
+        <w:t>4</w:t>
+      </w:r>
+      <w:r>
+        <w:rPr>
+          <w:rFonts w:hint="eastAsia" w:ascii="Times New Roman" w:hAnsi="Times New Roman" w:eastAsia="SimHei" w:cs="Times New Roman"/>
+        </w:rPr>
+        <w:t>题</w:t>
+      </w:r>
+    </w:p>
+    <w:p>
+      <w:pPr>
+        <w:pStyle w:val="BlockText"/>
+        <w:ind w:firstLine="420"/>
+      </w:pPr>
+      <w:r>
+        <w:rPr>
+          <w:rFonts w:hint="eastAsia" w:ascii="Times New Roman" w:hAnsi="Times New Roman" w:eastAsia="FangSong" w:cs="Times New Roman"/>
+        </w:rPr>
+        <w:t>来源</w:t>
+      </w:r>
+      <w:r>
+        <w:rPr>
+          <w:rFonts w:hint="eastAsia" w:ascii="Times New Roman" w:hAnsi="Times New Roman" w:eastAsia="Times New Roman" w:cs="Times New Roman"/>
+        </w:rPr>
+        <w:t>：</w:t>
+      </w:r>
+      <w:r>
+        <w:rPr>
+          <w:rFonts w:hint="eastAsia" w:ascii="Times New Roman" w:hAnsi="Times New Roman" w:eastAsia="FangSong" w:cs="Times New Roman"/>
+        </w:rPr>
+        <w:t>赵鑫光竞赛笔记</w:t>
+      </w:r>
+    </w:p>
+    <w:p>
+      <w:pPr>
+        <w:pStyle w:val="FirstParagraph"/>
+        <w:ind w:firstLine="420"/>
+      </w:pPr>
+      <w:r>
+        <w:rPr>
+          <w:rFonts w:hint="eastAsia" w:ascii="Times New Roman" w:hAnsi="Times New Roman" w:eastAsia="FangSong" w:cs="Times New Roman"/>
+        </w:rPr>
+        <w:t xml:space="preserve">下列</w:t>
+      </w:r>
+      <w:r>
+        <w:rPr>
+          <w:rFonts w:ascii="Times New Roman" w:hAnsi="Times New Roman" w:eastAsia="Times New Roman" w:cs="Times New Roman"/>
+        </w:rPr>
+        <w:t xml:space="preserve"> Lewis </w:t>
+      </w:r>
+      <w:r>
+        <w:rPr>
+          <w:rFonts w:hint="eastAsia" w:ascii="Times New Roman" w:hAnsi="Times New Roman" w:eastAsia="FangSong" w:cs="Times New Roman"/>
+        </w:rPr>
+        <w:t>结构式中</w:t>
+      </w:r>
+      <w:r>
+        <w:rPr>
+          <w:rFonts w:hint="eastAsia" w:ascii="Times New Roman" w:hAnsi="Times New Roman" w:eastAsia="Times New Roman" w:cs="Times New Roman"/>
+        </w:rPr>
+        <w:t>,</w:t>
+      </w:r>
+      <w:r>
+        <w:rPr>
+          <w:rFonts w:ascii="Times New Roman" w:hAnsi="Times New Roman" w:eastAsia="Times New Roman" w:cs="Times New Roman"/>
+        </w:rPr>
+        <w:t xml:space="preserve"> X </w:t>
+      </w:r>
+      <w:r>
+        <w:rPr>
+          <w:rFonts w:hint="eastAsia" w:ascii="Times New Roman" w:hAnsi="Times New Roman" w:eastAsia="FangSong" w:cs="Times New Roman"/>
+        </w:rPr>
+        <w:t xml:space="preserve">是以</w:t>
+      </w:r>
+      <w:r>
+        <w:rPr>
+          <w:rFonts w:ascii="Times New Roman" w:hAnsi="Times New Roman" w:eastAsia="Times New Roman" w:cs="Times New Roman"/>
+        </w:rPr>
+        <w:t xml:space="preserve"> sp </w:t>
+      </w:r>
+      <w:r>
+        <w:rPr>
+          <w:rFonts w:hint="eastAsia" w:ascii="Times New Roman" w:hAnsi="Times New Roman" w:eastAsia="FangSong" w:cs="Times New Roman"/>
+        </w:rPr>
+        <w:t xml:space="preserve">杂化轨道成键的是</w:t>
+      </w:r>
+      <w:r>
+        <w:rPr>
+          <w:rFonts w:ascii="Times New Roman" w:hAnsi="Times New Roman" w:eastAsia="Times New Roman" w:cs="Times New Roman"/>
+        </w:rPr>
+        <w:t xml:space="preserve"> </w:t>
+      </w:r>
+      <w:r>
+        <w:rPr>
+          <w:rFonts w:ascii="Times New Roman" w:hAnsi="Times New Roman" w:eastAsia="Times New Roman" w:cs="Times New Roman"/>
+        </w:rPr>
+        <w:t xml:space="preserve">- A. A-X-A</w:t>
+      </w:r>
+      <w:r>
+        <w:rPr>
+          <w:rFonts w:ascii="Times New Roman" w:hAnsi="Times New Roman" w:eastAsia="Times New Roman" w:cs="Times New Roman"/>
+        </w:rPr>
+        <w:t xml:space="preserve"> </w:t>
+      </w:r>
+      <w:r>
+        <w:rPr>
+          <w:rFonts w:ascii="Times New Roman" w:hAnsi="Times New Roman" w:eastAsia="Times New Roman" w:cs="Times New Roman"/>
+        </w:rPr>
+        <w:t xml:space="preserve">- B. A=X=A</w:t>
+      </w:r>
+      <w:r>
+        <w:rPr>
+          <w:rFonts w:ascii="Times New Roman" w:hAnsi="Times New Roman" w:eastAsia="Times New Roman" w:cs="Times New Roman"/>
+        </w:rPr>
+        <w:t xml:space="preserve"> </w:t>
+      </w:r>
+      <w:r>
+        <w:rPr>
+          <w:rFonts w:ascii="Times New Roman" w:hAnsi="Times New Roman" w:eastAsia="Times New Roman" w:cs="Times New Roman"/>
+        </w:rPr>
+        <w:t xml:space="preserve">- C. A=X-X</w:t>
+      </w:r>
+      <w:r>
+        <w:rPr>
+          <w:rFonts w:ascii="Times New Roman" w:hAnsi="Times New Roman" w:eastAsia="Times New Roman" w:cs="Times New Roman"/>
+        </w:rPr>
+        <w:t xml:space="preserve"> </w:t>
+      </w:r>
+      <w:r>
+        <w:rPr>
+          <w:rFonts w:ascii="Times New Roman" w:hAnsi="Times New Roman" w:eastAsia="Times New Roman" w:cs="Times New Roman"/>
+        </w:rPr>
+        <w:t xml:space="preserve">- D. A-X-A</w:t>
+      </w:r>
+    </w:p>
+    <w:p>
+      <w:pPr>
+        <w:pStyle w:val="BodyText"/>
+        <w:ind w:firstLine="420"/>
+      </w:pPr>
+      <w:r>
+        <w:rPr>
+          <w:rFonts w:hint="eastAsia" w:ascii="Times New Roman" w:hAnsi="Times New Roman" w:eastAsia="FangSong" w:cs="Times New Roman"/>
+          <w:b/>
+          <w:bCs/>
+        </w:rPr>
+        <w:t xml:space="preserve">参考答案</w:t>
+      </w:r>
+      <w:r>
+        <w:rPr>
+          <w:rFonts w:hint="eastAsia" w:ascii="Times New Roman" w:hAnsi="Times New Roman" w:eastAsia="Times New Roman" w:cs="Times New Roman"/>
+        </w:rPr>
+        <w:t xml:space="preserve">：</w:t>
+      </w:r>
+    </w:p>
+    <w:p>
+      <w:pPr>
+        <w:pStyle w:val="BodyText"/>
+        <w:ind w:firstLine="420"/>
+      </w:pPr>
+      <w:r>
+        <w:rPr>
+          <w:rFonts w:hint="eastAsia" w:ascii="Times New Roman" w:hAnsi="Times New Roman" w:eastAsia="FangSong" w:cs="Times New Roman"/>
+          <w:b/>
+          <w:bCs/>
+        </w:rPr>
+        <w:t>答案</w:t>
+      </w:r>
+      <w:r>
+        <w:rPr>
+          <w:rFonts w:hint="eastAsia" w:ascii="Times New Roman" w:hAnsi="Times New Roman" w:eastAsia="Times New Roman" w:cs="Times New Roman"/>
+          <w:b/>
+          <w:bCs/>
+        </w:rPr>
+        <w:t>：AB</w:t>
+      </w:r>
+    </w:p>
+    <w:p>
+      <w:pPr>
+        <w:spacing w:before="160" w:after="80"/>
+      </w:pPr>
+      <w:r>
+        <w:pict>
+          <v:rect style="width:0;height:1.5pt" o:hralign="center" o:hrstd="t" o:hr="t"/>
+        </w:pict>
+      </w:r>
+    </w:p>
+    <w:p>
+      <w:pPr>
+        <w:spacing w:before="160" w:after="80"/>
+      </w:pPr>
+      <w:r>
+        <w:pict>
+          <v:rect style="width:0;height:1.5pt" o:hralign="center" o:hrstd="t" o:hr="t"/>
+        </w:pict>
+      </w:r>
+    </w:p>
+    <w:bookmarkEnd w:id="13"/>
+    <w:bookmarkStart w:id="14" w:name="第5题"/>
+    <w:p>
+      <w:pPr>
+        <w:pStyle w:val="Heading3"/>
+        <w:spacing w:before="280" w:after="120"/>
+      </w:pPr>
+      <w:r>
+        <w:rPr>
+          <w:rFonts w:hint="eastAsia" w:ascii="Times New Roman" w:hAnsi="Times New Roman" w:eastAsia="SimHei" w:cs="Times New Roman"/>
+        </w:rPr>
+        <w:t>第</w:t>
+      </w:r>
+      <w:r>
+        <w:rPr>
+          <w:rFonts w:hint="eastAsia" w:ascii="Times New Roman" w:hAnsi="Times New Roman" w:eastAsia="Times New Roman" w:cs="Times New Roman"/>
+        </w:rPr>
+        <w:t>5</w:t>
+      </w:r>
+      <w:r>
+        <w:rPr>
+          <w:rFonts w:hint="eastAsia" w:ascii="Times New Roman" w:hAnsi="Times New Roman" w:eastAsia="SimHei" w:cs="Times New Roman"/>
+        </w:rPr>
+        <w:t>题</w:t>
+      </w:r>
+    </w:p>
+    <w:p>
+      <w:pPr>
+        <w:pStyle w:val="BlockText"/>
+        <w:ind w:firstLine="420"/>
+      </w:pPr>
+      <w:r>
+        <w:rPr>
+          <w:rFonts w:hint="eastAsia" w:ascii="Times New Roman" w:hAnsi="Times New Roman" w:eastAsia="FangSong" w:cs="Times New Roman"/>
+        </w:rPr>
+        <w:t>来源</w:t>
+      </w:r>
+      <w:r>
+        <w:rPr>
+          <w:rFonts w:hint="eastAsia" w:ascii="Times New Roman" w:hAnsi="Times New Roman" w:eastAsia="Times New Roman" w:cs="Times New Roman"/>
+        </w:rPr>
+        <w:t>：</w:t>
+      </w:r>
+      <w:r>
+        <w:rPr>
+          <w:rFonts w:hint="eastAsia" w:ascii="Times New Roman" w:hAnsi="Times New Roman" w:eastAsia="FangSong" w:cs="Times New Roman"/>
+        </w:rPr>
+        <w:t>真题</w:t>
+      </w:r>
+      <w:r>
+        <w:rPr>
+          <w:rFonts w:hint="eastAsia" w:ascii="Times New Roman" w:hAnsi="Times New Roman" w:eastAsia="Times New Roman" w:cs="Times New Roman"/>
+        </w:rPr>
+        <w:t>·</w:t>
+      </w:r>
+      <w:r>
+        <w:rPr>
+          <w:rFonts w:hint="eastAsia" w:ascii="Times New Roman" w:hAnsi="Times New Roman" w:eastAsia="FangSong" w:cs="Times New Roman"/>
+        </w:rPr>
+        <w:t>省预赛</w:t>
+      </w:r>
+      <w:r>
+        <w:rPr>
+          <w:rFonts w:ascii="Times New Roman" w:hAnsi="Times New Roman" w:eastAsia="Times New Roman" w:cs="Times New Roman"/>
+        </w:rPr>
+        <w:t xml:space="preserve"> </w:t>
+      </w:r>
+      <w:r>
+        <w:rPr>
+          <w:rFonts w:hint="eastAsia" w:ascii="Times New Roman" w:hAnsi="Times New Roman" w:eastAsia="FangSong" w:cs="Times New Roman"/>
+        </w:rPr>
+        <w:t>浙江</w:t>
+      </w:r>
+      <w:r>
+        <w:rPr>
+          <w:rFonts w:hint="eastAsia" w:ascii="Times New Roman" w:hAnsi="Times New Roman" w:eastAsia="Times New Roman" w:cs="Times New Roman"/>
+        </w:rPr>
+        <w:t>2023</w:t>
+      </w:r>
+    </w:p>
+    <w:p>
+      <w:pPr>
+        <w:pStyle w:val="FirstParagraph"/>
+        <w:ind w:firstLine="420"/>
+      </w:pPr>
+      <w:r>
+        <w:rPr>
+          <w:rFonts w:ascii="Times New Roman" w:hAnsi="Times New Roman" w:eastAsia="Times New Roman" w:cs="Times New Roman"/>
+        </w:rPr>
+        <w:t xml:space="preserve">AB </w:t>
+      </w:r>
+      <w:r>
+        <w:rPr>
+          <w:rFonts w:hint="eastAsia" w:ascii="Times New Roman" w:hAnsi="Times New Roman" w:eastAsia="FangSong" w:cs="Times New Roman"/>
+        </w:rPr>
+        <w:t xml:space="preserve">型强电解质在水中的溶解表示为</w:t>
+      </w:r>
+      <w:r>
+        <w:rPr>
+          <w:rFonts w:ascii="Times New Roman" w:hAnsi="Times New Roman" w:eastAsia="Times New Roman" w:cs="Times New Roman"/>
+        </w:rPr>
+        <w:t xml:space="preserve"> AB(s) → A</w:t>
+      </w:r>
+      <w:r>
+        <w:rPr>
+          <w:rFonts w:ascii="Times New Roman" w:hAnsi="Times New Roman" w:eastAsia="Times New Roman" w:cs="Times New Roman"/>
+          <w:vertAlign w:val="superscript"/>
+        </w:rPr>
+        <w:t>m+</w:t>
+      </w:r>
+      <w:r>
+        <w:rPr>
+          <w:rFonts w:ascii="Times New Roman" w:hAnsi="Times New Roman" w:eastAsia="Times New Roman" w:cs="Times New Roman"/>
+        </w:rPr>
+        <w:t xml:space="preserve">(aq) + </w:t>
+      </w:r>
+      <w:r>
+        <w:rPr>
+          <w:rFonts w:hint="eastAsia" w:ascii="Times New Roman" w:hAnsi="Times New Roman" w:eastAsia="Times New Roman" w:cs="Times New Roman"/>
+        </w:rPr>
+        <w:t>B</w:t>
+      </w:r>
+      <w:r>
+        <w:rPr>
+          <w:rFonts w:hint="eastAsia" w:ascii="Times New Roman" w:hAnsi="Times New Roman" w:eastAsia="Times New Roman" w:cs="Times New Roman"/>
+          <w:vertAlign w:val="superscript"/>
+        </w:rPr>
+        <w:t>n-</w:t>
+      </w:r>
+      <w:r>
+        <w:rPr>
+          <w:rFonts w:hint="eastAsia" w:ascii="Times New Roman" w:hAnsi="Times New Roman" w:eastAsia="Times New Roman" w:cs="Times New Roman"/>
+        </w:rPr>
+        <w:t>(aq)（</w:t>
+      </w:r>
+      <w:r>
+        <w:rPr>
+          <w:rFonts w:hint="eastAsia" w:ascii="Times New Roman" w:hAnsi="Times New Roman" w:eastAsia="FangSong" w:cs="Times New Roman"/>
+        </w:rPr>
+        <w:t>可视作特殊的化学反应</w:t>
+      </w:r>
+      <w:r>
+        <w:rPr>
+          <w:rFonts w:hint="eastAsia" w:ascii="Times New Roman" w:hAnsi="Times New Roman" w:eastAsia="Times New Roman" w:cs="Times New Roman"/>
+        </w:rPr>
+        <w:t>），</w:t>
+      </w:r>
+      <w:r>
+        <w:rPr>
+          <w:rFonts w:hint="eastAsia" w:ascii="Times New Roman" w:hAnsi="Times New Roman" w:eastAsia="FangSong" w:cs="Times New Roman"/>
+        </w:rPr>
+        <w:t>该反应的焓变和熵变分别为</w:t>
+      </w:r>
+      <w:r>
+        <w:rPr>
+          <w:rFonts w:ascii="Times New Roman" w:hAnsi="Times New Roman" w:eastAsia="Times New Roman" w:cs="Times New Roman"/>
+        </w:rPr>
+        <w:t xml:space="preserve"> ΔH </w:t>
+      </w:r>
+      <w:r>
+        <w:rPr>
+          <w:rFonts w:hint="eastAsia" w:ascii="Times New Roman" w:hAnsi="Times New Roman" w:eastAsia="FangSong" w:cs="Times New Roman"/>
+        </w:rPr>
+        <w:t xml:space="preserve">和</w:t>
+      </w:r>
+      <w:r>
+        <w:rPr>
+          <w:rFonts w:ascii="Times New Roman" w:hAnsi="Times New Roman" w:eastAsia="Times New Roman" w:cs="Times New Roman"/>
+        </w:rPr>
+        <w:t xml:space="preserve"> </w:t>
+      </w:r>
+      <w:r>
+        <w:rPr>
+          <w:rFonts w:hint="eastAsia" w:ascii="Times New Roman" w:hAnsi="Times New Roman" w:eastAsia="Times New Roman" w:cs="Times New Roman"/>
+        </w:rPr>
+        <w:t>ΔS。</w:t>
+      </w:r>
+      <w:r>
+        <w:rPr>
+          <w:rFonts w:hint="eastAsia" w:ascii="Times New Roman" w:hAnsi="Times New Roman" w:eastAsia="FangSong" w:cs="Times New Roman"/>
+        </w:rPr>
+        <w:t>对于不同组成的</w:t>
+      </w:r>
+      <w:r>
+        <w:rPr>
+          <w:rFonts w:ascii="Times New Roman" w:hAnsi="Times New Roman" w:eastAsia="Times New Roman" w:cs="Times New Roman"/>
+        </w:rPr>
+        <w:t xml:space="preserve"> AB </w:t>
+      </w:r>
+      <w:r>
+        <w:rPr>
+          <w:rFonts w:hint="eastAsia" w:ascii="Times New Roman" w:hAnsi="Times New Roman" w:eastAsia="FangSong" w:cs="Times New Roman"/>
+        </w:rPr>
+        <w:t>型强电解质</w:t>
+      </w:r>
+      <w:r>
+        <w:rPr>
+          <w:rFonts w:hint="eastAsia" w:ascii="Times New Roman" w:hAnsi="Times New Roman" w:eastAsia="Times New Roman" w:cs="Times New Roman"/>
+        </w:rPr>
+        <w:t>，</w:t>
+      </w:r>
+      <w:r>
+        <w:rPr>
+          <w:rFonts w:hint="eastAsia" w:ascii="Times New Roman" w:hAnsi="Times New Roman" w:eastAsia="FangSong" w:cs="Times New Roman"/>
+        </w:rPr>
+        <w:t>下列说法正确的是</w:t>
+      </w:r>
+    </w:p>
+    <w:p>
+      <w:pPr>
+        <w:pStyle w:val="Compact"/>
+        <w:numPr>
+          <w:ilvl w:val="0"/>
+          <w:numId w:val="1002"/>
+        </w:numPr>
+        <w:ind w:firstLine="420"/>
+      </w:pPr>
+      <w:r>
+        <w:rPr>
+          <w:rFonts w:ascii="Times New Roman" w:hAnsi="Times New Roman" w:eastAsia="Times New Roman" w:cs="Times New Roman"/>
+        </w:rPr>
+        <w:t xml:space="preserve">A. ΔH </w:t>
+      </w:r>
+      <w:r>
+        <w:rPr>
+          <w:rFonts w:hint="eastAsia" w:ascii="Times New Roman" w:hAnsi="Times New Roman" w:eastAsia="FangSong" w:cs="Times New Roman"/>
+        </w:rPr>
+        <w:t xml:space="preserve">和</w:t>
+      </w:r>
+      <w:r>
+        <w:rPr>
+          <w:rFonts w:ascii="Times New Roman" w:hAnsi="Times New Roman" w:eastAsia="Times New Roman" w:cs="Times New Roman"/>
+        </w:rPr>
+        <w:t xml:space="preserve"> ΔS </w:t>
+      </w:r>
+      <w:r>
+        <w:rPr>
+          <w:rFonts w:hint="eastAsia" w:ascii="Times New Roman" w:hAnsi="Times New Roman" w:eastAsia="FangSong" w:cs="Times New Roman"/>
+        </w:rPr>
+        <w:t xml:space="preserve">均大于零</w:t>
+      </w:r>
+    </w:p>
+    <w:p>
+      <w:pPr>
+        <w:pStyle w:val="Compact"/>
+        <w:numPr>
+          <w:ilvl w:val="0"/>
+          <w:numId w:val="1002"/>
+        </w:numPr>
+        <w:ind w:firstLine="420"/>
+      </w:pPr>
+      <w:r>
+        <w:rPr>
+          <w:rFonts w:ascii="Times New Roman" w:hAnsi="Times New Roman" w:eastAsia="Times New Roman" w:cs="Times New Roman"/>
+        </w:rPr>
+        <w:t xml:space="preserve">B. </w:t>
+      </w:r>
+      <w:r>
+        <w:rPr>
+          <w:rFonts w:hint="eastAsia" w:ascii="Times New Roman" w:hAnsi="Times New Roman" w:eastAsia="FangSong" w:cs="Times New Roman"/>
+        </w:rPr>
+        <w:t xml:space="preserve">熵变不可能小于零</w:t>
+      </w:r>
+    </w:p>
+    <w:p>
+      <w:pPr>
+        <w:pStyle w:val="Compact"/>
+        <w:numPr>
+          <w:ilvl w:val="0"/>
+          <w:numId w:val="1002"/>
+        </w:numPr>
+        <w:ind w:firstLine="420"/>
+      </w:pPr>
+      <w:r>
+        <w:rPr>
+          <w:rFonts w:ascii="Times New Roman" w:hAnsi="Times New Roman" w:eastAsia="Times New Roman" w:cs="Times New Roman"/>
+        </w:rPr>
+        <w:t xml:space="preserve">C. ΔH </w:t>
+      </w:r>
+      <w:r>
+        <w:rPr>
+          <w:rFonts w:hint="eastAsia" w:ascii="Times New Roman" w:hAnsi="Times New Roman" w:eastAsia="FangSong" w:cs="Times New Roman"/>
+        </w:rPr>
+        <w:t xml:space="preserve">不可能小于零</w:t>
+      </w:r>
+    </w:p>
+    <w:p>
+      <w:pPr>
+        <w:pStyle w:val="Compact"/>
+        <w:numPr>
+          <w:ilvl w:val="0"/>
+          <w:numId w:val="1002"/>
+        </w:numPr>
+        <w:ind w:firstLine="420"/>
+      </w:pPr>
+      <w:r>
+        <w:rPr>
+          <w:rFonts w:ascii="Times New Roman" w:hAnsi="Times New Roman" w:eastAsia="Times New Roman" w:cs="Times New Roman"/>
+        </w:rPr>
+        <w:t xml:space="preserve">D. ΔH </w:t>
+      </w:r>
+      <w:r>
+        <w:rPr>
+          <w:rFonts w:hint="eastAsia" w:ascii="Times New Roman" w:hAnsi="Times New Roman" w:eastAsia="FangSong" w:cs="Times New Roman"/>
+        </w:rPr>
+        <w:t xml:space="preserve">和</w:t>
+      </w:r>
+      <w:r>
+        <w:rPr>
+          <w:rFonts w:ascii="Times New Roman" w:hAnsi="Times New Roman" w:eastAsia="Times New Roman" w:cs="Times New Roman"/>
+        </w:rPr>
+        <w:t xml:space="preserve"> ΔS </w:t>
+      </w:r>
+      <w:r>
+        <w:rPr>
+          <w:rFonts w:hint="eastAsia" w:ascii="Times New Roman" w:hAnsi="Times New Roman" w:eastAsia="FangSong" w:cs="Times New Roman"/>
+        </w:rPr>
+        <w:t xml:space="preserve">均可能大于零或小于零</w:t>
+      </w:r>
+    </w:p>
+    <w:p>
+      <w:pPr>
+        <w:pStyle w:val="FirstParagraph"/>
+        <w:ind w:firstLine="420"/>
+      </w:pPr>
+      <w:r>
+        <w:rPr>
+          <w:rFonts w:hint="eastAsia" w:ascii="Times New Roman" w:hAnsi="Times New Roman" w:eastAsia="FangSong" w:cs="Times New Roman"/>
+          <w:b/>
+          <w:bCs/>
+        </w:rPr>
+        <w:t xml:space="preserve">参考答案</w:t>
+      </w:r>
+      <w:r>
+        <w:rPr>
+          <w:rFonts w:hint="eastAsia" w:ascii="Times New Roman" w:hAnsi="Times New Roman" w:eastAsia="Times New Roman" w:cs="Times New Roman"/>
+        </w:rPr>
+        <w:t xml:space="preserve">：</w:t>
+      </w:r>
+    </w:p>
+    <w:p>
+      <w:pPr>
+        <w:pStyle w:val="BodyText"/>
+        <w:ind w:firstLine="420"/>
+      </w:pPr>
+      <w:r>
+        <w:rPr>
+          <w:rFonts w:hint="eastAsia" w:ascii="Times New Roman" w:hAnsi="Times New Roman" w:eastAsia="FangSong" w:cs="Times New Roman"/>
+          <w:b/>
+          <w:bCs/>
+        </w:rPr>
+        <w:t>答案</w:t>
+      </w:r>
+      <w:r>
+        <w:rPr>
+          <w:rFonts w:hint="eastAsia" w:ascii="Times New Roman" w:hAnsi="Times New Roman" w:eastAsia="Times New Roman" w:cs="Times New Roman"/>
+          <w:b/>
+          <w:bCs/>
+        </w:rPr>
         <w:t>：D</w:t>
+      </w:r>
+    </w:p>
+    <w:p>
+      <w:pPr>
+        <w:spacing w:before="160" w:after="80"/>
+      </w:pPr>
+      <w:r>
+        <w:pict>
+          <v:rect style="width:0;height:1.5pt" o:hralign="center" o:hrstd="t" o:hr="t"/>
+        </w:pict>
       </w:r>
     </w:p>
     <w:p>
@@ -1895,6 +2338,7 @@
     <w:p>
       <w:pPr>
         <w:pStyle w:val="BlockText"/>
+        <w:ind w:firstLine="420"/>
       </w:pPr>
       <w:r>
         <w:rPr>
@@ -1930,6 +2374,7 @@
     <w:p>
       <w:pPr>
         <w:pStyle w:val="FirstParagraph"/>
+        <w:ind w:firstLine="420"/>
       </w:pPr>
       <w:r>
         <w:rPr>
@@ -2269,6 +2714,7 @@
     <w:p>
       <w:pPr>
         <w:pStyle w:val="BodyText"/>
+        <w:ind w:firstLine="420"/>
       </w:pPr>
       <w:r>
         <w:rPr>
@@ -2381,6 +2827,7 @@
     <w:p>
       <w:pPr>
         <w:pStyle w:val="BodyText"/>
+        <w:ind w:firstLine="420"/>
       </w:pPr>
       <w:r>
         <w:rPr>
@@ -2400,6 +2847,7 @@
     <w:p>
       <w:pPr>
         <w:pStyle w:val="BodyText"/>
+        <w:ind w:firstLine="420"/>
       </w:pPr>
       <w:r>
         <w:rPr>
@@ -2437,6 +2885,7 @@
     <w:p>
       <w:pPr>
         <w:pStyle w:val="BodyText"/>
+        <w:ind w:firstLine="420"/>
       </w:pPr>
       <w:r>
         <w:rPr>
@@ -2693,6 +3142,16 @@
         </w:pict>
       </w:r>
     </w:p>
+    <w:p>
+      <w:pPr>
+        <w:spacing w:before="160" w:after="80"/>
+      </w:pPr>
+      <w:r>
+        <w:pict>
+          <v:rect style="width:0;height:1.5pt" o:hralign="center" o:hrstd="t" o:hr="t"/>
+        </w:pict>
+      </w:r>
+    </w:p>
     <w:bookmarkEnd w:id="15"/>
     <w:bookmarkStart w:id="16" w:name="第7题"/>
     <w:p>
@@ -2722,6 +3181,7 @@
     <w:p>
       <w:pPr>
         <w:pStyle w:val="BlockText"/>
+        <w:ind w:firstLine="420"/>
       </w:pPr>
       <w:r>
         <w:rPr>
@@ -2745,6 +3205,7 @@
     <w:p>
       <w:pPr>
         <w:pStyle w:val="FirstParagraph"/>
+        <w:ind w:firstLine="420"/>
       </w:pPr>
       <m:oMath>
         <m:sSup>
@@ -2881,14 +3342,13 @@
     </w:p>
     <w:p>
       <w:pPr>
-        <w:pStyle w:val="BodyText"/>
-      </w:pPr>
-      <w:r>
-        <w:rPr>
-          <w:rFonts w:ascii="Times New Roman" w:hAnsi="Times New Roman" w:eastAsia="Times New Roman" w:cs="Times New Roman"/>
-        </w:rPr>
-        <w:t xml:space="preserve">15-2 </w:t>
-      </w:r>
+        <w:pStyle w:val="Compact"/>
+        <w:numPr>
+          <w:ilvl w:val="0"/>
+          <w:numId w:val="1003"/>
+        </w:numPr>
+        <w:ind w:firstLine="420"/>
+      </w:pPr>
       <w:r>
         <w:rPr>
           <w:rFonts w:hint="eastAsia" w:ascii="Times New Roman" w:hAnsi="Times New Roman" w:eastAsia="FangSong" w:cs="Times New Roman"/>
@@ -2940,7 +3400,8 @@
     </w:p>
     <w:p>
       <w:pPr>
-        <w:pStyle w:val="BodyText"/>
+        <w:pStyle w:val="FirstParagraph"/>
+        <w:ind w:firstLine="420"/>
       </w:pPr>
       <w:r>
         <w:rPr>
@@ -3005,14 +3466,13 @@
     </w:p>
     <w:p>
       <w:pPr>
-        <w:pStyle w:val="BodyText"/>
-      </w:pPr>
-      <w:r>
-        <w:rPr>
-          <w:rFonts w:ascii="Times New Roman" w:hAnsi="Times New Roman" w:eastAsia="Times New Roman" w:cs="Times New Roman"/>
-        </w:rPr>
-        <w:t xml:space="preserve">15-3 </w:t>
-      </w:r>
+        <w:pStyle w:val="Compact"/>
+        <w:numPr>
+          <w:ilvl w:val="0"/>
+          <w:numId w:val="1004"/>
+        </w:numPr>
+        <w:ind w:firstLine="420"/>
+      </w:pPr>
       <w:r>
         <w:rPr>
           <w:rFonts w:hint="eastAsia" w:ascii="Times New Roman" w:hAnsi="Times New Roman" w:eastAsia="Times New Roman" w:cs="Times New Roman"/>
@@ -3058,7 +3518,8 @@
     </w:p>
     <w:p>
       <w:pPr>
-        <w:pStyle w:val="BodyText"/>
+        <w:pStyle w:val="FirstParagraph"/>
+        <w:ind w:firstLine="420"/>
       </w:pPr>
       <w:r>
         <w:rPr>
@@ -3111,14 +3572,13 @@
     </w:p>
     <w:p>
       <w:pPr>
-        <w:pStyle w:val="BodyText"/>
-      </w:pPr>
-      <w:r>
-        <w:rPr>
-          <w:rFonts w:ascii="Times New Roman" w:hAnsi="Times New Roman" w:eastAsia="Times New Roman" w:cs="Times New Roman"/>
-        </w:rPr>
-        <w:t xml:space="preserve">15-4 </w:t>
-      </w:r>
+        <w:pStyle w:val="Compact"/>
+        <w:numPr>
+          <w:ilvl w:val="0"/>
+          <w:numId w:val="1005"/>
+        </w:numPr>
+        <w:ind w:firstLine="420"/>
+      </w:pPr>
       <w:r>
         <w:rPr>
           <w:rFonts w:hint="eastAsia" w:ascii="Times New Roman" w:hAnsi="Times New Roman" w:eastAsia="FangSong" w:cs="Times New Roman"/>
@@ -3170,7 +3630,8 @@
     </w:p>
     <w:p>
       <w:pPr>
-        <w:pStyle w:val="BodyText"/>
+        <w:pStyle w:val="FirstParagraph"/>
+        <w:ind w:firstLine="420"/>
       </w:pPr>
       <w:r>
         <w:rPr>
@@ -3235,14 +3696,13 @@
     </w:p>
     <w:p>
       <w:pPr>
-        <w:pStyle w:val="BodyText"/>
-      </w:pPr>
-      <w:r>
-        <w:rPr>
-          <w:rFonts w:ascii="Times New Roman" w:hAnsi="Times New Roman" w:eastAsia="Times New Roman" w:cs="Times New Roman"/>
-        </w:rPr>
-        <w:t xml:space="preserve">15-5 </w:t>
-      </w:r>
+        <w:pStyle w:val="Compact"/>
+        <w:numPr>
+          <w:ilvl w:val="0"/>
+          <w:numId w:val="1006"/>
+        </w:numPr>
+        <w:ind w:firstLine="420"/>
+      </w:pPr>
       <w:r>
         <w:rPr>
           <w:rFonts w:hint="eastAsia" w:ascii="Times New Roman" w:hAnsi="Times New Roman" w:eastAsia="FangSong" w:cs="Times New Roman"/>
@@ -3294,7 +3754,8 @@
     </w:p>
     <w:p>
       <w:pPr>
-        <w:pStyle w:val="BodyText"/>
+        <w:pStyle w:val="FirstParagraph"/>
+        <w:ind w:firstLine="420"/>
       </w:pPr>
       <w:r>
         <w:rPr>
@@ -3313,20 +3774,11 @@
     </w:p>
     <w:p>
       <w:pPr>
-        <w:pStyle w:val="BodyText"/>
-      </w:pPr>
-      <w:r>
-        <w:rPr>
-          <w:rFonts w:ascii="Times New Roman" w:hAnsi="Times New Roman" w:eastAsia="Times New Roman" w:cs="Times New Roman"/>
-        </w:rPr>
-        <w:t xml:space="preserve">15-1</w:t>
-      </w:r>
-      <w:r>
-        <w:rPr>
-          <w:rFonts w:ascii="Times New Roman" w:hAnsi="Times New Roman" w:eastAsia="Times New Roman" w:cs="Times New Roman"/>
-        </w:rPr>
-        <w:t xml:space="preserve"> </w:t>
-      </w:r>
+        <w:numPr>
+          <w:ilvl w:val="0"/>
+          <w:numId w:val="1007"/>
+        </w:numPr>
+      </w:pPr>
       <m:oMath>
         <m:sSubSup>
           <m:e>
@@ -3488,14 +3940,12 @@
     </w:p>
     <w:p>
       <w:pPr>
-        <w:pStyle w:val="BodyText"/>
-      </w:pPr>
-      <w:r>
-        <w:rPr>
-          <w:rFonts w:ascii="Times New Roman" w:hAnsi="Times New Roman" w:eastAsia="Times New Roman" w:cs="Times New Roman"/>
-        </w:rPr>
-        <w:t xml:space="preserve">15-2 </w:t>
-      </w:r>
+        <w:numPr>
+          <w:ilvl w:val="0"/>
+          <w:numId w:val="1007"/>
+        </w:numPr>
+        <w:ind w:firstLine="420"/>
+      </w:pPr>
       <w:r>
         <w:rPr>
           <w:rFonts w:hint="eastAsia" w:ascii="Times New Roman" w:hAnsi="Times New Roman" w:eastAsia="FangSong" w:cs="Times New Roman"/>
@@ -3625,14 +4075,12 @@
     </w:p>
     <w:p>
       <w:pPr>
-        <w:pStyle w:val="BodyText"/>
-      </w:pPr>
-      <w:r>
-        <w:rPr>
-          <w:rFonts w:ascii="Times New Roman" w:hAnsi="Times New Roman" w:eastAsia="Times New Roman" w:cs="Times New Roman"/>
-        </w:rPr>
-        <w:t xml:space="preserve">15-3 </w:t>
-      </w:r>
+        <w:numPr>
+          <w:ilvl w:val="0"/>
+          <w:numId w:val="1007"/>
+        </w:numPr>
+        <w:ind w:firstLine="420"/>
+      </w:pPr>
       <w:r>
         <w:rPr>
           <w:rFonts w:hint="eastAsia" w:ascii="Times New Roman" w:hAnsi="Times New Roman" w:eastAsia="FangSong" w:cs="Times New Roman"/>
@@ -3816,14 +4264,12 @@
     </w:p>
     <w:p>
       <w:pPr>
-        <w:pStyle w:val="BodyText"/>
-      </w:pPr>
-      <w:r>
-        <w:rPr>
-          <w:rFonts w:ascii="Times New Roman" w:hAnsi="Times New Roman" w:eastAsia="Times New Roman" w:cs="Times New Roman"/>
-        </w:rPr>
-        <w:t xml:space="preserve">15-4 </w:t>
-      </w:r>
+        <w:numPr>
+          <w:ilvl w:val="0"/>
+          <w:numId w:val="1007"/>
+        </w:numPr>
+        <w:ind w:firstLine="420"/>
+      </w:pPr>
       <w:r>
         <w:rPr>
           <w:rFonts w:hint="eastAsia" w:ascii="Times New Roman" w:hAnsi="Times New Roman" w:eastAsia="FangSong" w:cs="Times New Roman"/>
@@ -3971,14 +4417,12 @@
     </w:p>
     <w:p>
       <w:pPr>
-        <w:pStyle w:val="BodyText"/>
-      </w:pPr>
-      <w:r>
-        <w:rPr>
-          <w:rFonts w:ascii="Times New Roman" w:hAnsi="Times New Roman" w:eastAsia="Times New Roman" w:cs="Times New Roman"/>
-        </w:rPr>
-        <w:t xml:space="preserve">15-5 </w:t>
-      </w:r>
+        <w:numPr>
+          <w:ilvl w:val="0"/>
+          <w:numId w:val="1007"/>
+        </w:numPr>
+        <w:ind w:firstLine="420"/>
+      </w:pPr>
       <w:r>
         <w:rPr>
           <w:rFonts w:hint="eastAsia" w:ascii="Times New Roman" w:hAnsi="Times New Roman" w:eastAsia="FangSong" w:cs="Times New Roman"/>
@@ -4014,6 +4458,16 @@
           <w:rFonts w:hint="eastAsia" w:ascii="Times New Roman" w:hAnsi="Times New Roman" w:eastAsia="Times New Roman" w:cs="Times New Roman"/>
         </w:rPr>
         <w:t>。</w:t>
+      </w:r>
+    </w:p>
+    <w:p>
+      <w:pPr>
+        <w:spacing w:before="160" w:after="80"/>
+      </w:pPr>
+      <w:r>
+        <w:pict>
+          <v:rect style="width:0;height:1.5pt" o:hralign="center" o:hrstd="t" o:hr="t"/>
+        </w:pict>
       </w:r>
     </w:p>
     <w:p>
@@ -4055,6 +4509,7 @@
     <w:p>
       <w:pPr>
         <w:pStyle w:val="BlockText"/>
+        <w:ind w:firstLine="420"/>
       </w:pPr>
       <w:r>
         <w:rPr>
@@ -4078,6 +4533,7 @@
     <w:p>
       <w:pPr>
         <w:pStyle w:val="FirstParagraph"/>
+        <w:ind w:firstLine="420"/>
       </w:pPr>
       <w:r>
         <w:rPr>
@@ -4377,6 +4833,7 @@
     <w:p>
       <w:pPr>
         <w:pStyle w:val="BodyText"/>
+        <w:ind w:firstLine="420"/>
       </w:pPr>
       <w:r>
         <w:rPr>
@@ -4396,6 +4853,7 @@
     <w:p>
       <w:pPr>
         <w:pStyle w:val="BodyText"/>
+        <w:ind w:firstLine="420"/>
       </w:pPr>
       <w:r>
         <w:rPr>
@@ -4625,6 +5083,7 @@
     <w:p>
       <w:pPr>
         <w:pStyle w:val="BodyText"/>
+        <w:ind w:firstLine="420"/>
       </w:pPr>
       <w:r>
         <w:rPr>
@@ -5925,6 +6384,16 @@
         </w:pict>
       </w:r>
     </w:p>
+    <w:p>
+      <w:pPr>
+        <w:spacing w:before="160" w:after="80"/>
+      </w:pPr>
+      <w:r>
+        <w:pict>
+          <v:rect style="width:0;height:1.5pt" o:hralign="center" o:hrstd="t" o:hr="t"/>
+        </w:pict>
+      </w:r>
+    </w:p>
     <w:bookmarkEnd w:id="20"/>
     <w:bookmarkStart w:id="24" w:name="第9题"/>
     <w:p>
@@ -5954,6 +6423,7 @@
     <w:p>
       <w:pPr>
         <w:pStyle w:val="BlockText"/>
+        <w:ind w:firstLine="420"/>
       </w:pPr>
       <w:r>
         <w:rPr>
@@ -5977,6 +6447,7 @@
     <w:p>
       <w:pPr>
         <w:pStyle w:val="FirstParagraph"/>
+        <w:ind w:firstLine="420"/>
       </w:pPr>
       <w:r>
         <w:rPr>
@@ -6123,56 +6594,33 @@
     </w:p>
     <w:p>
       <w:pPr>
-        <w:pStyle w:val="BodyText"/>
-      </w:pPr>
-      <w:r>
-        <w:rPr>
-          <w:rFonts w:hint="eastAsia" w:ascii="Times New Roman" w:hAnsi="Times New Roman" w:eastAsia="FangSong" w:cs="Times New Roman"/>
-          <w:b/>
-          <w:bCs/>
-        </w:rPr>
-        <w:t xml:space="preserve">参考答案</w:t>
-      </w:r>
-      <w:r>
-        <w:rPr>
-          <w:rFonts w:hint="eastAsia" w:ascii="Times New Roman" w:hAnsi="Times New Roman" w:eastAsia="Times New Roman" w:cs="Times New Roman"/>
-        </w:rPr>
-        <w:t xml:space="preserve">：</w:t>
+        <w:numPr>
+          <w:ilvl w:val="0"/>
+          <w:numId w:val="1008"/>
+        </w:numPr>
+        <w:ind w:firstLine="420"/>
+      </w:pPr>
+      <w:r>
+        <w:rPr>
+          <w:rFonts w:hint="eastAsia" w:ascii="Times New Roman" w:hAnsi="Times New Roman" w:eastAsia="FangSong" w:cs="Times New Roman"/>
+        </w:rPr>
+        <w:t>给出上述结晶水合物的化学式</w:t>
+      </w:r>
+      <w:r>
+        <w:rPr>
+          <w:rFonts w:hint="eastAsia" w:ascii="Times New Roman" w:hAnsi="Times New Roman" w:eastAsia="Times New Roman" w:cs="Times New Roman"/>
+        </w:rPr>
+        <w:t>。</w:t>
       </w:r>
     </w:p>
     <w:p>
       <w:pPr>
-        <w:pStyle w:val="BodyText"/>
-      </w:pPr>
-      <w:r>
-        <w:rPr>
-          <w:rFonts w:ascii="Times New Roman" w:hAnsi="Times New Roman" w:eastAsia="Times New Roman" w:cs="Times New Roman"/>
-        </w:rPr>
-        <w:t xml:space="preserve">69-1 </w:t>
-      </w:r>
-      <w:r>
-        <w:rPr>
-          <w:rFonts w:hint="eastAsia" w:ascii="Times New Roman" w:hAnsi="Times New Roman" w:eastAsia="FangSong" w:cs="Times New Roman"/>
-        </w:rPr>
-        <w:t>给出上述结晶水合物的化学式</w:t>
-      </w:r>
-      <w:r>
-        <w:rPr>
-          <w:rFonts w:hint="eastAsia" w:ascii="Times New Roman" w:hAnsi="Times New Roman" w:eastAsia="Times New Roman" w:cs="Times New Roman"/>
-        </w:rPr>
-        <w:t>。</w:t>
-      </w:r>
-    </w:p>
-    <w:p>
-      <w:pPr>
-        <w:pStyle w:val="BodyText"/>
-      </w:pPr>
-      <w:r>
-        <w:rPr>
-          <w:rFonts w:ascii="Times New Roman" w:hAnsi="Times New Roman" w:eastAsia="Times New Roman" w:cs="Times New Roman"/>
-        </w:rPr>
-        <w:t xml:space="preserve">69-2 </w:t>
-      </w:r>
+        <w:numPr>
+          <w:ilvl w:val="0"/>
+          <w:numId w:val="1008"/>
+        </w:numPr>
+        <w:ind w:firstLine="420"/>
+      </w:pPr>
       <w:r>
         <w:rPr>
           <w:rFonts w:hint="eastAsia" w:ascii="Times New Roman" w:hAnsi="Times New Roman" w:eastAsia="FangSong" w:cs="Times New Roman"/>
@@ -6252,14 +6700,12 @@
     </w:p>
     <w:p>
       <w:pPr>
-        <w:pStyle w:val="BodyText"/>
-      </w:pPr>
-      <w:r>
-        <w:rPr>
-          <w:rFonts w:ascii="Times New Roman" w:hAnsi="Times New Roman" w:eastAsia="Times New Roman" w:cs="Times New Roman"/>
-        </w:rPr>
-        <w:t xml:space="preserve">69-3 </w:t>
-      </w:r>
+        <w:numPr>
+          <w:ilvl w:val="0"/>
+          <w:numId w:val="1008"/>
+        </w:numPr>
+        <w:ind w:firstLine="420"/>
+      </w:pPr>
       <w:r>
         <w:rPr>
           <w:rFonts w:hint="eastAsia" w:ascii="Times New Roman" w:hAnsi="Times New Roman" w:eastAsia="FangSong" w:cs="Times New Roman"/>
@@ -6627,13 +7073,34 @@
     </w:p>
     <w:p>
       <w:pPr>
-        <w:pStyle w:val="BodyText"/>
-      </w:pPr>
-      <w:r>
-        <w:rPr>
-          <w:rFonts w:ascii="Times New Roman" w:hAnsi="Times New Roman" w:eastAsia="Times New Roman" w:cs="Times New Roman"/>
-        </w:rPr>
-        <w:t xml:space="preserve">69-1</w:t>
+        <w:pStyle w:val="FirstParagraph"/>
+        <w:ind w:firstLine="420"/>
+      </w:pPr>
+      <w:r>
+        <w:rPr>
+          <w:rFonts w:hint="eastAsia" w:ascii="Times New Roman" w:hAnsi="Times New Roman" w:eastAsia="FangSong" w:cs="Times New Roman"/>
+          <w:b/>
+          <w:bCs/>
+        </w:rPr>
+        <w:t xml:space="preserve">参考答案</w:t>
+      </w:r>
+      <w:r>
+        <w:rPr>
+          <w:rFonts w:hint="eastAsia" w:ascii="Times New Roman" w:hAnsi="Times New Roman" w:eastAsia="Times New Roman" w:cs="Times New Roman"/>
+        </w:rPr>
+        <w:t xml:space="preserve">：</w:t>
+      </w:r>
+      <w:r>
+        <w:rPr>
+          <w:rFonts w:ascii="Times New Roman" w:hAnsi="Times New Roman" w:eastAsia="Times New Roman" w:cs="Times New Roman"/>
+        </w:rPr>
+        <w:t xml:space="preserve"> </w:t>
+      </w:r>
+      <w:r>
+        <w:rPr>
+          <w:rFonts w:ascii="Times New Roman" w:hAnsi="Times New Roman" w:eastAsia="Times New Roman" w:cs="Times New Roman"/>
+        </w:rPr>
+        <w:t xml:space="preserve">(1)</w:t>
       </w:r>
       <w:r>
         <w:rPr>
@@ -6726,14 +7193,12 @@
     </w:p>
     <w:p>
       <w:pPr>
-        <w:pStyle w:val="BodyText"/>
-      </w:pPr>
-      <w:r>
-        <w:rPr>
-          <w:rFonts w:ascii="Times New Roman" w:hAnsi="Times New Roman" w:eastAsia="Times New Roman" w:cs="Times New Roman"/>
-        </w:rPr>
-        <w:t xml:space="preserve">69-2 </w:t>
-      </w:r>
+        <w:numPr>
+          <w:ilvl w:val="0"/>
+          <w:numId w:val="1009"/>
+        </w:numPr>
+        <w:ind w:firstLine="420"/>
+      </w:pPr>
       <w:r>
         <w:rPr>
           <w:rFonts w:hint="eastAsia" w:ascii="Times New Roman" w:hAnsi="Times New Roman" w:eastAsia="FangSong" w:cs="Times New Roman"/>
@@ -6789,13 +7254,17 @@
     </w:p>
     <w:p>
       <w:pPr>
-        <w:pStyle w:val="BodyText"/>
-      </w:pPr>
-      <w:r>
-        <w:rPr>
-          <w:rFonts w:ascii="Times New Roman" w:hAnsi="Times New Roman" w:eastAsia="Times New Roman" w:cs="Times New Roman"/>
-        </w:rPr>
-        <w:t xml:space="preserve">69-3 Boothite </w:t>
+        <w:numPr>
+          <w:ilvl w:val="0"/>
+          <w:numId w:val="1009"/>
+        </w:numPr>
+        <w:ind w:firstLine="420"/>
+      </w:pPr>
+      <w:r>
+        <w:rPr>
+          <w:rFonts w:ascii="Times New Roman" w:hAnsi="Times New Roman" w:eastAsia="Times New Roman" w:cs="Times New Roman"/>
+        </w:rPr>
+        <w:t xml:space="preserve">Boothite </w:t>
       </w:r>
       <w:r>
         <w:rPr>
@@ -6872,6 +7341,16 @@
         </w:pict>
       </w:r>
     </w:p>
+    <w:p>
+      <w:pPr>
+        <w:spacing w:before="160" w:after="80"/>
+      </w:pPr>
+      <w:r>
+        <w:pict>
+          <v:rect style="width:0;height:1.5pt" o:hralign="center" o:hrstd="t" o:hr="t"/>
+        </w:pict>
+      </w:r>
+    </w:p>
     <w:bookmarkEnd w:id="24"/>
     <w:bookmarkStart w:id="28" w:name="第10题"/>
     <w:p>
@@ -6901,6 +7380,7 @@
     <w:p>
       <w:pPr>
         <w:pStyle w:val="BlockText"/>
+        <w:ind w:firstLine="420"/>
       </w:pPr>
       <w:r>
         <w:rPr>
@@ -6924,6 +7404,7 @@
     <w:p>
       <w:pPr>
         <w:pStyle w:val="FirstParagraph"/>
+        <w:ind w:firstLine="420"/>
       </w:pPr>
       <w:r>
         <w:rPr>
@@ -7140,56 +7621,33 @@
     </w:p>
     <w:p>
       <w:pPr>
-        <w:pStyle w:val="BodyText"/>
-      </w:pPr>
-      <w:r>
-        <w:rPr>
-          <w:rFonts w:hint="eastAsia" w:ascii="Times New Roman" w:hAnsi="Times New Roman" w:eastAsia="FangSong" w:cs="Times New Roman"/>
-          <w:b/>
-          <w:bCs/>
-        </w:rPr>
-        <w:t xml:space="preserve">参考答案</w:t>
-      </w:r>
-      <w:r>
-        <w:rPr>
-          <w:rFonts w:hint="eastAsia" w:ascii="Times New Roman" w:hAnsi="Times New Roman" w:eastAsia="Times New Roman" w:cs="Times New Roman"/>
-        </w:rPr>
-        <w:t xml:space="preserve">：</w:t>
+        <w:numPr>
+          <w:ilvl w:val="0"/>
+          <w:numId w:val="1010"/>
+        </w:numPr>
+        <w:ind w:firstLine="420"/>
+      </w:pPr>
+      <w:r>
+        <w:rPr>
+          <w:rFonts w:hint="eastAsia" w:ascii="Times New Roman" w:hAnsi="Times New Roman" w:eastAsia="FangSong" w:cs="Times New Roman"/>
+        </w:rPr>
+        <w:t>写出干冰的结构基元和点阵型式</w:t>
+      </w:r>
+      <w:r>
+        <w:rPr>
+          <w:rFonts w:hint="eastAsia" w:ascii="Times New Roman" w:hAnsi="Times New Roman" w:eastAsia="Times New Roman" w:cs="Times New Roman"/>
+        </w:rPr>
+        <w:t>。</w:t>
       </w:r>
     </w:p>
     <w:p>
       <w:pPr>
-        <w:pStyle w:val="BodyText"/>
-      </w:pPr>
-      <w:r>
-        <w:rPr>
-          <w:rFonts w:ascii="Times New Roman" w:hAnsi="Times New Roman" w:eastAsia="Times New Roman" w:cs="Times New Roman"/>
-        </w:rPr>
-        <w:t xml:space="preserve">70-1 </w:t>
-      </w:r>
-      <w:r>
-        <w:rPr>
-          <w:rFonts w:hint="eastAsia" w:ascii="Times New Roman" w:hAnsi="Times New Roman" w:eastAsia="FangSong" w:cs="Times New Roman"/>
-        </w:rPr>
-        <w:t>写出干冰的结构基元和点阵型式</w:t>
-      </w:r>
-      <w:r>
-        <w:rPr>
-          <w:rFonts w:hint="eastAsia" w:ascii="Times New Roman" w:hAnsi="Times New Roman" w:eastAsia="Times New Roman" w:cs="Times New Roman"/>
-        </w:rPr>
-        <w:t>。</w:t>
-      </w:r>
-    </w:p>
-    <w:p>
-      <w:pPr>
-        <w:pStyle w:val="BodyText"/>
-      </w:pPr>
-      <w:r>
-        <w:rPr>
-          <w:rFonts w:ascii="Times New Roman" w:hAnsi="Times New Roman" w:eastAsia="Times New Roman" w:cs="Times New Roman"/>
-        </w:rPr>
-        <w:t xml:space="preserve">70-2 </w:t>
-      </w:r>
+        <w:numPr>
+          <w:ilvl w:val="0"/>
+          <w:numId w:val="1010"/>
+        </w:numPr>
+        <w:ind w:firstLine="420"/>
+      </w:pPr>
       <w:r>
         <w:rPr>
           <w:rFonts w:hint="eastAsia" w:ascii="Times New Roman" w:hAnsi="Times New Roman" w:eastAsia="FangSong" w:cs="Times New Roman"/>
@@ -7281,14 +7739,12 @@
     </w:p>
     <w:p>
       <w:pPr>
-        <w:pStyle w:val="BodyText"/>
-      </w:pPr>
-      <w:r>
-        <w:rPr>
-          <w:rFonts w:ascii="Times New Roman" w:hAnsi="Times New Roman" w:eastAsia="Times New Roman" w:cs="Times New Roman"/>
-        </w:rPr>
-        <w:t xml:space="preserve">70-3 </w:t>
-      </w:r>
+        <w:numPr>
+          <w:ilvl w:val="0"/>
+          <w:numId w:val="1010"/>
+        </w:numPr>
+        <w:ind w:firstLine="420"/>
+      </w:pPr>
       <w:r>
         <w:rPr>
           <w:rFonts w:hint="eastAsia" w:ascii="Times New Roman" w:hAnsi="Times New Roman" w:eastAsia="FangSong" w:cs="Times New Roman"/>
@@ -7363,7 +7819,8 @@
     </w:p>
     <w:p>
       <w:pPr>
-        <w:pStyle w:val="BodyText"/>
+        <w:pStyle w:val="FirstParagraph"/>
+        <w:ind w:firstLine="420"/>
       </w:pPr>
       <w:r>
         <w:rPr>
@@ -7771,7 +8228,28 @@
     <w:p>
       <w:pPr>
         <w:pStyle w:val="BodyText"/>
-      </w:pPr>
+        <w:ind w:firstLine="420"/>
+      </w:pPr>
+      <w:r>
+        <w:rPr>
+          <w:rFonts w:hint="eastAsia" w:ascii="Times New Roman" w:hAnsi="Times New Roman" w:eastAsia="FangSong" w:cs="Times New Roman"/>
+          <w:b/>
+          <w:bCs/>
+        </w:rPr>
+        <w:t xml:space="preserve">参考答案</w:t>
+      </w:r>
+      <w:r>
+        <w:rPr>
+          <w:rFonts w:hint="eastAsia" w:ascii="Times New Roman" w:hAnsi="Times New Roman" w:eastAsia="Times New Roman" w:cs="Times New Roman"/>
+        </w:rPr>
+        <w:t xml:space="preserve">：</w:t>
+      </w:r>
+      <w:r>
+        <w:rPr>
+          <w:rFonts w:ascii="Times New Roman" w:hAnsi="Times New Roman" w:eastAsia="Times New Roman" w:cs="Times New Roman"/>
+        </w:rPr>
+        <w:t xml:space="preserve"> </w:t>
+      </w:r>
       <w:r>
         <w:rPr>
           <w:rFonts w:hint="eastAsia" w:ascii="Times New Roman" w:hAnsi="Times New Roman" w:eastAsia="FangSong" w:cs="Times New Roman"/>
@@ -8100,6 +8578,16 @@
         </w:pict>
       </w:r>
     </w:p>
+    <w:p>
+      <w:pPr>
+        <w:spacing w:before="160" w:after="80"/>
+      </w:pPr>
+      <w:r>
+        <w:pict>
+          <v:rect style="width:0;height:1.5pt" o:hralign="center" o:hrstd="t" o:hr="t"/>
+        </w:pict>
+      </w:r>
+    </w:p>
     <w:bookmarkEnd w:id="28"/>
     <w:bookmarkStart w:id="32" w:name="第11题"/>
     <w:p>
@@ -8129,6 +8617,7 @@
     <w:p>
       <w:pPr>
         <w:pStyle w:val="BlockText"/>
+        <w:ind w:firstLine="420"/>
       </w:pPr>
       <w:r>
         <w:rPr>
@@ -8152,6 +8641,7 @@
     <w:p>
       <w:pPr>
         <w:pStyle w:val="FirstParagraph"/>
+        <w:ind w:firstLine="420"/>
       </w:pPr>
       <w:r>
         <w:rPr>
@@ -8499,25 +8989,7 @@
     <w:p>
       <w:pPr>
         <w:pStyle w:val="BodyText"/>
-      </w:pPr>
-      <w:r>
-        <w:rPr>
-          <w:rFonts w:hint="eastAsia" w:ascii="Times New Roman" w:hAnsi="Times New Roman" w:eastAsia="FangSong" w:cs="Times New Roman"/>
-          <w:b/>
-          <w:bCs/>
-        </w:rPr>
-        <w:t xml:space="preserve">参考答案</w:t>
-      </w:r>
-      <w:r>
-        <w:rPr>
-          <w:rFonts w:hint="eastAsia" w:ascii="Times New Roman" w:hAnsi="Times New Roman" w:eastAsia="Times New Roman" w:cs="Times New Roman"/>
-        </w:rPr>
-        <w:t xml:space="preserve">：</w:t>
-      </w:r>
-    </w:p>
-    <w:p>
-      <w:pPr>
-        <w:pStyle w:val="BodyText"/>
+        <w:ind w:firstLine="420"/>
       </w:pPr>
       <w:r>
         <w:rPr>
@@ -8533,11 +9005,17 @@
       </w:r>
       <m:oMath>
         <m:r>
+          <m:rPr>
+            <m:sty m:val="p"/>
+          </m:rPr>
           <m:t>A</m:t>
         </m:r>
         <m:sSup>
           <m:e>
             <m:r>
+              <m:rPr>
+                <m:sty m:val="p"/>
+              </m:rPr>
               <m:t>g</m:t>
             </m:r>
           </m:e>
@@ -8617,19 +9095,19 @@
         </w:rPr>
         <w:t>：</w:t>
       </w:r>
-      <w:r>
-        <w:rPr>
-          <w:rFonts w:ascii="Times New Roman" w:hAnsi="Times New Roman" w:eastAsia="Times New Roman" w:cs="Times New Roman"/>
-        </w:rPr>
-        <w:t xml:space="preserve"> </w:t>
-      </w:r>
       <m:oMath>
         <m:r>
+          <m:rPr>
+            <m:sty m:val="p"/>
+          </m:rPr>
           <m:t>A</m:t>
         </m:r>
         <m:sSup>
           <m:e>
             <m:r>
+              <m:rPr>
+                <m:sty m:val="p"/>
+              </m:rPr>
               <m:t>g</m:t>
             </m:r>
           </m:e>
@@ -8745,21 +9223,21 @@
         <w:rPr>
           <w:rFonts w:hint="eastAsia" w:ascii="Times New Roman" w:hAnsi="Times New Roman" w:eastAsia="Times New Roman" w:cs="Times New Roman"/>
         </w:rPr>
-        <w:t>。</w:t>
-      </w:r>
-      <w:r>
-        <w:rPr>
-          <w:rFonts w:ascii="Times New Roman" w:hAnsi="Times New Roman" w:eastAsia="Times New Roman" w:cs="Times New Roman"/>
-        </w:rPr>
-        <w:t xml:space="preserve"> </w:t>
+        <w:t>；</w:t>
       </w:r>
       <m:oMath>
         <m:r>
+          <m:rPr>
+            <m:sty m:val="p"/>
+          </m:rPr>
           <m:t>A</m:t>
         </m:r>
         <m:sSup>
           <m:e>
             <m:r>
+              <m:rPr>
+                <m:sty m:val="p"/>
+              </m:rPr>
               <m:t>g</m:t>
             </m:r>
           </m:e>
@@ -8875,21 +9353,21 @@
         <w:rPr>
           <w:rFonts w:hint="eastAsia" w:ascii="Times New Roman" w:hAnsi="Times New Roman" w:eastAsia="Times New Roman" w:cs="Times New Roman"/>
         </w:rPr>
-        <w:t>。</w:t>
-      </w:r>
-      <w:r>
-        <w:rPr>
-          <w:rFonts w:ascii="Times New Roman" w:hAnsi="Times New Roman" w:eastAsia="Times New Roman" w:cs="Times New Roman"/>
-        </w:rPr>
-        <w:t xml:space="preserve"> </w:t>
+        <w:t>；</w:t>
       </w:r>
       <m:oMath>
         <m:r>
+          <m:rPr>
+            <m:sty m:val="p"/>
+          </m:rPr>
           <m:t>A</m:t>
         </m:r>
         <m:sSup>
           <m:e>
             <m:r>
+              <m:rPr>
+                <m:sty m:val="p"/>
+              </m:rPr>
               <m:t>g</m:t>
             </m:r>
           </m:e>
@@ -8956,7 +9434,7 @@
         <w:rPr>
           <w:rFonts w:hint="eastAsia" w:ascii="Times New Roman" w:hAnsi="Times New Roman" w:eastAsia="Times New Roman" w:cs="Times New Roman"/>
         </w:rPr>
-        <w:t>；</w:t>
+        <w:t>，</w:t>
       </w:r>
       <w:r>
         <w:rPr>
@@ -9010,14 +9488,13 @@
     </w:p>
     <w:p>
       <w:pPr>
-        <w:pStyle w:val="BodyText"/>
-      </w:pPr>
-      <w:r>
-        <w:rPr>
-          <w:rFonts w:ascii="Times New Roman" w:hAnsi="Times New Roman" w:eastAsia="Times New Roman" w:cs="Times New Roman"/>
-        </w:rPr>
-        <w:t xml:space="preserve">71-1 </w:t>
-      </w:r>
+        <w:pStyle w:val="Compact"/>
+        <w:numPr>
+          <w:ilvl w:val="0"/>
+          <w:numId w:val="1011"/>
+        </w:numPr>
+        <w:ind w:firstLine="420"/>
+      </w:pPr>
       <w:r>
         <w:rPr>
           <w:rFonts w:hint="eastAsia" w:ascii="Times New Roman" w:hAnsi="Times New Roman" w:eastAsia="FangSong" w:cs="Times New Roman"/>
@@ -9084,7 +9561,20 @@
         <w:rPr>
           <w:rFonts w:ascii="Times New Roman" w:hAnsi="Times New Roman" w:eastAsia="Times New Roman" w:cs="Times New Roman"/>
         </w:rPr>
-        <w:t xml:space="preserve"> I </w:t>
+        <w:t xml:space="preserve"> I</w:t>
+      </w:r>
+      <w:r>
+        <w:rPr>
+          <w:rFonts w:ascii="Times New Roman" w:hAnsi="Times New Roman" w:eastAsia="Times New Roman" w:cs="Times New Roman"/>
+          <w:vertAlign w:val="superscript"/>
+        </w:rPr>
+        <w:t>-</w:t>
+      </w:r>
+      <w:r>
+        <w:rPr>
+          <w:rFonts w:ascii="Times New Roman" w:hAnsi="Times New Roman" w:eastAsia="Times New Roman" w:cs="Times New Roman"/>
+        </w:rPr>
+        <w:t xml:space="preserve"> </w:t>
       </w:r>
       <w:r>
         <w:rPr>
@@ -9144,6 +9634,9 @@
           <m:t>504</m:t>
         </m:r>
         <m:r>
+          <m:t> </m:t>
+        </m:r>
+        <m:r>
           <m:rPr>
             <m:sty m:val="p"/>
           </m:rPr>
@@ -9160,13 +9653,25 @@
         <w:rPr>
           <w:rFonts w:ascii="Times New Roman" w:hAnsi="Times New Roman" w:eastAsia="Times New Roman" w:cs="Times New Roman"/>
         </w:rPr>
-        <w:t xml:space="preserve"> </w:t>
-      </w:r>
-      <w:r>
-        <w:rPr>
-          <w:rFonts w:ascii="Times New Roman" w:hAnsi="Times New Roman" w:eastAsia="Times New Roman" w:cs="Times New Roman"/>
-        </w:rPr>
         <w:t xml:space="preserve">。</w:t>
+      </w:r>
+    </w:p>
+    <w:p>
+      <w:pPr>
+        <w:pStyle w:val="FirstParagraph"/>
+        <w:ind w:firstLine="420"/>
+      </w:pPr>
+      <w:r>
+        <w:rPr>
+          <w:rFonts w:hint="eastAsia" w:ascii="Times New Roman" w:hAnsi="Times New Roman" w:eastAsia="FangSong" w:cs="Times New Roman"/>
+        </w:rPr>
+        <w:t>三种晶型的晶胞参数</w:t>
+      </w:r>
+      <w:r>
+        <w:rPr>
+          <w:rFonts w:hint="eastAsia" w:ascii="Times New Roman" w:hAnsi="Times New Roman" w:eastAsia="Times New Roman" w:cs="Times New Roman"/>
+        </w:rPr>
+        <w:t>：</w:t>
       </w:r>
     </w:p>
     <w:p>
@@ -9230,6 +9735,9 @@
             <m:t>649.5</m:t>
           </m:r>
           <m:r>
+            <m:t> </m:t>
+          </m:r>
+          <m:r>
             <m:rPr>
               <m:sty m:val="p"/>
             </m:rPr>
@@ -9246,6 +9754,9 @@
               <m:sty m:val="p"/>
             </m:rPr>
             <m:t>;</m:t>
+          </m:r>
+          <m:r>
+            <m:t> </m:t>
           </m:r>
           <m:r>
             <m:t>β</m:t>
@@ -9293,6 +9804,9 @@
             <m:t>458.0</m:t>
           </m:r>
           <m:r>
+            <m:t> </m:t>
+          </m:r>
+          <m:r>
             <m:rPr>
               <m:sty m:val="p"/>
             </m:rPr>
@@ -9311,6 +9825,9 @@
             <m:t>,</m:t>
           </m:r>
           <m:r>
+            <m:t> </m:t>
+          </m:r>
+          <m:r>
             <m:t>c</m:t>
           </m:r>
           <m:r>
@@ -9321,6 +9838,9 @@
           </m:r>
           <m:r>
             <m:t>749.5</m:t>
+          </m:r>
+          <m:r>
+            <m:t> </m:t>
           </m:r>
           <m:r>
             <m:rPr>
@@ -9346,6 +9866,101 @@
     <w:p>
       <w:pPr>
         <w:pStyle w:val="FirstParagraph"/>
+        <w:ind w:firstLine="420"/>
+      </w:pPr>
+      <w:r>
+        <w:rPr>
+          <w:rFonts w:hint="eastAsia" w:ascii="Times New Roman" w:hAnsi="Times New Roman" w:eastAsia="FangSong" w:cs="Times New Roman"/>
+          <w:b/>
+          <w:bCs/>
+        </w:rPr>
+        <w:t xml:space="preserve">参考答案</w:t>
+      </w:r>
+      <w:r>
+        <w:rPr>
+          <w:rFonts w:hint="eastAsia" w:ascii="Times New Roman" w:hAnsi="Times New Roman" w:eastAsia="Times New Roman" w:cs="Times New Roman"/>
+        </w:rPr>
+        <w:t xml:space="preserve">：</w:t>
+      </w:r>
+    </w:p>
+    <w:p>
+      <w:pPr>
+        <w:pStyle w:val="BlockText"/>
+        <w:ind w:firstLine="420"/>
+      </w:pPr>
+      <w:r>
+        <w:rPr>
+          <w:rFonts w:hint="eastAsia" w:ascii="Times New Roman" w:hAnsi="Times New Roman" w:eastAsia="FangSong" w:cs="Times New Roman"/>
+          <w:b/>
+          <w:bCs/>
+        </w:rPr>
+        <w:t xml:space="preserve">校勘注</w:t>
+      </w:r>
+      <w:r>
+        <w:rPr>
+          <w:rFonts w:hint="eastAsia" w:ascii="Times New Roman" w:hAnsi="Times New Roman" w:eastAsia="Times New Roman" w:cs="Times New Roman"/>
+        </w:rPr>
+        <w:t>：</w:t>
+      </w:r>
+      <w:r>
+        <w:rPr>
+          <w:rFonts w:hint="eastAsia" w:ascii="Times New Roman" w:hAnsi="Times New Roman" w:eastAsia="FangSong" w:cs="Times New Roman"/>
+        </w:rPr>
+        <w:t>本题源卡把图注说明</w:t>
+      </w:r>
+      <w:r>
+        <w:rPr>
+          <w:rFonts w:hint="eastAsia" w:ascii="Times New Roman" w:hAnsi="Times New Roman" w:eastAsia="Times New Roman" w:cs="Times New Roman"/>
+        </w:rPr>
+        <w:t>、</w:t>
+      </w:r>
+      <w:r>
+        <w:rPr>
+          <w:rFonts w:hint="eastAsia" w:ascii="Times New Roman" w:hAnsi="Times New Roman" w:eastAsia="FangSong" w:cs="Times New Roman"/>
+        </w:rPr>
+        <w:t>设问与晶胞参数数据整体写进了答案区开头</w:t>
+      </w:r>
+      <w:r>
+        <w:rPr>
+          <w:rFonts w:hint="eastAsia" w:ascii="Times New Roman" w:hAnsi="Times New Roman" w:eastAsia="Times New Roman" w:cs="Times New Roman"/>
+        </w:rPr>
+        <w:t>，</w:t>
+      </w:r>
+      <w:r>
+        <w:rPr>
+          <w:rFonts w:hint="eastAsia" w:ascii="Times New Roman" w:hAnsi="Times New Roman" w:eastAsia="FangSong" w:cs="Times New Roman"/>
+        </w:rPr>
+        <w:t>此处回迁题面为</w:t>
+      </w:r>
+      <w:r>
+        <w:rPr>
+          <w:rFonts w:ascii="Times New Roman" w:hAnsi="Times New Roman" w:eastAsia="Times New Roman" w:cs="Times New Roman"/>
+        </w:rPr>
+        <w:t xml:space="preserve"> </w:t>
+      </w:r>
+      <w:r>
+        <w:rPr>
+          <w:rFonts w:hint="eastAsia" w:ascii="Times New Roman" w:hAnsi="Times New Roman" w:eastAsia="Times New Roman" w:cs="Times New Roman"/>
+        </w:rPr>
+        <w:t>(1)，</w:t>
+      </w:r>
+      <w:r>
+        <w:rPr>
+          <w:rFonts w:hint="eastAsia" w:ascii="Times New Roman" w:hAnsi="Times New Roman" w:eastAsia="FangSong" w:cs="Times New Roman"/>
+        </w:rPr>
+        <w:t>解答保留</w:t>
+      </w:r>
+      <w:r>
+        <w:rPr>
+          <w:rFonts w:hint="eastAsia" w:ascii="Times New Roman" w:hAnsi="Times New Roman" w:eastAsia="Times New Roman" w:cs="Times New Roman"/>
+        </w:rPr>
+        <w:t>。</w:t>
+      </w:r>
+    </w:p>
+    <w:p>
+      <w:pPr>
+        <w:pStyle w:val="FirstParagraph"/>
+        <w:ind w:firstLine="420"/>
       </w:pPr>
       <w:r>
         <w:rPr>
@@ -9845,6 +10460,7 @@
     <w:p>
       <w:pPr>
         <w:pStyle w:val="BodyText"/>
+        <w:ind w:firstLine="420"/>
       </w:pPr>
       <w:r>
         <w:rPr>
@@ -9925,6 +10541,7 @@
     <w:p>
       <w:pPr>
         <w:pStyle w:val="BodyText"/>
+        <w:ind w:firstLine="420"/>
       </w:pPr>
       <w:r>
         <w:rPr>
@@ -10702,6 +11319,7 @@
     <w:p>
       <w:pPr>
         <w:pStyle w:val="BodyText"/>
+        <w:ind w:firstLine="420"/>
       </w:pPr>
       <w:r>
         <w:rPr>
@@ -10942,6 +11560,16 @@
         </w:pict>
       </w:r>
     </w:p>
+    <w:p>
+      <w:pPr>
+        <w:spacing w:before="160" w:after="80"/>
+      </w:pPr>
+      <w:r>
+        <w:pict>
+          <v:rect style="width:0;height:1.5pt" o:hralign="center" o:hrstd="t" o:hr="t"/>
+        </w:pict>
+      </w:r>
+    </w:p>
     <w:bookmarkEnd w:id="32"/>
     <w:bookmarkStart w:id="36" w:name="第12题"/>
     <w:p>
@@ -10971,6 +11599,7 @@
     <w:p>
       <w:pPr>
         <w:pStyle w:val="BlockText"/>
+        <w:ind w:firstLine="420"/>
       </w:pPr>
       <w:r>
         <w:rPr>
@@ -10994,6 +11623,7 @@
     <w:p>
       <w:pPr>
         <w:pStyle w:val="FirstParagraph"/>
+        <w:ind w:firstLine="420"/>
       </w:pPr>
       <w:r>
         <w:rPr>
@@ -11170,56 +11800,56 @@
     </w:p>
     <w:p>
       <w:pPr>
-        <w:pStyle w:val="BodyText"/>
-      </w:pPr>
-      <w:r>
-        <w:rPr>
-          <w:rFonts w:hint="eastAsia" w:ascii="Times New Roman" w:hAnsi="Times New Roman" w:eastAsia="FangSong" w:cs="Times New Roman"/>
-          <w:b/>
-          <w:bCs/>
-        </w:rPr>
-        <w:t xml:space="preserve">参考答案</w:t>
-      </w:r>
-      <w:r>
-        <w:rPr>
-          <w:rFonts w:hint="eastAsia" w:ascii="Times New Roman" w:hAnsi="Times New Roman" w:eastAsia="Times New Roman" w:cs="Times New Roman"/>
-        </w:rPr>
-        <w:t xml:space="preserve">：</w:t>
+        <w:numPr>
+          <w:ilvl w:val="0"/>
+          <w:numId w:val="1012"/>
+        </w:numPr>
+        <w:ind w:firstLine="420"/>
+      </w:pPr>
+      <w:r>
+        <w:rPr>
+          <w:rFonts w:hint="eastAsia" w:ascii="Times New Roman" w:hAnsi="Times New Roman" w:eastAsia="FangSong" w:cs="Times New Roman"/>
+        </w:rPr>
+        <w:t xml:space="preserve">该晶体的磁矩为</w:t>
+      </w:r>
+      <w:r>
+        <w:rPr>
+          <w:rFonts w:ascii="Times New Roman" w:hAnsi="Times New Roman" w:eastAsia="Times New Roman" w:cs="Times New Roman"/>
+        </w:rPr>
+        <w:t xml:space="preserve"> </w:t>
+      </w:r>
+      <w:r>
+        <w:rPr>
+          <w:rFonts w:hint="eastAsia" w:ascii="Times New Roman" w:hAnsi="Times New Roman" w:eastAsia="Times New Roman" w:cs="Times New Roman"/>
+        </w:rPr>
+        <w:t>0，</w:t>
+      </w:r>
+      <w:r>
+        <w:rPr>
+          <w:rFonts w:hint="eastAsia" w:ascii="Times New Roman" w:hAnsi="Times New Roman" w:eastAsia="FangSong" w:cs="Times New Roman"/>
+        </w:rPr>
+        <w:t>写出其中存在的孤立阴离子的化学式</w:t>
+      </w:r>
+      <w:r>
+        <w:rPr>
+          <w:rFonts w:hint="eastAsia" w:ascii="Times New Roman" w:hAnsi="Times New Roman" w:eastAsia="Times New Roman" w:cs="Times New Roman"/>
+        </w:rPr>
+        <w:t>。</w:t>
       </w:r>
     </w:p>
     <w:p>
       <w:pPr>
-        <w:pStyle w:val="BodyText"/>
-      </w:pPr>
-      <w:r>
-        <w:rPr>
-          <w:rFonts w:ascii="Times New Roman" w:hAnsi="Times New Roman" w:eastAsia="Times New Roman" w:cs="Times New Roman"/>
-        </w:rPr>
-        <w:t xml:space="preserve">72-1 </w:t>
-      </w:r>
-      <w:r>
-        <w:rPr>
-          <w:rFonts w:hint="eastAsia" w:ascii="Times New Roman" w:hAnsi="Times New Roman" w:eastAsia="FangSong" w:cs="Times New Roman"/>
-        </w:rPr>
-        <w:t xml:space="preserve">该晶体的磁矩为</w:t>
-      </w:r>
-      <w:r>
-        <w:rPr>
-          <w:rFonts w:ascii="Times New Roman" w:hAnsi="Times New Roman" w:eastAsia="Times New Roman" w:cs="Times New Roman"/>
-        </w:rPr>
-        <w:t xml:space="preserve"> </w:t>
-      </w:r>
-      <w:r>
-        <w:rPr>
-          <w:rFonts w:hint="eastAsia" w:ascii="Times New Roman" w:hAnsi="Times New Roman" w:eastAsia="Times New Roman" w:cs="Times New Roman"/>
-        </w:rPr>
-        <w:t>0，</w:t>
-      </w:r>
-      <w:r>
-        <w:rPr>
-          <w:rFonts w:hint="eastAsia" w:ascii="Times New Roman" w:hAnsi="Times New Roman" w:eastAsia="FangSong" w:cs="Times New Roman"/>
-        </w:rPr>
-        <w:t>写出其中存在的孤立阴离子的化学式</w:t>
+        <w:numPr>
+          <w:ilvl w:val="0"/>
+          <w:numId w:val="1012"/>
+        </w:numPr>
+        <w:ind w:firstLine="420"/>
+      </w:pPr>
+      <w:r>
+        <w:rPr>
+          <w:rFonts w:hint="eastAsia" w:ascii="Times New Roman" w:hAnsi="Times New Roman" w:eastAsia="FangSong" w:cs="Times New Roman"/>
+        </w:rPr>
+        <w:t>写出该硫化物的化学式以及全部铜原子的原子坐标</w:t>
       </w:r>
       <w:r>
         <w:rPr>
@@ -11230,37 +11860,12 @@
     </w:p>
     <w:p>
       <w:pPr>
-        <w:pStyle w:val="BodyText"/>
-      </w:pPr>
-      <w:r>
-        <w:rPr>
-          <w:rFonts w:ascii="Times New Roman" w:hAnsi="Times New Roman" w:eastAsia="Times New Roman" w:cs="Times New Roman"/>
-        </w:rPr>
-        <w:t xml:space="preserve">72-2 </w:t>
-      </w:r>
-      <w:r>
-        <w:rPr>
-          <w:rFonts w:hint="eastAsia" w:ascii="Times New Roman" w:hAnsi="Times New Roman" w:eastAsia="FangSong" w:cs="Times New Roman"/>
-        </w:rPr>
-        <w:t>写出该硫化物的化学式以及全部铜原子的原子坐标</w:t>
-      </w:r>
-      <w:r>
-        <w:rPr>
-          <w:rFonts w:hint="eastAsia" w:ascii="Times New Roman" w:hAnsi="Times New Roman" w:eastAsia="Times New Roman" w:cs="Times New Roman"/>
-        </w:rPr>
-        <w:t>。</w:t>
-      </w:r>
-    </w:p>
-    <w:p>
-      <w:pPr>
-        <w:pStyle w:val="BodyText"/>
-      </w:pPr>
-      <w:r>
-        <w:rPr>
-          <w:rFonts w:ascii="Times New Roman" w:hAnsi="Times New Roman" w:eastAsia="Times New Roman" w:cs="Times New Roman"/>
-        </w:rPr>
-        <w:t xml:space="preserve">72-3 </w:t>
-      </w:r>
+        <w:numPr>
+          <w:ilvl w:val="0"/>
+          <w:numId w:val="1012"/>
+        </w:numPr>
+        <w:ind w:firstLine="420"/>
+      </w:pPr>
       <w:r>
         <w:rPr>
           <w:rFonts w:hint="eastAsia" w:ascii="Times New Roman" w:hAnsi="Times New Roman" w:eastAsia="FangSong" w:cs="Times New Roman"/>
@@ -11370,14 +11975,12 @@
     </w:p>
     <w:p>
       <w:pPr>
-        <w:pStyle w:val="BodyText"/>
-      </w:pPr>
-      <w:r>
-        <w:rPr>
-          <w:rFonts w:ascii="Times New Roman" w:hAnsi="Times New Roman" w:eastAsia="Times New Roman" w:cs="Times New Roman"/>
-        </w:rPr>
-        <w:t xml:space="preserve">72-4 </w:t>
-      </w:r>
+        <w:numPr>
+          <w:ilvl w:val="0"/>
+          <w:numId w:val="1012"/>
+        </w:numPr>
+        <w:ind w:firstLine="420"/>
+      </w:pPr>
       <w:r>
         <w:rPr>
           <w:rFonts w:hint="eastAsia" w:ascii="Times New Roman" w:hAnsi="Times New Roman" w:eastAsia="FangSong" w:cs="Times New Roman"/>
@@ -11405,8 +12008,29 @@
     </w:p>
     <w:p>
       <w:pPr>
-        <w:pStyle w:val="BodyText"/>
-      </w:pPr>
+        <w:pStyle w:val="FirstParagraph"/>
+        <w:ind w:firstLine="420"/>
+      </w:pPr>
+      <w:r>
+        <w:rPr>
+          <w:rFonts w:hint="eastAsia" w:ascii="Times New Roman" w:hAnsi="Times New Roman" w:eastAsia="FangSong" w:cs="Times New Roman"/>
+          <w:b/>
+          <w:bCs/>
+        </w:rPr>
+        <w:t xml:space="preserve">参考答案</w:t>
+      </w:r>
+      <w:r>
+        <w:rPr>
+          <w:rFonts w:hint="eastAsia" w:ascii="Times New Roman" w:hAnsi="Times New Roman" w:eastAsia="Times New Roman" w:cs="Times New Roman"/>
+        </w:rPr>
+        <w:t xml:space="preserve">：</w:t>
+      </w:r>
+      <w:r>
+        <w:rPr>
+          <w:rFonts w:ascii="Times New Roman" w:hAnsi="Times New Roman" w:eastAsia="Times New Roman" w:cs="Times New Roman"/>
+        </w:rPr>
+        <w:t xml:space="preserve"> </w:t>
+      </w:r>
       <m:oMath>
         <m:oMathPr>
           <m:ctrlPr>
@@ -11464,29 +12088,15 @@
           </m:sup>
         </m:sSubSup>
       </m:oMath>
-      <w:r>
-        <w:rPr>
-          <w:rFonts w:ascii="Times New Roman" w:hAnsi="Times New Roman" w:eastAsia="Times New Roman" w:cs="Times New Roman"/>
-        </w:rPr>
-        <w:t xml:space="preserve">​</w:t>
-      </w:r>
     </w:p>
     <w:p>
       <w:pPr>
-        <w:pStyle w:val="BodyText"/>
-      </w:pPr>
-      <w:r>
-        <w:rPr>
-          <w:rFonts w:ascii="Times New Roman" w:hAnsi="Times New Roman" w:eastAsia="Times New Roman" w:cs="Times New Roman"/>
-        </w:rPr>
-        <w:t xml:space="preserve">72-2</w:t>
-      </w:r>
-      <w:r>
-        <w:rPr>
-          <w:rFonts w:ascii="Times New Roman" w:hAnsi="Times New Roman" w:eastAsia="Times New Roman" w:cs="Times New Roman"/>
-        </w:rPr>
-        <w:t xml:space="preserve"> </w:t>
-      </w:r>
+        <w:numPr>
+          <w:ilvl w:val="0"/>
+          <w:numId w:val="1013"/>
+        </w:numPr>
+        <w:ind w:firstLine="420"/>
+      </w:pPr>
       <m:oMath>
         <m:sSub>
           <m:e>
@@ -11597,14 +12207,12 @@
     </w:p>
     <w:p>
       <w:pPr>
-        <w:pStyle w:val="BodyText"/>
-      </w:pPr>
-      <w:r>
-        <w:rPr>
-          <w:rFonts w:ascii="Times New Roman" w:hAnsi="Times New Roman" w:eastAsia="Times New Roman" w:cs="Times New Roman"/>
-        </w:rPr>
-        <w:t xml:space="preserve">72-3 </w:t>
-      </w:r>
+        <w:numPr>
+          <w:ilvl w:val="0"/>
+          <w:numId w:val="1013"/>
+        </w:numPr>
+        <w:ind w:firstLine="420"/>
+      </w:pPr>
       <w:r>
         <w:rPr>
           <w:rFonts w:hint="eastAsia" w:ascii="Times New Roman" w:hAnsi="Times New Roman" w:eastAsia="Times New Roman" w:cs="Times New Roman"/>
@@ -11638,14 +12246,12 @@
     </w:p>
     <w:p>
       <w:pPr>
-        <w:pStyle w:val="BodyText"/>
-      </w:pPr>
-      <w:r>
-        <w:rPr>
-          <w:rFonts w:ascii="Times New Roman" w:hAnsi="Times New Roman" w:eastAsia="Times New Roman" w:cs="Times New Roman"/>
-        </w:rPr>
-        <w:t xml:space="preserve">72-4 </w:t>
-      </w:r>
+        <w:numPr>
+          <w:ilvl w:val="0"/>
+          <w:numId w:val="1013"/>
+        </w:numPr>
+        <w:ind w:firstLine="420"/>
+      </w:pPr>
       <w:r>
         <w:rPr>
           <w:rFonts w:hint="eastAsia" w:ascii="Times New Roman" w:hAnsi="Times New Roman" w:eastAsia="FangSong" w:cs="Times New Roman"/>
@@ -11736,6 +12342,16 @@
         </w:pict>
       </w:r>
     </w:p>
+    <w:p>
+      <w:pPr>
+        <w:spacing w:before="160" w:after="80"/>
+      </w:pPr>
+      <w:r>
+        <w:pict>
+          <v:rect style="width:0;height:1.5pt" o:hralign="center" o:hrstd="t" o:hr="t"/>
+        </w:pict>
+      </w:r>
+    </w:p>
     <w:bookmarkEnd w:id="36"/>
     <w:bookmarkStart w:id="40" w:name="第13题"/>
     <w:p>
@@ -11765,6 +12381,7 @@
     <w:p>
       <w:pPr>
         <w:pStyle w:val="BlockText"/>
+        <w:ind w:firstLine="420"/>
       </w:pPr>
       <w:r>
         <w:rPr>
@@ -11788,6 +12405,7 @@
     <w:p>
       <w:pPr>
         <w:pStyle w:val="FirstParagraph"/>
+        <w:ind w:firstLine="420"/>
       </w:pPr>
       <w:r>
         <w:rPr>
@@ -11889,6 +12507,7 @@
     <w:p>
       <w:pPr>
         <w:pStyle w:val="BodyText"/>
+        <w:ind w:firstLine="420"/>
       </w:pPr>
       <w:r>
         <w:rPr>
@@ -12513,8 +13132,9 @@
         <w:pStyle w:val="Compact"/>
         <w:numPr>
           <w:ilvl w:val="0"/>
-          <w:numId w:val="1002"/>
+          <w:numId w:val="1014"/>
         </w:numPr>
+        <w:ind w:firstLine="420"/>
       </w:pPr>
       <w:r>
         <w:rPr>
@@ -12546,8 +13166,9 @@
         <w:pStyle w:val="Compact"/>
         <w:numPr>
           <w:ilvl w:val="0"/>
-          <w:numId w:val="1002"/>
+          <w:numId w:val="1014"/>
         </w:numPr>
+        <w:ind w:firstLine="420"/>
       </w:pPr>
       <w:r>
         <w:rPr>
@@ -12623,6 +13244,7 @@
     <w:p>
       <w:pPr>
         <w:pStyle w:val="BodyText"/>
+        <w:ind w:firstLine="420"/>
       </w:pPr>
       <w:r>
         <w:rPr>
@@ -12643,7 +13265,7 @@
       <w:pPr>
         <w:numPr>
           <w:ilvl w:val="0"/>
-          <w:numId w:val="1003"/>
+          <w:numId w:val="1015"/>
         </w:numPr>
       </w:pPr>
       <m:oMath>
@@ -12721,8 +13343,9 @@
       <w:pPr>
         <w:numPr>
           <w:ilvl w:val="0"/>
-          <w:numId w:val="1003"/>
+          <w:numId w:val="1015"/>
         </w:numPr>
+        <w:ind w:firstLine="420"/>
       </w:pPr>
       <w:r>
         <w:rPr>
@@ -12799,6 +13422,16 @@
         </w:pict>
       </w:r>
     </w:p>
+    <w:p>
+      <w:pPr>
+        <w:spacing w:before="160" w:after="80"/>
+      </w:pPr>
+      <w:r>
+        <w:pict>
+          <v:rect style="width:0;height:1.5pt" o:hralign="center" o:hrstd="t" o:hr="t"/>
+        </w:pict>
+      </w:r>
+    </w:p>
     <w:bookmarkEnd w:id="40"/>
     <w:bookmarkStart w:id="44" w:name="第14题"/>
     <w:p>
@@ -12828,6 +13461,7 @@
     <w:p>
       <w:pPr>
         <w:pStyle w:val="BlockText"/>
+        <w:ind w:firstLine="420"/>
       </w:pPr>
       <w:r>
         <w:rPr>
@@ -12851,6 +13485,7 @@
     <w:p>
       <w:pPr>
         <w:pStyle w:val="FirstParagraph"/>
+        <w:ind w:firstLine="420"/>
       </w:pPr>
       <w:r>
         <w:rPr>
@@ -13067,8 +13702,9 @@
         <w:pStyle w:val="Compact"/>
         <w:numPr>
           <w:ilvl w:val="0"/>
-          <w:numId w:val="1004"/>
+          <w:numId w:val="1016"/>
         </w:numPr>
+        <w:ind w:firstLine="420"/>
       </w:pPr>
       <w:r>
         <w:rPr>
@@ -13100,8 +13736,9 @@
         <w:pStyle w:val="Compact"/>
         <w:numPr>
           <w:ilvl w:val="0"/>
-          <w:numId w:val="1004"/>
+          <w:numId w:val="1016"/>
         </w:numPr>
+        <w:ind w:firstLine="420"/>
       </w:pPr>
       <w:r>
         <w:rPr>
@@ -13139,8 +13776,9 @@
         <w:pStyle w:val="Compact"/>
         <w:numPr>
           <w:ilvl w:val="0"/>
-          <w:numId w:val="1004"/>
+          <w:numId w:val="1016"/>
         </w:numPr>
+        <w:ind w:firstLine="420"/>
       </w:pPr>
       <w:r>
         <w:rPr>
@@ -13372,7 +14010,7 @@
         </w:rPr>
         <w:drawing>
           <wp:inline>
-            <wp:extent cx="3600000" cy="2426086"/>
+            <wp:extent cx="3600000" cy="2308332"/>
             <wp:effectExtent b="0" l="0" r="0" t="0"/>
             <wp:docPr descr="" title="" id="42" name="Picture"/>
             <a:graphic>
@@ -13393,7 +14031,7 @@
                   <pic:spPr bwMode="auto">
                     <a:xfrm>
                       <a:off x="0" y="0"/>
-                      <a:ext cx="3600000" cy="2426086"/>
+                      <a:ext cx="3600000" cy="2308332"/>
                     </a:xfrm>
                     <a:prstGeom prst="rect">
                       <a:avLst/>
@@ -13415,6 +14053,7 @@
     <w:p>
       <w:pPr>
         <w:pStyle w:val="BodyText"/>
+        <w:ind w:firstLine="420"/>
       </w:pPr>
       <w:r>
         <w:rPr>
@@ -13435,7 +14074,7 @@
       <w:pPr>
         <w:numPr>
           <w:ilvl w:val="0"/>
-          <w:numId w:val="1005"/>
+          <w:numId w:val="1017"/>
         </w:numPr>
       </w:pPr>
       <m:oMath>
@@ -13570,8 +14209,9 @@
       <w:pPr>
         <w:numPr>
           <w:ilvl w:val="0"/>
-          <w:numId w:val="1005"/>
+          <w:numId w:val="1017"/>
         </w:numPr>
+        <w:ind w:firstLine="420"/>
       </w:pPr>
       <w:r>
         <w:rPr>
@@ -13602,8 +14242,9 @@
       <w:pPr>
         <w:numPr>
           <w:ilvl w:val="0"/>
-          <w:numId w:val="1005"/>
+          <w:numId w:val="1017"/>
         </w:numPr>
+        <w:ind w:firstLine="420"/>
       </w:pPr>
       <w:r>
         <w:rPr>
@@ -13616,6 +14257,16 @@
           <w:rFonts w:hint="eastAsia" w:ascii="Times New Roman" w:hAnsi="Times New Roman" w:eastAsia="Times New Roman" w:cs="Times New Roman"/>
         </w:rPr>
         <w:t>。</w:t>
+      </w:r>
+    </w:p>
+    <w:p>
+      <w:pPr>
+        <w:spacing w:before="160" w:after="80"/>
+      </w:pPr>
+      <w:r>
+        <w:pict>
+          <v:rect style="width:0;height:1.5pt" o:hralign="center" o:hrstd="t" o:hr="t"/>
+        </w:pict>
       </w:r>
     </w:p>
     <w:p>
@@ -13657,6 +14308,7 @@
     <w:p>
       <w:pPr>
         <w:pStyle w:val="BlockText"/>
+        <w:ind w:firstLine="420"/>
       </w:pPr>
       <w:r>
         <w:rPr>
@@ -13680,6 +14332,7 @@
     <w:p>
       <w:pPr>
         <w:pStyle w:val="FirstParagraph"/>
+        <w:ind w:firstLine="420"/>
       </w:pPr>
       <w:r>
         <w:rPr>
@@ -13896,8 +14549,9 @@
         <w:pStyle w:val="Compact"/>
         <w:numPr>
           <w:ilvl w:val="0"/>
-          <w:numId w:val="1006"/>
+          <w:numId w:val="1018"/>
         </w:numPr>
+        <w:ind w:firstLine="420"/>
       </w:pPr>
       <w:r>
         <w:rPr>
@@ -13917,8 +14571,9 @@
         <w:pStyle w:val="Compact"/>
         <w:numPr>
           <w:ilvl w:val="0"/>
-          <w:numId w:val="1006"/>
+          <w:numId w:val="1018"/>
         </w:numPr>
+        <w:ind w:firstLine="420"/>
       </w:pPr>
       <w:r>
         <w:rPr>
@@ -13954,6 +14609,7 @@
     <w:p>
       <w:pPr>
         <w:pStyle w:val="FirstParagraph"/>
+        <w:ind w:firstLine="420"/>
       </w:pPr>
       <w:r>
         <w:rPr>
@@ -13985,8 +14641,9 @@
         <w:pStyle w:val="Compact"/>
         <w:numPr>
           <w:ilvl w:val="0"/>
-          <w:numId w:val="1007"/>
+          <w:numId w:val="1019"/>
         </w:numPr>
+        <w:ind w:firstLine="420"/>
       </w:pPr>
       <w:r>
         <w:rPr>
@@ -14006,8 +14663,9 @@
         <w:pStyle w:val="Compact"/>
         <w:numPr>
           <w:ilvl w:val="0"/>
-          <w:numId w:val="1007"/>
+          <w:numId w:val="1019"/>
         </w:numPr>
+        <w:ind w:firstLine="420"/>
       </w:pPr>
       <w:r>
         <w:rPr>
@@ -14025,6 +14683,7 @@
     <w:p>
       <w:pPr>
         <w:pStyle w:val="FirstParagraph"/>
+        <w:ind w:firstLine="420"/>
       </w:pPr>
       <w:r>
         <w:rPr>
@@ -14045,7 +14704,7 @@
       <w:pPr>
         <w:numPr>
           <w:ilvl w:val="0"/>
-          <w:numId w:val="1008"/>
+          <w:numId w:val="1020"/>
         </w:numPr>
       </w:pPr>
       <w:r>
@@ -14059,8 +14718,9 @@
       <w:pPr>
         <w:numPr>
           <w:ilvl w:val="0"/>
-          <w:numId w:val="1008"/>
+          <w:numId w:val="1020"/>
         </w:numPr>
+        <w:ind w:firstLine="420"/>
       </w:pPr>
       <w:r>
         <w:rPr>
@@ -14115,8 +14775,9 @@
       <w:pPr>
         <w:numPr>
           <w:ilvl w:val="0"/>
-          <w:numId w:val="1008"/>
+          <w:numId w:val="1020"/>
         </w:numPr>
+        <w:ind w:firstLine="420"/>
       </w:pPr>
       <w:r>
         <w:rPr>
@@ -14135,8 +14796,9 @@
       <w:pPr>
         <w:numPr>
           <w:ilvl w:val="0"/>
-          <w:numId w:val="1008"/>
+          <w:numId w:val="1020"/>
         </w:numPr>
+        <w:ind w:firstLine="420"/>
       </w:pPr>
       <w:r>
         <w:rPr>
@@ -14167,6 +14829,16 @@
           <w:rFonts w:ascii="Times New Roman" w:hAnsi="Times New Roman" w:eastAsia="Times New Roman" w:cs="Times New Roman"/>
         </w:rPr>
         <w:t xml:space="preserve"> Co。</w:t>
+      </w:r>
+    </w:p>
+    <w:p>
+      <w:pPr>
+        <w:spacing w:before="160" w:after="80"/>
+      </w:pPr>
+      <w:r>
+        <w:pict>
+          <v:rect style="width:0;height:1.5pt" o:hralign="center" o:hrstd="t" o:hr="t"/>
+        </w:pict>
       </w:r>
     </w:p>
     <w:p>
@@ -14208,6 +14880,7 @@
     <w:p>
       <w:pPr>
         <w:pStyle w:val="BlockText"/>
+        <w:ind w:firstLine="420"/>
       </w:pPr>
       <w:r>
         <w:rPr>
@@ -14231,6 +14904,7 @@
     <w:p>
       <w:pPr>
         <w:pStyle w:val="FirstParagraph"/>
+        <w:ind w:firstLine="420"/>
       </w:pPr>
       <w:r>
         <w:rPr>
@@ -14262,8 +14936,9 @@
         <w:pStyle w:val="Compact"/>
         <w:numPr>
           <w:ilvl w:val="0"/>
-          <w:numId w:val="1009"/>
+          <w:numId w:val="1021"/>
         </w:numPr>
+        <w:ind w:firstLine="420"/>
       </w:pPr>
       <w:r>
         <w:rPr>
@@ -14398,8 +15073,9 @@
         <w:pStyle w:val="Compact"/>
         <w:numPr>
           <w:ilvl w:val="0"/>
-          <w:numId w:val="1009"/>
+          <w:numId w:val="1021"/>
         </w:numPr>
+        <w:ind w:firstLine="420"/>
       </w:pPr>
       <w:r>
         <w:rPr>
@@ -14474,8 +15150,9 @@
         <w:pStyle w:val="Compact"/>
         <w:numPr>
           <w:ilvl w:val="0"/>
-          <w:numId w:val="1009"/>
+          <w:numId w:val="1021"/>
         </w:numPr>
+        <w:ind w:firstLine="420"/>
       </w:pPr>
       <w:r>
         <w:rPr>
@@ -14603,6 +15280,7 @@
       <w:pPr>
         <w:pStyle w:val="FirstParagraph"/>
         <w:spacing w:after="80"/>
+        <w:ind w:firstLine="420"/>
       </w:pPr>
       <w:r>
         <w:rPr>
@@ -14622,6 +15300,15 @@
         <w:tblStyle w:val="Table"/>
         <w:tblW w:type="auto" w:w="0"/>
         <w:tblLook w:firstRow="1" w:lastRow="0" w:firstColumn="0" w:lastColumn="0" w:noHBand="0" w:noVBand="0" w:val="0020"/>
+        <w:jc w:val="center"/>
+        <w:tblBorders>
+          <w:top w:val="single" w:sz="12" w:space="0" w:color="333333"/>
+          <w:bottom w:val="single" w:sz="12" w:space="0" w:color="333333"/>
+          <w:left w:val="none"/>
+          <w:right w:val="none"/>
+          <w:insideH w:val="none"/>
+          <w:insideV w:val="none"/>
+        </w:tblBorders>
       </w:tblPr>
       <w:tblGrid>
         <w:gridCol w:w="1131"/>
@@ -14637,7 +15324,11 @@
           <w:tblHeader w:val="on"/>
         </w:trPr>
         <w:tc>
-          <w:tcPr/>
+          <w:tcPr>
+            <w:tcBorders>
+              <w:bottom w:val="single" w:sz="6" w:space="0" w:color="333333"/>
+            </w:tcBorders>
+          </w:tcPr>
           <w:p>
             <w:pPr>
               <w:pStyle w:val="Compact"/>
@@ -14653,7 +15344,11 @@
           </w:p>
         </w:tc>
         <w:tc>
-          <w:tcPr/>
+          <w:tcPr>
+            <w:tcBorders>
+              <w:bottom w:val="single" w:sz="6" w:space="0" w:color="333333"/>
+            </w:tcBorders>
+          </w:tcPr>
           <w:p>
             <w:pPr>
               <w:pStyle w:val="Compact"/>
@@ -14669,7 +15364,11 @@
           </w:p>
         </w:tc>
         <w:tc>
-          <w:tcPr/>
+          <w:tcPr>
+            <w:tcBorders>
+              <w:bottom w:val="single" w:sz="6" w:space="0" w:color="333333"/>
+            </w:tcBorders>
+          </w:tcPr>
           <w:p>
             <w:pPr>
               <w:pStyle w:val="Compact"/>
@@ -14685,7 +15384,11 @@
           </w:p>
         </w:tc>
         <w:tc>
-          <w:tcPr/>
+          <w:tcPr>
+            <w:tcBorders>
+              <w:bottom w:val="single" w:sz="6" w:space="0" w:color="333333"/>
+            </w:tcBorders>
+          </w:tcPr>
           <w:p>
             <w:pPr>
               <w:pStyle w:val="Compact"/>
@@ -14701,7 +15404,11 @@
           </w:p>
         </w:tc>
         <w:tc>
-          <w:tcPr/>
+          <w:tcPr>
+            <w:tcBorders>
+              <w:bottom w:val="single" w:sz="6" w:space="0" w:color="333333"/>
+            </w:tcBorders>
+          </w:tcPr>
           <w:p>
             <w:pPr>
               <w:pStyle w:val="Compact"/>
@@ -14717,7 +15424,11 @@
           </w:p>
         </w:tc>
         <w:tc>
-          <w:tcPr/>
+          <w:tcPr>
+            <w:tcBorders>
+              <w:bottom w:val="single" w:sz="6" w:space="0" w:color="333333"/>
+            </w:tcBorders>
+          </w:tcPr>
           <w:p>
             <w:pPr>
               <w:pStyle w:val="Compact"/>
@@ -14748,7 +15459,11 @@
           </w:p>
         </w:tc>
         <w:tc>
-          <w:tcPr/>
+          <w:tcPr>
+            <w:tcBorders>
+              <w:bottom w:val="single" w:sz="6" w:space="0" w:color="333333"/>
+            </w:tcBorders>
+          </w:tcPr>
           <w:p>
             <w:pPr>
               <w:pStyle w:val="Compact"/>
@@ -15055,9 +15770,10 @@
         <w:pStyle w:val="Compact"/>
         <w:numPr>
           <w:ilvl w:val="0"/>
-          <w:numId w:val="1010"/>
+          <w:numId w:val="1022"/>
         </w:numPr>
         <w:spacing w:before="120"/>
+        <w:ind w:firstLine="420"/>
       </w:pPr>
       <w:r>
         <w:rPr>
@@ -15089,8 +15805,9 @@
         <w:pStyle w:val="Compact"/>
         <w:numPr>
           <w:ilvl w:val="0"/>
-          <w:numId w:val="1010"/>
+          <w:numId w:val="1022"/>
         </w:numPr>
+        <w:ind w:firstLine="420"/>
       </w:pPr>
       <w:r>
         <w:rPr>
@@ -15120,6 +15837,7 @@
     <w:p>
       <w:pPr>
         <w:pStyle w:val="FirstParagraph"/>
+        <w:ind w:firstLine="420"/>
       </w:pPr>
       <w:r>
         <w:rPr>
@@ -15140,8 +15858,9 @@
       <w:pPr>
         <w:numPr>
           <w:ilvl w:val="0"/>
-          <w:numId w:val="1011"/>
+          <w:numId w:val="1023"/>
         </w:numPr>
+        <w:ind w:firstLine="420"/>
       </w:pPr>
       <w:r>
         <w:rPr>
@@ -15580,8 +16299,9 @@
       <w:pPr>
         <w:numPr>
           <w:ilvl w:val="0"/>
-          <w:numId w:val="1011"/>
+          <w:numId w:val="1023"/>
         </w:numPr>
+        <w:ind w:firstLine="420"/>
       </w:pPr>
       <w:r>
         <w:rPr>
@@ -15816,6 +16536,16 @@
         </w:pict>
       </w:r>
     </w:p>
+    <w:p>
+      <w:pPr>
+        <w:spacing w:before="160" w:after="80"/>
+      </w:pPr>
+      <w:r>
+        <w:pict>
+          <v:rect style="width:0;height:1.5pt" o:hralign="center" o:hrstd="t" o:hr="t"/>
+        </w:pict>
+      </w:r>
+    </w:p>
     <w:bookmarkEnd w:id="46"/>
     <w:bookmarkStart w:id="47" w:name="第17题"/>
     <w:p>
@@ -15845,6 +16575,7 @@
     <w:p>
       <w:pPr>
         <w:pStyle w:val="BlockText"/>
+        <w:ind w:firstLine="420"/>
       </w:pPr>
       <w:r>
         <w:rPr>
@@ -15898,6 +16629,7 @@
     <w:p>
       <w:pPr>
         <w:pStyle w:val="FirstParagraph"/>
+        <w:ind w:firstLine="420"/>
       </w:pPr>
       <w:r>
         <w:rPr>
@@ -16229,7 +16961,7 @@
         <w:pStyle w:val="Compact"/>
         <w:numPr>
           <w:ilvl w:val="0"/>
-          <w:numId w:val="1012"/>
+          <w:numId w:val="1024"/>
         </w:numPr>
       </w:pPr>
       <w:r>
@@ -16250,110 +16982,6 @@
           <w:rFonts w:ascii="Times New Roman" w:hAnsi="Times New Roman" w:eastAsia="Times New Roman" w:cs="Times New Roman"/>
         </w:rPr>
         <w:t xml:space="preserve"> &lt; ΔH</w:t>
-      </w:r>
-      <w:r>
-        <w:rPr>
-          <w:rFonts w:ascii="Times New Roman" w:hAnsi="Times New Roman" w:eastAsia="Times New Roman" w:cs="Times New Roman"/>
-          <w:vertAlign w:val="subscript"/>
-        </w:rPr>
-        <w:t>3</w:t>
-      </w:r>
-      <w:r>
-        <w:rPr>
-          <w:rFonts w:ascii="Times New Roman" w:hAnsi="Times New Roman" w:eastAsia="Times New Roman" w:cs="Times New Roman"/>
-        </w:rPr>
-        <w:t xml:space="preserve">　　B. ΔH</w:t>
-      </w:r>
-      <w:r>
-        <w:rPr>
-          <w:rFonts w:ascii="Times New Roman" w:hAnsi="Times New Roman" w:eastAsia="Times New Roman" w:cs="Times New Roman"/>
-          <w:vertAlign w:val="subscript"/>
-        </w:rPr>
-        <w:t>1</w:t>
-      </w:r>
-      <w:r>
-        <w:rPr>
-          <w:rFonts w:ascii="Times New Roman" w:hAnsi="Times New Roman" w:eastAsia="Times New Roman" w:cs="Times New Roman"/>
-        </w:rPr>
-        <w:t xml:space="preserve"> &gt; ΔH</w:t>
-      </w:r>
-      <w:r>
-        <w:rPr>
-          <w:rFonts w:ascii="Times New Roman" w:hAnsi="Times New Roman" w:eastAsia="Times New Roman" w:cs="Times New Roman"/>
-          <w:vertAlign w:val="subscript"/>
-        </w:rPr>
-        <w:t>3</w:t>
-      </w:r>
-      <w:r>
-        <w:rPr>
-          <w:rFonts w:ascii="Times New Roman" w:hAnsi="Times New Roman" w:eastAsia="Times New Roman" w:cs="Times New Roman"/>
-        </w:rPr>
-        <w:t xml:space="preserve">　　C. ΔH</w:t>
-      </w:r>
-      <w:r>
-        <w:rPr>
-          <w:rFonts w:ascii="Times New Roman" w:hAnsi="Times New Roman" w:eastAsia="Times New Roman" w:cs="Times New Roman"/>
-          <w:vertAlign w:val="subscript"/>
-        </w:rPr>
-        <w:t>2</w:t>
-      </w:r>
-      <w:r>
-        <w:rPr>
-          <w:rFonts w:ascii="Times New Roman" w:hAnsi="Times New Roman" w:eastAsia="Times New Roman" w:cs="Times New Roman"/>
-        </w:rPr>
-        <w:t xml:space="preserve"> + ΔH</w:t>
-      </w:r>
-      <w:r>
-        <w:rPr>
-          <w:rFonts w:ascii="Times New Roman" w:hAnsi="Times New Roman" w:eastAsia="Times New Roman" w:cs="Times New Roman"/>
-          <w:vertAlign w:val="subscript"/>
-        </w:rPr>
-        <w:t>3</w:t>
-      </w:r>
-      <w:r>
-        <w:rPr>
-          <w:rFonts w:ascii="Times New Roman" w:hAnsi="Times New Roman" w:eastAsia="Times New Roman" w:cs="Times New Roman"/>
-        </w:rPr>
-        <w:t xml:space="preserve"> = ΔH</w:t>
-      </w:r>
-      <w:r>
-        <w:rPr>
-          <w:rFonts w:ascii="Times New Roman" w:hAnsi="Times New Roman" w:eastAsia="Times New Roman" w:cs="Times New Roman"/>
-          <w:vertAlign w:val="subscript"/>
-        </w:rPr>
-        <w:t>1</w:t>
-      </w:r>
-      <w:r>
-        <w:rPr>
-          <w:rFonts w:ascii="Times New Roman" w:hAnsi="Times New Roman" w:eastAsia="Times New Roman" w:cs="Times New Roman"/>
-        </w:rPr>
-        <w:t xml:space="preserve">　　D. ΔH</w:t>
-      </w:r>
-      <w:r>
-        <w:rPr>
-          <w:rFonts w:ascii="Times New Roman" w:hAnsi="Times New Roman" w:eastAsia="Times New Roman" w:cs="Times New Roman"/>
-          <w:vertAlign w:val="subscript"/>
-        </w:rPr>
-        <w:t>1</w:t>
-      </w:r>
-      <w:r>
-        <w:rPr>
-          <w:rFonts w:ascii="Times New Roman" w:hAnsi="Times New Roman" w:eastAsia="Times New Roman" w:cs="Times New Roman"/>
-        </w:rPr>
-        <w:t xml:space="preserve"> − ΔH</w:t>
-      </w:r>
-      <w:r>
-        <w:rPr>
-          <w:rFonts w:ascii="Times New Roman" w:hAnsi="Times New Roman" w:eastAsia="Times New Roman" w:cs="Times New Roman"/>
-          <w:vertAlign w:val="subscript"/>
-        </w:rPr>
-        <w:t>2</w:t>
-      </w:r>
-      <w:r>
-        <w:rPr>
-          <w:rFonts w:ascii="Times New Roman" w:hAnsi="Times New Roman" w:eastAsia="Times New Roman" w:cs="Times New Roman"/>
-        </w:rPr>
-        <w:t xml:space="preserve"> &gt; ΔH</w:t>
       </w:r>
       <w:r>
         <w:rPr>
@@ -16365,7 +16993,139 @@
     </w:p>
     <w:p>
       <w:pPr>
+        <w:pStyle w:val="Compact"/>
+        <w:numPr>
+          <w:ilvl w:val="0"/>
+          <w:numId w:val="1024"/>
+        </w:numPr>
+      </w:pPr>
+      <w:r>
+        <w:rPr>
+          <w:rFonts w:ascii="Times New Roman" w:hAnsi="Times New Roman" w:eastAsia="Times New Roman" w:cs="Times New Roman"/>
+        </w:rPr>
+        <w:t>B. ΔH</w:t>
+      </w:r>
+      <w:r>
+        <w:rPr>
+          <w:rFonts w:ascii="Times New Roman" w:hAnsi="Times New Roman" w:eastAsia="Times New Roman" w:cs="Times New Roman"/>
+          <w:vertAlign w:val="subscript"/>
+        </w:rPr>
+        <w:t>1</w:t>
+      </w:r>
+      <w:r>
+        <w:rPr>
+          <w:rFonts w:ascii="Times New Roman" w:hAnsi="Times New Roman" w:eastAsia="Times New Roman" w:cs="Times New Roman"/>
+        </w:rPr>
+        <w:t xml:space="preserve"> &gt; ΔH</w:t>
+      </w:r>
+      <w:r>
+        <w:rPr>
+          <w:rFonts w:ascii="Times New Roman" w:hAnsi="Times New Roman" w:eastAsia="Times New Roman" w:cs="Times New Roman"/>
+          <w:vertAlign w:val="subscript"/>
+        </w:rPr>
+        <w:t>3</w:t>
+      </w:r>
+    </w:p>
+    <w:p>
+      <w:pPr>
+        <w:pStyle w:val="Compact"/>
+        <w:numPr>
+          <w:ilvl w:val="0"/>
+          <w:numId w:val="1024"/>
+        </w:numPr>
+      </w:pPr>
+      <w:r>
+        <w:rPr>
+          <w:rFonts w:ascii="Times New Roman" w:hAnsi="Times New Roman" w:eastAsia="Times New Roman" w:cs="Times New Roman"/>
+        </w:rPr>
+        <w:t>C. ΔH</w:t>
+      </w:r>
+      <w:r>
+        <w:rPr>
+          <w:rFonts w:ascii="Times New Roman" w:hAnsi="Times New Roman" w:eastAsia="Times New Roman" w:cs="Times New Roman"/>
+          <w:vertAlign w:val="subscript"/>
+        </w:rPr>
+        <w:t>2</w:t>
+      </w:r>
+      <w:r>
+        <w:rPr>
+          <w:rFonts w:ascii="Times New Roman" w:hAnsi="Times New Roman" w:eastAsia="Times New Roman" w:cs="Times New Roman"/>
+        </w:rPr>
+        <w:t xml:space="preserve"> + ΔH</w:t>
+      </w:r>
+      <w:r>
+        <w:rPr>
+          <w:rFonts w:ascii="Times New Roman" w:hAnsi="Times New Roman" w:eastAsia="Times New Roman" w:cs="Times New Roman"/>
+          <w:vertAlign w:val="subscript"/>
+        </w:rPr>
+        <w:t>3</w:t>
+      </w:r>
+      <w:r>
+        <w:rPr>
+          <w:rFonts w:ascii="Times New Roman" w:hAnsi="Times New Roman" w:eastAsia="Times New Roman" w:cs="Times New Roman"/>
+        </w:rPr>
+        <w:t xml:space="preserve"> = ΔH</w:t>
+      </w:r>
+      <w:r>
+        <w:rPr>
+          <w:rFonts w:ascii="Times New Roman" w:hAnsi="Times New Roman" w:eastAsia="Times New Roman" w:cs="Times New Roman"/>
+          <w:vertAlign w:val="subscript"/>
+        </w:rPr>
+        <w:t>1</w:t>
+      </w:r>
+    </w:p>
+    <w:p>
+      <w:pPr>
+        <w:pStyle w:val="Compact"/>
+        <w:numPr>
+          <w:ilvl w:val="0"/>
+          <w:numId w:val="1024"/>
+        </w:numPr>
+      </w:pPr>
+      <w:r>
+        <w:rPr>
+          <w:rFonts w:ascii="Times New Roman" w:hAnsi="Times New Roman" w:eastAsia="Times New Roman" w:cs="Times New Roman"/>
+        </w:rPr>
+        <w:t>D. ΔH</w:t>
+      </w:r>
+      <w:r>
+        <w:rPr>
+          <w:rFonts w:ascii="Times New Roman" w:hAnsi="Times New Roman" w:eastAsia="Times New Roman" w:cs="Times New Roman"/>
+          <w:vertAlign w:val="subscript"/>
+        </w:rPr>
+        <w:t>1</w:t>
+      </w:r>
+      <w:r>
+        <w:rPr>
+          <w:rFonts w:ascii="Times New Roman" w:hAnsi="Times New Roman" w:eastAsia="Times New Roman" w:cs="Times New Roman"/>
+        </w:rPr>
+        <w:t xml:space="preserve"> − ΔH</w:t>
+      </w:r>
+      <w:r>
+        <w:rPr>
+          <w:rFonts w:ascii="Times New Roman" w:hAnsi="Times New Roman" w:eastAsia="Times New Roman" w:cs="Times New Roman"/>
+          <w:vertAlign w:val="subscript"/>
+        </w:rPr>
+        <w:t>2</w:t>
+      </w:r>
+      <w:r>
+        <w:rPr>
+          <w:rFonts w:ascii="Times New Roman" w:hAnsi="Times New Roman" w:eastAsia="Times New Roman" w:cs="Times New Roman"/>
+        </w:rPr>
+        <w:t xml:space="preserve"> &gt; ΔH</w:t>
+      </w:r>
+      <w:r>
+        <w:rPr>
+          <w:rFonts w:ascii="Times New Roman" w:hAnsi="Times New Roman" w:eastAsia="Times New Roman" w:cs="Times New Roman"/>
+          <w:vertAlign w:val="subscript"/>
+        </w:rPr>
+        <w:t>3</w:t>
+      </w:r>
+    </w:p>
+    <w:p>
+      <w:pPr>
         <w:pStyle w:val="FirstParagraph"/>
+        <w:ind w:firstLine="420"/>
       </w:pPr>
       <w:r>
         <w:rPr>
@@ -16385,6 +17145,7 @@
     <w:p>
       <w:pPr>
         <w:pStyle w:val="BodyText"/>
+        <w:ind w:firstLine="420"/>
       </w:pPr>
       <w:r>
         <w:rPr>
@@ -16401,6 +17162,16 @@
           <w:bCs/>
         </w:rPr>
         <w:t>：C</w:t>
+      </w:r>
+    </w:p>
+    <w:p>
+      <w:pPr>
+        <w:spacing w:before="160" w:after="80"/>
+      </w:pPr>
+      <w:r>
+        <w:pict>
+          <v:rect style="width:0;height:1.5pt" o:hralign="center" o:hrstd="t" o:hr="t"/>
+        </w:pict>
       </w:r>
     </w:p>
     <w:p>
@@ -16442,6 +17213,7 @@
     <w:p>
       <w:pPr>
         <w:pStyle w:val="BlockText"/>
+        <w:ind w:firstLine="420"/>
       </w:pPr>
       <w:r>
         <w:rPr>
@@ -16495,6 +17267,7 @@
     <w:p>
       <w:pPr>
         <w:pStyle w:val="FirstParagraph"/>
+        <w:ind w:firstLine="420"/>
       </w:pPr>
       <w:r>
         <w:rPr>
@@ -16629,8 +17402,9 @@
         <w:pStyle w:val="Compact"/>
         <w:numPr>
           <w:ilvl w:val="0"/>
-          <w:numId w:val="1013"/>
+          <w:numId w:val="1025"/>
         </w:numPr>
+        <w:ind w:firstLine="420"/>
       </w:pPr>
       <w:r>
         <w:rPr>
@@ -16687,8 +17461,9 @@
         <w:pStyle w:val="Compact"/>
         <w:numPr>
           <w:ilvl w:val="0"/>
-          <w:numId w:val="1013"/>
+          <w:numId w:val="1025"/>
         </w:numPr>
+        <w:ind w:firstLine="420"/>
       </w:pPr>
       <w:r>
         <w:rPr>
@@ -16744,8 +17519,9 @@
         <w:pStyle w:val="Compact"/>
         <w:numPr>
           <w:ilvl w:val="0"/>
-          <w:numId w:val="1013"/>
+          <w:numId w:val="1025"/>
         </w:numPr>
+        <w:ind w:firstLine="420"/>
       </w:pPr>
       <w:r>
         <w:rPr>
@@ -16810,8 +17586,9 @@
         <w:pStyle w:val="Compact"/>
         <w:numPr>
           <w:ilvl w:val="0"/>
-          <w:numId w:val="1013"/>
+          <w:numId w:val="1025"/>
         </w:numPr>
+        <w:ind w:firstLine="420"/>
       </w:pPr>
       <w:r>
         <w:rPr>
@@ -16829,6 +17606,7 @@
     <w:p>
       <w:pPr>
         <w:pStyle w:val="FirstParagraph"/>
+        <w:ind w:firstLine="420"/>
       </w:pPr>
       <w:r>
         <w:rPr>
@@ -16848,6 +17626,7 @@
     <w:p>
       <w:pPr>
         <w:pStyle w:val="BodyText"/>
+        <w:ind w:firstLine="420"/>
       </w:pPr>
       <w:r>
         <w:rPr>
@@ -16864,6 +17643,16 @@
           <w:bCs/>
         </w:rPr>
         <w:t>：D</w:t>
+      </w:r>
+    </w:p>
+    <w:p>
+      <w:pPr>
+        <w:spacing w:before="160" w:after="80"/>
+      </w:pPr>
+      <w:r>
+        <w:pict>
+          <v:rect style="width:0;height:1.5pt" o:hralign="center" o:hrstd="t" o:hr="t"/>
+        </w:pict>
       </w:r>
     </w:p>
     <w:p>
@@ -16905,6 +17694,7 @@
     <w:p>
       <w:pPr>
         <w:pStyle w:val="BlockText"/>
+        <w:ind w:firstLine="420"/>
       </w:pPr>
       <w:r>
         <w:rPr>
@@ -16958,6 +17748,7 @@
     <w:p>
       <w:pPr>
         <w:pStyle w:val="FirstParagraph"/>
+        <w:ind w:firstLine="420"/>
       </w:pPr>
       <w:r>
         <w:rPr>
@@ -17002,7 +17793,7 @@
         </w:rPr>
         <w:drawing>
           <wp:inline>
-            <wp:extent cx="3600000" cy="711747"/>
+            <wp:extent cx="3600000" cy="620095"/>
             <wp:effectExtent b="0" l="0" r="0" t="0"/>
             <wp:docPr descr="" title="" id="50" name="Picture"/>
             <a:graphic>
@@ -17023,7 +17814,7 @@
                   <pic:spPr bwMode="auto">
                     <a:xfrm>
                       <a:off x="0" y="0"/>
-                      <a:ext cx="3600000" cy="711747"/>
+                      <a:ext cx="3600000" cy="620095"/>
                     </a:xfrm>
                     <a:prstGeom prst="rect">
                       <a:avLst/>
@@ -17045,6 +17836,7 @@
     <w:p>
       <w:pPr>
         <w:pStyle w:val="FirstParagraph"/>
+        <w:ind w:firstLine="420"/>
       </w:pPr>
       <w:r>
         <w:rPr>
@@ -17064,6 +17856,7 @@
     <w:p>
       <w:pPr>
         <w:pStyle w:val="BodyText"/>
+        <w:ind w:firstLine="420"/>
       </w:pPr>
       <w:r>
         <w:rPr>
@@ -17080,6 +17873,16 @@
           <w:bCs/>
         </w:rPr>
         <w:t>：B</w:t>
+      </w:r>
+    </w:p>
+    <w:p>
+      <w:pPr>
+        <w:spacing w:before="160" w:after="80"/>
+      </w:pPr>
+      <w:r>
+        <w:pict>
+          <v:rect style="width:0;height:1.5pt" o:hralign="center" o:hrstd="t" o:hr="t"/>
+        </w:pict>
       </w:r>
     </w:p>
     <w:p>
@@ -17121,6 +17924,7 @@
     <w:p>
       <w:pPr>
         <w:pStyle w:val="BlockText"/>
+        <w:ind w:firstLine="420"/>
       </w:pPr>
       <w:r>
         <w:rPr>
@@ -17174,6 +17978,7 @@
     <w:p>
       <w:pPr>
         <w:pStyle w:val="FirstParagraph"/>
+        <w:ind w:firstLine="420"/>
       </w:pPr>
       <w:r>
         <w:rPr>
@@ -17289,19 +18094,65 @@
         <w:pStyle w:val="Compact"/>
         <w:numPr>
           <w:ilvl w:val="0"/>
-          <w:numId w:val="1014"/>
+          <w:numId w:val="1026"/>
         </w:numPr>
       </w:pPr>
       <w:r>
         <w:rPr>
           <w:rFonts w:ascii="Times New Roman" w:hAnsi="Times New Roman" w:eastAsia="Times New Roman" w:cs="Times New Roman"/>
         </w:rPr>
-        <w:t xml:space="preserve">A. +1.098 V　　B. +0.549 V　　C. −1.54 V　　D. −0.77 V</w:t>
+        <w:t xml:space="preserve">A. +1.098 V</w:t>
       </w:r>
     </w:p>
     <w:p>
       <w:pPr>
+        <w:pStyle w:val="Compact"/>
+        <w:numPr>
+          <w:ilvl w:val="0"/>
+          <w:numId w:val="1026"/>
+        </w:numPr>
+      </w:pPr>
+      <w:r>
+        <w:rPr>
+          <w:rFonts w:ascii="Times New Roman" w:hAnsi="Times New Roman" w:eastAsia="Times New Roman" w:cs="Times New Roman"/>
+        </w:rPr>
+        <w:t xml:space="preserve">B. +0.549 V</w:t>
+      </w:r>
+    </w:p>
+    <w:p>
+      <w:pPr>
+        <w:pStyle w:val="Compact"/>
+        <w:numPr>
+          <w:ilvl w:val="0"/>
+          <w:numId w:val="1026"/>
+        </w:numPr>
+      </w:pPr>
+      <w:r>
+        <w:rPr>
+          <w:rFonts w:ascii="Times New Roman" w:hAnsi="Times New Roman" w:eastAsia="Times New Roman" w:cs="Times New Roman"/>
+        </w:rPr>
+        <w:t xml:space="preserve">C. −1.54 V</w:t>
+      </w:r>
+    </w:p>
+    <w:p>
+      <w:pPr>
+        <w:pStyle w:val="Compact"/>
+        <w:numPr>
+          <w:ilvl w:val="0"/>
+          <w:numId w:val="1026"/>
+        </w:numPr>
+      </w:pPr>
+      <w:r>
+        <w:rPr>
+          <w:rFonts w:ascii="Times New Roman" w:hAnsi="Times New Roman" w:eastAsia="Times New Roman" w:cs="Times New Roman"/>
+        </w:rPr>
+        <w:t xml:space="preserve">D. −0.77 V</w:t>
+      </w:r>
+    </w:p>
+    <w:p>
+      <w:pPr>
         <w:pStyle w:val="FirstParagraph"/>
+        <w:ind w:firstLine="420"/>
       </w:pPr>
       <w:r>
         <w:rPr>
@@ -17321,6 +18172,7 @@
     <w:p>
       <w:pPr>
         <w:pStyle w:val="BodyText"/>
+        <w:ind w:firstLine="420"/>
       </w:pPr>
       <w:r>
         <w:rPr>
@@ -17337,6 +18189,16 @@
           <w:bCs/>
         </w:rPr>
         <w:t>：A</w:t>
+      </w:r>
+    </w:p>
+    <w:p>
+      <w:pPr>
+        <w:spacing w:before="160" w:after="80"/>
+      </w:pPr>
+      <w:r>
+        <w:pict>
+          <v:rect style="width:0;height:1.5pt" o:hralign="center" o:hrstd="t" o:hr="t"/>
+        </w:pict>
       </w:r>
     </w:p>
     <w:p>
@@ -17378,6 +18240,7 @@
     <w:p>
       <w:pPr>
         <w:pStyle w:val="BlockText"/>
+        <w:ind w:firstLine="420"/>
       </w:pPr>
       <w:r>
         <w:rPr>
@@ -17431,6 +18294,7 @@
     <w:p>
       <w:pPr>
         <w:pStyle w:val="FirstParagraph"/>
+        <w:ind w:firstLine="420"/>
       </w:pPr>
       <w:r>
         <w:rPr>
@@ -17632,8 +18496,9 @@
         <w:pStyle w:val="Compact"/>
         <w:numPr>
           <w:ilvl w:val="0"/>
-          <w:numId w:val="1015"/>
+          <w:numId w:val="1027"/>
         </w:numPr>
+        <w:ind w:firstLine="420"/>
       </w:pPr>
       <w:r>
         <w:rPr>
@@ -17749,8 +18614,9 @@
         <w:pStyle w:val="Compact"/>
         <w:numPr>
           <w:ilvl w:val="0"/>
-          <w:numId w:val="1015"/>
+          <w:numId w:val="1027"/>
         </w:numPr>
+        <w:ind w:firstLine="420"/>
       </w:pPr>
       <w:r>
         <w:rPr>
@@ -17852,8 +18718,9 @@
         <w:pStyle w:val="Compact"/>
         <w:numPr>
           <w:ilvl w:val="0"/>
-          <w:numId w:val="1015"/>
+          <w:numId w:val="1027"/>
         </w:numPr>
+        <w:ind w:firstLine="420"/>
       </w:pPr>
       <w:r>
         <w:rPr>
@@ -17955,8 +18822,9 @@
         <w:pStyle w:val="Compact"/>
         <w:numPr>
           <w:ilvl w:val="0"/>
-          <w:numId w:val="1015"/>
+          <w:numId w:val="1027"/>
         </w:numPr>
+        <w:ind w:firstLine="420"/>
       </w:pPr>
       <w:r>
         <w:rPr>
@@ -18056,6 +18924,7 @@
     <w:p>
       <w:pPr>
         <w:pStyle w:val="FirstParagraph"/>
+        <w:ind w:firstLine="420"/>
       </w:pPr>
       <w:r>
         <w:rPr>
@@ -18075,6 +18944,7 @@
     <w:p>
       <w:pPr>
         <w:pStyle w:val="BodyText"/>
+        <w:ind w:firstLine="420"/>
       </w:pPr>
       <w:r>
         <w:rPr>
@@ -18091,6 +18961,16 @@
           <w:bCs/>
         </w:rPr>
         <w:t>：ABD</w:t>
+      </w:r>
+    </w:p>
+    <w:p>
+      <w:pPr>
+        <w:spacing w:before="160" w:after="80"/>
+      </w:pPr>
+      <w:r>
+        <w:pict>
+          <v:rect style="width:0;height:1.5pt" o:hralign="center" o:hrstd="t" o:hr="t"/>
+        </w:pict>
       </w:r>
     </w:p>
     <w:p>
@@ -18132,6 +19012,7 @@
     <w:p>
       <w:pPr>
         <w:pStyle w:val="BlockText"/>
+        <w:ind w:firstLine="420"/>
       </w:pPr>
       <w:r>
         <w:rPr>
@@ -18155,6 +19036,7 @@
     <w:p>
       <w:pPr>
         <w:pStyle w:val="FirstParagraph"/>
+        <w:ind w:firstLine="420"/>
       </w:pPr>
       <w:r>
         <w:rPr>
@@ -18255,6 +19137,7 @@
     <w:p>
       <w:pPr>
         <w:pStyle w:val="BodyText"/>
+        <w:ind w:firstLine="420"/>
       </w:pPr>
       <w:r>
         <w:rPr>
@@ -18481,6 +19364,7 @@
     <w:p>
       <w:pPr>
         <w:pStyle w:val="FirstParagraph"/>
+        <w:ind w:firstLine="420"/>
       </w:pPr>
       <w:r>
         <w:rPr>
@@ -18587,6 +19471,16 @@
         </w:pict>
       </w:r>
     </w:p>
+    <w:p>
+      <w:pPr>
+        <w:spacing w:before="160" w:after="80"/>
+      </w:pPr>
+      <w:r>
+        <w:pict>
+          <v:rect style="width:0;height:1.5pt" o:hralign="center" o:hrstd="t" o:hr="t"/>
+        </w:pict>
+      </w:r>
+    </w:p>
     <w:bookmarkEnd w:id="58"/>
     <w:bookmarkStart w:id="81" w:name="第23题"/>
     <w:p>
@@ -18616,6 +19510,7 @@
     <w:p>
       <w:pPr>
         <w:pStyle w:val="BlockText"/>
+        <w:ind w:firstLine="420"/>
       </w:pPr>
       <w:r>
         <w:rPr>
@@ -18639,6 +19534,7 @@
     <w:p>
       <w:pPr>
         <w:pStyle w:val="FirstParagraph"/>
+        <w:ind w:firstLine="420"/>
       </w:pPr>
       <w:r>
         <w:rPr>
@@ -18776,6 +19672,7 @@
     <w:p>
       <w:pPr>
         <w:pStyle w:val="BodyText"/>
+        <w:ind w:firstLine="420"/>
       </w:pPr>
       <w:r>
         <w:rPr>
@@ -19295,6 +20192,7 @@
     <w:p>
       <w:pPr>
         <w:pStyle w:val="BodyText"/>
+        <w:ind w:firstLine="420"/>
       </w:pPr>
       <w:r>
         <w:rPr>
@@ -19526,6 +20424,7 @@
     <w:p>
       <w:pPr>
         <w:pStyle w:val="BodyText"/>
+        <w:ind w:firstLine="420"/>
       </w:pPr>
       <w:r>
         <w:rPr>
@@ -19595,6 +20494,7 @@
     <w:p>
       <w:pPr>
         <w:pStyle w:val="BodyText"/>
+        <w:ind w:firstLine="420"/>
       </w:pPr>
       <w:r>
         <w:rPr>
@@ -19612,6 +20512,7 @@
     <w:p>
       <w:pPr>
         <w:pStyle w:val="BodyText"/>
+        <w:ind w:firstLine="420"/>
       </w:pPr>
       <w:r>
         <w:rPr>
@@ -19634,14 +20535,12 @@
     </w:p>
     <w:p>
       <w:pPr>
-        <w:pStyle w:val="BodyText"/>
-      </w:pPr>
-      <w:r>
-        <w:rPr>
-          <w:rFonts w:ascii="Times New Roman" w:hAnsi="Times New Roman" w:eastAsia="Times New Roman" w:cs="Times New Roman"/>
-        </w:rPr>
-        <w:t xml:space="preserve">8-1 </w:t>
-      </w:r>
+        <w:numPr>
+          <w:ilvl w:val="0"/>
+          <w:numId w:val="1028"/>
+        </w:numPr>
+        <w:ind w:firstLine="420"/>
+      </w:pPr>
       <w:r>
         <w:rPr>
           <w:rFonts w:hint="eastAsia" w:ascii="Times New Roman" w:hAnsi="Times New Roman" w:eastAsia="FangSong" w:cs="Times New Roman"/>
@@ -19669,14 +20568,12 @@
     </w:p>
     <w:p>
       <w:pPr>
-        <w:pStyle w:val="BodyText"/>
-      </w:pPr>
-      <w:r>
-        <w:rPr>
-          <w:rFonts w:ascii="Times New Roman" w:hAnsi="Times New Roman" w:eastAsia="Times New Roman" w:cs="Times New Roman"/>
-        </w:rPr>
-        <w:t xml:space="preserve">8-2 </w:t>
-      </w:r>
+        <w:numPr>
+          <w:ilvl w:val="0"/>
+          <w:numId w:val="1028"/>
+        </w:numPr>
+        <w:ind w:firstLine="420"/>
+      </w:pPr>
       <w:r>
         <w:rPr>
           <w:rFonts w:hint="eastAsia" w:ascii="Times New Roman" w:hAnsi="Times New Roman" w:eastAsia="FangSong" w:cs="Times New Roman"/>
@@ -19716,13 +20613,17 @@
     </w:p>
     <w:p>
       <w:pPr>
-        <w:pStyle w:val="BodyText"/>
-      </w:pPr>
-      <w:r>
-        <w:rPr>
-          <w:rFonts w:ascii="Times New Roman" w:hAnsi="Times New Roman" w:eastAsia="Times New Roman" w:cs="Times New Roman"/>
-        </w:rPr>
-        <w:t xml:space="preserve">8-3 C </w:t>
+        <w:numPr>
+          <w:ilvl w:val="0"/>
+          <w:numId w:val="1028"/>
+        </w:numPr>
+        <w:ind w:firstLine="420"/>
+      </w:pPr>
+      <w:r>
+        <w:rPr>
+          <w:rFonts w:ascii="Times New Roman" w:hAnsi="Times New Roman" w:eastAsia="Times New Roman" w:cs="Times New Roman"/>
+        </w:rPr>
+        <w:t xml:space="preserve">C </w:t>
       </w:r>
       <w:r>
         <w:rPr>
@@ -19751,7 +20652,8 @@
     </w:p>
     <w:p>
       <w:pPr>
-        <w:pStyle w:val="BodyText"/>
+        <w:pStyle w:val="FirstParagraph"/>
+        <w:ind w:firstLine="420"/>
       </w:pPr>
       <w:r>
         <w:rPr>
@@ -19770,20 +20672,13 @@
     </w:p>
     <w:p>
       <w:pPr>
-        <w:pStyle w:val="BodyText"/>
-      </w:pPr>
-      <w:r>
-        <w:rPr>
-          <w:rFonts w:ascii="Times New Roman" w:hAnsi="Times New Roman" w:eastAsia="Times New Roman" w:cs="Times New Roman"/>
-        </w:rPr>
-        <w:t xml:space="preserve">8-1</w:t>
-      </w:r>
-      <w:r>
-        <w:rPr>
-          <w:rFonts w:ascii="Times New Roman" w:hAnsi="Times New Roman" w:eastAsia="Times New Roman" w:cs="Times New Roman"/>
-        </w:rPr>
-        <w:t xml:space="preserve"> </w:t>
-      </w:r>
+        <w:pStyle w:val="Compact"/>
+        <w:numPr>
+          <w:ilvl w:val="0"/>
+          <w:numId w:val="1029"/>
+        </w:numPr>
+        <w:ind w:firstLine="420"/>
+      </w:pPr>
       <m:oMath>
         <m:oMathPr>
           <m:ctrlPr>
@@ -20007,7 +20902,7 @@
     </w:p>
     <w:p>
       <w:pPr>
-        <w:pStyle w:val="BodyText"/>
+        <w:pStyle w:val="FirstParagraph"/>
         <w:spacing w:before="160" w:after="80"/>
         <w:jc w:val="center"/>
       </w:pPr>
@@ -20059,14 +20954,13 @@
     </w:p>
     <w:p>
       <w:pPr>
-        <w:pStyle w:val="BodyText"/>
-      </w:pPr>
-      <w:r>
-        <w:rPr>
-          <w:rFonts w:ascii="Times New Roman" w:hAnsi="Times New Roman" w:eastAsia="Times New Roman" w:cs="Times New Roman"/>
-        </w:rPr>
-        <w:t xml:space="preserve">8-2 </w:t>
-      </w:r>
+        <w:pStyle w:val="Compact"/>
+        <w:numPr>
+          <w:ilvl w:val="0"/>
+          <w:numId w:val="1030"/>
+        </w:numPr>
+        <w:ind w:firstLine="420"/>
+      </w:pPr>
       <w:r>
         <w:rPr>
           <w:rFonts w:hint="eastAsia" w:ascii="Times New Roman" w:hAnsi="Times New Roman" w:eastAsia="Times New Roman" w:cs="Times New Roman"/>
@@ -20217,7 +21111,7 @@
     </w:p>
     <w:p>
       <w:pPr>
-        <w:pStyle w:val="BodyText"/>
+        <w:pStyle w:val="FirstParagraph"/>
         <w:spacing w:before="160" w:after="80"/>
         <w:jc w:val="center"/>
       </w:pPr>
@@ -20270,6 +21164,7 @@
     <w:p>
       <w:pPr>
         <w:pStyle w:val="BodyText"/>
+        <w:ind w:firstLine="420"/>
       </w:pPr>
       <w:r>
         <w:rPr>
@@ -20397,20 +21292,12 @@
     </w:p>
     <w:p>
       <w:pPr>
-        <w:pStyle w:val="BodyText"/>
-      </w:pPr>
-      <w:r>
-        <w:rPr>
-          <w:rFonts w:ascii="Times New Roman" w:hAnsi="Times New Roman" w:eastAsia="Times New Roman" w:cs="Times New Roman"/>
-        </w:rPr>
-        <w:t xml:space="preserve">8-3</w:t>
-      </w:r>
-      <w:r>
-        <w:rPr>
-          <w:rFonts w:ascii="Times New Roman" w:hAnsi="Times New Roman" w:eastAsia="Times New Roman" w:cs="Times New Roman"/>
-        </w:rPr>
-        <w:t xml:space="preserve"> </w:t>
-      </w:r>
+        <w:numPr>
+          <w:ilvl w:val="0"/>
+          <w:numId w:val="1031"/>
+        </w:numPr>
+        <w:ind w:firstLine="420"/>
+      </w:pPr>
       <m:oMath>
         <m:sSup>
           <m:e>
@@ -20491,13 +21378,17 @@
     </w:p>
     <w:p>
       <w:pPr>
-        <w:pStyle w:val="BodyText"/>
-      </w:pPr>
-      <w:r>
-        <w:rPr>
-          <w:rFonts w:ascii="Times New Roman" w:hAnsi="Times New Roman" w:eastAsia="Times New Roman" w:cs="Times New Roman"/>
-        </w:rPr>
-        <w:t xml:space="preserve">8-1 A </w:t>
+        <w:numPr>
+          <w:ilvl w:val="0"/>
+          <w:numId w:val="1031"/>
+        </w:numPr>
+        <w:ind w:firstLine="420"/>
+      </w:pPr>
+      <w:r>
+        <w:rPr>
+          <w:rFonts w:ascii="Times New Roman" w:hAnsi="Times New Roman" w:eastAsia="Times New Roman" w:cs="Times New Roman"/>
+        </w:rPr>
+        <w:t xml:space="preserve">A </w:t>
       </w:r>
       <w:r>
         <w:rPr>
@@ -20877,7 +21768,7 @@
     </w:p>
     <w:p>
       <w:pPr>
-        <w:pStyle w:val="BodyText"/>
+        <w:pStyle w:val="FirstParagraph"/>
         <w:spacing w:before="160" w:after="80"/>
         <w:jc w:val="center"/>
       </w:pPr>
@@ -20930,6 +21821,7 @@
     <w:p>
       <w:pPr>
         <w:pStyle w:val="BodyText"/>
+        <w:ind w:firstLine="420"/>
       </w:pPr>
       <w:r>
         <w:rPr>
@@ -21173,13 +22065,18 @@
     </w:p>
     <w:p>
       <w:pPr>
-        <w:pStyle w:val="BodyText"/>
-      </w:pPr>
-      <w:r>
-        <w:rPr>
-          <w:rFonts w:ascii="Times New Roman" w:hAnsi="Times New Roman" w:eastAsia="Times New Roman" w:cs="Times New Roman"/>
-        </w:rPr>
-        <w:t xml:space="preserve">8-2 B </w:t>
+        <w:pStyle w:val="Compact"/>
+        <w:numPr>
+          <w:ilvl w:val="0"/>
+          <w:numId w:val="1032"/>
+        </w:numPr>
+        <w:ind w:firstLine="420"/>
+      </w:pPr>
+      <w:r>
+        <w:rPr>
+          <w:rFonts w:ascii="Times New Roman" w:hAnsi="Times New Roman" w:eastAsia="Times New Roman" w:cs="Times New Roman"/>
+        </w:rPr>
+        <w:t xml:space="preserve">B </w:t>
       </w:r>
       <w:r>
         <w:rPr>
@@ -21366,7 +22263,8 @@
     </w:p>
     <w:p>
       <w:pPr>
-        <w:pStyle w:val="BodyText"/>
+        <w:pStyle w:val="FirstParagraph"/>
+        <w:ind w:firstLine="420"/>
       </w:pPr>
       <w:r>
         <w:rPr>
@@ -21508,6 +22406,7 @@
     <w:p>
       <w:pPr>
         <w:pStyle w:val="BodyText"/>
+        <w:ind w:firstLine="420"/>
       </w:pPr>
       <w:r>
         <w:rPr>
@@ -21635,20 +22534,13 @@
     </w:p>
     <w:p>
       <w:pPr>
-        <w:pStyle w:val="BodyText"/>
-      </w:pPr>
-      <w:r>
-        <w:rPr>
-          <w:rFonts w:ascii="Times New Roman" w:hAnsi="Times New Roman" w:eastAsia="Times New Roman" w:cs="Times New Roman"/>
-        </w:rPr>
-        <w:t xml:space="preserve">8-3</w:t>
-      </w:r>
-      <w:r>
-        <w:rPr>
-          <w:rFonts w:ascii="Times New Roman" w:hAnsi="Times New Roman" w:eastAsia="Times New Roman" w:cs="Times New Roman"/>
-        </w:rPr>
-        <w:t xml:space="preserve"> </w:t>
-      </w:r>
+        <w:pStyle w:val="Compact"/>
+        <w:numPr>
+          <w:ilvl w:val="0"/>
+          <w:numId w:val="1033"/>
+        </w:numPr>
+        <w:ind w:firstLine="420"/>
+      </w:pPr>
       <m:oMath>
         <m:sSup>
           <m:e>
@@ -21737,6 +22629,16 @@
         </w:pict>
       </w:r>
     </w:p>
+    <w:p>
+      <w:pPr>
+        <w:spacing w:before="160" w:after="80"/>
+      </w:pPr>
+      <w:r>
+        <w:pict>
+          <v:rect style="width:0;height:1.5pt" o:hralign="center" o:hrstd="t" o:hr="t"/>
+        </w:pict>
+      </w:r>
+    </w:p>
     <w:bookmarkEnd w:id="81"/>
     <w:bookmarkStart w:id="85" w:name="第24题"/>
     <w:p>
@@ -21766,6 +22668,7 @@
     <w:p>
       <w:pPr>
         <w:pStyle w:val="BlockText"/>
+        <w:ind w:firstLine="420"/>
       </w:pPr>
       <w:r>
         <w:rPr>
@@ -21789,6 +22692,7 @@
     <w:p>
       <w:pPr>
         <w:pStyle w:val="FirstParagraph"/>
+        <w:ind w:firstLine="420"/>
       </w:pPr>
       <w:r>
         <w:rPr>
@@ -21854,6 +22758,7 @@
     <w:p>
       <w:pPr>
         <w:pStyle w:val="BodyText"/>
+        <w:ind w:firstLine="420"/>
       </w:pPr>
       <w:r>
         <w:rPr>
@@ -22014,6 +22919,7 @@
     <w:p>
       <w:pPr>
         <w:pStyle w:val="BodyText"/>
+        <w:ind w:firstLine="420"/>
       </w:pPr>
       <w:r>
         <w:rPr>
@@ -22330,6 +23236,7 @@
     <w:p>
       <w:pPr>
         <w:pStyle w:val="BodyText"/>
+        <w:ind w:firstLine="420"/>
       </w:pPr>
       <w:r>
         <w:rPr>
@@ -22347,6 +23254,7 @@
     <w:p>
       <w:pPr>
         <w:pStyle w:val="BodyText"/>
+        <w:ind w:firstLine="420"/>
       </w:pPr>
       <w:r>
         <w:rPr>
@@ -22363,14 +23271,12 @@
     </w:p>
     <w:p>
       <w:pPr>
-        <w:pStyle w:val="BodyText"/>
-      </w:pPr>
-      <w:r>
-        <w:rPr>
-          <w:rFonts w:ascii="Times New Roman" w:hAnsi="Times New Roman" w:eastAsia="Times New Roman" w:cs="Times New Roman"/>
-        </w:rPr>
-        <w:t xml:space="preserve">4-1 </w:t>
-      </w:r>
+        <w:numPr>
+          <w:ilvl w:val="0"/>
+          <w:numId w:val="1034"/>
+        </w:numPr>
+        <w:ind w:firstLine="420"/>
+      </w:pPr>
       <w:r>
         <w:rPr>
           <w:rFonts w:hint="eastAsia" w:ascii="Times New Roman" w:hAnsi="Times New Roman" w:eastAsia="FangSong" w:cs="Times New Roman"/>
@@ -22398,14 +23304,12 @@
     </w:p>
     <w:p>
       <w:pPr>
-        <w:pStyle w:val="BodyText"/>
-      </w:pPr>
-      <w:r>
-        <w:rPr>
-          <w:rFonts w:ascii="Times New Roman" w:hAnsi="Times New Roman" w:eastAsia="Times New Roman" w:cs="Times New Roman"/>
-        </w:rPr>
-        <w:t xml:space="preserve">4-2 </w:t>
-      </w:r>
+        <w:numPr>
+          <w:ilvl w:val="0"/>
+          <w:numId w:val="1034"/>
+        </w:numPr>
+        <w:ind w:firstLine="420"/>
+      </w:pPr>
       <w:r>
         <w:rPr>
           <w:rFonts w:hint="eastAsia" w:ascii="Times New Roman" w:hAnsi="Times New Roman" w:eastAsia="FangSong" w:cs="Times New Roman"/>
@@ -22530,14 +23434,12 @@
     </w:p>
     <w:p>
       <w:pPr>
-        <w:pStyle w:val="BodyText"/>
-      </w:pPr>
-      <w:r>
-        <w:rPr>
-          <w:rFonts w:ascii="Times New Roman" w:hAnsi="Times New Roman" w:eastAsia="Times New Roman" w:cs="Times New Roman"/>
-        </w:rPr>
-        <w:t xml:space="preserve">4-3 </w:t>
-      </w:r>
+        <w:numPr>
+          <w:ilvl w:val="0"/>
+          <w:numId w:val="1034"/>
+        </w:numPr>
+        <w:ind w:firstLine="420"/>
+      </w:pPr>
       <w:r>
         <w:rPr>
           <w:rFonts w:hint="eastAsia" w:ascii="Times New Roman" w:hAnsi="Times New Roman" w:eastAsia="FangSong" w:cs="Times New Roman"/>
@@ -22589,14 +23491,12 @@
     </w:p>
     <w:p>
       <w:pPr>
-        <w:pStyle w:val="BodyText"/>
-      </w:pPr>
-      <w:r>
-        <w:rPr>
-          <w:rFonts w:ascii="Times New Roman" w:hAnsi="Times New Roman" w:eastAsia="Times New Roman" w:cs="Times New Roman"/>
-        </w:rPr>
-        <w:t xml:space="preserve">4-4 </w:t>
-      </w:r>
+        <w:numPr>
+          <w:ilvl w:val="0"/>
+          <w:numId w:val="1034"/>
+        </w:numPr>
+        <w:ind w:firstLine="420"/>
+      </w:pPr>
       <w:r>
         <w:rPr>
           <w:rFonts w:hint="eastAsia" w:ascii="Times New Roman" w:hAnsi="Times New Roman" w:eastAsia="FangSong" w:cs="Times New Roman"/>
@@ -22769,7 +23669,8 @@
     </w:p>
     <w:p>
       <w:pPr>
-        <w:pStyle w:val="BodyText"/>
+        <w:pStyle w:val="FirstParagraph"/>
+        <w:ind w:firstLine="420"/>
       </w:pPr>
       <w:r>
         <w:rPr>
@@ -22788,14 +23689,12 @@
     </w:p>
     <w:p>
       <w:pPr>
-        <w:pStyle w:val="BodyText"/>
-      </w:pPr>
-      <w:r>
-        <w:rPr>
-          <w:rFonts w:ascii="Times New Roman" w:hAnsi="Times New Roman" w:eastAsia="Times New Roman" w:cs="Times New Roman"/>
-        </w:rPr>
-        <w:t xml:space="preserve">4-1 </w:t>
-      </w:r>
+        <w:numPr>
+          <w:ilvl w:val="0"/>
+          <w:numId w:val="1035"/>
+        </w:numPr>
+        <w:ind w:firstLine="420"/>
+      </w:pPr>
       <w:r>
         <w:rPr>
           <w:rFonts w:hint="eastAsia" w:ascii="Times New Roman" w:hAnsi="Times New Roman" w:eastAsia="FangSong" w:cs="Times New Roman"/>
@@ -23121,14 +24020,12 @@
     </w:p>
     <w:p>
       <w:pPr>
-        <w:pStyle w:val="BodyText"/>
-      </w:pPr>
-      <w:r>
-        <w:rPr>
-          <w:rFonts w:ascii="Times New Roman" w:hAnsi="Times New Roman" w:eastAsia="Times New Roman" w:cs="Times New Roman"/>
-        </w:rPr>
-        <w:t xml:space="preserve">4-2 </w:t>
-      </w:r>
+        <w:numPr>
+          <w:ilvl w:val="0"/>
+          <w:numId w:val="1035"/>
+        </w:numPr>
+        <w:ind w:firstLine="420"/>
+      </w:pPr>
       <w:r>
         <w:rPr>
           <w:rFonts w:hint="eastAsia" w:ascii="Times New Roman" w:hAnsi="Times New Roman" w:eastAsia="Times New Roman" w:cs="Times New Roman"/>
@@ -23546,14 +24443,12 @@
     </w:p>
     <w:p>
       <w:pPr>
-        <w:pStyle w:val="BodyText"/>
-      </w:pPr>
-      <w:r>
-        <w:rPr>
-          <w:rFonts w:ascii="Times New Roman" w:hAnsi="Times New Roman" w:eastAsia="Times New Roman" w:cs="Times New Roman"/>
-        </w:rPr>
-        <w:t xml:space="preserve">4-3 </w:t>
-      </w:r>
+        <w:numPr>
+          <w:ilvl w:val="0"/>
+          <w:numId w:val="1035"/>
+        </w:numPr>
+        <w:ind w:firstLine="420"/>
+      </w:pPr>
       <w:r>
         <w:rPr>
           <w:rFonts w:hint="eastAsia" w:ascii="Times New Roman" w:hAnsi="Times New Roman" w:eastAsia="Times New Roman" w:cs="Times New Roman"/>
@@ -23855,14 +24750,12 @@
     </w:p>
     <w:p>
       <w:pPr>
-        <w:pStyle w:val="BodyText"/>
-      </w:pPr>
-      <w:r>
-        <w:rPr>
-          <w:rFonts w:ascii="Times New Roman" w:hAnsi="Times New Roman" w:eastAsia="Times New Roman" w:cs="Times New Roman"/>
-        </w:rPr>
-        <w:t xml:space="preserve">4-4 </w:t>
-      </w:r>
+        <w:numPr>
+          <w:ilvl w:val="0"/>
+          <w:numId w:val="1035"/>
+        </w:numPr>
+        <w:ind w:firstLine="420"/>
+      </w:pPr>
       <w:r>
         <w:rPr>
           <w:rFonts w:hint="eastAsia" w:ascii="Times New Roman" w:hAnsi="Times New Roman" w:eastAsia="FangSong" w:cs="Times New Roman"/>
@@ -24610,7 +25503,8 @@
     </w:p>
     <w:p>
       <w:pPr>
-        <w:pStyle w:val="BodyText"/>
+        <w:pStyle w:val="FirstParagraph"/>
+        <w:ind w:firstLine="420"/>
       </w:pPr>
       <w:r>
         <w:rPr>
@@ -24633,20 +25527,11 @@
     </w:p>
     <w:p>
       <w:pPr>
-        <w:pStyle w:val="BodyText"/>
-      </w:pPr>
-      <w:r>
-        <w:rPr>
-          <w:rFonts w:ascii="Times New Roman" w:hAnsi="Times New Roman" w:eastAsia="Times New Roman" w:cs="Times New Roman"/>
-        </w:rPr>
-        <w:t xml:space="preserve">4-1</w:t>
-      </w:r>
-      <w:r>
-        <w:rPr>
-          <w:rFonts w:ascii="Times New Roman" w:hAnsi="Times New Roman" w:eastAsia="Times New Roman" w:cs="Times New Roman"/>
-        </w:rPr>
-        <w:t xml:space="preserve"> </w:t>
-      </w:r>
+        <w:numPr>
+          <w:ilvl w:val="0"/>
+          <w:numId w:val="1036"/>
+        </w:numPr>
+      </w:pPr>
       <m:oMath>
         <m:oMathPr>
           <m:ctrlPr>
@@ -24804,23 +25689,20 @@
           </m:sub>
         </m:sSub>
       </m:oMath>
+      <w:r>
+        <w:rPr>
+          <w:rFonts w:ascii="Times New Roman" w:hAnsi="Times New Roman" w:eastAsia="Times New Roman" w:cs="Times New Roman"/>
+        </w:rPr>
+        <w:t xml:space="preserve">​</w:t>
+      </w:r>
     </w:p>
     <w:p>
       <w:pPr>
-        <w:pStyle w:val="BodyText"/>
-      </w:pPr>
-      <w:r>
-        <w:rPr>
-          <w:rFonts w:ascii="Times New Roman" w:hAnsi="Times New Roman" w:eastAsia="Times New Roman" w:cs="Times New Roman"/>
-        </w:rPr>
-        <w:t xml:space="preserve">4-2</w:t>
-      </w:r>
-      <w:r>
-        <w:rPr>
-          <w:rFonts w:ascii="Times New Roman" w:hAnsi="Times New Roman" w:eastAsia="Times New Roman" w:cs="Times New Roman"/>
-        </w:rPr>
-        <w:t xml:space="preserve"> </w:t>
-      </w:r>
+        <w:numPr>
+          <w:ilvl w:val="0"/>
+          <w:numId w:val="1036"/>
+        </w:numPr>
+      </w:pPr>
       <m:oMath>
         <m:oMathPr>
           <m:ctrlPr>
@@ -24957,20 +25839,11 @@
     </w:p>
     <w:p>
       <w:pPr>
-        <w:pStyle w:val="BodyText"/>
-      </w:pPr>
-      <w:r>
-        <w:rPr>
-          <w:rFonts w:ascii="Times New Roman" w:hAnsi="Times New Roman" w:eastAsia="Times New Roman" w:cs="Times New Roman"/>
-        </w:rPr>
-        <w:t xml:space="preserve">4-3</w:t>
-      </w:r>
-      <w:r>
-        <w:rPr>
-          <w:rFonts w:ascii="Times New Roman" w:hAnsi="Times New Roman" w:eastAsia="Times New Roman" w:cs="Times New Roman"/>
-        </w:rPr>
-        <w:t xml:space="preserve"> </w:t>
-      </w:r>
+        <w:numPr>
+          <w:ilvl w:val="0"/>
+          <w:numId w:val="1036"/>
+        </w:numPr>
+      </w:pPr>
       <m:oMath>
         <m:oMathPr>
           <m:ctrlPr>
@@ -25161,16 +26034,35 @@
           </m:sup>
         </m:sSup>
       </m:oMath>
+      <w:r>
+        <w:rPr>
+          <w:rFonts w:ascii="Times New Roman" w:hAnsi="Times New Roman" w:eastAsia="Times New Roman" w:cs="Times New Roman"/>
+        </w:rPr>
+        <w:t xml:space="preserve">​</w:t>
+      </w:r>
     </w:p>
     <w:p>
       <w:pPr>
-        <w:pStyle w:val="BodyText"/>
-      </w:pPr>
-      <w:r>
-        <w:rPr>
-          <w:rFonts w:ascii="Times New Roman" w:hAnsi="Times New Roman" w:eastAsia="Times New Roman" w:cs="Times New Roman"/>
-        </w:rPr>
-        <w:t xml:space="preserve">4-4 1.61</w:t>
+        <w:numPr>
+          <w:ilvl w:val="0"/>
+          <w:numId w:val="1036"/>
+        </w:numPr>
+      </w:pPr>
+      <w:r>
+        <w:rPr>
+          <w:rFonts w:ascii="Times New Roman" w:hAnsi="Times New Roman" w:eastAsia="Times New Roman" w:cs="Times New Roman"/>
+        </w:rPr>
+        <w:t xml:space="preserve">1.61</w:t>
+      </w:r>
+    </w:p>
+    <w:p>
+      <w:pPr>
+        <w:spacing w:before="160" w:after="80"/>
+      </w:pPr>
+      <w:r>
+        <w:pict>
+          <v:rect style="width:0;height:1.5pt" o:hralign="center" o:hrstd="t" o:hr="t"/>
+        </w:pict>
       </w:r>
     </w:p>
     <w:p>
@@ -25212,6 +26104,7 @@
     <w:p>
       <w:pPr>
         <w:pStyle w:val="BlockText"/>
+        <w:ind w:firstLine="420"/>
       </w:pPr>
       <w:r>
         <w:rPr>
@@ -25235,6 +26128,7 @@
     <w:p>
       <w:pPr>
         <w:pStyle w:val="FirstParagraph"/>
+        <w:ind w:firstLine="420"/>
       </w:pPr>
       <w:r>
         <w:rPr>
@@ -26076,6 +26970,7 @@
     <w:p>
       <w:pPr>
         <w:pStyle w:val="BodyText"/>
+        <w:ind w:firstLine="420"/>
       </w:pPr>
       <w:r>
         <w:rPr>
@@ -27337,6 +28232,16 @@
         </w:pict>
       </w:r>
     </w:p>
+    <w:p>
+      <w:pPr>
+        <w:spacing w:before="160" w:after="80"/>
+      </w:pPr>
+      <w:r>
+        <w:pict>
+          <v:rect style="width:0;height:1.5pt" o:hralign="center" o:hrstd="t" o:hr="t"/>
+        </w:pict>
+      </w:r>
+    </w:p>
     <w:bookmarkEnd w:id="86"/>
     <w:bookmarkStart w:id="87" w:name="第26题"/>
     <w:p>
@@ -27366,6 +28271,7 @@
     <w:p>
       <w:pPr>
         <w:pStyle w:val="BlockText"/>
+        <w:ind w:firstLine="420"/>
       </w:pPr>
       <w:r>
         <w:rPr>
@@ -27389,6 +28295,7 @@
     <w:p>
       <w:pPr>
         <w:pStyle w:val="FirstParagraph"/>
+        <w:ind w:firstLine="420"/>
       </w:pPr>
       <m:oMath>
         <m:oMathPr>
@@ -27968,20 +28875,12 @@
     </w:p>
     <w:p>
       <w:pPr>
-        <w:pStyle w:val="BodyText"/>
-      </w:pPr>
-      <w:r>
-        <w:rPr>
-          <w:rFonts w:ascii="Times New Roman" w:hAnsi="Times New Roman" w:eastAsia="Times New Roman" w:cs="Times New Roman"/>
-        </w:rPr>
-        <w:t xml:space="preserve">7-1</w:t>
-      </w:r>
-      <w:r>
-        <w:rPr>
-          <w:rFonts w:ascii="Times New Roman" w:hAnsi="Times New Roman" w:eastAsia="Times New Roman" w:cs="Times New Roman"/>
-        </w:rPr>
-        <w:t xml:space="preserve"> </w:t>
-      </w:r>
+        <w:numPr>
+          <w:ilvl w:val="0"/>
+          <w:numId w:val="1037"/>
+        </w:numPr>
+        <w:ind w:firstLine="420"/>
+      </w:pPr>
       <m:oMath>
         <m:sSup>
           <m:e>
@@ -28134,14 +29033,12 @@
     </w:p>
     <w:p>
       <w:pPr>
-        <w:pStyle w:val="BodyText"/>
-      </w:pPr>
-      <w:r>
-        <w:rPr>
-          <w:rFonts w:ascii="Times New Roman" w:hAnsi="Times New Roman" w:eastAsia="Times New Roman" w:cs="Times New Roman"/>
-        </w:rPr>
-        <w:t xml:space="preserve">7-2 </w:t>
-      </w:r>
+        <w:numPr>
+          <w:ilvl w:val="0"/>
+          <w:numId w:val="1037"/>
+        </w:numPr>
+        <w:ind w:firstLine="420"/>
+      </w:pPr>
       <w:r>
         <w:rPr>
           <w:rFonts w:hint="eastAsia" w:ascii="Times New Roman" w:hAnsi="Times New Roman" w:eastAsia="Times New Roman" w:cs="Times New Roman"/>
@@ -28209,18 +29106,15 @@
         </w:rPr>
         <w:t xml:space="preserve">。</w:t>
       </w:r>
-      <w:r>
-        <w:rPr>
-          <w:rFonts w:ascii="Times New Roman" w:hAnsi="Times New Roman" w:eastAsia="Times New Roman" w:cs="Times New Roman"/>
-        </w:rPr>
-        <w:t xml:space="preserve"> </w:t>
-      </w:r>
-      <w:r>
-        <w:rPr>
-          <w:rFonts w:ascii="Times New Roman" w:hAnsi="Times New Roman" w:eastAsia="Times New Roman" w:cs="Times New Roman"/>
-        </w:rPr>
-        <w:t xml:space="preserve">7-3 </w:t>
-      </w:r>
+    </w:p>
+    <w:p>
+      <w:pPr>
+        <w:numPr>
+          <w:ilvl w:val="0"/>
+          <w:numId w:val="1037"/>
+        </w:numPr>
+        <w:ind w:firstLine="420"/>
+      </w:pPr>
       <w:r>
         <w:rPr>
           <w:rFonts w:hint="eastAsia" w:ascii="Times New Roman" w:hAnsi="Times New Roman" w:eastAsia="FangSong" w:cs="Times New Roman"/>
@@ -28374,7 +29268,8 @@
     </w:p>
     <w:p>
       <w:pPr>
-        <w:pStyle w:val="BodyText"/>
+        <w:pStyle w:val="FirstParagraph"/>
+        <w:ind w:firstLine="420"/>
       </w:pPr>
       <w:r>
         <w:rPr>
@@ -28394,6 +29289,7 @@
     <w:p>
       <w:pPr>
         <w:pStyle w:val="BodyText"/>
+        <w:ind w:firstLine="420"/>
       </w:pPr>
       <w:r>
         <w:rPr>
@@ -28593,6 +29489,7 @@
     <w:p>
       <w:pPr>
         <w:pStyle w:val="BodyText"/>
+        <w:ind w:firstLine="420"/>
       </w:pPr>
       <w:r>
         <w:rPr>
@@ -29262,6 +30159,7 @@
     <w:p>
       <w:pPr>
         <w:pStyle w:val="FirstParagraph"/>
+        <w:ind w:firstLine="420"/>
       </w:pPr>
       <w:r>
         <w:rPr>
@@ -29988,14 +30886,13 @@
     </w:p>
     <w:p>
       <w:pPr>
-        <w:pStyle w:val="FirstParagraph"/>
-      </w:pPr>
-      <w:r>
-        <w:rPr>
-          <w:rFonts w:ascii="Times New Roman" w:hAnsi="Times New Roman" w:eastAsia="Times New Roman" w:cs="Times New Roman"/>
-        </w:rPr>
-        <w:t xml:space="preserve">7-3 </w:t>
-      </w:r>
+        <w:pStyle w:val="Compact"/>
+        <w:numPr>
+          <w:ilvl w:val="0"/>
+          <w:numId w:val="1038"/>
+        </w:numPr>
+        <w:ind w:firstLine="420"/>
+      </w:pPr>
       <w:r>
         <w:rPr>
           <w:rFonts w:hint="eastAsia" w:ascii="Times New Roman" w:hAnsi="Times New Roman" w:eastAsia="FangSong" w:cs="Times New Roman"/>
@@ -30522,7 +31419,8 @@
     </w:p>
     <w:p>
       <w:pPr>
-        <w:pStyle w:val="BodyText"/>
+        <w:pStyle w:val="FirstParagraph"/>
+        <w:ind w:firstLine="420"/>
       </w:pPr>
       <w:r>
         <w:rPr>
@@ -30573,6 +31471,16 @@
           <m:t>K</m:t>
         </m:r>
       </m:oMath>
+    </w:p>
+    <w:p>
+      <w:pPr>
+        <w:spacing w:before="160" w:after="80"/>
+      </w:pPr>
+      <w:r>
+        <w:pict>
+          <v:rect style="width:0;height:1.5pt" o:hralign="center" o:hrstd="t" o:hr="t"/>
+        </w:pict>
+      </w:r>
     </w:p>
     <w:p>
       <w:pPr>
@@ -30838,6 +31746,431 @@
       </w:rPr>
     </w:lvl>
   </w:abstractNum>
+  <w:abstractNum w:abstractNumId="99432">
+    <w:nsid w:val="00A99432"/>
+    <w:multiLevelType w:val="multilevel"/>
+    <w:lvl w:ilvl="0">
+      <w:start w:val="2"/>
+      <w:numFmt w:val="decimal"/>
+      <w:lvlText w:val="(%1)"/>
+      <w:lvlJc w:val="left"/>
+      <w:pPr>
+        <w:ind w:left="720" w:hanging="360"/>
+      </w:pPr>
+    </w:lvl>
+    <w:lvl w:ilvl="1">
+      <w:start w:val="2"/>
+      <w:numFmt w:val="decimal"/>
+      <w:lvlText w:val="(%2)"/>
+      <w:lvlJc w:val="left"/>
+      <w:pPr>
+        <w:ind w:left="1440" w:hanging="360"/>
+      </w:pPr>
+    </w:lvl>
+    <w:lvl w:ilvl="2">
+      <w:start w:val="2"/>
+      <w:numFmt w:val="decimal"/>
+      <w:lvlText w:val="(%3)"/>
+      <w:lvlJc w:val="left"/>
+      <w:pPr>
+        <w:ind w:left="2160" w:hanging="360"/>
+      </w:pPr>
+    </w:lvl>
+    <w:lvl w:ilvl="3">
+      <w:start w:val="2"/>
+      <w:numFmt w:val="decimal"/>
+      <w:lvlText w:val="(%4)"/>
+      <w:lvlJc w:val="left"/>
+      <w:pPr>
+        <w:ind w:left="2880" w:hanging="360"/>
+      </w:pPr>
+    </w:lvl>
+    <w:lvl w:ilvl="4">
+      <w:start w:val="2"/>
+      <w:numFmt w:val="decimal"/>
+      <w:lvlText w:val="(%5)"/>
+      <w:lvlJc w:val="left"/>
+      <w:pPr>
+        <w:ind w:left="3600" w:hanging="360"/>
+      </w:pPr>
+    </w:lvl>
+    <w:lvl w:ilvl="5">
+      <w:start w:val="2"/>
+      <w:numFmt w:val="decimal"/>
+      <w:lvlText w:val="(%6)"/>
+      <w:lvlJc w:val="left"/>
+      <w:pPr>
+        <w:ind w:left="4320" w:hanging="360"/>
+      </w:pPr>
+    </w:lvl>
+    <w:lvl w:ilvl="6">
+      <w:start w:val="2"/>
+      <w:numFmt w:val="decimal"/>
+      <w:lvlText w:val="(%7)"/>
+      <w:lvlJc w:val="left"/>
+      <w:pPr>
+        <w:ind w:left="5040" w:hanging="360"/>
+      </w:pPr>
+    </w:lvl>
+    <w:lvl w:ilvl="7">
+      <w:start w:val="2"/>
+      <w:numFmt w:val="decimal"/>
+      <w:lvlText w:val="(%8)"/>
+      <w:lvlJc w:val="left"/>
+      <w:pPr>
+        <w:ind w:left="5760" w:hanging="360"/>
+      </w:pPr>
+    </w:lvl>
+    <w:lvl w:ilvl="8">
+      <w:start w:val="2"/>
+      <w:numFmt w:val="decimal"/>
+      <w:lvlText w:val="(%9)"/>
+      <w:lvlJc w:val="left"/>
+      <w:pPr>
+        <w:ind w:left="6480" w:hanging="360"/>
+      </w:pPr>
+    </w:lvl>
+  </w:abstractNum>
+  <w:abstractNum w:abstractNumId="99433">
+    <w:nsid w:val="00A99433"/>
+    <w:multiLevelType w:val="multilevel"/>
+    <w:lvl w:ilvl="0">
+      <w:start w:val="3"/>
+      <w:numFmt w:val="decimal"/>
+      <w:lvlText w:val="(%1)"/>
+      <w:lvlJc w:val="left"/>
+      <w:pPr>
+        <w:ind w:left="720" w:hanging="360"/>
+      </w:pPr>
+    </w:lvl>
+    <w:lvl w:ilvl="1">
+      <w:start w:val="3"/>
+      <w:numFmt w:val="decimal"/>
+      <w:lvlText w:val="(%2)"/>
+      <w:lvlJc w:val="left"/>
+      <w:pPr>
+        <w:ind w:left="1440" w:hanging="360"/>
+      </w:pPr>
+    </w:lvl>
+    <w:lvl w:ilvl="2">
+      <w:start w:val="3"/>
+      <w:numFmt w:val="decimal"/>
+      <w:lvlText w:val="(%3)"/>
+      <w:lvlJc w:val="left"/>
+      <w:pPr>
+        <w:ind w:left="2160" w:hanging="360"/>
+      </w:pPr>
+    </w:lvl>
+    <w:lvl w:ilvl="3">
+      <w:start w:val="3"/>
+      <w:numFmt w:val="decimal"/>
+      <w:lvlText w:val="(%4)"/>
+      <w:lvlJc w:val="left"/>
+      <w:pPr>
+        <w:ind w:left="2880" w:hanging="360"/>
+      </w:pPr>
+    </w:lvl>
+    <w:lvl w:ilvl="4">
+      <w:start w:val="3"/>
+      <w:numFmt w:val="decimal"/>
+      <w:lvlText w:val="(%5)"/>
+      <w:lvlJc w:val="left"/>
+      <w:pPr>
+        <w:ind w:left="3600" w:hanging="360"/>
+      </w:pPr>
+    </w:lvl>
+    <w:lvl w:ilvl="5">
+      <w:start w:val="3"/>
+      <w:numFmt w:val="decimal"/>
+      <w:lvlText w:val="(%6)"/>
+      <w:lvlJc w:val="left"/>
+      <w:pPr>
+        <w:ind w:left="4320" w:hanging="360"/>
+      </w:pPr>
+    </w:lvl>
+    <w:lvl w:ilvl="6">
+      <w:start w:val="3"/>
+      <w:numFmt w:val="decimal"/>
+      <w:lvlText w:val="(%7)"/>
+      <w:lvlJc w:val="left"/>
+      <w:pPr>
+        <w:ind w:left="5040" w:hanging="360"/>
+      </w:pPr>
+    </w:lvl>
+    <w:lvl w:ilvl="7">
+      <w:start w:val="3"/>
+      <w:numFmt w:val="decimal"/>
+      <w:lvlText w:val="(%8)"/>
+      <w:lvlJc w:val="left"/>
+      <w:pPr>
+        <w:ind w:left="5760" w:hanging="360"/>
+      </w:pPr>
+    </w:lvl>
+    <w:lvl w:ilvl="8">
+      <w:start w:val="3"/>
+      <w:numFmt w:val="decimal"/>
+      <w:lvlText w:val="(%9)"/>
+      <w:lvlJc w:val="left"/>
+      <w:pPr>
+        <w:ind w:left="6480" w:hanging="360"/>
+      </w:pPr>
+    </w:lvl>
+  </w:abstractNum>
+  <w:abstractNum w:abstractNumId="99434">
+    <w:nsid w:val="00A99434"/>
+    <w:multiLevelType w:val="multilevel"/>
+    <w:lvl w:ilvl="0">
+      <w:start w:val="4"/>
+      <w:numFmt w:val="decimal"/>
+      <w:lvlText w:val="(%1)"/>
+      <w:lvlJc w:val="left"/>
+      <w:pPr>
+        <w:ind w:left="720" w:hanging="360"/>
+      </w:pPr>
+    </w:lvl>
+    <w:lvl w:ilvl="1">
+      <w:start w:val="4"/>
+      <w:numFmt w:val="decimal"/>
+      <w:lvlText w:val="(%2)"/>
+      <w:lvlJc w:val="left"/>
+      <w:pPr>
+        <w:ind w:left="1440" w:hanging="360"/>
+      </w:pPr>
+    </w:lvl>
+    <w:lvl w:ilvl="2">
+      <w:start w:val="4"/>
+      <w:numFmt w:val="decimal"/>
+      <w:lvlText w:val="(%3)"/>
+      <w:lvlJc w:val="left"/>
+      <w:pPr>
+        <w:ind w:left="2160" w:hanging="360"/>
+      </w:pPr>
+    </w:lvl>
+    <w:lvl w:ilvl="3">
+      <w:start w:val="4"/>
+      <w:numFmt w:val="decimal"/>
+      <w:lvlText w:val="(%4)"/>
+      <w:lvlJc w:val="left"/>
+      <w:pPr>
+        <w:ind w:left="2880" w:hanging="360"/>
+      </w:pPr>
+    </w:lvl>
+    <w:lvl w:ilvl="4">
+      <w:start w:val="4"/>
+      <w:numFmt w:val="decimal"/>
+      <w:lvlText w:val="(%5)"/>
+      <w:lvlJc w:val="left"/>
+      <w:pPr>
+        <w:ind w:left="3600" w:hanging="360"/>
+      </w:pPr>
+    </w:lvl>
+    <w:lvl w:ilvl="5">
+      <w:start w:val="4"/>
+      <w:numFmt w:val="decimal"/>
+      <w:lvlText w:val="(%6)"/>
+      <w:lvlJc w:val="left"/>
+      <w:pPr>
+        <w:ind w:left="4320" w:hanging="360"/>
+      </w:pPr>
+    </w:lvl>
+    <w:lvl w:ilvl="6">
+      <w:start w:val="4"/>
+      <w:numFmt w:val="decimal"/>
+      <w:lvlText w:val="(%7)"/>
+      <w:lvlJc w:val="left"/>
+      <w:pPr>
+        <w:ind w:left="5040" w:hanging="360"/>
+      </w:pPr>
+    </w:lvl>
+    <w:lvl w:ilvl="7">
+      <w:start w:val="4"/>
+      <w:numFmt w:val="decimal"/>
+      <w:lvlText w:val="(%8)"/>
+      <w:lvlJc w:val="left"/>
+      <w:pPr>
+        <w:ind w:left="5760" w:hanging="360"/>
+      </w:pPr>
+    </w:lvl>
+    <w:lvl w:ilvl="8">
+      <w:start w:val="4"/>
+      <w:numFmt w:val="decimal"/>
+      <w:lvlText w:val="(%9)"/>
+      <w:lvlJc w:val="left"/>
+      <w:pPr>
+        <w:ind w:left="6480" w:hanging="360"/>
+      </w:pPr>
+    </w:lvl>
+  </w:abstractNum>
+  <w:abstractNum w:abstractNumId="99435">
+    <w:nsid w:val="00A99435"/>
+    <w:multiLevelType w:val="multilevel"/>
+    <w:lvl w:ilvl="0">
+      <w:start w:val="5"/>
+      <w:numFmt w:val="decimal"/>
+      <w:lvlText w:val="(%1)"/>
+      <w:lvlJc w:val="left"/>
+      <w:pPr>
+        <w:ind w:left="720" w:hanging="360"/>
+      </w:pPr>
+    </w:lvl>
+    <w:lvl w:ilvl="1">
+      <w:start w:val="5"/>
+      <w:numFmt w:val="decimal"/>
+      <w:lvlText w:val="(%2)"/>
+      <w:lvlJc w:val="left"/>
+      <w:pPr>
+        <w:ind w:left="1440" w:hanging="360"/>
+      </w:pPr>
+    </w:lvl>
+    <w:lvl w:ilvl="2">
+      <w:start w:val="5"/>
+      <w:numFmt w:val="decimal"/>
+      <w:lvlText w:val="(%3)"/>
+      <w:lvlJc w:val="left"/>
+      <w:pPr>
+        <w:ind w:left="2160" w:hanging="360"/>
+      </w:pPr>
+    </w:lvl>
+    <w:lvl w:ilvl="3">
+      <w:start w:val="5"/>
+      <w:numFmt w:val="decimal"/>
+      <w:lvlText w:val="(%4)"/>
+      <w:lvlJc w:val="left"/>
+      <w:pPr>
+        <w:ind w:left="2880" w:hanging="360"/>
+      </w:pPr>
+    </w:lvl>
+    <w:lvl w:ilvl="4">
+      <w:start w:val="5"/>
+      <w:numFmt w:val="decimal"/>
+      <w:lvlText w:val="(%5)"/>
+      <w:lvlJc w:val="left"/>
+      <w:pPr>
+        <w:ind w:left="3600" w:hanging="360"/>
+      </w:pPr>
+    </w:lvl>
+    <w:lvl w:ilvl="5">
+      <w:start w:val="5"/>
+      <w:numFmt w:val="decimal"/>
+      <w:lvlText w:val="(%6)"/>
+      <w:lvlJc w:val="left"/>
+      <w:pPr>
+        <w:ind w:left="4320" w:hanging="360"/>
+      </w:pPr>
+    </w:lvl>
+    <w:lvl w:ilvl="6">
+      <w:start w:val="5"/>
+      <w:numFmt w:val="decimal"/>
+      <w:lvlText w:val="(%7)"/>
+      <w:lvlJc w:val="left"/>
+      <w:pPr>
+        <w:ind w:left="5040" w:hanging="360"/>
+      </w:pPr>
+    </w:lvl>
+    <w:lvl w:ilvl="7">
+      <w:start w:val="5"/>
+      <w:numFmt w:val="decimal"/>
+      <w:lvlText w:val="(%8)"/>
+      <w:lvlJc w:val="left"/>
+      <w:pPr>
+        <w:ind w:left="5760" w:hanging="360"/>
+      </w:pPr>
+    </w:lvl>
+    <w:lvl w:ilvl="8">
+      <w:start w:val="5"/>
+      <w:numFmt w:val="decimal"/>
+      <w:lvlText w:val="(%9)"/>
+      <w:lvlJc w:val="left"/>
+      <w:pPr>
+        <w:ind w:left="6480" w:hanging="360"/>
+      </w:pPr>
+    </w:lvl>
+  </w:abstractNum>
+  <w:abstractNum w:abstractNumId="99431">
+    <w:nsid w:val="00A99431"/>
+    <w:multiLevelType w:val="multilevel"/>
+    <w:lvl w:ilvl="0">
+      <w:start w:val="1"/>
+      <w:numFmt w:val="decimal"/>
+      <w:lvlText w:val="(%1)"/>
+      <w:lvlJc w:val="left"/>
+      <w:pPr>
+        <w:ind w:left="720" w:hanging="360"/>
+      </w:pPr>
+    </w:lvl>
+    <w:lvl w:ilvl="1">
+      <w:start w:val="1"/>
+      <w:numFmt w:val="decimal"/>
+      <w:lvlText w:val="(%2)"/>
+      <w:lvlJc w:val="left"/>
+      <w:pPr>
+        <w:ind w:left="1440" w:hanging="360"/>
+      </w:pPr>
+    </w:lvl>
+    <w:lvl w:ilvl="2">
+      <w:start w:val="1"/>
+      <w:numFmt w:val="decimal"/>
+      <w:lvlText w:val="(%3)"/>
+      <w:lvlJc w:val="left"/>
+      <w:pPr>
+        <w:ind w:left="2160" w:hanging="360"/>
+      </w:pPr>
+    </w:lvl>
+    <w:lvl w:ilvl="3">
+      <w:start w:val="1"/>
+      <w:numFmt w:val="decimal"/>
+      <w:lvlText w:val="(%4)"/>
+      <w:lvlJc w:val="left"/>
+      <w:pPr>
+        <w:ind w:left="2880" w:hanging="360"/>
+      </w:pPr>
+    </w:lvl>
+    <w:lvl w:ilvl="4">
+      <w:start w:val="1"/>
+      <w:numFmt w:val="decimal"/>
+      <w:lvlText w:val="(%5)"/>
+      <w:lvlJc w:val="left"/>
+      <w:pPr>
+        <w:ind w:left="3600" w:hanging="360"/>
+      </w:pPr>
+    </w:lvl>
+    <w:lvl w:ilvl="5">
+      <w:start w:val="1"/>
+      <w:numFmt w:val="decimal"/>
+      <w:lvlText w:val="(%6)"/>
+      <w:lvlJc w:val="left"/>
+      <w:pPr>
+        <w:ind w:left="4320" w:hanging="360"/>
+      </w:pPr>
+    </w:lvl>
+    <w:lvl w:ilvl="6">
+      <w:start w:val="1"/>
+      <w:numFmt w:val="decimal"/>
+      <w:lvlText w:val="(%7)"/>
+      <w:lvlJc w:val="left"/>
+      <w:pPr>
+        <w:ind w:left="5040" w:hanging="360"/>
+      </w:pPr>
+    </w:lvl>
+    <w:lvl w:ilvl="7">
+      <w:start w:val="1"/>
+      <w:numFmt w:val="decimal"/>
+      <w:lvlText w:val="(%8)"/>
+      <w:lvlJc w:val="left"/>
+      <w:pPr>
+        <w:ind w:left="5760" w:hanging="360"/>
+      </w:pPr>
+    </w:lvl>
+    <w:lvl w:ilvl="8">
+      <w:start w:val="1"/>
+      <w:numFmt w:val="decimal"/>
+      <w:lvlText w:val="(%9)"/>
+      <w:lvlJc w:val="left"/>
+      <w:pPr>
+        <w:ind w:left="6480" w:hanging="360"/>
+      </w:pPr>
+    </w:lvl>
+  </w:abstractNum>
   <w:abstractNum w:abstractNumId="99411">
     <w:nsid w:val="00A99411"/>
     <w:multiLevelType w:val="multilevel"/>
@@ -31015,6 +32348,339 @@
     <w:abstractNumId w:val="991"/>
   </w:num>
   <w:num w:numId="1002">
+    <w:abstractNumId w:val="991"/>
+  </w:num>
+  <w:num w:numId="1003">
+    <w:abstractNumId w:val="99432"/>
+    <w:lvlOverride w:ilvl="0">
+      <w:startOverride w:val="2"/>
+    </w:lvlOverride>
+    <w:lvlOverride w:ilvl="1">
+      <w:startOverride w:val="2"/>
+    </w:lvlOverride>
+    <w:lvlOverride w:ilvl="2">
+      <w:startOverride w:val="2"/>
+    </w:lvlOverride>
+    <w:lvlOverride w:ilvl="3">
+      <w:startOverride w:val="2"/>
+    </w:lvlOverride>
+    <w:lvlOverride w:ilvl="4">
+      <w:startOverride w:val="2"/>
+    </w:lvlOverride>
+    <w:lvlOverride w:ilvl="5">
+      <w:startOverride w:val="2"/>
+    </w:lvlOverride>
+    <w:lvlOverride w:ilvl="6">
+      <w:startOverride w:val="2"/>
+    </w:lvlOverride>
+    <w:lvlOverride w:ilvl="7">
+      <w:startOverride w:val="2"/>
+    </w:lvlOverride>
+    <w:lvlOverride w:ilvl="8">
+      <w:startOverride w:val="2"/>
+    </w:lvlOverride>
+  </w:num>
+  <w:num w:numId="1004">
+    <w:abstractNumId w:val="99433"/>
+    <w:lvlOverride w:ilvl="0">
+      <w:startOverride w:val="3"/>
+    </w:lvlOverride>
+    <w:lvlOverride w:ilvl="1">
+      <w:startOverride w:val="3"/>
+    </w:lvlOverride>
+    <w:lvlOverride w:ilvl="2">
+      <w:startOverride w:val="3"/>
+    </w:lvlOverride>
+    <w:lvlOverride w:ilvl="3">
+      <w:startOverride w:val="3"/>
+    </w:lvlOverride>
+    <w:lvlOverride w:ilvl="4">
+      <w:startOverride w:val="3"/>
+    </w:lvlOverride>
+    <w:lvlOverride w:ilvl="5">
+      <w:startOverride w:val="3"/>
+    </w:lvlOverride>
+    <w:lvlOverride w:ilvl="6">
+      <w:startOverride w:val="3"/>
+    </w:lvlOverride>
+    <w:lvlOverride w:ilvl="7">
+      <w:startOverride w:val="3"/>
+    </w:lvlOverride>
+    <w:lvlOverride w:ilvl="8">
+      <w:startOverride w:val="3"/>
+    </w:lvlOverride>
+  </w:num>
+  <w:num w:numId="1005">
+    <w:abstractNumId w:val="99434"/>
+    <w:lvlOverride w:ilvl="0">
+      <w:startOverride w:val="4"/>
+    </w:lvlOverride>
+    <w:lvlOverride w:ilvl="1">
+      <w:startOverride w:val="4"/>
+    </w:lvlOverride>
+    <w:lvlOverride w:ilvl="2">
+      <w:startOverride w:val="4"/>
+    </w:lvlOverride>
+    <w:lvlOverride w:ilvl="3">
+      <w:startOverride w:val="4"/>
+    </w:lvlOverride>
+    <w:lvlOverride w:ilvl="4">
+      <w:startOverride w:val="4"/>
+    </w:lvlOverride>
+    <w:lvlOverride w:ilvl="5">
+      <w:startOverride w:val="4"/>
+    </w:lvlOverride>
+    <w:lvlOverride w:ilvl="6">
+      <w:startOverride w:val="4"/>
+    </w:lvlOverride>
+    <w:lvlOverride w:ilvl="7">
+      <w:startOverride w:val="4"/>
+    </w:lvlOverride>
+    <w:lvlOverride w:ilvl="8">
+      <w:startOverride w:val="4"/>
+    </w:lvlOverride>
+  </w:num>
+  <w:num w:numId="1006">
+    <w:abstractNumId w:val="99435"/>
+    <w:lvlOverride w:ilvl="0">
+      <w:startOverride w:val="5"/>
+    </w:lvlOverride>
+    <w:lvlOverride w:ilvl="1">
+      <w:startOverride w:val="5"/>
+    </w:lvlOverride>
+    <w:lvlOverride w:ilvl="2">
+      <w:startOverride w:val="5"/>
+    </w:lvlOverride>
+    <w:lvlOverride w:ilvl="3">
+      <w:startOverride w:val="5"/>
+    </w:lvlOverride>
+    <w:lvlOverride w:ilvl="4">
+      <w:startOverride w:val="5"/>
+    </w:lvlOverride>
+    <w:lvlOverride w:ilvl="5">
+      <w:startOverride w:val="5"/>
+    </w:lvlOverride>
+    <w:lvlOverride w:ilvl="6">
+      <w:startOverride w:val="5"/>
+    </w:lvlOverride>
+    <w:lvlOverride w:ilvl="7">
+      <w:startOverride w:val="5"/>
+    </w:lvlOverride>
+    <w:lvlOverride w:ilvl="8">
+      <w:startOverride w:val="5"/>
+    </w:lvlOverride>
+  </w:num>
+  <w:num w:numId="1007">
+    <w:abstractNumId w:val="99431"/>
+    <w:lvlOverride w:ilvl="0">
+      <w:startOverride w:val="1"/>
+    </w:lvlOverride>
+    <w:lvlOverride w:ilvl="1">
+      <w:startOverride w:val="1"/>
+    </w:lvlOverride>
+    <w:lvlOverride w:ilvl="2">
+      <w:startOverride w:val="1"/>
+    </w:lvlOverride>
+    <w:lvlOverride w:ilvl="3">
+      <w:startOverride w:val="1"/>
+    </w:lvlOverride>
+    <w:lvlOverride w:ilvl="4">
+      <w:startOverride w:val="1"/>
+    </w:lvlOverride>
+    <w:lvlOverride w:ilvl="5">
+      <w:startOverride w:val="1"/>
+    </w:lvlOverride>
+    <w:lvlOverride w:ilvl="6">
+      <w:startOverride w:val="1"/>
+    </w:lvlOverride>
+    <w:lvlOverride w:ilvl="7">
+      <w:startOverride w:val="1"/>
+    </w:lvlOverride>
+    <w:lvlOverride w:ilvl="8">
+      <w:startOverride w:val="1"/>
+    </w:lvlOverride>
+  </w:num>
+  <w:num w:numId="1008">
+    <w:abstractNumId w:val="99431"/>
+    <w:lvlOverride w:ilvl="0">
+      <w:startOverride w:val="1"/>
+    </w:lvlOverride>
+    <w:lvlOverride w:ilvl="1">
+      <w:startOverride w:val="1"/>
+    </w:lvlOverride>
+    <w:lvlOverride w:ilvl="2">
+      <w:startOverride w:val="1"/>
+    </w:lvlOverride>
+    <w:lvlOverride w:ilvl="3">
+      <w:startOverride w:val="1"/>
+    </w:lvlOverride>
+    <w:lvlOverride w:ilvl="4">
+      <w:startOverride w:val="1"/>
+    </w:lvlOverride>
+    <w:lvlOverride w:ilvl="5">
+      <w:startOverride w:val="1"/>
+    </w:lvlOverride>
+    <w:lvlOverride w:ilvl="6">
+      <w:startOverride w:val="1"/>
+    </w:lvlOverride>
+    <w:lvlOverride w:ilvl="7">
+      <w:startOverride w:val="1"/>
+    </w:lvlOverride>
+    <w:lvlOverride w:ilvl="8">
+      <w:startOverride w:val="1"/>
+    </w:lvlOverride>
+  </w:num>
+  <w:num w:numId="1009">
+    <w:abstractNumId w:val="99432"/>
+    <w:lvlOverride w:ilvl="0">
+      <w:startOverride w:val="2"/>
+    </w:lvlOverride>
+    <w:lvlOverride w:ilvl="1">
+      <w:startOverride w:val="2"/>
+    </w:lvlOverride>
+    <w:lvlOverride w:ilvl="2">
+      <w:startOverride w:val="2"/>
+    </w:lvlOverride>
+    <w:lvlOverride w:ilvl="3">
+      <w:startOverride w:val="2"/>
+    </w:lvlOverride>
+    <w:lvlOverride w:ilvl="4">
+      <w:startOverride w:val="2"/>
+    </w:lvlOverride>
+    <w:lvlOverride w:ilvl="5">
+      <w:startOverride w:val="2"/>
+    </w:lvlOverride>
+    <w:lvlOverride w:ilvl="6">
+      <w:startOverride w:val="2"/>
+    </w:lvlOverride>
+    <w:lvlOverride w:ilvl="7">
+      <w:startOverride w:val="2"/>
+    </w:lvlOverride>
+    <w:lvlOverride w:ilvl="8">
+      <w:startOverride w:val="2"/>
+    </w:lvlOverride>
+  </w:num>
+  <w:num w:numId="1010">
+    <w:abstractNumId w:val="99431"/>
+    <w:lvlOverride w:ilvl="0">
+      <w:startOverride w:val="1"/>
+    </w:lvlOverride>
+    <w:lvlOverride w:ilvl="1">
+      <w:startOverride w:val="1"/>
+    </w:lvlOverride>
+    <w:lvlOverride w:ilvl="2">
+      <w:startOverride w:val="1"/>
+    </w:lvlOverride>
+    <w:lvlOverride w:ilvl="3">
+      <w:startOverride w:val="1"/>
+    </w:lvlOverride>
+    <w:lvlOverride w:ilvl="4">
+      <w:startOverride w:val="1"/>
+    </w:lvlOverride>
+    <w:lvlOverride w:ilvl="5">
+      <w:startOverride w:val="1"/>
+    </w:lvlOverride>
+    <w:lvlOverride w:ilvl="6">
+      <w:startOverride w:val="1"/>
+    </w:lvlOverride>
+    <w:lvlOverride w:ilvl="7">
+      <w:startOverride w:val="1"/>
+    </w:lvlOverride>
+    <w:lvlOverride w:ilvl="8">
+      <w:startOverride w:val="1"/>
+    </w:lvlOverride>
+  </w:num>
+  <w:num w:numId="1011">
+    <w:abstractNumId w:val="99431"/>
+    <w:lvlOverride w:ilvl="0">
+      <w:startOverride w:val="1"/>
+    </w:lvlOverride>
+    <w:lvlOverride w:ilvl="1">
+      <w:startOverride w:val="1"/>
+    </w:lvlOverride>
+    <w:lvlOverride w:ilvl="2">
+      <w:startOverride w:val="1"/>
+    </w:lvlOverride>
+    <w:lvlOverride w:ilvl="3">
+      <w:startOverride w:val="1"/>
+    </w:lvlOverride>
+    <w:lvlOverride w:ilvl="4">
+      <w:startOverride w:val="1"/>
+    </w:lvlOverride>
+    <w:lvlOverride w:ilvl="5">
+      <w:startOverride w:val="1"/>
+    </w:lvlOverride>
+    <w:lvlOverride w:ilvl="6">
+      <w:startOverride w:val="1"/>
+    </w:lvlOverride>
+    <w:lvlOverride w:ilvl="7">
+      <w:startOverride w:val="1"/>
+    </w:lvlOverride>
+    <w:lvlOverride w:ilvl="8">
+      <w:startOverride w:val="1"/>
+    </w:lvlOverride>
+  </w:num>
+  <w:num w:numId="1012">
+    <w:abstractNumId w:val="99431"/>
+    <w:lvlOverride w:ilvl="0">
+      <w:startOverride w:val="1"/>
+    </w:lvlOverride>
+    <w:lvlOverride w:ilvl="1">
+      <w:startOverride w:val="1"/>
+    </w:lvlOverride>
+    <w:lvlOverride w:ilvl="2">
+      <w:startOverride w:val="1"/>
+    </w:lvlOverride>
+    <w:lvlOverride w:ilvl="3">
+      <w:startOverride w:val="1"/>
+    </w:lvlOverride>
+    <w:lvlOverride w:ilvl="4">
+      <w:startOverride w:val="1"/>
+    </w:lvlOverride>
+    <w:lvlOverride w:ilvl="5">
+      <w:startOverride w:val="1"/>
+    </w:lvlOverride>
+    <w:lvlOverride w:ilvl="6">
+      <w:startOverride w:val="1"/>
+    </w:lvlOverride>
+    <w:lvlOverride w:ilvl="7">
+      <w:startOverride w:val="1"/>
+    </w:lvlOverride>
+    <w:lvlOverride w:ilvl="8">
+      <w:startOverride w:val="1"/>
+    </w:lvlOverride>
+  </w:num>
+  <w:num w:numId="1013">
+    <w:abstractNumId w:val="99432"/>
+    <w:lvlOverride w:ilvl="0">
+      <w:startOverride w:val="2"/>
+    </w:lvlOverride>
+    <w:lvlOverride w:ilvl="1">
+      <w:startOverride w:val="2"/>
+    </w:lvlOverride>
+    <w:lvlOverride w:ilvl="2">
+      <w:startOverride w:val="2"/>
+    </w:lvlOverride>
+    <w:lvlOverride w:ilvl="3">
+      <w:startOverride w:val="2"/>
+    </w:lvlOverride>
+    <w:lvlOverride w:ilvl="4">
+      <w:startOverride w:val="2"/>
+    </w:lvlOverride>
+    <w:lvlOverride w:ilvl="5">
+      <w:startOverride w:val="2"/>
+    </w:lvlOverride>
+    <w:lvlOverride w:ilvl="6">
+      <w:startOverride w:val="2"/>
+    </w:lvlOverride>
+    <w:lvlOverride w:ilvl="7">
+      <w:startOverride w:val="2"/>
+    </w:lvlOverride>
+    <w:lvlOverride w:ilvl="8">
+      <w:startOverride w:val="2"/>
+    </w:lvlOverride>
+  </w:num>
+  <w:num w:numId="1014">
     <w:abstractNumId w:val="99411"/>
     <w:lvlOverride w:ilvl="0">
       <w:startOverride w:val="1"/>
@@ -31044,7 +32710,7 @@
       <w:startOverride w:val="1"/>
     </w:lvlOverride>
   </w:num>
-  <w:num w:numId="1003">
+  <w:num w:numId="1015">
     <w:abstractNumId w:val="99411"/>
     <w:lvlOverride w:ilvl="0">
       <w:startOverride w:val="1"/>
@@ -31074,7 +32740,7 @@
       <w:startOverride w:val="1"/>
     </w:lvlOverride>
   </w:num>
-  <w:num w:numId="1004">
+  <w:num w:numId="1016">
     <w:abstractNumId w:val="99411"/>
     <w:lvlOverride w:ilvl="0">
       <w:startOverride w:val="1"/>
@@ -31104,7 +32770,7 @@
       <w:startOverride w:val="1"/>
     </w:lvlOverride>
   </w:num>
-  <w:num w:numId="1005">
+  <w:num w:numId="1017">
     <w:abstractNumId w:val="99411"/>
     <w:lvlOverride w:ilvl="0">
       <w:startOverride w:val="1"/>
@@ -31134,7 +32800,7 @@
       <w:startOverride w:val="1"/>
     </w:lvlOverride>
   </w:num>
-  <w:num w:numId="1006">
+  <w:num w:numId="1018">
     <w:abstractNumId w:val="99411"/>
     <w:lvlOverride w:ilvl="0">
       <w:startOverride w:val="1"/>
@@ -31164,7 +32830,7 @@
       <w:startOverride w:val="1"/>
     </w:lvlOverride>
   </w:num>
-  <w:num w:numId="1007">
+  <w:num w:numId="1019">
     <w:abstractNumId w:val="99413"/>
     <w:lvlOverride w:ilvl="0">
       <w:startOverride w:val="3"/>
@@ -31194,7 +32860,7 @@
       <w:startOverride w:val="3"/>
     </w:lvlOverride>
   </w:num>
-  <w:num w:numId="1008">
+  <w:num w:numId="1020">
     <w:abstractNumId w:val="99411"/>
     <w:lvlOverride w:ilvl="0">
       <w:startOverride w:val="1"/>
@@ -31224,10 +32890,10 @@
       <w:startOverride w:val="1"/>
     </w:lvlOverride>
   </w:num>
-  <w:num w:numId="1009">
+  <w:num w:numId="1021">
     <w:abstractNumId w:val="991"/>
   </w:num>
-  <w:num w:numId="1010">
+  <w:num w:numId="1022">
     <w:abstractNumId w:val="99411"/>
     <w:lvlOverride w:ilvl="0">
       <w:startOverride w:val="1"/>
@@ -31257,7 +32923,7 @@
       <w:startOverride w:val="1"/>
     </w:lvlOverride>
   </w:num>
-  <w:num w:numId="1011">
+  <w:num w:numId="1023">
     <w:abstractNumId w:val="99411"/>
     <w:lvlOverride w:ilvl="0">
       <w:startOverride w:val="1"/>
@@ -31287,17 +32953,347 @@
       <w:startOverride w:val="1"/>
     </w:lvlOverride>
   </w:num>
-  <w:num w:numId="1012">
+  <w:num w:numId="1024">
     <w:abstractNumId w:val="991"/>
   </w:num>
-  <w:num w:numId="1013">
+  <w:num w:numId="1025">
     <w:abstractNumId w:val="991"/>
   </w:num>
-  <w:num w:numId="1014">
+  <w:num w:numId="1026">
     <w:abstractNumId w:val="991"/>
   </w:num>
-  <w:num w:numId="1015">
+  <w:num w:numId="1027">
     <w:abstractNumId w:val="991"/>
+  </w:num>
+  <w:num w:numId="1028">
+    <w:abstractNumId w:val="99431"/>
+    <w:lvlOverride w:ilvl="0">
+      <w:startOverride w:val="1"/>
+    </w:lvlOverride>
+    <w:lvlOverride w:ilvl="1">
+      <w:startOverride w:val="1"/>
+    </w:lvlOverride>
+    <w:lvlOverride w:ilvl="2">
+      <w:startOverride w:val="1"/>
+    </w:lvlOverride>
+    <w:lvlOverride w:ilvl="3">
+      <w:startOverride w:val="1"/>
+    </w:lvlOverride>
+    <w:lvlOverride w:ilvl="4">
+      <w:startOverride w:val="1"/>
+    </w:lvlOverride>
+    <w:lvlOverride w:ilvl="5">
+      <w:startOverride w:val="1"/>
+    </w:lvlOverride>
+    <w:lvlOverride w:ilvl="6">
+      <w:startOverride w:val="1"/>
+    </w:lvlOverride>
+    <w:lvlOverride w:ilvl="7">
+      <w:startOverride w:val="1"/>
+    </w:lvlOverride>
+    <w:lvlOverride w:ilvl="8">
+      <w:startOverride w:val="1"/>
+    </w:lvlOverride>
+  </w:num>
+  <w:num w:numId="1029">
+    <w:abstractNumId w:val="99431"/>
+    <w:lvlOverride w:ilvl="0">
+      <w:startOverride w:val="1"/>
+    </w:lvlOverride>
+    <w:lvlOverride w:ilvl="1">
+      <w:startOverride w:val="1"/>
+    </w:lvlOverride>
+    <w:lvlOverride w:ilvl="2">
+      <w:startOverride w:val="1"/>
+    </w:lvlOverride>
+    <w:lvlOverride w:ilvl="3">
+      <w:startOverride w:val="1"/>
+    </w:lvlOverride>
+    <w:lvlOverride w:ilvl="4">
+      <w:startOverride w:val="1"/>
+    </w:lvlOverride>
+    <w:lvlOverride w:ilvl="5">
+      <w:startOverride w:val="1"/>
+    </w:lvlOverride>
+    <w:lvlOverride w:ilvl="6">
+      <w:startOverride w:val="1"/>
+    </w:lvlOverride>
+    <w:lvlOverride w:ilvl="7">
+      <w:startOverride w:val="1"/>
+    </w:lvlOverride>
+    <w:lvlOverride w:ilvl="8">
+      <w:startOverride w:val="1"/>
+    </w:lvlOverride>
+  </w:num>
+  <w:num w:numId="1030">
+    <w:abstractNumId w:val="99432"/>
+    <w:lvlOverride w:ilvl="0">
+      <w:startOverride w:val="2"/>
+    </w:lvlOverride>
+    <w:lvlOverride w:ilvl="1">
+      <w:startOverride w:val="2"/>
+    </w:lvlOverride>
+    <w:lvlOverride w:ilvl="2">
+      <w:startOverride w:val="2"/>
+    </w:lvlOverride>
+    <w:lvlOverride w:ilvl="3">
+      <w:startOverride w:val="2"/>
+    </w:lvlOverride>
+    <w:lvlOverride w:ilvl="4">
+      <w:startOverride w:val="2"/>
+    </w:lvlOverride>
+    <w:lvlOverride w:ilvl="5">
+      <w:startOverride w:val="2"/>
+    </w:lvlOverride>
+    <w:lvlOverride w:ilvl="6">
+      <w:startOverride w:val="2"/>
+    </w:lvlOverride>
+    <w:lvlOverride w:ilvl="7">
+      <w:startOverride w:val="2"/>
+    </w:lvlOverride>
+    <w:lvlOverride w:ilvl="8">
+      <w:startOverride w:val="2"/>
+    </w:lvlOverride>
+  </w:num>
+  <w:num w:numId="1031">
+    <w:abstractNumId w:val="99433"/>
+    <w:lvlOverride w:ilvl="0">
+      <w:startOverride w:val="3"/>
+    </w:lvlOverride>
+    <w:lvlOverride w:ilvl="1">
+      <w:startOverride w:val="3"/>
+    </w:lvlOverride>
+    <w:lvlOverride w:ilvl="2">
+      <w:startOverride w:val="3"/>
+    </w:lvlOverride>
+    <w:lvlOverride w:ilvl="3">
+      <w:startOverride w:val="3"/>
+    </w:lvlOverride>
+    <w:lvlOverride w:ilvl="4">
+      <w:startOverride w:val="3"/>
+    </w:lvlOverride>
+    <w:lvlOverride w:ilvl="5">
+      <w:startOverride w:val="3"/>
+    </w:lvlOverride>
+    <w:lvlOverride w:ilvl="6">
+      <w:startOverride w:val="3"/>
+    </w:lvlOverride>
+    <w:lvlOverride w:ilvl="7">
+      <w:startOverride w:val="3"/>
+    </w:lvlOverride>
+    <w:lvlOverride w:ilvl="8">
+      <w:startOverride w:val="3"/>
+    </w:lvlOverride>
+  </w:num>
+  <w:num w:numId="1032">
+    <w:abstractNumId w:val="99432"/>
+    <w:lvlOverride w:ilvl="0">
+      <w:startOverride w:val="2"/>
+    </w:lvlOverride>
+    <w:lvlOverride w:ilvl="1">
+      <w:startOverride w:val="2"/>
+    </w:lvlOverride>
+    <w:lvlOverride w:ilvl="2">
+      <w:startOverride w:val="2"/>
+    </w:lvlOverride>
+    <w:lvlOverride w:ilvl="3">
+      <w:startOverride w:val="2"/>
+    </w:lvlOverride>
+    <w:lvlOverride w:ilvl="4">
+      <w:startOverride w:val="2"/>
+    </w:lvlOverride>
+    <w:lvlOverride w:ilvl="5">
+      <w:startOverride w:val="2"/>
+    </w:lvlOverride>
+    <w:lvlOverride w:ilvl="6">
+      <w:startOverride w:val="2"/>
+    </w:lvlOverride>
+    <w:lvlOverride w:ilvl="7">
+      <w:startOverride w:val="2"/>
+    </w:lvlOverride>
+    <w:lvlOverride w:ilvl="8">
+      <w:startOverride w:val="2"/>
+    </w:lvlOverride>
+  </w:num>
+  <w:num w:numId="1033">
+    <w:abstractNumId w:val="99433"/>
+    <w:lvlOverride w:ilvl="0">
+      <w:startOverride w:val="3"/>
+    </w:lvlOverride>
+    <w:lvlOverride w:ilvl="1">
+      <w:startOverride w:val="3"/>
+    </w:lvlOverride>
+    <w:lvlOverride w:ilvl="2">
+      <w:startOverride w:val="3"/>
+    </w:lvlOverride>
+    <w:lvlOverride w:ilvl="3">
+      <w:startOverride w:val="3"/>
+    </w:lvlOverride>
+    <w:lvlOverride w:ilvl="4">
+      <w:startOverride w:val="3"/>
+    </w:lvlOverride>
+    <w:lvlOverride w:ilvl="5">
+      <w:startOverride w:val="3"/>
+    </w:lvlOverride>
+    <w:lvlOverride w:ilvl="6">
+      <w:startOverride w:val="3"/>
+    </w:lvlOverride>
+    <w:lvlOverride w:ilvl="7">
+      <w:startOverride w:val="3"/>
+    </w:lvlOverride>
+    <w:lvlOverride w:ilvl="8">
+      <w:startOverride w:val="3"/>
+    </w:lvlOverride>
+  </w:num>
+  <w:num w:numId="1034">
+    <w:abstractNumId w:val="99431"/>
+    <w:lvlOverride w:ilvl="0">
+      <w:startOverride w:val="1"/>
+    </w:lvlOverride>
+    <w:lvlOverride w:ilvl="1">
+      <w:startOverride w:val="1"/>
+    </w:lvlOverride>
+    <w:lvlOverride w:ilvl="2">
+      <w:startOverride w:val="1"/>
+    </w:lvlOverride>
+    <w:lvlOverride w:ilvl="3">
+      <w:startOverride w:val="1"/>
+    </w:lvlOverride>
+    <w:lvlOverride w:ilvl="4">
+      <w:startOverride w:val="1"/>
+    </w:lvlOverride>
+    <w:lvlOverride w:ilvl="5">
+      <w:startOverride w:val="1"/>
+    </w:lvlOverride>
+    <w:lvlOverride w:ilvl="6">
+      <w:startOverride w:val="1"/>
+    </w:lvlOverride>
+    <w:lvlOverride w:ilvl="7">
+      <w:startOverride w:val="1"/>
+    </w:lvlOverride>
+    <w:lvlOverride w:ilvl="8">
+      <w:startOverride w:val="1"/>
+    </w:lvlOverride>
+  </w:num>
+  <w:num w:numId="1035">
+    <w:abstractNumId w:val="99431"/>
+    <w:lvlOverride w:ilvl="0">
+      <w:startOverride w:val="1"/>
+    </w:lvlOverride>
+    <w:lvlOverride w:ilvl="1">
+      <w:startOverride w:val="1"/>
+    </w:lvlOverride>
+    <w:lvlOverride w:ilvl="2">
+      <w:startOverride w:val="1"/>
+    </w:lvlOverride>
+    <w:lvlOverride w:ilvl="3">
+      <w:startOverride w:val="1"/>
+    </w:lvlOverride>
+    <w:lvlOverride w:ilvl="4">
+      <w:startOverride w:val="1"/>
+    </w:lvlOverride>
+    <w:lvlOverride w:ilvl="5">
+      <w:startOverride w:val="1"/>
+    </w:lvlOverride>
+    <w:lvlOverride w:ilvl="6">
+      <w:startOverride w:val="1"/>
+    </w:lvlOverride>
+    <w:lvlOverride w:ilvl="7">
+      <w:startOverride w:val="1"/>
+    </w:lvlOverride>
+    <w:lvlOverride w:ilvl="8">
+      <w:startOverride w:val="1"/>
+    </w:lvlOverride>
+  </w:num>
+  <w:num w:numId="1036">
+    <w:abstractNumId w:val="99431"/>
+    <w:lvlOverride w:ilvl="0">
+      <w:startOverride w:val="1"/>
+    </w:lvlOverride>
+    <w:lvlOverride w:ilvl="1">
+      <w:startOverride w:val="1"/>
+    </w:lvlOverride>
+    <w:lvlOverride w:ilvl="2">
+      <w:startOverride w:val="1"/>
+    </w:lvlOverride>
+    <w:lvlOverride w:ilvl="3">
+      <w:startOverride w:val="1"/>
+    </w:lvlOverride>
+    <w:lvlOverride w:ilvl="4">
+      <w:startOverride w:val="1"/>
+    </w:lvlOverride>
+    <w:lvlOverride w:ilvl="5">
+      <w:startOverride w:val="1"/>
+    </w:lvlOverride>
+    <w:lvlOverride w:ilvl="6">
+      <w:startOverride w:val="1"/>
+    </w:lvlOverride>
+    <w:lvlOverride w:ilvl="7">
+      <w:startOverride w:val="1"/>
+    </w:lvlOverride>
+    <w:lvlOverride w:ilvl="8">
+      <w:startOverride w:val="1"/>
+    </w:lvlOverride>
+  </w:num>
+  <w:num w:numId="1037">
+    <w:abstractNumId w:val="99431"/>
+    <w:lvlOverride w:ilvl="0">
+      <w:startOverride w:val="1"/>
+    </w:lvlOverride>
+    <w:lvlOverride w:ilvl="1">
+      <w:startOverride w:val="1"/>
+    </w:lvlOverride>
+    <w:lvlOverride w:ilvl="2">
+      <w:startOverride w:val="1"/>
+    </w:lvlOverride>
+    <w:lvlOverride w:ilvl="3">
+      <w:startOverride w:val="1"/>
+    </w:lvlOverride>
+    <w:lvlOverride w:ilvl="4">
+      <w:startOverride w:val="1"/>
+    </w:lvlOverride>
+    <w:lvlOverride w:ilvl="5">
+      <w:startOverride w:val="1"/>
+    </w:lvlOverride>
+    <w:lvlOverride w:ilvl="6">
+      <w:startOverride w:val="1"/>
+    </w:lvlOverride>
+    <w:lvlOverride w:ilvl="7">
+      <w:startOverride w:val="1"/>
+    </w:lvlOverride>
+    <w:lvlOverride w:ilvl="8">
+      <w:startOverride w:val="1"/>
+    </w:lvlOverride>
+  </w:num>
+  <w:num w:numId="1038">
+    <w:abstractNumId w:val="99433"/>
+    <w:lvlOverride w:ilvl="0">
+      <w:startOverride w:val="3"/>
+    </w:lvlOverride>
+    <w:lvlOverride w:ilvl="1">
+      <w:startOverride w:val="3"/>
+    </w:lvlOverride>
+    <w:lvlOverride w:ilvl="2">
+      <w:startOverride w:val="3"/>
+    </w:lvlOverride>
+    <w:lvlOverride w:ilvl="3">
+      <w:startOverride w:val="3"/>
+    </w:lvlOverride>
+    <w:lvlOverride w:ilvl="4">
+      <w:startOverride w:val="3"/>
+    </w:lvlOverride>
+    <w:lvlOverride w:ilvl="5">
+      <w:startOverride w:val="3"/>
+    </w:lvlOverride>
+    <w:lvlOverride w:ilvl="6">
+      <w:startOverride w:val="3"/>
+    </w:lvlOverride>
+    <w:lvlOverride w:ilvl="7">
+      <w:startOverride w:val="3"/>
+    </w:lvlOverride>
+    <w:lvlOverride w:ilvl="8">
+      <w:startOverride w:val="3"/>
+    </w:lvlOverride>
   </w:num>
 </w:numbering>
 </file>

--- a/00-首页/题组Word/第一轮·综合套卷/第一轮综合卷10（教师版）.docx
+++ b/00-首页/题组Word/第一轮·综合套卷/第一轮综合卷10（教师版）.docx
@@ -1187,16 +1187,6 @@
         </w:pict>
       </w:r>
     </w:p>
-    <w:p>
-      <w:pPr>
-        <w:spacing w:before="160" w:after="80"/>
-      </w:pPr>
-      <w:r>
-        <w:pict>
-          <v:rect style="width:0;height:1.5pt" o:hralign="center" o:hrstd="t" o:hr="t"/>
-        </w:pict>
-      </w:r>
-    </w:p>
     <w:bookmarkEnd w:id="10"/>
     <w:bookmarkStart w:id="11" w:name="第2题"/>
     <w:p>
@@ -1431,16 +1421,6 @@
           <w:bCs/>
         </w:rPr>
         <w:t>：B</w:t>
-      </w:r>
-    </w:p>
-    <w:p>
-      <w:pPr>
-        <w:spacing w:before="160" w:after="80"/>
-      </w:pPr>
-      <w:r>
-        <w:pict>
-          <v:rect style="width:0;height:1.5pt" o:hralign="center" o:hrstd="t" o:hr="t"/>
-        </w:pict>
       </w:r>
     </w:p>
     <w:p>
@@ -1703,16 +1683,6 @@
         </w:pict>
       </w:r>
     </w:p>
-    <w:p>
-      <w:pPr>
-        <w:spacing w:before="160" w:after="80"/>
-      </w:pPr>
-      <w:r>
-        <w:pict>
-          <v:rect style="width:0;height:1.5pt" o:hralign="center" o:hrstd="t" o:hr="t"/>
-        </w:pict>
-      </w:r>
-    </w:p>
     <w:bookmarkEnd w:id="12"/>
     <w:bookmarkStart w:id="13" w:name="第4题"/>
     <w:p>
@@ -1905,16 +1875,6 @@
           <w:bCs/>
         </w:rPr>
         <w:t>：AB</w:t>
-      </w:r>
-    </w:p>
-    <w:p>
-      <w:pPr>
-        <w:spacing w:before="160" w:after="80"/>
-      </w:pPr>
-      <w:r>
-        <w:pict>
-          <v:rect style="width:0;height:1.5pt" o:hralign="center" o:hrstd="t" o:hr="t"/>
-        </w:pict>
       </w:r>
     </w:p>
     <w:p>
@@ -2287,16 +2247,6 @@
           <w:bCs/>
         </w:rPr>
         <w:t>：D</w:t>
-      </w:r>
-    </w:p>
-    <w:p>
-      <w:pPr>
-        <w:spacing w:before="160" w:after="80"/>
-      </w:pPr>
-      <w:r>
-        <w:pict>
-          <v:rect style="width:0;height:1.5pt" o:hralign="center" o:hrstd="t" o:hr="t"/>
-        </w:pict>
       </w:r>
     </w:p>
     <w:p>
@@ -3131,16 +3081,6 @@
           <m:t>O</m:t>
         </m:r>
       </m:oMath>
-    </w:p>
-    <w:p>
-      <w:pPr>
-        <w:spacing w:before="160" w:after="80"/>
-      </w:pPr>
-      <w:r>
-        <w:pict>
-          <v:rect style="width:0;height:1.5pt" o:hralign="center" o:hrstd="t" o:hr="t"/>
-        </w:pict>
-      </w:r>
     </w:p>
     <w:p>
       <w:pPr>
@@ -4458,16 +4398,6 @@
           <w:rFonts w:hint="eastAsia" w:ascii="Times New Roman" w:hAnsi="Times New Roman" w:eastAsia="Times New Roman" w:cs="Times New Roman"/>
         </w:rPr>
         <w:t>。</w:t>
-      </w:r>
-    </w:p>
-    <w:p>
-      <w:pPr>
-        <w:spacing w:before="160" w:after="80"/>
-      </w:pPr>
-      <w:r>
-        <w:pict>
-          <v:rect style="width:0;height:1.5pt" o:hralign="center" o:hrstd="t" o:hr="t"/>
-        </w:pict>
       </w:r>
     </w:p>
     <w:p>
@@ -6384,16 +6314,6 @@
         </w:pict>
       </w:r>
     </w:p>
-    <w:p>
-      <w:pPr>
-        <w:spacing w:before="160" w:after="80"/>
-      </w:pPr>
-      <w:r>
-        <w:pict>
-          <v:rect style="width:0;height:1.5pt" o:hralign="center" o:hrstd="t" o:hr="t"/>
-        </w:pict>
-      </w:r>
-    </w:p>
     <w:bookmarkEnd w:id="20"/>
     <w:bookmarkStart w:id="24" w:name="第9题"/>
     <w:p>
@@ -7341,16 +7261,6 @@
         </w:pict>
       </w:r>
     </w:p>
-    <w:p>
-      <w:pPr>
-        <w:spacing w:before="160" w:after="80"/>
-      </w:pPr>
-      <w:r>
-        <w:pict>
-          <v:rect style="width:0;height:1.5pt" o:hralign="center" o:hrstd="t" o:hr="t"/>
-        </w:pict>
-      </w:r>
-    </w:p>
     <w:bookmarkEnd w:id="24"/>
     <w:bookmarkStart w:id="28" w:name="第10题"/>
     <w:p>
@@ -8566,16 +8476,6 @@
           <w:rFonts w:ascii="Times New Roman" w:hAnsi="Times New Roman" w:eastAsia="Times New Roman" w:cs="Times New Roman"/>
         </w:rPr>
         <w:t xml:space="preserve"> 0.881, 0.881)。</w:t>
-      </w:r>
-    </w:p>
-    <w:p>
-      <w:pPr>
-        <w:spacing w:before="160" w:after="80"/>
-      </w:pPr>
-      <w:r>
-        <w:pict>
-          <v:rect style="width:0;height:1.5pt" o:hralign="center" o:hrstd="t" o:hr="t"/>
-        </w:pict>
       </w:r>
     </w:p>
     <w:p>
@@ -11560,16 +11460,6 @@
         </w:pict>
       </w:r>
     </w:p>
-    <w:p>
-      <w:pPr>
-        <w:spacing w:before="160" w:after="80"/>
-      </w:pPr>
-      <w:r>
-        <w:pict>
-          <v:rect style="width:0;height:1.5pt" o:hralign="center" o:hrstd="t" o:hr="t"/>
-        </w:pict>
-      </w:r>
-    </w:p>
     <w:bookmarkEnd w:id="32"/>
     <w:bookmarkStart w:id="36" w:name="第12题"/>
     <w:p>
@@ -12031,6 +11921,20 @@
         </w:rPr>
         <w:t xml:space="preserve"> </w:t>
       </w:r>
+      <w:r>
+        <w:rPr>
+          <w:rFonts w:ascii="Times New Roman" w:hAnsi="Times New Roman" w:eastAsia="Times New Roman" w:cs="Times New Roman"/>
+          <w:b/>
+          <w:bCs/>
+        </w:rPr>
+        <w:t xml:space="preserve">(1)</w:t>
+      </w:r>
+      <w:r>
+        <w:rPr>
+          <w:rFonts w:ascii="Times New Roman" w:hAnsi="Times New Roman" w:eastAsia="Times New Roman" w:cs="Times New Roman"/>
+        </w:rPr>
+        <w:t xml:space="preserve"> </w:t>
+      </w:r>
       <m:oMath>
         <m:oMathPr>
           <m:ctrlPr>
@@ -12040,18 +11944,6 @@
             </w:rPr>
           </m:ctrlPr>
         </m:oMathPr>
-        <m:r>
-          <m:t>72</m:t>
-        </m:r>
-        <m:r>
-          <m:rPr>
-            <m:sty m:val="p"/>
-          </m:rPr>
-          <m:t>−</m:t>
-        </m:r>
-        <m:r>
-          <m:t>1</m:t>
-        </m:r>
         <m:sSub>
           <m:e>
             <m:r>
@@ -12330,16 +12222,6 @@
           <w:rFonts w:ascii="Times New Roman" w:hAnsi="Times New Roman" w:eastAsia="Times New Roman" w:cs="Times New Roman"/>
         </w:rPr>
         <w:t xml:space="preserve">。</w:t>
-      </w:r>
-    </w:p>
-    <w:p>
-      <w:pPr>
-        <w:spacing w:before="160" w:after="80"/>
-      </w:pPr>
-      <w:r>
-        <w:pict>
-          <v:rect style="width:0;height:1.5pt" o:hralign="center" o:hrstd="t" o:hr="t"/>
-        </w:pict>
       </w:r>
     </w:p>
     <w:p>
@@ -13422,16 +13304,6 @@
         </w:pict>
       </w:r>
     </w:p>
-    <w:p>
-      <w:pPr>
-        <w:spacing w:before="160" w:after="80"/>
-      </w:pPr>
-      <w:r>
-        <w:pict>
-          <v:rect style="width:0;height:1.5pt" o:hralign="center" o:hrstd="t" o:hr="t"/>
-        </w:pict>
-      </w:r>
-    </w:p>
     <w:bookmarkEnd w:id="40"/>
     <w:bookmarkStart w:id="44" w:name="第14题"/>
     <w:p>
@@ -14269,16 +14141,6 @@
         </w:pict>
       </w:r>
     </w:p>
-    <w:p>
-      <w:pPr>
-        <w:spacing w:before="160" w:after="80"/>
-      </w:pPr>
-      <w:r>
-        <w:pict>
-          <v:rect style="width:0;height:1.5pt" o:hralign="center" o:hrstd="t" o:hr="t"/>
-        </w:pict>
-      </w:r>
-    </w:p>
     <w:bookmarkEnd w:id="44"/>
     <w:bookmarkStart w:id="45" w:name="第15题"/>
     <w:p>
@@ -14829,16 +14691,6 @@
           <w:rFonts w:ascii="Times New Roman" w:hAnsi="Times New Roman" w:eastAsia="Times New Roman" w:cs="Times New Roman"/>
         </w:rPr>
         <w:t xml:space="preserve"> Co。</w:t>
-      </w:r>
-    </w:p>
-    <w:p>
-      <w:pPr>
-        <w:spacing w:before="160" w:after="80"/>
-      </w:pPr>
-      <w:r>
-        <w:pict>
-          <v:rect style="width:0;height:1.5pt" o:hralign="center" o:hrstd="t" o:hr="t"/>
-        </w:pict>
       </w:r>
     </w:p>
     <w:p>
@@ -16536,16 +16388,6 @@
         </w:pict>
       </w:r>
     </w:p>
-    <w:p>
-      <w:pPr>
-        <w:spacing w:before="160" w:after="80"/>
-      </w:pPr>
-      <w:r>
-        <w:pict>
-          <v:rect style="width:0;height:1.5pt" o:hralign="center" o:hrstd="t" o:hr="t"/>
-        </w:pict>
-      </w:r>
-    </w:p>
     <w:bookmarkEnd w:id="46"/>
     <w:bookmarkStart w:id="47" w:name="第17题"/>
     <w:p>
@@ -17162,16 +17004,6 @@
           <w:bCs/>
         </w:rPr>
         <w:t>：C</w:t>
-      </w:r>
-    </w:p>
-    <w:p>
-      <w:pPr>
-        <w:spacing w:before="160" w:after="80"/>
-      </w:pPr>
-      <w:r>
-        <w:pict>
-          <v:rect style="width:0;height:1.5pt" o:hralign="center" o:hrstd="t" o:hr="t"/>
-        </w:pict>
       </w:r>
     </w:p>
     <w:p>
@@ -17643,16 +17475,6 @@
           <w:bCs/>
         </w:rPr>
         <w:t>：D</w:t>
-      </w:r>
-    </w:p>
-    <w:p>
-      <w:pPr>
-        <w:spacing w:before="160" w:after="80"/>
-      </w:pPr>
-      <w:r>
-        <w:pict>
-          <v:rect style="width:0;height:1.5pt" o:hralign="center" o:hrstd="t" o:hr="t"/>
-        </w:pict>
       </w:r>
     </w:p>
     <w:p>
@@ -17885,16 +17707,6 @@
         </w:pict>
       </w:r>
     </w:p>
-    <w:p>
-      <w:pPr>
-        <w:spacing w:before="160" w:after="80"/>
-      </w:pPr>
-      <w:r>
-        <w:pict>
-          <v:rect style="width:0;height:1.5pt" o:hralign="center" o:hrstd="t" o:hr="t"/>
-        </w:pict>
-      </w:r>
-    </w:p>
     <w:bookmarkEnd w:id="52"/>
     <w:bookmarkStart w:id="56" w:name="第20题"/>
     <w:p>
@@ -18201,16 +18013,6 @@
         </w:pict>
       </w:r>
     </w:p>
-    <w:p>
-      <w:pPr>
-        <w:spacing w:before="160" w:after="80"/>
-      </w:pPr>
-      <w:r>
-        <w:pict>
-          <v:rect style="width:0;height:1.5pt" o:hralign="center" o:hrstd="t" o:hr="t"/>
-        </w:pict>
-      </w:r>
-    </w:p>
     <w:bookmarkEnd w:id="56"/>
     <w:bookmarkStart w:id="57" w:name="第21题"/>
     <w:p>
@@ -18961,16 +18763,6 @@
           <w:bCs/>
         </w:rPr>
         <w:t>：ABD</w:t>
-      </w:r>
-    </w:p>
-    <w:p>
-      <w:pPr>
-        <w:spacing w:before="160" w:after="80"/>
-      </w:pPr>
-      <w:r>
-        <w:pict>
-          <v:rect style="width:0;height:1.5pt" o:hralign="center" o:hrstd="t" o:hr="t"/>
-        </w:pict>
       </w:r>
     </w:p>
     <w:p>
@@ -19471,16 +19263,6 @@
         </w:pict>
       </w:r>
     </w:p>
-    <w:p>
-      <w:pPr>
-        <w:spacing w:before="160" w:after="80"/>
-      </w:pPr>
-      <w:r>
-        <w:pict>
-          <v:rect style="width:0;height:1.5pt" o:hralign="center" o:hrstd="t" o:hr="t"/>
-        </w:pict>
-      </w:r>
-    </w:p>
     <w:bookmarkEnd w:id="58"/>
     <w:bookmarkStart w:id="81" w:name="第23题"/>
     <w:p>
@@ -22629,16 +22411,6 @@
         </w:pict>
       </w:r>
     </w:p>
-    <w:p>
-      <w:pPr>
-        <w:spacing w:before="160" w:after="80"/>
-      </w:pPr>
-      <w:r>
-        <w:pict>
-          <v:rect style="width:0;height:1.5pt" o:hralign="center" o:hrstd="t" o:hr="t"/>
-        </w:pict>
-      </w:r>
-    </w:p>
     <w:bookmarkEnd w:id="81"/>
     <w:bookmarkStart w:id="85" w:name="第24题"/>
     <w:p>
@@ -26053,16 +25825,6 @@
           <w:rFonts w:ascii="Times New Roman" w:hAnsi="Times New Roman" w:eastAsia="Times New Roman" w:cs="Times New Roman"/>
         </w:rPr>
         <w:t xml:space="preserve">1.61</w:t>
-      </w:r>
-    </w:p>
-    <w:p>
-      <w:pPr>
-        <w:spacing w:before="160" w:after="80"/>
-      </w:pPr>
-      <w:r>
-        <w:pict>
-          <v:rect style="width:0;height:1.5pt" o:hralign="center" o:hrstd="t" o:hr="t"/>
-        </w:pict>
       </w:r>
     </w:p>
     <w:p>
@@ -28221,16 +27983,6 @@
           </m:sSup>
         </m:oMath>
       </m:oMathPara>
-    </w:p>
-    <w:p>
-      <w:pPr>
-        <w:spacing w:before="160" w:after="80"/>
-      </w:pPr>
-      <w:r>
-        <w:pict>
-          <v:rect style="width:0;height:1.5pt" o:hralign="center" o:hrstd="t" o:hr="t"/>
-        </w:pict>
-      </w:r>
     </w:p>
     <w:p>
       <w:pPr>
@@ -31471,16 +31223,6 @@
           <m:t>K</m:t>
         </m:r>
       </m:oMath>
-    </w:p>
-    <w:p>
-      <w:pPr>
-        <w:spacing w:before="160" w:after="80"/>
-      </w:pPr>
-      <w:r>
-        <w:pict>
-          <v:rect style="width:0;height:1.5pt" o:hralign="center" o:hrstd="t" o:hr="t"/>
-        </w:pict>
-      </w:r>
     </w:p>
     <w:p>
       <w:pPr>

--- a/00-首页/题组Word/第一轮·综合套卷/第一轮综合卷10（教师版）.docx
+++ b/00-首页/题组Word/第一轮·综合套卷/第一轮综合卷10（教师版）.docx
@@ -2,7 +2,7 @@
 <file path=word/document.xml><?xml version="1.0" encoding="utf-8"?>
 <w:document xmlns:w="http://schemas.openxmlformats.org/wordprocessingml/2006/main" xmlns:m="http://schemas.openxmlformats.org/officeDocument/2006/math" xmlns:r="http://schemas.openxmlformats.org/officeDocument/2006/relationships" xmlns:o="urn:schemas-microsoft-com:office:office" xmlns:v="urn:schemas-microsoft-com:vml" xmlns:w10="urn:schemas-microsoft-com:office:word" xmlns:a="http://schemas.openxmlformats.org/drawingml/2006/main" xmlns:pic="http://schemas.openxmlformats.org/drawingml/2006/picture" xmlns:wp="http://schemas.openxmlformats.org/drawingml/2006/wordprocessingDrawing">
   <w:body>
-    <w:bookmarkStart w:id="89" w:name="第一轮综合练习-第10卷"/>
+    <w:bookmarkStart w:id="86" w:name="第一轮综合练习-第10卷"/>
     <w:p>
       <w:pPr>
         <w:pStyle w:val="Heading1"/>
@@ -567,7 +567,7 @@
       </w:r>
     </w:p>
     <w:bookmarkEnd w:id="9"/>
-    <w:bookmarkStart w:id="88" w:name="题目"/>
+    <w:bookmarkStart w:id="85" w:name="题目"/>
     <w:p>
       <w:pPr>
         <w:pStyle w:val="Heading2"/>
@@ -13305,7 +13305,7 @@
       </w:r>
     </w:p>
     <w:bookmarkEnd w:id="40"/>
-    <w:bookmarkStart w:id="44" w:name="第14题"/>
+    <w:bookmarkStart w:id="41" w:name="第14题"/>
     <w:p>
       <w:pPr>
         <w:pStyle w:val="Heading3"/>
@@ -13873,58 +13873,6 @@
     <w:p>
       <w:pPr>
         <w:pStyle w:val="BodyText"/>
-        <w:spacing w:before="160" w:after="80"/>
-        <w:jc w:val="center"/>
-      </w:pPr>
-      <w:r>
-        <w:rPr>
-          <w:rFonts w:ascii="Times New Roman" w:hAnsi="Times New Roman" w:eastAsia="Times New Roman" w:cs="Times New Roman"/>
-        </w:rPr>
-        <w:drawing>
-          <wp:inline>
-            <wp:extent cx="3600000" cy="2308332"/>
-            <wp:effectExtent b="0" l="0" r="0" t="0"/>
-            <wp:docPr descr="" title="" id="42" name="Picture"/>
-            <a:graphic>
-              <a:graphicData uri="http://schemas.openxmlformats.org/drawingml/2006/picture">
-                <pic:pic>
-                  <pic:nvPicPr>
-                    <pic:cNvPr descr="7937fa3a4ad6d5d9124ba067bca2710abd9c4ab591c0e70741f298f0452bda78.png" id="43" name="Picture"/>
-                    <pic:cNvPicPr>
-                      <a:picLocks noChangeArrowheads="1" noChangeAspect="1"/>
-                    </pic:cNvPicPr>
-                  </pic:nvPicPr>
-                  <pic:blipFill>
-                    <a:blip r:embed="rId41"/>
-                    <a:stretch>
-                      <a:fillRect/>
-                    </a:stretch>
-                  </pic:blipFill>
-                  <pic:spPr bwMode="auto">
-                    <a:xfrm>
-                      <a:off x="0" y="0"/>
-                      <a:ext cx="3600000" cy="2308332"/>
-                    </a:xfrm>
-                    <a:prstGeom prst="rect">
-                      <a:avLst/>
-                    </a:prstGeom>
-                    <a:noFill/>
-                    <a:ln w="9525">
-                      <a:noFill/>
-                      <a:headEnd/>
-                      <a:tailEnd/>
-                    </a:ln>
-                  </pic:spPr>
-                </pic:pic>
-              </a:graphicData>
-            </a:graphic>
-          </wp:inline>
-        </w:drawing>
-      </w:r>
-    </w:p>
-    <w:p>
-      <w:pPr>
-        <w:pStyle w:val="BodyText"/>
         <w:ind w:firstLine="420"/>
       </w:pPr>
       <w:r>
@@ -14141,8 +14089,8 @@
         </w:pict>
       </w:r>
     </w:p>
-    <w:bookmarkEnd w:id="44"/>
-    <w:bookmarkStart w:id="45" w:name="第15题"/>
+    <w:bookmarkEnd w:id="41"/>
+    <w:bookmarkStart w:id="42" w:name="第15题"/>
     <w:p>
       <w:pPr>
         <w:pStyle w:val="Heading3"/>
@@ -14703,8 +14651,8 @@
         </w:pict>
       </w:r>
     </w:p>
-    <w:bookmarkEnd w:id="45"/>
-    <w:bookmarkStart w:id="46" w:name="第16题"/>
+    <w:bookmarkEnd w:id="42"/>
+    <w:bookmarkStart w:id="43" w:name="第16题"/>
     <w:p>
       <w:pPr>
         <w:pStyle w:val="Heading3"/>
@@ -16388,8 +16336,8 @@
         </w:pict>
       </w:r>
     </w:p>
-    <w:bookmarkEnd w:id="46"/>
-    <w:bookmarkStart w:id="47" w:name="第17题"/>
+    <w:bookmarkEnd w:id="43"/>
+    <w:bookmarkStart w:id="44" w:name="第17题"/>
     <w:p>
       <w:pPr>
         <w:pStyle w:val="Heading3"/>
@@ -17016,8 +16964,8 @@
         </w:pict>
       </w:r>
     </w:p>
-    <w:bookmarkEnd w:id="47"/>
-    <w:bookmarkStart w:id="48" w:name="第18题"/>
+    <w:bookmarkEnd w:id="44"/>
+    <w:bookmarkStart w:id="45" w:name="第18题"/>
     <w:p>
       <w:pPr>
         <w:pStyle w:val="Heading3"/>
@@ -17487,8 +17435,8 @@
         </w:pict>
       </w:r>
     </w:p>
-    <w:bookmarkEnd w:id="48"/>
-    <w:bookmarkStart w:id="52" w:name="第19题"/>
+    <w:bookmarkEnd w:id="45"/>
+    <w:bookmarkStart w:id="49" w:name="第19题"/>
     <w:p>
       <w:pPr>
         <w:pStyle w:val="Heading3"/>
@@ -17617,18 +17565,18 @@
           <wp:inline>
             <wp:extent cx="3600000" cy="620095"/>
             <wp:effectExtent b="0" l="0" r="0" t="0"/>
-            <wp:docPr descr="" title="" id="50" name="Picture"/>
+            <wp:docPr descr="" title="" id="47" name="Picture"/>
             <a:graphic>
               <a:graphicData uri="http://schemas.openxmlformats.org/drawingml/2006/picture">
                 <pic:pic>
                   <pic:nvPicPr>
-                    <pic:cNvPr descr="d8bf4fdb2df7f2e4.png" id="51" name="Picture"/>
+                    <pic:cNvPr descr="d8bf4fdb2df7f2e4.png" id="48" name="Picture"/>
                     <pic:cNvPicPr>
                       <a:picLocks noChangeArrowheads="1" noChangeAspect="1"/>
                     </pic:cNvPicPr>
                   </pic:nvPicPr>
                   <pic:blipFill>
-                    <a:blip r:embed="rId49"/>
+                    <a:blip r:embed="rId46"/>
                     <a:stretch>
                       <a:fillRect/>
                     </a:stretch>
@@ -17707,8 +17655,8 @@
         </w:pict>
       </w:r>
     </w:p>
-    <w:bookmarkEnd w:id="52"/>
-    <w:bookmarkStart w:id="56" w:name="第20题"/>
+    <w:bookmarkEnd w:id="49"/>
+    <w:bookmarkStart w:id="53" w:name="第20题"/>
     <w:p>
       <w:pPr>
         <w:pStyle w:val="Heading3"/>
@@ -17863,18 +17811,18 @@
           <wp:inline>
             <wp:extent cx="3600000" cy="485800"/>
             <wp:effectExtent b="0" l="0" r="0" t="0"/>
-            <wp:docPr descr="" title="" id="54" name="Picture"/>
+            <wp:docPr descr="" title="" id="51" name="Picture"/>
             <a:graphic>
               <a:graphicData uri="http://schemas.openxmlformats.org/drawingml/2006/picture">
                 <pic:pic>
                   <pic:nvPicPr>
-                    <pic:cNvPr descr="aaafca704bbc0068.png" id="55" name="Picture"/>
+                    <pic:cNvPr descr="aaafca704bbc0068.png" id="52" name="Picture"/>
                     <pic:cNvPicPr>
                       <a:picLocks noChangeArrowheads="1" noChangeAspect="1"/>
                     </pic:cNvPicPr>
                   </pic:nvPicPr>
                   <pic:blipFill>
-                    <a:blip r:embed="rId53"/>
+                    <a:blip r:embed="rId50"/>
                     <a:stretch>
                       <a:fillRect/>
                     </a:stretch>
@@ -18013,8 +17961,8 @@
         </w:pict>
       </w:r>
     </w:p>
-    <w:bookmarkEnd w:id="56"/>
-    <w:bookmarkStart w:id="57" w:name="第21题"/>
+    <w:bookmarkEnd w:id="53"/>
+    <w:bookmarkStart w:id="54" w:name="第21题"/>
     <w:p>
       <w:pPr>
         <w:pStyle w:val="Heading3"/>
@@ -18775,8 +18723,8 @@
         </w:pict>
       </w:r>
     </w:p>
-    <w:bookmarkEnd w:id="57"/>
-    <w:bookmarkStart w:id="58" w:name="第22题"/>
+    <w:bookmarkEnd w:id="54"/>
+    <w:bookmarkStart w:id="55" w:name="第22题"/>
     <w:p>
       <w:pPr>
         <w:pStyle w:val="Heading3"/>
@@ -19263,8 +19211,8 @@
         </w:pict>
       </w:r>
     </w:p>
-    <w:bookmarkEnd w:id="58"/>
-    <w:bookmarkStart w:id="81" w:name="第23题"/>
+    <w:bookmarkEnd w:id="55"/>
+    <w:bookmarkStart w:id="78" w:name="第23题"/>
     <w:p>
       <w:pPr>
         <w:pStyle w:val="Heading3"/>
@@ -20165,18 +20113,18 @@
           <wp:inline>
             <wp:extent cx="3600000" cy="2728922"/>
             <wp:effectExtent b="0" l="0" r="0" t="0"/>
-            <wp:docPr descr="" title="" id="60" name="Picture"/>
+            <wp:docPr descr="" title="" id="57" name="Picture"/>
             <a:graphic>
               <a:graphicData uri="http://schemas.openxmlformats.org/drawingml/2006/picture">
                 <pic:pic>
                   <pic:nvPicPr>
-                    <pic:cNvPr descr="952661dee8099e39bf04f9c9debe66a7b2ec97d8f9565a5f6e0575f1d156db58.jpg" id="61" name="Picture"/>
+                    <pic:cNvPr descr="952661dee8099e39bf04f9c9debe66a7b2ec97d8f9565a5f6e0575f1d156db58.jpg" id="58" name="Picture"/>
                     <pic:cNvPicPr>
                       <a:picLocks noChangeArrowheads="1" noChangeAspect="1"/>
                     </pic:cNvPicPr>
                   </pic:nvPicPr>
                   <pic:blipFill>
-                    <a:blip r:embed="rId59"/>
+                    <a:blip r:embed="rId56"/>
                     <a:stretch>
                       <a:fillRect/>
                     </a:stretch>
@@ -20235,18 +20183,18 @@
           <wp:inline>
             <wp:extent cx="3600000" cy="2524507"/>
             <wp:effectExtent b="0" l="0" r="0" t="0"/>
-            <wp:docPr descr="" title="" id="63" name="Picture"/>
+            <wp:docPr descr="" title="" id="60" name="Picture"/>
             <a:graphic>
               <a:graphicData uri="http://schemas.openxmlformats.org/drawingml/2006/picture">
                 <pic:pic>
                   <pic:nvPicPr>
-                    <pic:cNvPr descr="8db15456f4d8aa0963323da38ea247dd3c097e3123975177969c68d653bdb4d4.jpg" id="64" name="Picture"/>
+                    <pic:cNvPr descr="8db15456f4d8aa0963323da38ea247dd3c097e3123975177969c68d653bdb4d4.jpg" id="61" name="Picture"/>
                     <pic:cNvPicPr>
                       <a:picLocks noChangeArrowheads="1" noChangeAspect="1"/>
                     </pic:cNvPicPr>
                   </pic:nvPicPr>
                   <pic:blipFill>
-                    <a:blip r:embed="rId62"/>
+                    <a:blip r:embed="rId59"/>
                     <a:stretch>
                       <a:fillRect/>
                     </a:stretch>
@@ -20696,18 +20644,18 @@
           <wp:inline>
             <wp:extent cx="2933700" cy="2514600"/>
             <wp:effectExtent b="0" l="0" r="0" t="0"/>
-            <wp:docPr descr="" title="" id="66" name="Picture"/>
+            <wp:docPr descr="" title="" id="63" name="Picture"/>
             <a:graphic>
               <a:graphicData uri="http://schemas.openxmlformats.org/drawingml/2006/picture">
                 <pic:pic>
                   <pic:nvPicPr>
-                    <pic:cNvPr descr="1bfd373a79bf714f91eaa16b350a8a8a23c440640aa3176dfdee179642016aa2.jpg" id="67" name="Picture"/>
+                    <pic:cNvPr descr="1bfd373a79bf714f91eaa16b350a8a8a23c440640aa3176dfdee179642016aa2.jpg" id="64" name="Picture"/>
                     <pic:cNvPicPr>
                       <a:picLocks noChangeArrowheads="1" noChangeAspect="1"/>
                     </pic:cNvPicPr>
                   </pic:nvPicPr>
                   <pic:blipFill>
-                    <a:blip r:embed="rId65"/>
+                    <a:blip r:embed="rId62"/>
                     <a:stretch>
                       <a:fillRect/>
                     </a:stretch>
@@ -20905,18 +20853,18 @@
           <wp:inline>
             <wp:extent cx="3365500" cy="2413000"/>
             <wp:effectExtent b="0" l="0" r="0" t="0"/>
-            <wp:docPr descr="" title="" id="69" name="Picture"/>
+            <wp:docPr descr="" title="" id="66" name="Picture"/>
             <a:graphic>
               <a:graphicData uri="http://schemas.openxmlformats.org/drawingml/2006/picture">
                 <pic:pic>
                   <pic:nvPicPr>
-                    <pic:cNvPr descr="2f20eb5c50b41f13edacdbbb2e3cdb852b0425d71577dd385320fdfe62b7662f.jpg" id="70" name="Picture"/>
+                    <pic:cNvPr descr="2f20eb5c50b41f13edacdbbb2e3cdb852b0425d71577dd385320fdfe62b7662f.jpg" id="67" name="Picture"/>
                     <pic:cNvPicPr>
                       <a:picLocks noChangeArrowheads="1" noChangeAspect="1"/>
                     </pic:cNvPicPr>
                   </pic:nvPicPr>
                   <pic:blipFill>
-                    <a:blip r:embed="rId68"/>
+                    <a:blip r:embed="rId65"/>
                     <a:stretch>
                       <a:fillRect/>
                     </a:stretch>
@@ -21562,18 +21510,18 @@
           <wp:inline>
             <wp:extent cx="2768600" cy="2336800"/>
             <wp:effectExtent b="0" l="0" r="0" t="0"/>
-            <wp:docPr descr="" title="" id="72" name="Picture"/>
+            <wp:docPr descr="" title="" id="69" name="Picture"/>
             <a:graphic>
               <a:graphicData uri="http://schemas.openxmlformats.org/drawingml/2006/picture">
                 <pic:pic>
                   <pic:nvPicPr>
-                    <pic:cNvPr descr="66b15ede2de7d60c6b6a26b8ef3b5b0761aa91ae01d7b3b661ed5a893ed3da03.jpg" id="73" name="Picture"/>
+                    <pic:cNvPr descr="66b15ede2de7d60c6b6a26b8ef3b5b0761aa91ae01d7b3b661ed5a893ed3da03.jpg" id="70" name="Picture"/>
                     <pic:cNvPicPr>
                       <a:picLocks noChangeArrowheads="1" noChangeAspect="1"/>
                     </pic:cNvPicPr>
                   </pic:nvPicPr>
                   <pic:blipFill>
-                    <a:blip r:embed="rId71"/>
+                    <a:blip r:embed="rId68"/>
                     <a:stretch>
                       <a:fillRect/>
                     </a:stretch>
@@ -21626,18 +21574,18 @@
           <wp:inline>
             <wp:extent cx="3086100" cy="2667000"/>
             <wp:effectExtent b="0" l="0" r="0" t="0"/>
-            <wp:docPr descr="" title="" id="75" name="Picture"/>
+            <wp:docPr descr="" title="" id="72" name="Picture"/>
             <a:graphic>
               <a:graphicData uri="http://schemas.openxmlformats.org/drawingml/2006/picture">
                 <pic:pic>
                   <pic:nvPicPr>
-                    <pic:cNvPr descr="3236420beb0f393e6106712c900dff9782b66c3bf7c20ba9aa6d9c0786e0fda1.jpg" id="76" name="Picture"/>
+                    <pic:cNvPr descr="3236420beb0f393e6106712c900dff9782b66c3bf7c20ba9aa6d9c0786e0fda1.jpg" id="73" name="Picture"/>
                     <pic:cNvPicPr>
                       <a:picLocks noChangeArrowheads="1" noChangeAspect="1"/>
                     </pic:cNvPicPr>
                   </pic:nvPicPr>
                   <pic:blipFill>
-                    <a:blip r:embed="rId74"/>
+                    <a:blip r:embed="rId71"/>
                     <a:stretch>
                       <a:fillRect/>
                     </a:stretch>
@@ -21807,18 +21755,18 @@
           <wp:inline>
             <wp:extent cx="2933700" cy="2514600"/>
             <wp:effectExtent b="0" l="0" r="0" t="0"/>
-            <wp:docPr descr="" title="" id="77" name="Picture"/>
+            <wp:docPr descr="" title="" id="74" name="Picture"/>
             <a:graphic>
               <a:graphicData uri="http://schemas.openxmlformats.org/drawingml/2006/picture">
                 <pic:pic>
                   <pic:nvPicPr>
-                    <pic:cNvPr descr="1bfd373a79bf714f91eaa16b350a8a8a23c440640aa3176dfdee179642016aa2.jpg" id="78" name="Picture"/>
+                    <pic:cNvPr descr="1bfd373a79bf714f91eaa16b350a8a8a23c440640aa3176dfdee179642016aa2.jpg" id="75" name="Picture"/>
                     <pic:cNvPicPr>
                       <a:picLocks noChangeArrowheads="1" noChangeAspect="1"/>
                     </pic:cNvPicPr>
                   </pic:nvPicPr>
                   <pic:blipFill>
-                    <a:blip r:embed="rId65"/>
+                    <a:blip r:embed="rId62"/>
                     <a:stretch>
                       <a:fillRect/>
                     </a:stretch>
@@ -22147,18 +22095,18 @@
           <wp:inline>
             <wp:extent cx="3365500" cy="2413000"/>
             <wp:effectExtent b="0" l="0" r="0" t="0"/>
-            <wp:docPr descr="" title="" id="79" name="Picture"/>
+            <wp:docPr descr="" title="" id="76" name="Picture"/>
             <a:graphic>
               <a:graphicData uri="http://schemas.openxmlformats.org/drawingml/2006/picture">
                 <pic:pic>
                   <pic:nvPicPr>
-                    <pic:cNvPr descr="2f20eb5c50b41f13edacdbbb2e3cdb852b0425d71577dd385320fdfe62b7662f.jpg" id="80" name="Picture"/>
+                    <pic:cNvPr descr="2f20eb5c50b41f13edacdbbb2e3cdb852b0425d71577dd385320fdfe62b7662f.jpg" id="77" name="Picture"/>
                     <pic:cNvPicPr>
                       <a:picLocks noChangeArrowheads="1" noChangeAspect="1"/>
                     </pic:cNvPicPr>
                   </pic:nvPicPr>
                   <pic:blipFill>
-                    <a:blip r:embed="rId68"/>
+                    <a:blip r:embed="rId65"/>
                     <a:stretch>
                       <a:fillRect/>
                     </a:stretch>
@@ -22411,8 +22359,8 @@
         </w:pict>
       </w:r>
     </w:p>
-    <w:bookmarkEnd w:id="81"/>
-    <w:bookmarkStart w:id="85" w:name="第24题"/>
+    <w:bookmarkEnd w:id="78"/>
+    <w:bookmarkStart w:id="82" w:name="第24题"/>
     <w:p>
       <w:pPr>
         <w:pStyle w:val="Heading3"/>
@@ -22931,18 +22879,18 @@
           <wp:inline>
             <wp:extent cx="3240000" cy="2849424"/>
             <wp:effectExtent b="0" l="0" r="0" t="0"/>
-            <wp:docPr descr="" title="" id="83" name="Picture"/>
+            <wp:docPr descr="" title="" id="80" name="Picture"/>
             <a:graphic>
               <a:graphicData uri="http://schemas.openxmlformats.org/drawingml/2006/picture">
                 <pic:pic>
                   <pic:nvPicPr>
-                    <pic:cNvPr descr="600e9b2af7e5c23f6010455332addc3451707ba636ce5ea67a7c804b4152f7d1.jpg" id="84" name="Picture"/>
+                    <pic:cNvPr descr="600e9b2af7e5c23f6010455332addc3451707ba636ce5ea67a7c804b4152f7d1.jpg" id="81" name="Picture"/>
                     <pic:cNvPicPr>
                       <a:picLocks noChangeArrowheads="1" noChangeAspect="1"/>
                     </pic:cNvPicPr>
                   </pic:nvPicPr>
                   <pic:blipFill>
-                    <a:blip r:embed="rId82"/>
+                    <a:blip r:embed="rId79"/>
                     <a:stretch>
                       <a:fillRect/>
                     </a:stretch>
@@ -25837,8 +25785,8 @@
         </w:pict>
       </w:r>
     </w:p>
-    <w:bookmarkEnd w:id="85"/>
-    <w:bookmarkStart w:id="86" w:name="第25题"/>
+    <w:bookmarkEnd w:id="82"/>
+    <w:bookmarkStart w:id="83" w:name="第25题"/>
     <w:p>
       <w:pPr>
         <w:pStyle w:val="Heading3"/>
@@ -27994,8 +27942,8 @@
         </w:pict>
       </w:r>
     </w:p>
-    <w:bookmarkEnd w:id="86"/>
-    <w:bookmarkStart w:id="87" w:name="第26题"/>
+    <w:bookmarkEnd w:id="83"/>
+    <w:bookmarkStart w:id="84" w:name="第26题"/>
     <w:p>
       <w:pPr>
         <w:pStyle w:val="Heading3"/>
@@ -31234,9 +31182,9 @@
         </w:pict>
       </w:r>
     </w:p>
-    <w:bookmarkEnd w:id="87"/>
-    <w:bookmarkEnd w:id="88"/>
-    <w:bookmarkEnd w:id="89"/>
+    <w:bookmarkEnd w:id="84"/>
+    <w:bookmarkEnd w:id="85"/>
+    <w:bookmarkEnd w:id="86"/>
     <w:sectPr>
       <w:footerReference w:type="default" r:id="rId9"/>
       <w:footnotePr>
